--- a/Assignment 17.docx
+++ b/Assignment 17.docx
@@ -1175,33 +1175,7 @@
           <w:lang w:eastAsia="en-IN"/>
           <w14:ligatures w14:val="none"/>
         </w:rPr>
-        <w:t xml:space="preserve">Values are displayed in sorted </w:t>
-      </w:r>
-      <w:proofErr w:type="gramStart"/>
-      <w:r>
-        <w:rPr>
-          <w:rFonts w:eastAsia="Times New Roman" w:cstheme="minorHAnsi"/>
-          <w:color w:val="242424"/>
-          <w:kern w:val="0"/>
-          <w:sz w:val="28"/>
-          <w:szCs w:val="28"/>
-          <w:lang w:eastAsia="en-IN"/>
-          <w14:ligatures w14:val="none"/>
-        </w:rPr>
-        <w:t>order(</w:t>
-      </w:r>
-      <w:proofErr w:type="gramEnd"/>
-      <w:r>
-        <w:rPr>
-          <w:rFonts w:eastAsia="Times New Roman" w:cstheme="minorHAnsi"/>
-          <w:color w:val="242424"/>
-          <w:kern w:val="0"/>
-          <w:sz w:val="28"/>
-          <w:szCs w:val="28"/>
-          <w:lang w:eastAsia="en-IN"/>
-          <w14:ligatures w14:val="none"/>
-        </w:rPr>
-        <w:t>Ascending order).</w:t>
+        <w:t>Values are displayed in sorted order(Ascending order).</w:t>
       </w:r>
     </w:p>
     <w:p>
@@ -1636,22 +1610,6 @@
         </w:rPr>
         <w:t>Output.</w:t>
       </w:r>
-    </w:p>
-    <w:p>
-      <w:pPr>
-        <w:spacing w:after="0" w:line="240" w:lineRule="auto"/>
-        <w:rPr>
-          <w:rFonts w:eastAsia="Times New Roman" w:cstheme="minorHAnsi"/>
-          <w:b/>
-          <w:bCs/>
-          <w:color w:val="242424"/>
-          <w:kern w:val="0"/>
-          <w:sz w:val="28"/>
-          <w:szCs w:val="28"/>
-          <w:lang w:eastAsia="en-IN"/>
-          <w14:ligatures w14:val="none"/>
-        </w:rPr>
-      </w:pPr>
     </w:p>
     <w:p>
       <w:pPr>

--- a/Assignment 17.docx
+++ b/Assignment 17.docx
@@ -232,32 +232,45 @@
         </w:rPr>
         <w:t xml:space="preserve">Standard internal table program </w:t>
       </w:r>
-    </w:p>
-    <w:p>
-      <w:pPr>
-        <w:pStyle w:val="ListParagraph"/>
-        <w:numPr>
-          <w:ilvl w:val="0"/>
-          <w:numId w:val="3"/>
-        </w:numPr>
-        <w:spacing w:after="0" w:line="240" w:lineRule="auto"/>
-        <w:rPr>
-          <w:rFonts w:eastAsia="Times New Roman" w:cstheme="minorHAnsi"/>
-          <w:b/>
-          <w:bCs/>
-          <w:color w:val="242424"/>
-          <w:kern w:val="0"/>
-          <w:sz w:val="28"/>
-          <w:szCs w:val="28"/>
-          <w:lang w:eastAsia="en-IN"/>
-          <w14:ligatures w14:val="none"/>
-        </w:rPr>
-      </w:pPr>
-      <w:r>
-        <w:rPr>
-          <w:rFonts w:eastAsia="Times New Roman" w:cstheme="minorHAnsi"/>
-          <w:b/>
-          <w:bCs/>
+      <w:r>
+        <w:rPr>
+          <w:rFonts w:eastAsia="Times New Roman" w:cstheme="minorHAnsi"/>
+          <w:color w:val="242424"/>
+          <w:kern w:val="0"/>
+          <w:sz w:val="28"/>
+          <w:szCs w:val="28"/>
+          <w:lang w:eastAsia="en-IN"/>
+          <w14:ligatures w14:val="none"/>
+        </w:rPr>
+        <w:t>:-</w:t>
+      </w:r>
+    </w:p>
+    <w:p>
+      <w:pPr>
+        <w:pStyle w:val="ListParagraph"/>
+        <w:numPr>
+          <w:ilvl w:val="0"/>
+          <w:numId w:val="3"/>
+        </w:numPr>
+        <w:spacing w:after="0" w:line="240" w:lineRule="auto"/>
+        <w:rPr>
+          <w:rFonts w:eastAsia="Times New Roman" w:cstheme="minorHAnsi"/>
+          <w:b/>
+          <w:bCs/>
+          <w:color w:val="242424"/>
+          <w:kern w:val="0"/>
+          <w:sz w:val="28"/>
+          <w:szCs w:val="28"/>
+          <w:lang w:eastAsia="en-IN"/>
+          <w14:ligatures w14:val="none"/>
+        </w:rPr>
+      </w:pPr>
+      <w:r>
+        <w:rPr>
+          <w:rFonts w:eastAsia="Times New Roman" w:cstheme="minorHAnsi"/>
+          <w:b/>
+          <w:bCs/>
+          <w:noProof/>
           <w:color w:val="242424"/>
           <w:kern w:val="0"/>
           <w:sz w:val="28"/>
@@ -322,32 +335,45 @@
           <w14:ligatures w14:val="none"/>
         </w:rPr>
       </w:pPr>
-    </w:p>
-    <w:p>
-      <w:pPr>
-        <w:pStyle w:val="ListParagraph"/>
-        <w:numPr>
-          <w:ilvl w:val="0"/>
-          <w:numId w:val="3"/>
-        </w:numPr>
-        <w:spacing w:after="0" w:line="240" w:lineRule="auto"/>
-        <w:rPr>
-          <w:rFonts w:eastAsia="Times New Roman" w:cstheme="minorHAnsi"/>
-          <w:b/>
-          <w:bCs/>
-          <w:color w:val="242424"/>
-          <w:kern w:val="0"/>
-          <w:sz w:val="28"/>
-          <w:szCs w:val="28"/>
-          <w:lang w:eastAsia="en-IN"/>
-          <w14:ligatures w14:val="none"/>
-        </w:rPr>
-      </w:pPr>
-      <w:r>
-        <w:rPr>
-          <w:rFonts w:eastAsia="Times New Roman" w:cstheme="minorHAnsi"/>
-          <w:b/>
-          <w:bCs/>
+      <w:r>
+        <w:rPr>
+          <w:rFonts w:eastAsia="Times New Roman" w:cstheme="minorHAnsi"/>
+          <w:color w:val="242424"/>
+          <w:kern w:val="0"/>
+          <w:sz w:val="28"/>
+          <w:szCs w:val="28"/>
+          <w:lang w:eastAsia="en-IN"/>
+          <w14:ligatures w14:val="none"/>
+        </w:rPr>
+        <w:t>Output:-</w:t>
+      </w:r>
+    </w:p>
+    <w:p>
+      <w:pPr>
+        <w:pStyle w:val="ListParagraph"/>
+        <w:numPr>
+          <w:ilvl w:val="0"/>
+          <w:numId w:val="3"/>
+        </w:numPr>
+        <w:spacing w:after="0" w:line="240" w:lineRule="auto"/>
+        <w:rPr>
+          <w:rFonts w:eastAsia="Times New Roman" w:cstheme="minorHAnsi"/>
+          <w:b/>
+          <w:bCs/>
+          <w:color w:val="242424"/>
+          <w:kern w:val="0"/>
+          <w:sz w:val="28"/>
+          <w:szCs w:val="28"/>
+          <w:lang w:eastAsia="en-IN"/>
+          <w14:ligatures w14:val="none"/>
+        </w:rPr>
+      </w:pPr>
+      <w:r>
+        <w:rPr>
+          <w:rFonts w:eastAsia="Times New Roman" w:cstheme="minorHAnsi"/>
+          <w:b/>
+          <w:bCs/>
+          <w:noProof/>
           <w:color w:val="242424"/>
           <w:kern w:val="0"/>
           <w:sz w:val="28"/>
@@ -397,67 +423,6 @@
         <w:pStyle w:val="ListParagraph"/>
         <w:numPr>
           <w:ilvl w:val="0"/>
-          <w:numId w:val="3"/>
-        </w:numPr>
-        <w:spacing w:after="0" w:line="240" w:lineRule="auto"/>
-        <w:rPr>
-          <w:rFonts w:eastAsia="Times New Roman" w:cstheme="minorHAnsi"/>
-          <w:b/>
-          <w:bCs/>
-          <w:color w:val="242424"/>
-          <w:kern w:val="0"/>
-          <w:sz w:val="28"/>
-          <w:szCs w:val="28"/>
-          <w:lang w:eastAsia="en-IN"/>
-          <w14:ligatures w14:val="none"/>
-        </w:rPr>
-      </w:pPr>
-      <w:r>
-        <w:rPr>
-          <w:rFonts w:eastAsia="Times New Roman" w:cstheme="minorHAnsi"/>
-          <w:b/>
-          <w:bCs/>
-          <w:color w:val="242424"/>
-          <w:kern w:val="0"/>
-          <w:sz w:val="28"/>
-          <w:szCs w:val="28"/>
-          <w:lang w:eastAsia="en-IN"/>
-          <w14:ligatures w14:val="none"/>
-        </w:rPr>
-        <w:t>Output</w:t>
-      </w:r>
-      <w:r>
-        <w:rPr>
-          <w:rFonts w:eastAsia="Times New Roman" w:cstheme="minorHAnsi"/>
-          <w:b/>
-          <w:bCs/>
-          <w:color w:val="242424"/>
-          <w:kern w:val="0"/>
-          <w:sz w:val="28"/>
-          <w:szCs w:val="28"/>
-          <w:lang w:eastAsia="en-IN"/>
-          <w14:ligatures w14:val="none"/>
-        </w:rPr>
-        <w:t xml:space="preserve"> </w:t>
-      </w:r>
-      <w:r>
-        <w:rPr>
-          <w:rFonts w:eastAsia="Times New Roman" w:cstheme="minorHAnsi"/>
-          <w:color w:val="242424"/>
-          <w:kern w:val="0"/>
-          <w:sz w:val="28"/>
-          <w:szCs w:val="28"/>
-          <w:lang w:eastAsia="en-IN"/>
-          <w14:ligatures w14:val="none"/>
-        </w:rPr>
-        <w:t>(VALUES DISPLAYED).</w:t>
-      </w:r>
-    </w:p>
-    <w:p>
-      <w:pPr>
-        <w:pStyle w:val="ListParagraph"/>
-        <w:numPr>
-          <w:ilvl w:val="0"/>
           <w:numId w:val="2"/>
         </w:numPr>
         <w:spacing w:after="0" w:line="240" w:lineRule="auto"/>
@@ -547,51 +512,7 @@
           <w:lang w:eastAsia="en-IN"/>
           <w14:ligatures w14:val="none"/>
         </w:rPr>
-        <w:t>REFRESH </w:t>
-      </w:r>
-      <w:proofErr w:type="spellStart"/>
-      <w:r>
-        <w:rPr>
-          <w:rFonts w:eastAsia="Times New Roman" w:cstheme="minorHAnsi"/>
-          <w:b/>
-          <w:bCs/>
-          <w:color w:val="242424"/>
-          <w:kern w:val="0"/>
-          <w:sz w:val="28"/>
-          <w:szCs w:val="28"/>
-          <w:lang w:eastAsia="en-IN"/>
-          <w14:ligatures w14:val="none"/>
-        </w:rPr>
-        <w:t>lt_student</w:t>
-      </w:r>
-      <w:proofErr w:type="spellEnd"/>
-      <w:r>
-        <w:rPr>
-          <w:rFonts w:eastAsia="Times New Roman" w:cstheme="minorHAnsi"/>
-          <w:b/>
-          <w:bCs/>
-          <w:color w:val="242424"/>
-          <w:kern w:val="0"/>
-          <w:sz w:val="28"/>
-          <w:szCs w:val="28"/>
-          <w:lang w:eastAsia="en-IN"/>
-          <w14:ligatures w14:val="none"/>
-        </w:rPr>
-        <w:t xml:space="preserve">. </w:t>
-      </w:r>
-      <w:r>
-        <w:rPr>
-          <w:rFonts w:eastAsia="Times New Roman" w:cstheme="minorHAnsi"/>
-          <w:b/>
-          <w:bCs/>
-          <w:color w:val="242424"/>
-          <w:kern w:val="0"/>
-          <w:sz w:val="28"/>
-          <w:szCs w:val="28"/>
-          <w:lang w:eastAsia="en-IN"/>
-          <w14:ligatures w14:val="none"/>
-        </w:rPr>
-        <w:t xml:space="preserve"> </w:t>
+        <w:t xml:space="preserve">REFRESH lt_student.  </w:t>
       </w:r>
       <w:r>
         <w:rPr>
@@ -629,8 +550,101 @@
       <w:r>
         <w:rPr>
           <w:rFonts w:eastAsia="Times New Roman" w:cstheme="minorHAnsi"/>
-          <w:b/>
-          <w:bCs/>
+          <w:color w:val="242424"/>
+          <w:kern w:val="0"/>
+          <w:sz w:val="28"/>
+          <w:szCs w:val="28"/>
+          <w:lang w:eastAsia="en-IN"/>
+          <w14:ligatures w14:val="none"/>
+        </w:rPr>
+        <w:t>Only field name are displayed</w:t>
+      </w:r>
+      <w:r>
+        <w:rPr>
+          <w:rFonts w:eastAsia="Times New Roman" w:cstheme="minorHAnsi"/>
+          <w:color w:val="242424"/>
+          <w:kern w:val="0"/>
+          <w:sz w:val="28"/>
+          <w:szCs w:val="28"/>
+          <w:lang w:eastAsia="en-IN"/>
+          <w14:ligatures w14:val="none"/>
+        </w:rPr>
+        <w:t>.</w:t>
+      </w:r>
+    </w:p>
+    <w:p>
+      <w:pPr>
+        <w:pStyle w:val="ListParagraph"/>
+        <w:numPr>
+          <w:ilvl w:val="0"/>
+          <w:numId w:val="3"/>
+        </w:numPr>
+        <w:spacing w:after="0" w:line="240" w:lineRule="auto"/>
+        <w:rPr>
+          <w:rFonts w:eastAsia="Times New Roman" w:cstheme="minorHAnsi"/>
+          <w:b/>
+          <w:bCs/>
+          <w:color w:val="242424"/>
+          <w:kern w:val="0"/>
+          <w:sz w:val="28"/>
+          <w:szCs w:val="28"/>
+          <w:lang w:eastAsia="en-IN"/>
+          <w14:ligatures w14:val="none"/>
+        </w:rPr>
+      </w:pPr>
+      <w:r>
+        <w:rPr>
+          <w:rFonts w:eastAsia="Times New Roman" w:cstheme="minorHAnsi"/>
+          <w:color w:val="242424"/>
+          <w:kern w:val="0"/>
+          <w:sz w:val="28"/>
+          <w:szCs w:val="28"/>
+          <w:lang w:eastAsia="en-IN"/>
+          <w14:ligatures w14:val="none"/>
+        </w:rPr>
+        <w:t xml:space="preserve">By using </w:t>
+      </w:r>
+      <w:r>
+        <w:rPr>
+          <w:rFonts w:eastAsia="Times New Roman" w:cstheme="minorHAnsi"/>
+          <w:b/>
+          <w:bCs/>
+          <w:color w:val="242424"/>
+          <w:kern w:val="0"/>
+          <w:sz w:val="28"/>
+          <w:szCs w:val="28"/>
+          <w:lang w:eastAsia="en-IN"/>
+          <w14:ligatures w14:val="none"/>
+        </w:rPr>
+        <w:t>REFRESH lt_student.</w:t>
+      </w:r>
+    </w:p>
+    <w:p>
+      <w:pPr>
+        <w:pStyle w:val="ListParagraph"/>
+        <w:numPr>
+          <w:ilvl w:val="0"/>
+          <w:numId w:val="3"/>
+        </w:numPr>
+        <w:spacing w:after="0" w:line="240" w:lineRule="auto"/>
+        <w:rPr>
+          <w:rFonts w:eastAsia="Times New Roman" w:cstheme="minorHAnsi"/>
+          <w:b/>
+          <w:bCs/>
+          <w:color w:val="242424"/>
+          <w:kern w:val="0"/>
+          <w:sz w:val="28"/>
+          <w:szCs w:val="28"/>
+          <w:lang w:eastAsia="en-IN"/>
+          <w14:ligatures w14:val="none"/>
+        </w:rPr>
+      </w:pPr>
+      <w:r>
+        <w:rPr>
+          <w:rFonts w:eastAsia="Times New Roman" w:cstheme="minorHAnsi"/>
+          <w:b/>
+          <w:bCs/>
+          <w:noProof/>
           <w:color w:val="242424"/>
           <w:kern w:val="0"/>
           <w:sz w:val="28"/>
@@ -904,31 +918,19 @@
           <w:lang w:eastAsia="en-IN"/>
           <w14:ligatures w14:val="none"/>
         </w:rPr>
-        <w:t>S</w:t>
-      </w:r>
-      <w:r>
-        <w:rPr>
-          <w:rFonts w:eastAsia="Times New Roman" w:cstheme="minorHAnsi"/>
-          <w:color w:val="242424"/>
-          <w:kern w:val="0"/>
-          <w:sz w:val="28"/>
-          <w:szCs w:val="28"/>
-          <w:lang w:eastAsia="en-IN"/>
-          <w14:ligatures w14:val="none"/>
-        </w:rPr>
-        <w:t>orted</w:t>
-      </w:r>
-      <w:r>
-        <w:rPr>
-          <w:rFonts w:eastAsia="Times New Roman" w:cstheme="minorHAnsi"/>
-          <w:color w:val="242424"/>
-          <w:kern w:val="0"/>
-          <w:sz w:val="28"/>
-          <w:szCs w:val="28"/>
-          <w:lang w:eastAsia="en-IN"/>
-          <w14:ligatures w14:val="none"/>
-        </w:rPr>
-        <w:t xml:space="preserve"> internal table program </w:t>
+        <w:t xml:space="preserve">Sorted internal table program </w:t>
+      </w:r>
+      <w:r>
+        <w:rPr>
+          <w:rFonts w:eastAsia="Times New Roman" w:cstheme="minorHAnsi"/>
+          <w:color w:val="242424"/>
+          <w:kern w:val="0"/>
+          <w:sz w:val="28"/>
+          <w:szCs w:val="28"/>
+          <w:lang w:eastAsia="en-IN"/>
+          <w14:ligatures w14:val="none"/>
+        </w:rPr>
+        <w:t>:-</w:t>
       </w:r>
     </w:p>
     <w:p>
@@ -1016,8 +1018,42 @@
       <w:r>
         <w:rPr>
           <w:rFonts w:eastAsia="Times New Roman" w:cstheme="minorHAnsi"/>
-          <w:b/>
-          <w:bCs/>
+          <w:color w:val="242424"/>
+          <w:kern w:val="0"/>
+          <w:sz w:val="28"/>
+          <w:szCs w:val="28"/>
+          <w:lang w:eastAsia="en-IN"/>
+          <w14:ligatures w14:val="none"/>
+        </w:rPr>
+        <w:t>Output:-</w:t>
+      </w:r>
+    </w:p>
+    <w:p>
+      <w:pPr>
+        <w:pStyle w:val="ListParagraph"/>
+        <w:numPr>
+          <w:ilvl w:val="0"/>
+          <w:numId w:val="3"/>
+        </w:numPr>
+        <w:spacing w:after="0" w:line="240" w:lineRule="auto"/>
+        <w:rPr>
+          <w:rFonts w:eastAsia="Times New Roman" w:cstheme="minorHAnsi"/>
+          <w:b/>
+          <w:bCs/>
+          <w:color w:val="242424"/>
+          <w:kern w:val="0"/>
+          <w:sz w:val="28"/>
+          <w:szCs w:val="28"/>
+          <w:lang w:eastAsia="en-IN"/>
+          <w14:ligatures w14:val="none"/>
+        </w:rPr>
+      </w:pPr>
+      <w:r>
+        <w:rPr>
+          <w:rFonts w:eastAsia="Times New Roman" w:cstheme="minorHAnsi"/>
+          <w:b/>
+          <w:bCs/>
+          <w:noProof/>
           <w:color w:val="242424"/>
           <w:kern w:val="0"/>
           <w:sz w:val="28"/>
@@ -1086,55 +1122,6 @@
       <w:r>
         <w:rPr>
           <w:rFonts w:eastAsia="Times New Roman" w:cstheme="minorHAnsi"/>
-          <w:b/>
-          <w:bCs/>
-          <w:color w:val="242424"/>
-          <w:kern w:val="0"/>
-          <w:sz w:val="28"/>
-          <w:szCs w:val="28"/>
-          <w:lang w:eastAsia="en-IN"/>
-          <w14:ligatures w14:val="none"/>
-        </w:rPr>
-        <w:t>Output</w:t>
-      </w:r>
-      <w:r>
-        <w:rPr>
-          <w:rFonts w:eastAsia="Times New Roman" w:cstheme="minorHAnsi"/>
-          <w:b/>
-          <w:bCs/>
-          <w:color w:val="242424"/>
-          <w:kern w:val="0"/>
-          <w:sz w:val="28"/>
-          <w:szCs w:val="28"/>
-          <w:lang w:eastAsia="en-IN"/>
-          <w14:ligatures w14:val="none"/>
-        </w:rPr>
-        <w:t>.</w:t>
-      </w:r>
-    </w:p>
-    <w:p>
-      <w:pPr>
-        <w:pStyle w:val="ListParagraph"/>
-        <w:numPr>
-          <w:ilvl w:val="0"/>
-          <w:numId w:val="3"/>
-        </w:numPr>
-        <w:spacing w:after="0" w:line="240" w:lineRule="auto"/>
-        <w:rPr>
-          <w:rFonts w:eastAsia="Times New Roman" w:cstheme="minorHAnsi"/>
-          <w:b/>
-          <w:bCs/>
-          <w:color w:val="242424"/>
-          <w:kern w:val="0"/>
-          <w:sz w:val="28"/>
-          <w:szCs w:val="28"/>
-          <w:lang w:eastAsia="en-IN"/>
-          <w14:ligatures w14:val="none"/>
-        </w:rPr>
-      </w:pPr>
-      <w:r>
-        <w:rPr>
-          <w:rFonts w:eastAsia="Times New Roman" w:cstheme="minorHAnsi"/>
           <w:color w:val="242424"/>
           <w:kern w:val="0"/>
           <w:sz w:val="28"/>
@@ -1407,32 +1394,45 @@
         </w:rPr>
         <w:t xml:space="preserve"> internal table program </w:t>
       </w:r>
-    </w:p>
-    <w:p>
-      <w:pPr>
-        <w:pStyle w:val="ListParagraph"/>
-        <w:numPr>
-          <w:ilvl w:val="0"/>
-          <w:numId w:val="3"/>
-        </w:numPr>
-        <w:spacing w:after="0" w:line="240" w:lineRule="auto"/>
-        <w:rPr>
-          <w:rFonts w:eastAsia="Times New Roman" w:cstheme="minorHAnsi"/>
-          <w:b/>
-          <w:bCs/>
-          <w:color w:val="242424"/>
-          <w:kern w:val="0"/>
-          <w:sz w:val="28"/>
-          <w:szCs w:val="28"/>
-          <w:lang w:eastAsia="en-IN"/>
-          <w14:ligatures w14:val="none"/>
-        </w:rPr>
-      </w:pPr>
-      <w:r>
-        <w:rPr>
-          <w:rFonts w:eastAsia="Times New Roman" w:cstheme="minorHAnsi"/>
-          <w:b/>
-          <w:bCs/>
+      <w:r>
+        <w:rPr>
+          <w:rFonts w:eastAsia="Times New Roman" w:cstheme="minorHAnsi"/>
+          <w:color w:val="242424"/>
+          <w:kern w:val="0"/>
+          <w:sz w:val="28"/>
+          <w:szCs w:val="28"/>
+          <w:lang w:eastAsia="en-IN"/>
+          <w14:ligatures w14:val="none"/>
+        </w:rPr>
+        <w:t>:-</w:t>
+      </w:r>
+    </w:p>
+    <w:p>
+      <w:pPr>
+        <w:pStyle w:val="ListParagraph"/>
+        <w:numPr>
+          <w:ilvl w:val="0"/>
+          <w:numId w:val="3"/>
+        </w:numPr>
+        <w:spacing w:after="0" w:line="240" w:lineRule="auto"/>
+        <w:rPr>
+          <w:rFonts w:eastAsia="Times New Roman" w:cstheme="minorHAnsi"/>
+          <w:b/>
+          <w:bCs/>
+          <w:color w:val="242424"/>
+          <w:kern w:val="0"/>
+          <w:sz w:val="28"/>
+          <w:szCs w:val="28"/>
+          <w:lang w:eastAsia="en-IN"/>
+          <w14:ligatures w14:val="none"/>
+        </w:rPr>
+      </w:pPr>
+      <w:r>
+        <w:rPr>
+          <w:rFonts w:eastAsia="Times New Roman" w:cstheme="minorHAnsi"/>
+          <w:b/>
+          <w:bCs/>
+          <w:noProof/>
           <w:color w:val="242424"/>
           <w:kern w:val="0"/>
           <w:sz w:val="28"/>
@@ -1479,6 +1479,39 @@
     </w:p>
     <w:p>
       <w:pPr>
+        <w:pStyle w:val="ListParagraph"/>
+        <w:numPr>
+          <w:ilvl w:val="0"/>
+          <w:numId w:val="3"/>
+        </w:numPr>
+        <w:spacing w:after="0" w:line="240" w:lineRule="auto"/>
+        <w:rPr>
+          <w:rFonts w:eastAsia="Times New Roman" w:cstheme="minorHAnsi"/>
+          <w:b/>
+          <w:bCs/>
+          <w:color w:val="242424"/>
+          <w:kern w:val="0"/>
+          <w:sz w:val="28"/>
+          <w:szCs w:val="28"/>
+          <w:lang w:eastAsia="en-IN"/>
+          <w14:ligatures w14:val="none"/>
+        </w:rPr>
+      </w:pPr>
+      <w:r>
+        <w:rPr>
+          <w:rFonts w:eastAsia="Times New Roman" w:cstheme="minorHAnsi"/>
+          <w:color w:val="242424"/>
+          <w:kern w:val="0"/>
+          <w:sz w:val="28"/>
+          <w:szCs w:val="28"/>
+          <w:lang w:eastAsia="en-IN"/>
+          <w14:ligatures w14:val="none"/>
+        </w:rPr>
+        <w:t>Output:-</w:t>
+      </w:r>
+    </w:p>
+    <w:p>
+      <w:pPr>
         <w:rPr>
           <w:rFonts w:eastAsia="Times New Roman" w:cstheme="minorHAnsi"/>
           <w:b/>
@@ -1531,6 +1564,7 @@
           <w:rFonts w:eastAsia="Times New Roman" w:cstheme="minorHAnsi"/>
           <w:b/>
           <w:bCs/>
+          <w:noProof/>
           <w:color w:val="242424"/>
           <w:kern w:val="0"/>
           <w:sz w:val="28"/>
@@ -1578,41 +1612,7 @@
     </w:p>
     <w:p>
       <w:pPr>
-        <w:pStyle w:val="ListParagraph"/>
-        <w:numPr>
-          <w:ilvl w:val="0"/>
-          <w:numId w:val="3"/>
-        </w:numPr>
-        <w:spacing w:after="0" w:line="240" w:lineRule="auto"/>
-        <w:rPr>
-          <w:rFonts w:eastAsia="Times New Roman" w:cstheme="minorHAnsi"/>
-          <w:b/>
-          <w:bCs/>
-          <w:color w:val="242424"/>
-          <w:kern w:val="0"/>
-          <w:sz w:val="28"/>
-          <w:szCs w:val="28"/>
-          <w:lang w:eastAsia="en-IN"/>
-          <w14:ligatures w14:val="none"/>
-        </w:rPr>
-      </w:pPr>
-      <w:r>
-        <w:rPr>
-          <w:rFonts w:eastAsia="Times New Roman" w:cstheme="minorHAnsi"/>
-          <w:b/>
-          <w:bCs/>
-          <w:color w:val="242424"/>
-          <w:kern w:val="0"/>
-          <w:sz w:val="28"/>
-          <w:szCs w:val="28"/>
-          <w:lang w:eastAsia="en-IN"/>
-          <w14:ligatures w14:val="none"/>
-        </w:rPr>
-        <w:t>Output.</w:t>
-      </w:r>
-    </w:p>
-    <w:p>
-      <w:pPr>
+        <w:spacing w:after="0" w:line="240" w:lineRule="auto"/>
         <w:rPr>
           <w:rFonts w:eastAsia="Times New Roman" w:cstheme="minorHAnsi"/>
           <w:b/>
@@ -1658,13 +1658,389 @@
           <w:lang w:eastAsia="en-IN"/>
           <w14:ligatures w14:val="none"/>
         </w:rPr>
-        <w:t>Transfer the data from one internal table to another internal table</w:t>
-      </w:r>
-      <w:r>
-        <w:rPr>
-          <w:rFonts w:eastAsia="Times New Roman" w:cstheme="minorHAnsi"/>
-          <w:b/>
-          <w:bCs/>
+        <w:t>Transfer the data from one internal table to another internal table.</w:t>
+      </w:r>
+    </w:p>
+    <w:p>
+      <w:pPr>
+        <w:pStyle w:val="ListParagraph"/>
+        <w:numPr>
+          <w:ilvl w:val="0"/>
+          <w:numId w:val="3"/>
+        </w:numPr>
+        <w:spacing w:after="0" w:line="240" w:lineRule="auto"/>
+        <w:rPr>
+          <w:rFonts w:eastAsia="Times New Roman" w:cstheme="minorHAnsi"/>
+          <w:color w:val="242424"/>
+          <w:kern w:val="0"/>
+          <w:sz w:val="28"/>
+          <w:szCs w:val="28"/>
+          <w:lang w:eastAsia="en-IN"/>
+          <w14:ligatures w14:val="none"/>
+        </w:rPr>
+      </w:pPr>
+      <w:r>
+        <w:rPr>
+          <w:rFonts w:eastAsia="Times New Roman" w:cstheme="minorHAnsi"/>
+          <w:color w:val="242424"/>
+          <w:kern w:val="0"/>
+          <w:sz w:val="28"/>
+          <w:szCs w:val="28"/>
+          <w:lang w:eastAsia="en-IN"/>
+          <w14:ligatures w14:val="none"/>
+        </w:rPr>
+        <w:t>Data can be transferred from one internal table to another using LOOP and APPEND through a work area,</w:t>
+      </w:r>
+    </w:p>
+    <w:p>
+      <w:pPr>
+        <w:pStyle w:val="ListParagraph"/>
+        <w:numPr>
+          <w:ilvl w:val="0"/>
+          <w:numId w:val="3"/>
+        </w:numPr>
+        <w:spacing w:after="0" w:line="240" w:lineRule="auto"/>
+        <w:rPr>
+          <w:rFonts w:eastAsia="Times New Roman" w:cstheme="minorHAnsi"/>
+          <w:color w:val="242424"/>
+          <w:kern w:val="0"/>
+          <w:sz w:val="28"/>
+          <w:szCs w:val="28"/>
+          <w:lang w:eastAsia="en-IN"/>
+          <w14:ligatures w14:val="none"/>
+        </w:rPr>
+      </w:pPr>
+      <w:r>
+        <w:rPr>
+          <w:rFonts w:eastAsia="Times New Roman" w:cstheme="minorHAnsi"/>
+          <w:color w:val="242424"/>
+          <w:kern w:val="0"/>
+          <w:sz w:val="28"/>
+          <w:szCs w:val="28"/>
+          <w:lang w:eastAsia="en-IN"/>
+          <w14:ligatures w14:val="none"/>
+        </w:rPr>
+        <w:t>or by direct assignment when both tables have the same structure.</w:t>
+      </w:r>
+    </w:p>
+    <w:p>
+      <w:pPr>
+        <w:pStyle w:val="ListParagraph"/>
+        <w:numPr>
+          <w:ilvl w:val="0"/>
+          <w:numId w:val="3"/>
+        </w:numPr>
+        <w:spacing w:after="0" w:line="240" w:lineRule="auto"/>
+        <w:rPr>
+          <w:rFonts w:eastAsia="Times New Roman" w:cstheme="minorHAnsi"/>
+          <w:color w:val="242424"/>
+          <w:kern w:val="0"/>
+          <w:sz w:val="28"/>
+          <w:szCs w:val="28"/>
+          <w:lang w:eastAsia="en-IN"/>
+          <w14:ligatures w14:val="none"/>
+        </w:rPr>
+      </w:pPr>
+      <w:r>
+        <w:rPr>
+          <w:rFonts w:eastAsia="Times New Roman" w:cstheme="minorHAnsi"/>
+          <w:color w:val="242424"/>
+          <w:kern w:val="0"/>
+          <w:sz w:val="28"/>
+          <w:szCs w:val="28"/>
+          <w:lang w:eastAsia="en-IN"/>
+          <w14:ligatures w14:val="none"/>
+        </w:rPr>
+        <w:t>Program:</w:t>
+      </w:r>
+      <w:r>
+        <w:rPr>
+          <w:rFonts w:eastAsia="Times New Roman" w:cstheme="minorHAnsi"/>
+          <w:color w:val="242424"/>
+          <w:kern w:val="0"/>
+          <w:sz w:val="28"/>
+          <w:szCs w:val="28"/>
+          <w:lang w:eastAsia="en-IN"/>
+          <w14:ligatures w14:val="none"/>
+        </w:rPr>
+        <w:t>-</w:t>
+      </w:r>
+    </w:p>
+    <w:p>
+      <w:pPr>
+        <w:pStyle w:val="ListParagraph"/>
+        <w:numPr>
+          <w:ilvl w:val="0"/>
+          <w:numId w:val="3"/>
+        </w:numPr>
+        <w:spacing w:after="0" w:line="240" w:lineRule="auto"/>
+        <w:rPr>
+          <w:rFonts w:eastAsia="Times New Roman" w:cstheme="minorHAnsi"/>
+          <w:color w:val="242424"/>
+          <w:kern w:val="0"/>
+          <w:sz w:val="28"/>
+          <w:szCs w:val="28"/>
+          <w:lang w:eastAsia="en-IN"/>
+          <w14:ligatures w14:val="none"/>
+        </w:rPr>
+      </w:pPr>
+      <w:r>
+        <w:rPr>
+          <w:rFonts w:eastAsia="Times New Roman" w:cstheme="minorHAnsi"/>
+          <w:noProof/>
+          <w:color w:val="242424"/>
+          <w:kern w:val="0"/>
+          <w:sz w:val="28"/>
+          <w:szCs w:val="28"/>
+          <w:lang w:eastAsia="en-IN"/>
+          <w14:ligatures w14:val="none"/>
+        </w:rPr>
+        <w:drawing>
+          <wp:inline distT="0" distB="0" distL="0" distR="0" wp14:anchorId="21750780" wp14:editId="4EC816C3">
+            <wp:extent cx="5189220" cy="4462523"/>
+            <wp:effectExtent l="0" t="0" r="0" b="0"/>
+            <wp:docPr id="611741381" name="Picture 1"/>
+            <wp:cNvGraphicFramePr>
+              <a:graphicFrameLocks xmlns:a="http://schemas.openxmlformats.org/drawingml/2006/main" noChangeAspect="1"/>
+            </wp:cNvGraphicFramePr>
+            <a:graphic xmlns:a="http://schemas.openxmlformats.org/drawingml/2006/main">
+              <a:graphicData uri="http://schemas.openxmlformats.org/drawingml/2006/picture">
+                <pic:pic xmlns:pic="http://schemas.openxmlformats.org/drawingml/2006/picture">
+                  <pic:nvPicPr>
+                    <pic:cNvPr id="611741381" name=""/>
+                    <pic:cNvPicPr/>
+                  </pic:nvPicPr>
+                  <pic:blipFill>
+                    <a:blip r:embed="rId13"/>
+                    <a:stretch>
+                      <a:fillRect/>
+                    </a:stretch>
+                  </pic:blipFill>
+                  <pic:spPr>
+                    <a:xfrm>
+                      <a:off x="0" y="0"/>
+                      <a:ext cx="5197833" cy="4469930"/>
+                    </a:xfrm>
+                    <a:prstGeom prst="rect">
+                      <a:avLst/>
+                    </a:prstGeom>
+                  </pic:spPr>
+                </pic:pic>
+              </a:graphicData>
+            </a:graphic>
+          </wp:inline>
+        </w:drawing>
+      </w:r>
+    </w:p>
+    <w:p>
+      <w:pPr>
+        <w:pStyle w:val="ListParagraph"/>
+        <w:numPr>
+          <w:ilvl w:val="0"/>
+          <w:numId w:val="3"/>
+        </w:numPr>
+        <w:spacing w:after="0" w:line="240" w:lineRule="auto"/>
+        <w:rPr>
+          <w:rFonts w:eastAsia="Times New Roman" w:cstheme="minorHAnsi"/>
+          <w:color w:val="242424"/>
+          <w:kern w:val="0"/>
+          <w:sz w:val="28"/>
+          <w:szCs w:val="28"/>
+          <w:lang w:eastAsia="en-IN"/>
+          <w14:ligatures w14:val="none"/>
+        </w:rPr>
+      </w:pPr>
+      <w:r>
+        <w:rPr>
+          <w:rFonts w:eastAsia="Times New Roman" w:cstheme="minorHAnsi"/>
+          <w:color w:val="242424"/>
+          <w:kern w:val="0"/>
+          <w:sz w:val="28"/>
+          <w:szCs w:val="28"/>
+          <w:lang w:eastAsia="en-IN"/>
+          <w14:ligatures w14:val="none"/>
+        </w:rPr>
+        <w:t>Output:-</w:t>
+      </w:r>
+    </w:p>
+    <w:p>
+      <w:pPr>
+        <w:pStyle w:val="ListParagraph"/>
+        <w:numPr>
+          <w:ilvl w:val="0"/>
+          <w:numId w:val="3"/>
+        </w:numPr>
+        <w:spacing w:after="0" w:line="240" w:lineRule="auto"/>
+        <w:rPr>
+          <w:rFonts w:eastAsia="Times New Roman" w:cstheme="minorHAnsi"/>
+          <w:color w:val="242424"/>
+          <w:kern w:val="0"/>
+          <w:sz w:val="28"/>
+          <w:szCs w:val="28"/>
+          <w:lang w:eastAsia="en-IN"/>
+          <w14:ligatures w14:val="none"/>
+        </w:rPr>
+      </w:pPr>
+      <w:r>
+        <w:rPr>
+          <w:rFonts w:eastAsia="Times New Roman" w:cstheme="minorHAnsi"/>
+          <w:noProof/>
+          <w:color w:val="242424"/>
+          <w:kern w:val="0"/>
+          <w:sz w:val="28"/>
+          <w:szCs w:val="28"/>
+          <w:lang w:eastAsia="en-IN"/>
+          <w14:ligatures w14:val="none"/>
+        </w:rPr>
+        <w:drawing>
+          <wp:inline distT="0" distB="0" distL="0" distR="0" wp14:anchorId="48197ECC" wp14:editId="29C30062">
+            <wp:extent cx="5198534" cy="1124832"/>
+            <wp:effectExtent l="0" t="0" r="2540" b="0"/>
+            <wp:docPr id="1995857057" name="Picture 1"/>
+            <wp:cNvGraphicFramePr>
+              <a:graphicFrameLocks xmlns:a="http://schemas.openxmlformats.org/drawingml/2006/main" noChangeAspect="1"/>
+            </wp:cNvGraphicFramePr>
+            <a:graphic xmlns:a="http://schemas.openxmlformats.org/drawingml/2006/main">
+              <a:graphicData uri="http://schemas.openxmlformats.org/drawingml/2006/picture">
+                <pic:pic xmlns:pic="http://schemas.openxmlformats.org/drawingml/2006/picture">
+                  <pic:nvPicPr>
+                    <pic:cNvPr id="1995857057" name=""/>
+                    <pic:cNvPicPr/>
+                  </pic:nvPicPr>
+                  <pic:blipFill>
+                    <a:blip r:embed="rId14"/>
+                    <a:stretch>
+                      <a:fillRect/>
+                    </a:stretch>
+                  </pic:blipFill>
+                  <pic:spPr>
+                    <a:xfrm>
+                      <a:off x="0" y="0"/>
+                      <a:ext cx="5592141" cy="1209999"/>
+                    </a:xfrm>
+                    <a:prstGeom prst="rect">
+                      <a:avLst/>
+                    </a:prstGeom>
+                  </pic:spPr>
+                </pic:pic>
+              </a:graphicData>
+            </a:graphic>
+          </wp:inline>
+        </w:drawing>
+      </w:r>
+    </w:p>
+    <w:p>
+      <w:pPr>
+        <w:pStyle w:val="ListParagraph"/>
+        <w:numPr>
+          <w:ilvl w:val="0"/>
+          <w:numId w:val="2"/>
+        </w:numPr>
+        <w:spacing w:after="0" w:line="240" w:lineRule="auto"/>
+        <w:rPr>
+          <w:rFonts w:eastAsia="Times New Roman" w:cstheme="minorHAnsi"/>
+          <w:color w:val="242424"/>
+          <w:kern w:val="0"/>
+          <w:sz w:val="28"/>
+          <w:szCs w:val="28"/>
+          <w:lang w:eastAsia="en-IN"/>
+          <w14:ligatures w14:val="none"/>
+        </w:rPr>
+      </w:pPr>
+      <w:r>
+        <w:rPr>
+          <w:rFonts w:ascii="Calibri" w:eastAsia="Times New Roman" w:hAnsi="Calibri" w:cs="Calibri"/>
+          <w:b/>
+          <w:bCs/>
+          <w:color w:val="242424"/>
+          <w:kern w:val="0"/>
+          <w:sz w:val="28"/>
+          <w:szCs w:val="28"/>
+          <w:lang w:eastAsia="en-IN"/>
+          <w14:ligatures w14:val="none"/>
+        </w:rPr>
+        <w:lastRenderedPageBreak/>
+        <w:t>Create any internal, fill the values and read data without and with binary search.</w:t>
+      </w:r>
+    </w:p>
+    <w:p>
+      <w:pPr>
+        <w:pStyle w:val="ListParagraph"/>
+        <w:numPr>
+          <w:ilvl w:val="0"/>
+          <w:numId w:val="3"/>
+        </w:numPr>
+        <w:spacing w:after="0" w:line="240" w:lineRule="auto"/>
+        <w:rPr>
+          <w:rFonts w:eastAsia="Times New Roman" w:cstheme="minorHAnsi"/>
+          <w:color w:val="242424"/>
+          <w:kern w:val="0"/>
+          <w:sz w:val="28"/>
+          <w:szCs w:val="28"/>
+          <w:lang w:eastAsia="en-IN"/>
+          <w14:ligatures w14:val="none"/>
+        </w:rPr>
+      </w:pPr>
+      <w:r>
+        <w:rPr>
+          <w:rFonts w:eastAsia="Times New Roman" w:cstheme="minorHAnsi"/>
+          <w:b/>
+          <w:bCs/>
+          <w:color w:val="242424"/>
+          <w:kern w:val="0"/>
+          <w:sz w:val="28"/>
+          <w:szCs w:val="28"/>
+          <w:lang w:eastAsia="en-IN"/>
+          <w14:ligatures w14:val="none"/>
+        </w:rPr>
+        <w:t>Without Binary search</w:t>
+      </w:r>
+      <w:r>
+        <w:rPr>
+          <w:rFonts w:eastAsia="Times New Roman" w:cstheme="minorHAnsi"/>
+          <w:color w:val="242424"/>
+          <w:kern w:val="0"/>
+          <w:sz w:val="28"/>
+          <w:szCs w:val="28"/>
+          <w:lang w:eastAsia="en-IN"/>
+          <w14:ligatures w14:val="none"/>
+        </w:rPr>
+        <w:t xml:space="preserve"> (Linear Search) – System checks records one by one.</w:t>
+      </w:r>
+    </w:p>
+    <w:p>
+      <w:pPr>
+        <w:pStyle w:val="ListParagraph"/>
+        <w:numPr>
+          <w:ilvl w:val="0"/>
+          <w:numId w:val="3"/>
+        </w:numPr>
+        <w:spacing w:after="0" w:line="240" w:lineRule="auto"/>
+        <w:rPr>
+          <w:rFonts w:eastAsia="Times New Roman" w:cstheme="minorHAnsi"/>
+          <w:color w:val="242424"/>
+          <w:kern w:val="0"/>
+          <w:sz w:val="28"/>
+          <w:szCs w:val="28"/>
+          <w:lang w:eastAsia="en-IN"/>
+          <w14:ligatures w14:val="none"/>
+        </w:rPr>
+      </w:pPr>
+      <w:r>
+        <w:rPr>
+          <w:rFonts w:eastAsia="Times New Roman" w:cstheme="minorHAnsi"/>
+          <w:color w:val="242424"/>
+          <w:kern w:val="0"/>
+          <w:sz w:val="28"/>
+          <w:szCs w:val="28"/>
+          <w:lang w:eastAsia="en-IN"/>
+          <w14:ligatures w14:val="none"/>
+        </w:rPr>
+        <w:t>This is slower when the table contains large data</w:t>
+      </w:r>
+      <w:r>
+        <w:rPr>
+          <w:rFonts w:eastAsia="Times New Roman" w:cstheme="minorHAnsi"/>
           <w:color w:val="242424"/>
           <w:kern w:val="0"/>
           <w:sz w:val="28"/>
@@ -1673,6 +2049,636 @@
           <w14:ligatures w14:val="none"/>
         </w:rPr>
         <w:t>.</w:t>
+      </w:r>
+    </w:p>
+    <w:p>
+      <w:pPr>
+        <w:pStyle w:val="ListParagraph"/>
+        <w:numPr>
+          <w:ilvl w:val="0"/>
+          <w:numId w:val="3"/>
+        </w:numPr>
+        <w:spacing w:after="0" w:line="240" w:lineRule="auto"/>
+        <w:rPr>
+          <w:rFonts w:eastAsia="Times New Roman" w:cstheme="minorHAnsi"/>
+          <w:color w:val="242424"/>
+          <w:kern w:val="0"/>
+          <w:sz w:val="28"/>
+          <w:szCs w:val="28"/>
+          <w:lang w:eastAsia="en-IN"/>
+          <w14:ligatures w14:val="none"/>
+        </w:rPr>
+      </w:pPr>
+      <w:r>
+        <w:rPr>
+          <w:rFonts w:eastAsia="Times New Roman" w:cstheme="minorHAnsi"/>
+          <w:color w:val="242424"/>
+          <w:kern w:val="0"/>
+          <w:sz w:val="28"/>
+          <w:szCs w:val="28"/>
+          <w:lang w:eastAsia="en-IN"/>
+          <w14:ligatures w14:val="none"/>
+        </w:rPr>
+        <w:t>Program:-</w:t>
+      </w:r>
+    </w:p>
+    <w:p>
+      <w:pPr>
+        <w:pStyle w:val="ListParagraph"/>
+        <w:spacing w:after="0" w:line="240" w:lineRule="auto"/>
+        <w:ind w:left="384"/>
+        <w:rPr>
+          <w:rFonts w:eastAsia="Times New Roman" w:cstheme="minorHAnsi"/>
+          <w:color w:val="242424"/>
+          <w:kern w:val="0"/>
+          <w:sz w:val="28"/>
+          <w:szCs w:val="28"/>
+          <w:lang w:eastAsia="en-IN"/>
+          <w14:ligatures w14:val="none"/>
+        </w:rPr>
+      </w:pPr>
+      <w:r>
+        <w:rPr>
+          <w:noProof/>
+        </w:rPr>
+        <w:drawing>
+          <wp:inline distT="0" distB="0" distL="0" distR="0" wp14:anchorId="6D4D32E9" wp14:editId="677483E4">
+            <wp:extent cx="5731510" cy="3729990"/>
+            <wp:effectExtent l="0" t="0" r="2540" b="3810"/>
+            <wp:docPr id="224000309" name="Picture 1"/>
+            <wp:cNvGraphicFramePr>
+              <a:graphicFrameLocks xmlns:a="http://schemas.openxmlformats.org/drawingml/2006/main" noChangeAspect="1"/>
+            </wp:cNvGraphicFramePr>
+            <a:graphic xmlns:a="http://schemas.openxmlformats.org/drawingml/2006/main">
+              <a:graphicData uri="http://schemas.openxmlformats.org/drawingml/2006/picture">
+                <pic:pic xmlns:pic="http://schemas.openxmlformats.org/drawingml/2006/picture">
+                  <pic:nvPicPr>
+                    <pic:cNvPr id="224000309" name=""/>
+                    <pic:cNvPicPr/>
+                  </pic:nvPicPr>
+                  <pic:blipFill>
+                    <a:blip r:embed="rId15"/>
+                    <a:stretch>
+                      <a:fillRect/>
+                    </a:stretch>
+                  </pic:blipFill>
+                  <pic:spPr>
+                    <a:xfrm>
+                      <a:off x="0" y="0"/>
+                      <a:ext cx="5731510" cy="3729990"/>
+                    </a:xfrm>
+                    <a:prstGeom prst="rect">
+                      <a:avLst/>
+                    </a:prstGeom>
+                  </pic:spPr>
+                </pic:pic>
+              </a:graphicData>
+            </a:graphic>
+          </wp:inline>
+        </w:drawing>
+      </w:r>
+    </w:p>
+    <w:p>
+      <w:pPr>
+        <w:pStyle w:val="ListParagraph"/>
+        <w:numPr>
+          <w:ilvl w:val="0"/>
+          <w:numId w:val="3"/>
+        </w:numPr>
+        <w:spacing w:after="0" w:line="240" w:lineRule="auto"/>
+        <w:rPr>
+          <w:rFonts w:eastAsia="Times New Roman" w:cstheme="minorHAnsi"/>
+          <w:color w:val="242424"/>
+          <w:kern w:val="0"/>
+          <w:sz w:val="28"/>
+          <w:szCs w:val="28"/>
+          <w:lang w:eastAsia="en-IN"/>
+          <w14:ligatures w14:val="none"/>
+        </w:rPr>
+      </w:pPr>
+      <w:r>
+        <w:rPr>
+          <w:noProof/>
+        </w:rPr>
+        <w:drawing>
+          <wp:inline distT="0" distB="0" distL="0" distR="0" wp14:anchorId="20D5E1B9" wp14:editId="34C67666">
+            <wp:extent cx="5740400" cy="669913"/>
+            <wp:effectExtent l="0" t="0" r="0" b="0"/>
+            <wp:docPr id="955421004" name="Picture 1"/>
+            <wp:cNvGraphicFramePr>
+              <a:graphicFrameLocks xmlns:a="http://schemas.openxmlformats.org/drawingml/2006/main" noChangeAspect="1"/>
+            </wp:cNvGraphicFramePr>
+            <a:graphic xmlns:a="http://schemas.openxmlformats.org/drawingml/2006/main">
+              <a:graphicData uri="http://schemas.openxmlformats.org/drawingml/2006/picture">
+                <pic:pic xmlns:pic="http://schemas.openxmlformats.org/drawingml/2006/picture">
+                  <pic:nvPicPr>
+                    <pic:cNvPr id="955421004" name=""/>
+                    <pic:cNvPicPr/>
+                  </pic:nvPicPr>
+                  <pic:blipFill rotWithShape="1">
+                    <a:blip r:embed="rId16"/>
+                    <a:srcRect l="3103" t="17681"/>
+                    <a:stretch>
+                      <a:fillRect/>
+                    </a:stretch>
+                  </pic:blipFill>
+                  <pic:spPr bwMode="auto">
+                    <a:xfrm>
+                      <a:off x="0" y="0"/>
+                      <a:ext cx="5844729" cy="682088"/>
+                    </a:xfrm>
+                    <a:prstGeom prst="rect">
+                      <a:avLst/>
+                    </a:prstGeom>
+                    <a:ln>
+                      <a:noFill/>
+                    </a:ln>
+                    <a:extLst>
+                      <a:ext uri="{53640926-AAD7-44D8-BBD7-CCE9431645EC}">
+                        <a14:shadowObscured xmlns:a14="http://schemas.microsoft.com/office/drawing/2010/main"/>
+                      </a:ext>
+                    </a:extLst>
+                  </pic:spPr>
+                </pic:pic>
+              </a:graphicData>
+            </a:graphic>
+          </wp:inline>
+        </w:drawing>
+      </w:r>
+    </w:p>
+    <w:p>
+      <w:pPr>
+        <w:pStyle w:val="ListParagraph"/>
+        <w:numPr>
+          <w:ilvl w:val="0"/>
+          <w:numId w:val="3"/>
+        </w:numPr>
+        <w:spacing w:after="0" w:line="240" w:lineRule="auto"/>
+        <w:rPr>
+          <w:rFonts w:eastAsia="Times New Roman" w:cstheme="minorHAnsi"/>
+          <w:color w:val="242424"/>
+          <w:kern w:val="0"/>
+          <w:sz w:val="28"/>
+          <w:szCs w:val="28"/>
+          <w:lang w:eastAsia="en-IN"/>
+          <w14:ligatures w14:val="none"/>
+        </w:rPr>
+      </w:pPr>
+      <w:r>
+        <w:rPr>
+          <w:rFonts w:eastAsia="Times New Roman" w:cstheme="minorHAnsi"/>
+          <w:color w:val="242424"/>
+          <w:kern w:val="0"/>
+          <w:sz w:val="28"/>
+          <w:szCs w:val="28"/>
+          <w:lang w:eastAsia="en-IN"/>
+          <w14:ligatures w14:val="none"/>
+        </w:rPr>
+        <w:t>Output :-</w:t>
+      </w:r>
+    </w:p>
+    <w:p>
+      <w:pPr>
+        <w:pStyle w:val="ListParagraph"/>
+        <w:numPr>
+          <w:ilvl w:val="0"/>
+          <w:numId w:val="3"/>
+        </w:numPr>
+        <w:spacing w:after="0" w:line="240" w:lineRule="auto"/>
+        <w:rPr>
+          <w:rFonts w:eastAsia="Times New Roman" w:cstheme="minorHAnsi"/>
+          <w:color w:val="242424"/>
+          <w:kern w:val="0"/>
+          <w:sz w:val="28"/>
+          <w:szCs w:val="28"/>
+          <w:lang w:eastAsia="en-IN"/>
+          <w14:ligatures w14:val="none"/>
+        </w:rPr>
+      </w:pPr>
+      <w:r>
+        <w:rPr>
+          <w:rFonts w:eastAsia="Times New Roman" w:cstheme="minorHAnsi"/>
+          <w:color w:val="242424"/>
+          <w:kern w:val="0"/>
+          <w:sz w:val="28"/>
+          <w:szCs w:val="28"/>
+          <w:lang w:eastAsia="en-IN"/>
+          <w14:ligatures w14:val="none"/>
+        </w:rPr>
+        <w:drawing>
+          <wp:inline distT="0" distB="0" distL="0" distR="0" wp14:anchorId="511EC709" wp14:editId="233937CA">
+            <wp:extent cx="5425892" cy="702733"/>
+            <wp:effectExtent l="0" t="0" r="3810" b="2540"/>
+            <wp:docPr id="1967215827" name="Picture 1"/>
+            <wp:cNvGraphicFramePr>
+              <a:graphicFrameLocks xmlns:a="http://schemas.openxmlformats.org/drawingml/2006/main" noChangeAspect="1"/>
+            </wp:cNvGraphicFramePr>
+            <a:graphic xmlns:a="http://schemas.openxmlformats.org/drawingml/2006/main">
+              <a:graphicData uri="http://schemas.openxmlformats.org/drawingml/2006/picture">
+                <pic:pic xmlns:pic="http://schemas.openxmlformats.org/drawingml/2006/picture">
+                  <pic:nvPicPr>
+                    <pic:cNvPr id="1967215827" name=""/>
+                    <pic:cNvPicPr/>
+                  </pic:nvPicPr>
+                  <pic:blipFill>
+                    <a:blip r:embed="rId17"/>
+                    <a:stretch>
+                      <a:fillRect/>
+                    </a:stretch>
+                  </pic:blipFill>
+                  <pic:spPr>
+                    <a:xfrm>
+                      <a:off x="0" y="0"/>
+                      <a:ext cx="5434444" cy="703841"/>
+                    </a:xfrm>
+                    <a:prstGeom prst="rect">
+                      <a:avLst/>
+                    </a:prstGeom>
+                  </pic:spPr>
+                </pic:pic>
+              </a:graphicData>
+            </a:graphic>
+          </wp:inline>
+        </w:drawing>
+      </w:r>
+      <w:r>
+        <w:rPr>
+          <w:rFonts w:eastAsia="Times New Roman" w:cstheme="minorHAnsi"/>
+          <w:color w:val="242424"/>
+          <w:kern w:val="0"/>
+          <w:sz w:val="28"/>
+          <w:szCs w:val="28"/>
+          <w:lang w:eastAsia="en-IN"/>
+          <w14:ligatures w14:val="none"/>
+        </w:rPr>
+        <w:br/>
+      </w:r>
+    </w:p>
+    <w:p>
+      <w:pPr>
+        <w:pStyle w:val="ListParagraph"/>
+        <w:numPr>
+          <w:ilvl w:val="0"/>
+          <w:numId w:val="3"/>
+        </w:numPr>
+        <w:spacing w:after="0" w:line="240" w:lineRule="auto"/>
+        <w:rPr>
+          <w:rFonts w:eastAsia="Times New Roman" w:cstheme="minorHAnsi"/>
+          <w:color w:val="242424"/>
+          <w:kern w:val="0"/>
+          <w:sz w:val="28"/>
+          <w:szCs w:val="28"/>
+          <w:lang w:eastAsia="en-IN"/>
+          <w14:ligatures w14:val="none"/>
+        </w:rPr>
+      </w:pPr>
+      <w:r>
+        <w:rPr>
+          <w:rFonts w:eastAsia="Times New Roman" w:cstheme="minorHAnsi"/>
+          <w:b/>
+          <w:bCs/>
+          <w:color w:val="242424"/>
+          <w:kern w:val="0"/>
+          <w:sz w:val="28"/>
+          <w:szCs w:val="28"/>
+          <w:lang w:eastAsia="en-IN"/>
+          <w14:ligatures w14:val="none"/>
+        </w:rPr>
+        <w:t>Binary Search</w:t>
+      </w:r>
+      <w:r>
+        <w:rPr>
+          <w:rFonts w:eastAsia="Times New Roman" w:cstheme="minorHAnsi"/>
+          <w:color w:val="242424"/>
+          <w:kern w:val="0"/>
+          <w:sz w:val="28"/>
+          <w:szCs w:val="28"/>
+          <w:lang w:eastAsia="en-IN"/>
+          <w14:ligatures w14:val="none"/>
+        </w:rPr>
+        <w:t xml:space="preserve"> – Faster search method used on sorted internal tables.</w:t>
+      </w:r>
+    </w:p>
+    <w:p>
+      <w:pPr>
+        <w:pStyle w:val="ListParagraph"/>
+        <w:numPr>
+          <w:ilvl w:val="0"/>
+          <w:numId w:val="3"/>
+        </w:numPr>
+        <w:spacing w:after="0" w:line="240" w:lineRule="auto"/>
+        <w:rPr>
+          <w:rFonts w:eastAsia="Times New Roman" w:cstheme="minorHAnsi"/>
+          <w:color w:val="242424"/>
+          <w:kern w:val="0"/>
+          <w:sz w:val="28"/>
+          <w:szCs w:val="28"/>
+          <w:lang w:eastAsia="en-IN"/>
+          <w14:ligatures w14:val="none"/>
+        </w:rPr>
+      </w:pPr>
+      <w:r>
+        <w:rPr>
+          <w:rFonts w:eastAsia="Times New Roman" w:cstheme="minorHAnsi"/>
+          <w:color w:val="242424"/>
+          <w:kern w:val="0"/>
+          <w:sz w:val="28"/>
+          <w:szCs w:val="28"/>
+          <w:lang w:eastAsia="en-IN"/>
+          <w14:ligatures w14:val="none"/>
+        </w:rPr>
+        <w:t xml:space="preserve">The system checks the </w:t>
+      </w:r>
+      <w:r>
+        <w:rPr>
+          <w:rFonts w:eastAsia="Times New Roman" w:cstheme="minorHAnsi"/>
+          <w:b/>
+          <w:bCs/>
+          <w:color w:val="242424"/>
+          <w:kern w:val="0"/>
+          <w:sz w:val="28"/>
+          <w:szCs w:val="28"/>
+          <w:lang w:eastAsia="en-IN"/>
+          <w14:ligatures w14:val="none"/>
+        </w:rPr>
+        <w:t>middle value first</w:t>
+      </w:r>
+      <w:r>
+        <w:rPr>
+          <w:rFonts w:eastAsia="Times New Roman" w:cstheme="minorHAnsi"/>
+          <w:color w:val="242424"/>
+          <w:kern w:val="0"/>
+          <w:sz w:val="28"/>
+          <w:szCs w:val="28"/>
+          <w:lang w:eastAsia="en-IN"/>
+          <w14:ligatures w14:val="none"/>
+        </w:rPr>
+        <w:t xml:space="preserve"> and then divides the search area.</w:t>
+      </w:r>
+    </w:p>
+    <w:p>
+      <w:pPr>
+        <w:pStyle w:val="ListParagraph"/>
+        <w:numPr>
+          <w:ilvl w:val="0"/>
+          <w:numId w:val="3"/>
+        </w:numPr>
+        <w:spacing w:after="0" w:line="240" w:lineRule="auto"/>
+        <w:rPr>
+          <w:rFonts w:eastAsia="Times New Roman" w:cstheme="minorHAnsi"/>
+          <w:color w:val="242424"/>
+          <w:kern w:val="0"/>
+          <w:sz w:val="28"/>
+          <w:szCs w:val="28"/>
+          <w:lang w:eastAsia="en-IN"/>
+          <w14:ligatures w14:val="none"/>
+        </w:rPr>
+      </w:pPr>
+      <w:r>
+        <w:rPr>
+          <w:rFonts w:eastAsia="Times New Roman" w:cstheme="minorHAnsi"/>
+          <w:color w:val="242424"/>
+          <w:kern w:val="0"/>
+          <w:sz w:val="28"/>
+          <w:szCs w:val="28"/>
+          <w:lang w:eastAsia="en-IN"/>
+          <w14:ligatures w14:val="none"/>
+        </w:rPr>
+        <w:t>Program :-</w:t>
+      </w:r>
+    </w:p>
+    <w:p>
+      <w:pPr>
+        <w:pStyle w:val="ListParagraph"/>
+        <w:spacing w:after="0" w:line="240" w:lineRule="auto"/>
+        <w:ind w:left="384"/>
+        <w:rPr>
+          <w:rFonts w:eastAsia="Times New Roman" w:cstheme="minorHAnsi"/>
+          <w:color w:val="242424"/>
+          <w:kern w:val="0"/>
+          <w:sz w:val="28"/>
+          <w:szCs w:val="28"/>
+          <w:lang w:eastAsia="en-IN"/>
+          <w14:ligatures w14:val="none"/>
+        </w:rPr>
+      </w:pPr>
+    </w:p>
+    <w:p>
+      <w:pPr>
+        <w:pStyle w:val="ListParagraph"/>
+        <w:spacing w:after="0" w:line="240" w:lineRule="auto"/>
+        <w:ind w:left="384"/>
+        <w:rPr>
+          <w:rFonts w:eastAsia="Times New Roman" w:cstheme="minorHAnsi"/>
+          <w:color w:val="242424"/>
+          <w:kern w:val="0"/>
+          <w:sz w:val="28"/>
+          <w:szCs w:val="28"/>
+          <w:lang w:eastAsia="en-IN"/>
+          <w14:ligatures w14:val="none"/>
+        </w:rPr>
+      </w:pPr>
+      <w:r>
+        <w:rPr>
+          <w:noProof/>
+        </w:rPr>
+        <w:lastRenderedPageBreak/>
+        <w:drawing>
+          <wp:inline distT="0" distB="0" distL="0" distR="0" wp14:anchorId="55D004CC" wp14:editId="773992D3">
+            <wp:extent cx="5731510" cy="3729990"/>
+            <wp:effectExtent l="0" t="0" r="2540" b="3810"/>
+            <wp:docPr id="83830342" name="Picture 1"/>
+            <wp:cNvGraphicFramePr>
+              <a:graphicFrameLocks xmlns:a="http://schemas.openxmlformats.org/drawingml/2006/main" noChangeAspect="1"/>
+            </wp:cNvGraphicFramePr>
+            <a:graphic xmlns:a="http://schemas.openxmlformats.org/drawingml/2006/main">
+              <a:graphicData uri="http://schemas.openxmlformats.org/drawingml/2006/picture">
+                <pic:pic xmlns:pic="http://schemas.openxmlformats.org/drawingml/2006/picture">
+                  <pic:nvPicPr>
+                    <pic:cNvPr id="83830342" name=""/>
+                    <pic:cNvPicPr/>
+                  </pic:nvPicPr>
+                  <pic:blipFill>
+                    <a:blip r:embed="rId15"/>
+                    <a:stretch>
+                      <a:fillRect/>
+                    </a:stretch>
+                  </pic:blipFill>
+                  <pic:spPr>
+                    <a:xfrm>
+                      <a:off x="0" y="0"/>
+                      <a:ext cx="5731510" cy="3729990"/>
+                    </a:xfrm>
+                    <a:prstGeom prst="rect">
+                      <a:avLst/>
+                    </a:prstGeom>
+                  </pic:spPr>
+                </pic:pic>
+              </a:graphicData>
+            </a:graphic>
+          </wp:inline>
+        </w:drawing>
+      </w:r>
+    </w:p>
+    <w:p>
+      <w:pPr>
+        <w:pStyle w:val="ListParagraph"/>
+        <w:spacing w:after="0" w:line="240" w:lineRule="auto"/>
+        <w:ind w:left="384"/>
+        <w:rPr>
+          <w:rFonts w:eastAsia="Times New Roman" w:cstheme="minorHAnsi"/>
+          <w:color w:val="242424"/>
+          <w:kern w:val="0"/>
+          <w:sz w:val="28"/>
+          <w:szCs w:val="28"/>
+          <w:lang w:eastAsia="en-IN"/>
+          <w14:ligatures w14:val="none"/>
+        </w:rPr>
+      </w:pPr>
+      <w:r>
+        <w:rPr>
+          <w:noProof/>
+        </w:rPr>
+        <w:drawing>
+          <wp:inline distT="0" distB="0" distL="0" distR="0" wp14:anchorId="08770792" wp14:editId="54490911">
+            <wp:extent cx="5960534" cy="735965"/>
+            <wp:effectExtent l="0" t="0" r="0" b="6985"/>
+            <wp:docPr id="799178893" name="Picture 1"/>
+            <wp:cNvGraphicFramePr>
+              <a:graphicFrameLocks xmlns:a="http://schemas.openxmlformats.org/drawingml/2006/main" noChangeAspect="1"/>
+            </wp:cNvGraphicFramePr>
+            <a:graphic xmlns:a="http://schemas.openxmlformats.org/drawingml/2006/main">
+              <a:graphicData uri="http://schemas.openxmlformats.org/drawingml/2006/picture">
+                <pic:pic xmlns:pic="http://schemas.openxmlformats.org/drawingml/2006/picture">
+                  <pic:nvPicPr>
+                    <pic:cNvPr id="799178893" name=""/>
+                    <pic:cNvPicPr/>
+                  </pic:nvPicPr>
+                  <pic:blipFill rotWithShape="1">
+                    <a:blip r:embed="rId18"/>
+                    <a:srcRect l="3842" t="11577" r="-3842" b="-3158"/>
+                    <a:stretch>
+                      <a:fillRect/>
+                    </a:stretch>
+                  </pic:blipFill>
+                  <pic:spPr bwMode="auto">
+                    <a:xfrm>
+                      <a:off x="0" y="0"/>
+                      <a:ext cx="6025492" cy="743986"/>
+                    </a:xfrm>
+                    <a:prstGeom prst="rect">
+                      <a:avLst/>
+                    </a:prstGeom>
+                    <a:ln>
+                      <a:noFill/>
+                    </a:ln>
+                    <a:extLst>
+                      <a:ext uri="{53640926-AAD7-44D8-BBD7-CCE9431645EC}">
+                        <a14:shadowObscured xmlns:a14="http://schemas.microsoft.com/office/drawing/2010/main"/>
+                      </a:ext>
+                    </a:extLst>
+                  </pic:spPr>
+                </pic:pic>
+              </a:graphicData>
+            </a:graphic>
+          </wp:inline>
+        </w:drawing>
+      </w:r>
+    </w:p>
+    <w:p>
+      <w:pPr>
+        <w:pStyle w:val="ListParagraph"/>
+        <w:numPr>
+          <w:ilvl w:val="0"/>
+          <w:numId w:val="3"/>
+        </w:numPr>
+        <w:spacing w:after="0" w:line="240" w:lineRule="auto"/>
+        <w:rPr>
+          <w:rFonts w:eastAsia="Times New Roman" w:cstheme="minorHAnsi"/>
+          <w:color w:val="242424"/>
+          <w:kern w:val="0"/>
+          <w:sz w:val="28"/>
+          <w:szCs w:val="28"/>
+          <w:lang w:eastAsia="en-IN"/>
+          <w14:ligatures w14:val="none"/>
+        </w:rPr>
+      </w:pPr>
+      <w:r>
+        <w:rPr>
+          <w:rFonts w:eastAsia="Times New Roman" w:cstheme="minorHAnsi"/>
+          <w:color w:val="242424"/>
+          <w:kern w:val="0"/>
+          <w:sz w:val="28"/>
+          <w:szCs w:val="28"/>
+          <w:lang w:eastAsia="en-IN"/>
+          <w14:ligatures w14:val="none"/>
+        </w:rPr>
+        <w:t>Output:-</w:t>
+      </w:r>
+    </w:p>
+    <w:p>
+      <w:pPr>
+        <w:pStyle w:val="ListParagraph"/>
+        <w:numPr>
+          <w:ilvl w:val="0"/>
+          <w:numId w:val="3"/>
+        </w:numPr>
+        <w:spacing w:after="0" w:line="240" w:lineRule="auto"/>
+        <w:rPr>
+          <w:rFonts w:eastAsia="Times New Roman" w:cstheme="minorHAnsi"/>
+          <w:color w:val="242424"/>
+          <w:kern w:val="0"/>
+          <w:sz w:val="28"/>
+          <w:szCs w:val="28"/>
+          <w:lang w:eastAsia="en-IN"/>
+          <w14:ligatures w14:val="none"/>
+        </w:rPr>
+      </w:pPr>
+      <w:r>
+        <w:rPr>
+          <w:rFonts w:eastAsia="Times New Roman" w:cstheme="minorHAnsi"/>
+          <w:color w:val="242424"/>
+          <w:kern w:val="0"/>
+          <w:sz w:val="28"/>
+          <w:szCs w:val="28"/>
+          <w:lang w:eastAsia="en-IN"/>
+          <w14:ligatures w14:val="none"/>
+        </w:rPr>
+        <w:drawing>
+          <wp:inline distT="0" distB="0" distL="0" distR="0" wp14:anchorId="20425F00" wp14:editId="60973328">
+            <wp:extent cx="5452534" cy="799818"/>
+            <wp:effectExtent l="0" t="0" r="0" b="635"/>
+            <wp:docPr id="1825589003" name="Picture 1"/>
+            <wp:cNvGraphicFramePr>
+              <a:graphicFrameLocks xmlns:a="http://schemas.openxmlformats.org/drawingml/2006/main" noChangeAspect="1"/>
+            </wp:cNvGraphicFramePr>
+            <a:graphic xmlns:a="http://schemas.openxmlformats.org/drawingml/2006/main">
+              <a:graphicData uri="http://schemas.openxmlformats.org/drawingml/2006/picture">
+                <pic:pic xmlns:pic="http://schemas.openxmlformats.org/drawingml/2006/picture">
+                  <pic:nvPicPr>
+                    <pic:cNvPr id="1825589003" name=""/>
+                    <pic:cNvPicPr/>
+                  </pic:nvPicPr>
+                  <pic:blipFill>
+                    <a:blip r:embed="rId19"/>
+                    <a:stretch>
+                      <a:fillRect/>
+                    </a:stretch>
+                  </pic:blipFill>
+                  <pic:spPr>
+                    <a:xfrm>
+                      <a:off x="0" y="0"/>
+                      <a:ext cx="5468848" cy="802211"/>
+                    </a:xfrm>
+                    <a:prstGeom prst="rect">
+                      <a:avLst/>
+                    </a:prstGeom>
+                  </pic:spPr>
+                </pic:pic>
+              </a:graphicData>
+            </a:graphic>
+          </wp:inline>
+        </w:drawing>
       </w:r>
     </w:p>
     <w:p>
@@ -2612,6 +3618,7 @@
   <w:style w:type="character" w:default="1" w:styleId="DefaultParagraphFont">
     <w:name w:val="Default Paragraph Font"/>
     <w:uiPriority w:val="1"/>
+    <w:semiHidden/>
     <w:unhideWhenUsed/>
   </w:style>
   <w:style w:type="table" w:default="1" w:styleId="TableNormal">

--- a/Assignment 17.docx
+++ b/Assignment 17.docx
@@ -512,7 +512,37 @@
           <w:lang w:eastAsia="en-IN"/>
           <w14:ligatures w14:val="none"/>
         </w:rPr>
-        <w:t xml:space="preserve">REFRESH lt_student.  </w:t>
+        <w:t>REFRESH </w:t>
+      </w:r>
+      <w:proofErr w:type="spellStart"/>
+      <w:r>
+        <w:rPr>
+          <w:rFonts w:eastAsia="Times New Roman" w:cstheme="minorHAnsi"/>
+          <w:b/>
+          <w:bCs/>
+          <w:color w:val="242424"/>
+          <w:kern w:val="0"/>
+          <w:sz w:val="28"/>
+          <w:szCs w:val="28"/>
+          <w:lang w:eastAsia="en-IN"/>
+          <w14:ligatures w14:val="none"/>
+        </w:rPr>
+        <w:t>lt_student</w:t>
+      </w:r>
+      <w:proofErr w:type="spellEnd"/>
+      <w:r>
+        <w:rPr>
+          <w:rFonts w:eastAsia="Times New Roman" w:cstheme="minorHAnsi"/>
+          <w:b/>
+          <w:bCs/>
+          <w:color w:val="242424"/>
+          <w:kern w:val="0"/>
+          <w:sz w:val="28"/>
+          <w:szCs w:val="28"/>
+          <w:lang w:eastAsia="en-IN"/>
+          <w14:ligatures w14:val="none"/>
+        </w:rPr>
+        <w:t xml:space="preserve">.  </w:t>
       </w:r>
       <w:r>
         <w:rPr>
@@ -616,7 +646,37 @@
           <w:lang w:eastAsia="en-IN"/>
           <w14:ligatures w14:val="none"/>
         </w:rPr>
-        <w:t>REFRESH lt_student.</w:t>
+        <w:t xml:space="preserve">REFRESH </w:t>
+      </w:r>
+      <w:proofErr w:type="spellStart"/>
+      <w:r>
+        <w:rPr>
+          <w:rFonts w:eastAsia="Times New Roman" w:cstheme="minorHAnsi"/>
+          <w:b/>
+          <w:bCs/>
+          <w:color w:val="242424"/>
+          <w:kern w:val="0"/>
+          <w:sz w:val="28"/>
+          <w:szCs w:val="28"/>
+          <w:lang w:eastAsia="en-IN"/>
+          <w14:ligatures w14:val="none"/>
+        </w:rPr>
+        <w:t>lt_student</w:t>
+      </w:r>
+      <w:proofErr w:type="spellEnd"/>
+      <w:r>
+        <w:rPr>
+          <w:rFonts w:eastAsia="Times New Roman" w:cstheme="minorHAnsi"/>
+          <w:b/>
+          <w:bCs/>
+          <w:color w:val="242424"/>
+          <w:kern w:val="0"/>
+          <w:sz w:val="28"/>
+          <w:szCs w:val="28"/>
+          <w:lang w:eastAsia="en-IN"/>
+          <w14:ligatures w14:val="none"/>
+        </w:rPr>
+        <w:t>.</w:t>
       </w:r>
     </w:p>
     <w:p>
@@ -2258,6 +2318,7 @@
       <w:r>
         <w:rPr>
           <w:rFonts w:eastAsia="Times New Roman" w:cstheme="minorHAnsi"/>
+          <w:noProof/>
           <w:color w:val="242424"/>
           <w:kern w:val="0"/>
           <w:sz w:val="28"/>
@@ -2637,6 +2698,7 @@
       <w:r>
         <w:rPr>
           <w:rFonts w:eastAsia="Times New Roman" w:cstheme="minorHAnsi"/>
+          <w:noProof/>
           <w:color w:val="242424"/>
           <w:kern w:val="0"/>
           <w:sz w:val="28"/>
@@ -2683,15 +2745,2873 @@
     </w:p>
     <w:p>
       <w:pPr>
+        <w:spacing w:after="0" w:line="240" w:lineRule="auto"/>
+        <w:rPr>
+          <w:rFonts w:eastAsia="Times New Roman" w:cstheme="minorHAnsi"/>
+          <w:color w:val="242424"/>
+          <w:kern w:val="0"/>
+          <w:sz w:val="28"/>
+          <w:szCs w:val="28"/>
+          <w:lang w:eastAsia="en-IN"/>
+          <w14:ligatures w14:val="none"/>
+        </w:rPr>
+      </w:pPr>
+    </w:p>
+    <w:p>
+      <w:pPr>
+        <w:spacing w:after="0" w:line="240" w:lineRule="auto"/>
+        <w:rPr>
+          <w:rFonts w:eastAsia="Times New Roman" w:cstheme="minorHAnsi"/>
+          <w:color w:val="242424"/>
+          <w:kern w:val="0"/>
+          <w:sz w:val="28"/>
+          <w:szCs w:val="28"/>
+          <w:lang w:eastAsia="en-IN"/>
+          <w14:ligatures w14:val="none"/>
+        </w:rPr>
+      </w:pPr>
+    </w:p>
+    <w:p>
+      <w:pPr>
+        <w:spacing w:after="0" w:line="240" w:lineRule="auto"/>
+        <w:rPr>
+          <w:rFonts w:eastAsia="Times New Roman" w:cstheme="minorHAnsi"/>
+          <w:color w:val="242424"/>
+          <w:kern w:val="0"/>
+          <w:sz w:val="28"/>
+          <w:szCs w:val="28"/>
+          <w:lang w:eastAsia="en-IN"/>
+          <w14:ligatures w14:val="none"/>
+        </w:rPr>
+      </w:pPr>
+    </w:p>
+    <w:p>
+      <w:pPr>
+        <w:spacing w:after="0" w:line="240" w:lineRule="auto"/>
+        <w:rPr>
+          <w:rFonts w:eastAsia="Times New Roman" w:cstheme="minorHAnsi"/>
+          <w:color w:val="242424"/>
+          <w:kern w:val="0"/>
+          <w:sz w:val="28"/>
+          <w:szCs w:val="28"/>
+          <w:lang w:eastAsia="en-IN"/>
+          <w14:ligatures w14:val="none"/>
+        </w:rPr>
+      </w:pPr>
+    </w:p>
+    <w:p>
+      <w:pPr>
+        <w:spacing w:after="0" w:line="240" w:lineRule="auto"/>
+        <w:rPr>
+          <w:rFonts w:eastAsia="Times New Roman" w:cstheme="minorHAnsi"/>
+          <w:color w:val="242424"/>
+          <w:kern w:val="0"/>
+          <w:sz w:val="28"/>
+          <w:szCs w:val="28"/>
+          <w:lang w:eastAsia="en-IN"/>
+          <w14:ligatures w14:val="none"/>
+        </w:rPr>
+      </w:pPr>
+    </w:p>
+    <w:p>
+      <w:pPr>
+        <w:spacing w:after="0" w:line="240" w:lineRule="auto"/>
+        <w:rPr>
+          <w:rFonts w:eastAsia="Times New Roman" w:cstheme="minorHAnsi"/>
+          <w:color w:val="242424"/>
+          <w:kern w:val="0"/>
+          <w:sz w:val="28"/>
+          <w:szCs w:val="28"/>
+          <w:lang w:eastAsia="en-IN"/>
+          <w14:ligatures w14:val="none"/>
+        </w:rPr>
+      </w:pPr>
+    </w:p>
+    <w:p>
+      <w:pPr>
+        <w:spacing w:after="0" w:line="240" w:lineRule="auto"/>
+        <w:rPr>
+          <w:rFonts w:eastAsia="Times New Roman" w:cstheme="minorHAnsi"/>
+          <w:color w:val="242424"/>
+          <w:kern w:val="0"/>
+          <w:sz w:val="28"/>
+          <w:szCs w:val="28"/>
+          <w:lang w:eastAsia="en-IN"/>
+          <w14:ligatures w14:val="none"/>
+        </w:rPr>
+      </w:pPr>
+    </w:p>
+    <w:p>
+      <w:pPr>
+        <w:spacing w:after="0" w:line="240" w:lineRule="auto"/>
+        <w:rPr>
+          <w:rFonts w:eastAsia="Times New Roman" w:cstheme="minorHAnsi"/>
+          <w:color w:val="242424"/>
+          <w:kern w:val="0"/>
+          <w:sz w:val="28"/>
+          <w:szCs w:val="28"/>
+          <w:lang w:eastAsia="en-IN"/>
+          <w14:ligatures w14:val="none"/>
+        </w:rPr>
+      </w:pPr>
+    </w:p>
+    <w:p>
+      <w:pPr>
+        <w:spacing w:after="0" w:line="240" w:lineRule="auto"/>
+        <w:rPr>
+          <w:rFonts w:eastAsia="Times New Roman" w:cstheme="minorHAnsi"/>
+          <w:color w:val="242424"/>
+          <w:kern w:val="0"/>
+          <w:sz w:val="28"/>
+          <w:szCs w:val="28"/>
+          <w:lang w:eastAsia="en-IN"/>
+          <w14:ligatures w14:val="none"/>
+        </w:rPr>
+      </w:pPr>
+    </w:p>
+    <w:p>
+      <w:pPr>
+        <w:spacing w:after="0" w:line="240" w:lineRule="auto"/>
+        <w:rPr>
+          <w:rFonts w:eastAsia="Times New Roman" w:cstheme="minorHAnsi"/>
+          <w:color w:val="242424"/>
+          <w:kern w:val="0"/>
+          <w:sz w:val="28"/>
+          <w:szCs w:val="28"/>
+          <w:lang w:eastAsia="en-IN"/>
+          <w14:ligatures w14:val="none"/>
+        </w:rPr>
+      </w:pPr>
+    </w:p>
+    <w:p>
+      <w:pPr>
+        <w:spacing w:after="0" w:line="240" w:lineRule="auto"/>
+        <w:rPr>
+          <w:rFonts w:eastAsia="Times New Roman" w:cstheme="minorHAnsi"/>
+          <w:color w:val="242424"/>
+          <w:kern w:val="0"/>
+          <w:sz w:val="28"/>
+          <w:szCs w:val="28"/>
+          <w:lang w:eastAsia="en-IN"/>
+          <w14:ligatures w14:val="none"/>
+        </w:rPr>
+      </w:pPr>
+    </w:p>
+    <w:p>
+      <w:pPr>
+        <w:spacing w:after="0" w:line="240" w:lineRule="auto"/>
+        <w:rPr>
+          <w:rFonts w:eastAsia="Times New Roman" w:cstheme="minorHAnsi"/>
+          <w:color w:val="242424"/>
+          <w:kern w:val="0"/>
+          <w:sz w:val="28"/>
+          <w:szCs w:val="28"/>
+          <w:lang w:eastAsia="en-IN"/>
+          <w14:ligatures w14:val="none"/>
+        </w:rPr>
+      </w:pPr>
+    </w:p>
+    <w:p>
+      <w:pPr>
+        <w:spacing w:after="0" w:line="240" w:lineRule="auto"/>
+        <w:rPr>
+          <w:rFonts w:eastAsia="Times New Roman" w:cstheme="minorHAnsi"/>
+          <w:color w:val="242424"/>
+          <w:kern w:val="0"/>
+          <w:sz w:val="28"/>
+          <w:szCs w:val="28"/>
+          <w:lang w:eastAsia="en-IN"/>
+          <w14:ligatures w14:val="none"/>
+        </w:rPr>
+      </w:pPr>
+    </w:p>
+    <w:p>
+      <w:pPr>
+        <w:spacing w:after="0" w:line="240" w:lineRule="auto"/>
+        <w:rPr>
+          <w:rFonts w:eastAsia="Times New Roman" w:cstheme="minorHAnsi"/>
+          <w:color w:val="242424"/>
+          <w:kern w:val="0"/>
+          <w:sz w:val="28"/>
+          <w:szCs w:val="28"/>
+          <w:lang w:eastAsia="en-IN"/>
+          <w14:ligatures w14:val="none"/>
+        </w:rPr>
+      </w:pPr>
+    </w:p>
+    <w:p>
+      <w:pPr>
+        <w:spacing w:after="0" w:line="240" w:lineRule="auto"/>
+        <w:rPr>
+          <w:rFonts w:eastAsia="Times New Roman" w:cstheme="minorHAnsi"/>
+          <w:color w:val="242424"/>
+          <w:kern w:val="0"/>
+          <w:sz w:val="28"/>
+          <w:szCs w:val="28"/>
+          <w:lang w:eastAsia="en-IN"/>
+          <w14:ligatures w14:val="none"/>
+        </w:rPr>
+      </w:pPr>
+    </w:p>
+    <w:p>
+      <w:pPr>
         <w:pStyle w:val="ListParagraph"/>
         <w:numPr>
           <w:ilvl w:val="0"/>
-          <w:numId w:val="3"/>
+          <w:numId w:val="2"/>
         </w:numPr>
         <w:spacing w:after="0" w:line="240" w:lineRule="auto"/>
         <w:rPr>
-          <w:rFonts w:eastAsia="Times New Roman" w:cstheme="minorHAnsi"/>
-          <w:color w:val="242424"/>
+          <w:rFonts w:ascii="Calibri" w:eastAsia="Times New Roman" w:hAnsi="Calibri" w:cs="Calibri"/>
+          <w:b/>
+          <w:bCs/>
+          <w:color w:val="000000"/>
+          <w:kern w:val="0"/>
+          <w:sz w:val="28"/>
+          <w:szCs w:val="28"/>
+          <w:lang w:eastAsia="en-IN"/>
+          <w14:ligatures w14:val="none"/>
+        </w:rPr>
+      </w:pPr>
+      <w:r>
+        <w:rPr>
+          <w:rFonts w:ascii="Calibri" w:eastAsia="Times New Roman" w:hAnsi="Calibri" w:cs="Calibri"/>
+          <w:b/>
+          <w:bCs/>
+          <w:color w:val="000000"/>
+          <w:kern w:val="0"/>
+          <w:sz w:val="28"/>
+          <w:szCs w:val="28"/>
+          <w:lang w:eastAsia="en-IN"/>
+          <w14:ligatures w14:val="none"/>
+        </w:rPr>
+        <w:lastRenderedPageBreak/>
+        <w:t>Internal table operations and Syntax and which scenario we use.</w:t>
+      </w:r>
+    </w:p>
+    <w:p>
+      <w:pPr>
+        <w:spacing w:after="0" w:line="240" w:lineRule="auto"/>
+        <w:rPr>
+          <w:rFonts w:ascii="Calibri" w:eastAsia="Times New Roman" w:hAnsi="Calibri" w:cs="Calibri"/>
+          <w:b/>
+          <w:bCs/>
+          <w:color w:val="000000"/>
+          <w:kern w:val="0"/>
+          <w:sz w:val="28"/>
+          <w:szCs w:val="28"/>
+          <w:lang w:eastAsia="en-IN"/>
+          <w14:ligatures w14:val="none"/>
+        </w:rPr>
+      </w:pPr>
+    </w:p>
+    <w:tbl>
+      <w:tblPr>
+        <w:tblStyle w:val="TableGrid"/>
+        <w:tblW w:w="9923" w:type="dxa"/>
+        <w:tblInd w:w="-5" w:type="dxa"/>
+        <w:tblLayout w:type="fixed"/>
+        <w:tblLook w:val="04A0" w:firstRow="1" w:lastRow="0" w:firstColumn="1" w:lastColumn="0" w:noHBand="0" w:noVBand="1"/>
+      </w:tblPr>
+      <w:tblGrid>
+        <w:gridCol w:w="1724"/>
+        <w:gridCol w:w="4939"/>
+        <w:gridCol w:w="3260"/>
+      </w:tblGrid>
+      <w:tr>
+        <w:tc>
+          <w:tcPr>
+            <w:tcW w:w="1724" w:type="dxa"/>
+          </w:tcPr>
+          <w:p>
+            <w:pPr>
+              <w:pStyle w:val="ListParagraph"/>
+              <w:ind w:left="0"/>
+              <w:rPr>
+                <w:rFonts w:ascii="Calibri" w:eastAsia="Times New Roman" w:hAnsi="Calibri" w:cs="Calibri"/>
+                <w:b/>
+                <w:bCs/>
+                <w:color w:val="000000"/>
+                <w:kern w:val="0"/>
+                <w:sz w:val="28"/>
+                <w:szCs w:val="28"/>
+                <w:lang w:eastAsia="en-IN"/>
+                <w14:ligatures w14:val="none"/>
+              </w:rPr>
+            </w:pPr>
+            <w:r>
+              <w:rPr>
+                <w:rFonts w:ascii="Calibri" w:eastAsia="Times New Roman" w:hAnsi="Calibri" w:cs="Calibri"/>
+                <w:b/>
+                <w:bCs/>
+                <w:color w:val="000000"/>
+                <w:kern w:val="0"/>
+                <w:sz w:val="28"/>
+                <w:szCs w:val="28"/>
+                <w:lang w:eastAsia="en-IN"/>
+                <w14:ligatures w14:val="none"/>
+              </w:rPr>
+              <w:t>Operation</w:t>
+            </w:r>
+          </w:p>
+        </w:tc>
+        <w:tc>
+          <w:tcPr>
+            <w:tcW w:w="4939" w:type="dxa"/>
+          </w:tcPr>
+          <w:p>
+            <w:pPr>
+              <w:pStyle w:val="ListParagraph"/>
+              <w:ind w:left="0"/>
+              <w:rPr>
+                <w:rFonts w:ascii="Calibri" w:eastAsia="Times New Roman" w:hAnsi="Calibri" w:cs="Calibri"/>
+                <w:b/>
+                <w:bCs/>
+                <w:color w:val="000000"/>
+                <w:kern w:val="0"/>
+                <w:sz w:val="28"/>
+                <w:szCs w:val="28"/>
+                <w:lang w:eastAsia="en-IN"/>
+                <w14:ligatures w14:val="none"/>
+              </w:rPr>
+            </w:pPr>
+            <w:r>
+              <w:rPr>
+                <w:rFonts w:ascii="Calibri" w:eastAsia="Times New Roman" w:hAnsi="Calibri" w:cs="Calibri"/>
+                <w:b/>
+                <w:bCs/>
+                <w:color w:val="000000"/>
+                <w:kern w:val="0"/>
+                <w:sz w:val="28"/>
+                <w:szCs w:val="28"/>
+                <w:lang w:eastAsia="en-IN"/>
+                <w14:ligatures w14:val="none"/>
+              </w:rPr>
+              <w:t>Syntax</w:t>
+            </w:r>
+          </w:p>
+        </w:tc>
+        <w:tc>
+          <w:tcPr>
+            <w:tcW w:w="3260" w:type="dxa"/>
+          </w:tcPr>
+          <w:p>
+            <w:pPr>
+              <w:pStyle w:val="ListParagraph"/>
+              <w:ind w:left="0"/>
+              <w:rPr>
+                <w:rFonts w:ascii="Calibri" w:eastAsia="Times New Roman" w:hAnsi="Calibri" w:cs="Calibri"/>
+                <w:b/>
+                <w:bCs/>
+                <w:color w:val="000000"/>
+                <w:kern w:val="0"/>
+                <w:sz w:val="28"/>
+                <w:szCs w:val="28"/>
+                <w:lang w:eastAsia="en-IN"/>
+                <w14:ligatures w14:val="none"/>
+              </w:rPr>
+            </w:pPr>
+            <w:r>
+              <w:rPr>
+                <w:rFonts w:ascii="Calibri" w:eastAsia="Times New Roman" w:hAnsi="Calibri" w:cs="Calibri"/>
+                <w:b/>
+                <w:bCs/>
+                <w:color w:val="000000"/>
+                <w:kern w:val="0"/>
+                <w:sz w:val="28"/>
+                <w:szCs w:val="28"/>
+                <w:lang w:eastAsia="en-IN"/>
+                <w14:ligatures w14:val="none"/>
+              </w:rPr>
+              <w:t>Scenario</w:t>
+            </w:r>
+          </w:p>
+        </w:tc>
+      </w:tr>
+      <w:tr>
+        <w:tc>
+          <w:tcPr>
+            <w:tcW w:w="1724" w:type="dxa"/>
+          </w:tcPr>
+          <w:p>
+            <w:pPr>
+              <w:pStyle w:val="ListParagraph"/>
+              <w:ind w:left="0"/>
+              <w:rPr>
+                <w:rFonts w:ascii="Calibri" w:eastAsia="Times New Roman" w:hAnsi="Calibri" w:cs="Calibri"/>
+                <w:b/>
+                <w:bCs/>
+                <w:color w:val="000000"/>
+                <w:kern w:val="0"/>
+                <w:sz w:val="28"/>
+                <w:szCs w:val="28"/>
+                <w:lang w:eastAsia="en-IN"/>
+                <w14:ligatures w14:val="none"/>
+              </w:rPr>
+            </w:pPr>
+            <w:r>
+              <w:rPr>
+                <w:rFonts w:ascii="Calibri" w:eastAsia="Times New Roman" w:hAnsi="Calibri" w:cs="Calibri"/>
+                <w:b/>
+                <w:bCs/>
+                <w:color w:val="000000"/>
+                <w:kern w:val="0"/>
+                <w:sz w:val="28"/>
+                <w:szCs w:val="28"/>
+                <w:lang w:eastAsia="en-IN"/>
+                <w14:ligatures w14:val="none"/>
+              </w:rPr>
+              <w:t>APPEND</w:t>
+            </w:r>
+            <w:r>
+              <w:rPr>
+                <w:rFonts w:ascii="Calibri" w:eastAsia="Times New Roman" w:hAnsi="Calibri" w:cs="Calibri"/>
+                <w:b/>
+                <w:bCs/>
+                <w:color w:val="000000"/>
+                <w:kern w:val="0"/>
+                <w:sz w:val="28"/>
+                <w:szCs w:val="28"/>
+                <w:lang w:eastAsia="en-IN"/>
+                <w14:ligatures w14:val="none"/>
+              </w:rPr>
+              <w:t>.</w:t>
+            </w:r>
+          </w:p>
+        </w:tc>
+        <w:tc>
+          <w:tcPr>
+            <w:tcW w:w="4939" w:type="dxa"/>
+          </w:tcPr>
+          <w:p>
+            <w:pPr>
+              <w:pStyle w:val="ListParagraph"/>
+              <w:ind w:left="0"/>
+              <w:rPr>
+                <w:rFonts w:ascii="Calibri" w:eastAsia="Times New Roman" w:hAnsi="Calibri" w:cs="Calibri"/>
+                <w:color w:val="000000"/>
+                <w:kern w:val="0"/>
+                <w:sz w:val="28"/>
+                <w:szCs w:val="28"/>
+                <w:lang w:eastAsia="en-IN"/>
+                <w14:ligatures w14:val="none"/>
+              </w:rPr>
+            </w:pPr>
+            <w:r>
+              <w:rPr>
+                <w:rFonts w:ascii="Calibri" w:eastAsia="Times New Roman" w:hAnsi="Calibri" w:cs="Calibri"/>
+                <w:color w:val="000000"/>
+                <w:kern w:val="0"/>
+                <w:sz w:val="28"/>
+                <w:szCs w:val="28"/>
+                <w:lang w:eastAsia="en-IN"/>
+                <w14:ligatures w14:val="none"/>
+              </w:rPr>
+              <w:t xml:space="preserve">APPEND </w:t>
+            </w:r>
+            <w:proofErr w:type="spellStart"/>
+            <w:r>
+              <w:rPr>
+                <w:rFonts w:ascii="Calibri" w:eastAsia="Times New Roman" w:hAnsi="Calibri" w:cs="Calibri"/>
+                <w:color w:val="000000"/>
+                <w:kern w:val="0"/>
+                <w:sz w:val="28"/>
+                <w:szCs w:val="28"/>
+                <w:lang w:eastAsia="en-IN"/>
+                <w14:ligatures w14:val="none"/>
+              </w:rPr>
+              <w:t>wa_student</w:t>
+            </w:r>
+            <w:proofErr w:type="spellEnd"/>
+            <w:r>
+              <w:rPr>
+                <w:rFonts w:ascii="Calibri" w:eastAsia="Times New Roman" w:hAnsi="Calibri" w:cs="Calibri"/>
+                <w:color w:val="000000"/>
+                <w:kern w:val="0"/>
+                <w:sz w:val="28"/>
+                <w:szCs w:val="28"/>
+                <w:lang w:eastAsia="en-IN"/>
+                <w14:ligatures w14:val="none"/>
+              </w:rPr>
+              <w:t xml:space="preserve"> </w:t>
+            </w:r>
+            <w:r>
+              <w:rPr>
+                <w:rFonts w:ascii="Calibri" w:eastAsia="Times New Roman" w:hAnsi="Calibri" w:cs="Calibri"/>
+                <w:color w:val="000000"/>
+                <w:kern w:val="0"/>
+                <w:sz w:val="28"/>
+                <w:szCs w:val="28"/>
+                <w:lang w:eastAsia="en-IN"/>
+                <w14:ligatures w14:val="none"/>
+              </w:rPr>
+              <w:t xml:space="preserve">TO </w:t>
+            </w:r>
+            <w:proofErr w:type="spellStart"/>
+            <w:r>
+              <w:rPr>
+                <w:rFonts w:ascii="Calibri" w:eastAsia="Times New Roman" w:hAnsi="Calibri" w:cs="Calibri"/>
+                <w:color w:val="000000"/>
+                <w:kern w:val="0"/>
+                <w:sz w:val="28"/>
+                <w:szCs w:val="28"/>
+                <w:lang w:eastAsia="en-IN"/>
+                <w14:ligatures w14:val="none"/>
+              </w:rPr>
+              <w:t>l</w:t>
+            </w:r>
+            <w:r>
+              <w:rPr>
+                <w:rFonts w:ascii="Calibri" w:eastAsia="Times New Roman" w:hAnsi="Calibri" w:cs="Calibri"/>
+                <w:color w:val="000000"/>
+                <w:kern w:val="0"/>
+                <w:sz w:val="28"/>
+                <w:szCs w:val="28"/>
+                <w:lang w:eastAsia="en-IN"/>
+                <w14:ligatures w14:val="none"/>
+              </w:rPr>
+              <w:t>t_student</w:t>
+            </w:r>
+            <w:proofErr w:type="spellEnd"/>
+            <w:r>
+              <w:rPr>
+                <w:rFonts w:ascii="Calibri" w:eastAsia="Times New Roman" w:hAnsi="Calibri" w:cs="Calibri"/>
+                <w:color w:val="000000"/>
+                <w:kern w:val="0"/>
+                <w:sz w:val="28"/>
+                <w:szCs w:val="28"/>
+                <w:lang w:eastAsia="en-IN"/>
+                <w14:ligatures w14:val="none"/>
+              </w:rPr>
+              <w:t>.</w:t>
+            </w:r>
+          </w:p>
+        </w:tc>
+        <w:tc>
+          <w:tcPr>
+            <w:tcW w:w="3260" w:type="dxa"/>
+          </w:tcPr>
+          <w:p>
+            <w:pPr>
+              <w:pStyle w:val="ListParagraph"/>
+              <w:ind w:left="0"/>
+              <w:rPr>
+                <w:rFonts w:ascii="Calibri" w:eastAsia="Times New Roman" w:hAnsi="Calibri" w:cs="Calibri"/>
+                <w:color w:val="000000"/>
+                <w:kern w:val="0"/>
+                <w:sz w:val="28"/>
+                <w:szCs w:val="28"/>
+                <w:lang w:eastAsia="en-IN"/>
+                <w14:ligatures w14:val="none"/>
+              </w:rPr>
+            </w:pPr>
+            <w:r>
+              <w:rPr>
+                <w:rFonts w:ascii="Calibri" w:eastAsia="Times New Roman" w:hAnsi="Calibri" w:cs="Calibri"/>
+                <w:color w:val="000000"/>
+                <w:kern w:val="0"/>
+                <w:sz w:val="28"/>
+                <w:szCs w:val="28"/>
+                <w:lang w:eastAsia="en-IN"/>
+                <w14:ligatures w14:val="none"/>
+              </w:rPr>
+              <w:t>Adds a new row at the end of the internal table.</w:t>
+            </w:r>
+          </w:p>
+          <w:p>
+            <w:pPr>
+              <w:pStyle w:val="ListParagraph"/>
+              <w:ind w:left="0"/>
+              <w:rPr>
+                <w:rFonts w:ascii="Calibri" w:eastAsia="Times New Roman" w:hAnsi="Calibri" w:cs="Calibri"/>
+                <w:color w:val="000000"/>
+                <w:kern w:val="0"/>
+                <w:sz w:val="28"/>
+                <w:szCs w:val="28"/>
+                <w:lang w:eastAsia="en-IN"/>
+                <w14:ligatures w14:val="none"/>
+              </w:rPr>
+            </w:pPr>
+            <w:r>
+              <w:rPr>
+                <w:rFonts w:ascii="Calibri" w:eastAsia="Times New Roman" w:hAnsi="Calibri" w:cs="Calibri"/>
+                <w:color w:val="000000"/>
+                <w:kern w:val="0"/>
+                <w:sz w:val="28"/>
+                <w:szCs w:val="28"/>
+                <w:lang w:eastAsia="en-IN"/>
+                <w14:ligatures w14:val="none"/>
+              </w:rPr>
+              <w:t>Used when inserting new records sequentially.</w:t>
+            </w:r>
+          </w:p>
+        </w:tc>
+      </w:tr>
+      <w:tr>
+        <w:tc>
+          <w:tcPr>
+            <w:tcW w:w="1724" w:type="dxa"/>
+          </w:tcPr>
+          <w:p>
+            <w:pPr>
+              <w:pStyle w:val="ListParagraph"/>
+              <w:ind w:left="0"/>
+              <w:rPr>
+                <w:rFonts w:ascii="Calibri" w:eastAsia="Times New Roman" w:hAnsi="Calibri" w:cs="Calibri"/>
+                <w:b/>
+                <w:bCs/>
+                <w:color w:val="000000"/>
+                <w:kern w:val="0"/>
+                <w:sz w:val="28"/>
+                <w:szCs w:val="28"/>
+                <w:lang w:eastAsia="en-IN"/>
+                <w14:ligatures w14:val="none"/>
+              </w:rPr>
+            </w:pPr>
+            <w:r>
+              <w:rPr>
+                <w:rFonts w:ascii="Calibri" w:eastAsia="Times New Roman" w:hAnsi="Calibri" w:cs="Calibri"/>
+                <w:b/>
+                <w:bCs/>
+                <w:color w:val="000000"/>
+                <w:kern w:val="0"/>
+                <w:sz w:val="28"/>
+                <w:szCs w:val="28"/>
+                <w:lang w:eastAsia="en-IN"/>
+                <w14:ligatures w14:val="none"/>
+              </w:rPr>
+              <w:t>INSERT</w:t>
+            </w:r>
+            <w:r>
+              <w:rPr>
+                <w:rFonts w:ascii="Calibri" w:eastAsia="Times New Roman" w:hAnsi="Calibri" w:cs="Calibri"/>
+                <w:b/>
+                <w:bCs/>
+                <w:color w:val="000000"/>
+                <w:kern w:val="0"/>
+                <w:sz w:val="28"/>
+                <w:szCs w:val="28"/>
+                <w:lang w:eastAsia="en-IN"/>
+                <w14:ligatures w14:val="none"/>
+              </w:rPr>
+              <w:t>.</w:t>
+            </w:r>
+          </w:p>
+          <w:p>
+            <w:pPr>
+              <w:pStyle w:val="ListParagraph"/>
+              <w:ind w:left="0"/>
+              <w:rPr>
+                <w:rFonts w:ascii="Calibri" w:eastAsia="Times New Roman" w:hAnsi="Calibri" w:cs="Calibri"/>
+                <w:color w:val="000000"/>
+                <w:kern w:val="0"/>
+                <w:sz w:val="28"/>
+                <w:szCs w:val="28"/>
+                <w:lang w:eastAsia="en-IN"/>
+                <w14:ligatures w14:val="none"/>
+              </w:rPr>
+            </w:pPr>
+          </w:p>
+        </w:tc>
+        <w:tc>
+          <w:tcPr>
+            <w:tcW w:w="4939" w:type="dxa"/>
+          </w:tcPr>
+          <w:p>
+            <w:pPr>
+              <w:pStyle w:val="ListParagraph"/>
+              <w:ind w:left="0"/>
+              <w:rPr>
+                <w:rFonts w:ascii="Calibri" w:eastAsia="Times New Roman" w:hAnsi="Calibri" w:cs="Calibri"/>
+                <w:color w:val="000000"/>
+                <w:kern w:val="0"/>
+                <w:sz w:val="28"/>
+                <w:szCs w:val="28"/>
+                <w:lang w:eastAsia="en-IN"/>
+                <w14:ligatures w14:val="none"/>
+              </w:rPr>
+            </w:pPr>
+            <w:r>
+              <w:rPr>
+                <w:rFonts w:ascii="Calibri" w:eastAsia="Times New Roman" w:hAnsi="Calibri" w:cs="Calibri"/>
+                <w:color w:val="000000"/>
+                <w:kern w:val="0"/>
+                <w:sz w:val="28"/>
+                <w:szCs w:val="28"/>
+                <w:lang w:eastAsia="en-IN"/>
+                <w14:ligatures w14:val="none"/>
+              </w:rPr>
+              <w:t xml:space="preserve">INSERT </w:t>
+            </w:r>
+            <w:proofErr w:type="spellStart"/>
+            <w:r>
+              <w:rPr>
+                <w:rFonts w:ascii="Calibri" w:eastAsia="Times New Roman" w:hAnsi="Calibri" w:cs="Calibri"/>
+                <w:color w:val="000000"/>
+                <w:kern w:val="0"/>
+                <w:sz w:val="28"/>
+                <w:szCs w:val="28"/>
+                <w:lang w:eastAsia="en-IN"/>
+                <w14:ligatures w14:val="none"/>
+              </w:rPr>
+              <w:t>wa_student</w:t>
+            </w:r>
+            <w:proofErr w:type="spellEnd"/>
+            <w:r>
+              <w:rPr>
+                <w:rFonts w:ascii="Calibri" w:eastAsia="Times New Roman" w:hAnsi="Calibri" w:cs="Calibri"/>
+                <w:color w:val="000000"/>
+                <w:kern w:val="0"/>
+                <w:sz w:val="28"/>
+                <w:szCs w:val="28"/>
+                <w:lang w:eastAsia="en-IN"/>
+                <w14:ligatures w14:val="none"/>
+              </w:rPr>
+              <w:t xml:space="preserve"> INTO </w:t>
+            </w:r>
+            <w:proofErr w:type="spellStart"/>
+            <w:r>
+              <w:rPr>
+                <w:rFonts w:ascii="Calibri" w:eastAsia="Times New Roman" w:hAnsi="Calibri" w:cs="Calibri"/>
+                <w:color w:val="000000"/>
+                <w:kern w:val="0"/>
+                <w:sz w:val="28"/>
+                <w:szCs w:val="28"/>
+                <w:lang w:eastAsia="en-IN"/>
+                <w14:ligatures w14:val="none"/>
+              </w:rPr>
+              <w:t>l</w:t>
+            </w:r>
+            <w:r>
+              <w:rPr>
+                <w:rFonts w:ascii="Calibri" w:eastAsia="Times New Roman" w:hAnsi="Calibri" w:cs="Calibri"/>
+                <w:color w:val="000000"/>
+                <w:kern w:val="0"/>
+                <w:sz w:val="28"/>
+                <w:szCs w:val="28"/>
+                <w:lang w:eastAsia="en-IN"/>
+                <w14:ligatures w14:val="none"/>
+              </w:rPr>
+              <w:t>t_student</w:t>
+            </w:r>
+            <w:proofErr w:type="spellEnd"/>
+            <w:r>
+              <w:rPr>
+                <w:rFonts w:ascii="Calibri" w:eastAsia="Times New Roman" w:hAnsi="Calibri" w:cs="Calibri"/>
+                <w:color w:val="000000"/>
+                <w:kern w:val="0"/>
+                <w:sz w:val="28"/>
+                <w:szCs w:val="28"/>
+                <w:lang w:eastAsia="en-IN"/>
+                <w14:ligatures w14:val="none"/>
+              </w:rPr>
+              <w:t xml:space="preserve"> INDEX 2.</w:t>
+            </w:r>
+          </w:p>
+        </w:tc>
+        <w:tc>
+          <w:tcPr>
+            <w:tcW w:w="3260" w:type="dxa"/>
+          </w:tcPr>
+          <w:p>
+            <w:pPr>
+              <w:pStyle w:val="ListParagraph"/>
+              <w:ind w:left="0"/>
+              <w:rPr>
+                <w:rFonts w:ascii="Calibri" w:eastAsia="Times New Roman" w:hAnsi="Calibri" w:cs="Calibri"/>
+                <w:color w:val="000000"/>
+                <w:kern w:val="0"/>
+                <w:sz w:val="28"/>
+                <w:szCs w:val="28"/>
+                <w:lang w:eastAsia="en-IN"/>
+                <w14:ligatures w14:val="none"/>
+              </w:rPr>
+            </w:pPr>
+            <w:r>
+              <w:rPr>
+                <w:rFonts w:ascii="Calibri" w:eastAsia="Times New Roman" w:hAnsi="Calibri" w:cs="Calibri"/>
+                <w:color w:val="000000"/>
+                <w:kern w:val="0"/>
+                <w:sz w:val="28"/>
+                <w:szCs w:val="28"/>
+                <w:lang w:eastAsia="en-IN"/>
+                <w14:ligatures w14:val="none"/>
+              </w:rPr>
+              <w:t>A</w:t>
+            </w:r>
+            <w:r>
+              <w:rPr>
+                <w:rFonts w:ascii="Calibri" w:eastAsia="Times New Roman" w:hAnsi="Calibri" w:cs="Calibri"/>
+                <w:color w:val="000000"/>
+                <w:kern w:val="0"/>
+                <w:sz w:val="28"/>
+                <w:szCs w:val="28"/>
+                <w:lang w:eastAsia="en-IN"/>
+                <w14:ligatures w14:val="none"/>
+              </w:rPr>
+              <w:t>dds a record at a specific position.</w:t>
+            </w:r>
+          </w:p>
+          <w:p>
+            <w:pPr>
+              <w:pStyle w:val="ListParagraph"/>
+              <w:ind w:left="0"/>
+              <w:rPr>
+                <w:rFonts w:ascii="Calibri" w:eastAsia="Times New Roman" w:hAnsi="Calibri" w:cs="Calibri"/>
+                <w:color w:val="000000"/>
+                <w:kern w:val="0"/>
+                <w:sz w:val="28"/>
+                <w:szCs w:val="28"/>
+                <w:lang w:eastAsia="en-IN"/>
+                <w14:ligatures w14:val="none"/>
+              </w:rPr>
+            </w:pPr>
+            <w:r>
+              <w:rPr>
+                <w:rFonts w:ascii="Calibri" w:eastAsia="Times New Roman" w:hAnsi="Calibri" w:cs="Calibri"/>
+                <w:color w:val="000000"/>
+                <w:kern w:val="0"/>
+                <w:sz w:val="28"/>
+                <w:szCs w:val="28"/>
+                <w:lang w:eastAsia="en-IN"/>
+                <w14:ligatures w14:val="none"/>
+              </w:rPr>
+              <w:t>Used when data must be placed at a specific index.</w:t>
+            </w:r>
+          </w:p>
+        </w:tc>
+      </w:tr>
+      <w:tr>
+        <w:tc>
+          <w:tcPr>
+            <w:tcW w:w="1724" w:type="dxa"/>
+          </w:tcPr>
+          <w:p>
+            <w:pPr>
+              <w:pStyle w:val="ListParagraph"/>
+              <w:ind w:left="0"/>
+              <w:rPr>
+                <w:rFonts w:ascii="Calibri" w:eastAsia="Times New Roman" w:hAnsi="Calibri" w:cs="Calibri"/>
+                <w:b/>
+                <w:bCs/>
+                <w:color w:val="000000"/>
+                <w:kern w:val="0"/>
+                <w:sz w:val="28"/>
+                <w:szCs w:val="28"/>
+                <w:lang w:eastAsia="en-IN"/>
+                <w14:ligatures w14:val="none"/>
+              </w:rPr>
+            </w:pPr>
+            <w:r>
+              <w:rPr>
+                <w:rFonts w:ascii="Calibri" w:eastAsia="Times New Roman" w:hAnsi="Calibri" w:cs="Calibri"/>
+                <w:b/>
+                <w:bCs/>
+                <w:color w:val="000000"/>
+                <w:kern w:val="0"/>
+                <w:sz w:val="28"/>
+                <w:szCs w:val="28"/>
+                <w:lang w:eastAsia="en-IN"/>
+                <w14:ligatures w14:val="none"/>
+              </w:rPr>
+              <w:t>MODIFY</w:t>
+            </w:r>
+            <w:r>
+              <w:rPr>
+                <w:rFonts w:ascii="Calibri" w:eastAsia="Times New Roman" w:hAnsi="Calibri" w:cs="Calibri"/>
+                <w:b/>
+                <w:bCs/>
+                <w:color w:val="000000"/>
+                <w:kern w:val="0"/>
+                <w:sz w:val="28"/>
+                <w:szCs w:val="28"/>
+                <w:lang w:eastAsia="en-IN"/>
+                <w14:ligatures w14:val="none"/>
+              </w:rPr>
+              <w:t>.</w:t>
+            </w:r>
+          </w:p>
+          <w:p>
+            <w:pPr>
+              <w:pStyle w:val="ListParagraph"/>
+              <w:ind w:left="0"/>
+              <w:rPr>
+                <w:rFonts w:ascii="Calibri" w:eastAsia="Times New Roman" w:hAnsi="Calibri" w:cs="Calibri"/>
+                <w:color w:val="000000"/>
+                <w:kern w:val="0"/>
+                <w:sz w:val="28"/>
+                <w:szCs w:val="28"/>
+                <w:lang w:eastAsia="en-IN"/>
+                <w14:ligatures w14:val="none"/>
+              </w:rPr>
+            </w:pPr>
+            <w:r>
+              <w:rPr>
+                <w:rFonts w:ascii="Calibri" w:eastAsia="Times New Roman" w:hAnsi="Calibri" w:cs="Calibri"/>
+                <w:color w:val="000000"/>
+                <w:kern w:val="0"/>
+                <w:sz w:val="28"/>
+                <w:szCs w:val="28"/>
+                <w:lang w:eastAsia="en-IN"/>
+                <w14:ligatures w14:val="none"/>
+              </w:rPr>
+              <w:t>by index and by id.</w:t>
+            </w:r>
+          </w:p>
+        </w:tc>
+        <w:tc>
+          <w:tcPr>
+            <w:tcW w:w="4939" w:type="dxa"/>
+          </w:tcPr>
+          <w:p>
+            <w:pPr>
+              <w:pStyle w:val="ListParagraph"/>
+              <w:ind w:left="0"/>
+              <w:rPr>
+                <w:rFonts w:ascii="Calibri" w:eastAsia="Times New Roman" w:hAnsi="Calibri" w:cs="Calibri"/>
+                <w:color w:val="000000"/>
+                <w:kern w:val="0"/>
+                <w:sz w:val="20"/>
+                <w:szCs w:val="20"/>
+                <w:lang w:eastAsia="en-IN"/>
+                <w14:ligatures w14:val="none"/>
+              </w:rPr>
+            </w:pPr>
+            <w:r>
+              <w:rPr>
+                <w:rFonts w:ascii="Calibri" w:eastAsia="Times New Roman" w:hAnsi="Calibri" w:cs="Calibri"/>
+                <w:color w:val="000000"/>
+                <w:kern w:val="0"/>
+                <w:sz w:val="28"/>
+                <w:szCs w:val="28"/>
+                <w:lang w:eastAsia="en-IN"/>
+                <w14:ligatures w14:val="none"/>
+              </w:rPr>
+              <w:t xml:space="preserve">MODIFY </w:t>
+            </w:r>
+            <w:proofErr w:type="spellStart"/>
+            <w:r>
+              <w:rPr>
+                <w:rFonts w:ascii="Calibri" w:eastAsia="Times New Roman" w:hAnsi="Calibri" w:cs="Calibri"/>
+                <w:color w:val="000000"/>
+                <w:kern w:val="0"/>
+                <w:sz w:val="28"/>
+                <w:szCs w:val="28"/>
+                <w:lang w:eastAsia="en-IN"/>
+                <w14:ligatures w14:val="none"/>
+              </w:rPr>
+              <w:t>l</w:t>
+            </w:r>
+            <w:r>
+              <w:rPr>
+                <w:rFonts w:ascii="Calibri" w:eastAsia="Times New Roman" w:hAnsi="Calibri" w:cs="Calibri"/>
+                <w:color w:val="000000"/>
+                <w:kern w:val="0"/>
+                <w:sz w:val="28"/>
+                <w:szCs w:val="28"/>
+                <w:lang w:eastAsia="en-IN"/>
+                <w14:ligatures w14:val="none"/>
+              </w:rPr>
+              <w:t>t_student</w:t>
+            </w:r>
+            <w:proofErr w:type="spellEnd"/>
+            <w:r>
+              <w:rPr>
+                <w:rFonts w:ascii="Calibri" w:eastAsia="Times New Roman" w:hAnsi="Calibri" w:cs="Calibri"/>
+                <w:color w:val="000000"/>
+                <w:kern w:val="0"/>
+                <w:sz w:val="28"/>
+                <w:szCs w:val="28"/>
+                <w:lang w:eastAsia="en-IN"/>
+                <w14:ligatures w14:val="none"/>
+              </w:rPr>
+              <w:t xml:space="preserve"> FROM </w:t>
+            </w:r>
+            <w:proofErr w:type="spellStart"/>
+            <w:r>
+              <w:rPr>
+                <w:rFonts w:ascii="Calibri" w:eastAsia="Times New Roman" w:hAnsi="Calibri" w:cs="Calibri"/>
+                <w:color w:val="000000"/>
+                <w:kern w:val="0"/>
+                <w:sz w:val="28"/>
+                <w:szCs w:val="28"/>
+                <w:lang w:eastAsia="en-IN"/>
+                <w14:ligatures w14:val="none"/>
+              </w:rPr>
+              <w:t>wa_student</w:t>
+            </w:r>
+            <w:proofErr w:type="spellEnd"/>
+            <w:r>
+              <w:rPr>
+                <w:rFonts w:ascii="Calibri" w:eastAsia="Times New Roman" w:hAnsi="Calibri" w:cs="Calibri"/>
+                <w:color w:val="000000"/>
+                <w:kern w:val="0"/>
+                <w:sz w:val="28"/>
+                <w:szCs w:val="28"/>
+                <w:lang w:eastAsia="en-IN"/>
+                <w14:ligatures w14:val="none"/>
+              </w:rPr>
+              <w:t xml:space="preserve"> INDEX 2.</w:t>
+            </w:r>
+          </w:p>
+          <w:p>
+            <w:pPr>
+              <w:pStyle w:val="ListParagraph"/>
+              <w:ind w:left="0"/>
+              <w:rPr>
+                <w:rFonts w:ascii="Calibri" w:eastAsia="Times New Roman" w:hAnsi="Calibri" w:cs="Calibri"/>
+                <w:color w:val="000000"/>
+                <w:kern w:val="0"/>
+                <w:sz w:val="16"/>
+                <w:szCs w:val="16"/>
+                <w:lang w:eastAsia="en-IN"/>
+                <w14:ligatures w14:val="none"/>
+              </w:rPr>
+            </w:pPr>
+          </w:p>
+          <w:p>
+            <w:pPr>
+              <w:pStyle w:val="ListParagraph"/>
+              <w:ind w:left="0"/>
+              <w:rPr>
+                <w:rFonts w:ascii="Calibri" w:eastAsia="Times New Roman" w:hAnsi="Calibri" w:cs="Calibri"/>
+                <w:color w:val="000000"/>
+                <w:kern w:val="0"/>
+                <w:sz w:val="28"/>
+                <w:szCs w:val="28"/>
+                <w:lang w:eastAsia="en-IN"/>
+                <w14:ligatures w14:val="none"/>
+              </w:rPr>
+            </w:pPr>
+            <w:r>
+              <w:rPr>
+                <w:rFonts w:ascii="Calibri" w:eastAsia="Times New Roman" w:hAnsi="Calibri" w:cs="Calibri"/>
+                <w:color w:val="000000"/>
+                <w:kern w:val="0"/>
+                <w:sz w:val="28"/>
+                <w:szCs w:val="28"/>
+                <w:lang w:eastAsia="en-IN"/>
+                <w14:ligatures w14:val="none"/>
+              </w:rPr>
+              <w:t xml:space="preserve">MODIFY </w:t>
+            </w:r>
+            <w:proofErr w:type="spellStart"/>
+            <w:r>
+              <w:rPr>
+                <w:rFonts w:ascii="Calibri" w:eastAsia="Times New Roman" w:hAnsi="Calibri" w:cs="Calibri"/>
+                <w:color w:val="000000"/>
+                <w:kern w:val="0"/>
+                <w:sz w:val="28"/>
+                <w:szCs w:val="28"/>
+                <w:lang w:eastAsia="en-IN"/>
+                <w14:ligatures w14:val="none"/>
+              </w:rPr>
+              <w:t>lt_student</w:t>
+            </w:r>
+            <w:proofErr w:type="spellEnd"/>
+            <w:r>
+              <w:rPr>
+                <w:rFonts w:ascii="Calibri" w:eastAsia="Times New Roman" w:hAnsi="Calibri" w:cs="Calibri"/>
+                <w:color w:val="000000"/>
+                <w:kern w:val="0"/>
+                <w:sz w:val="28"/>
+                <w:szCs w:val="28"/>
+                <w:lang w:eastAsia="en-IN"/>
+                <w14:ligatures w14:val="none"/>
+              </w:rPr>
+              <w:t xml:space="preserve"> FROM </w:t>
+            </w:r>
+            <w:proofErr w:type="spellStart"/>
+            <w:r>
+              <w:rPr>
+                <w:rFonts w:ascii="Calibri" w:eastAsia="Times New Roman" w:hAnsi="Calibri" w:cs="Calibri"/>
+                <w:color w:val="000000"/>
+                <w:kern w:val="0"/>
+                <w:sz w:val="28"/>
+                <w:szCs w:val="28"/>
+                <w:lang w:eastAsia="en-IN"/>
+                <w14:ligatures w14:val="none"/>
+              </w:rPr>
+              <w:t>wa_student</w:t>
+            </w:r>
+            <w:proofErr w:type="spellEnd"/>
+            <w:r>
+              <w:rPr>
+                <w:rFonts w:ascii="Calibri" w:eastAsia="Times New Roman" w:hAnsi="Calibri" w:cs="Calibri"/>
+                <w:color w:val="000000"/>
+                <w:kern w:val="0"/>
+                <w:sz w:val="28"/>
+                <w:szCs w:val="28"/>
+                <w:lang w:eastAsia="en-IN"/>
+                <w14:ligatures w14:val="none"/>
+              </w:rPr>
+              <w:t xml:space="preserve"> TRANSPORTING </w:t>
+            </w:r>
+            <w:proofErr w:type="spellStart"/>
+            <w:r>
+              <w:rPr>
+                <w:rFonts w:ascii="Calibri" w:eastAsia="Times New Roman" w:hAnsi="Calibri" w:cs="Calibri"/>
+                <w:color w:val="000000"/>
+                <w:kern w:val="0"/>
+                <w:sz w:val="28"/>
+                <w:szCs w:val="28"/>
+                <w:lang w:eastAsia="en-IN"/>
+                <w14:ligatures w14:val="none"/>
+              </w:rPr>
+              <w:t>s_name</w:t>
+            </w:r>
+            <w:proofErr w:type="spellEnd"/>
+            <w:r>
+              <w:rPr>
+                <w:rFonts w:ascii="Calibri" w:eastAsia="Times New Roman" w:hAnsi="Calibri" w:cs="Calibri"/>
+                <w:color w:val="000000"/>
+                <w:kern w:val="0"/>
+                <w:sz w:val="28"/>
+                <w:szCs w:val="28"/>
+                <w:lang w:eastAsia="en-IN"/>
+                <w14:ligatures w14:val="none"/>
+              </w:rPr>
+              <w:t xml:space="preserve"> WHERE </w:t>
+            </w:r>
+            <w:proofErr w:type="spellStart"/>
+            <w:r>
+              <w:rPr>
+                <w:rFonts w:ascii="Calibri" w:eastAsia="Times New Roman" w:hAnsi="Calibri" w:cs="Calibri"/>
+                <w:color w:val="000000"/>
+                <w:kern w:val="0"/>
+                <w:sz w:val="28"/>
+                <w:szCs w:val="28"/>
+                <w:lang w:eastAsia="en-IN"/>
+                <w14:ligatures w14:val="none"/>
+              </w:rPr>
+              <w:t>s_id</w:t>
+            </w:r>
+            <w:proofErr w:type="spellEnd"/>
+            <w:r>
+              <w:rPr>
+                <w:rFonts w:ascii="Calibri" w:eastAsia="Times New Roman" w:hAnsi="Calibri" w:cs="Calibri"/>
+                <w:color w:val="000000"/>
+                <w:kern w:val="0"/>
+                <w:sz w:val="28"/>
+                <w:szCs w:val="28"/>
+                <w:lang w:eastAsia="en-IN"/>
+                <w14:ligatures w14:val="none"/>
+              </w:rPr>
+              <w:t xml:space="preserve"> = 001.</w:t>
+            </w:r>
+          </w:p>
+        </w:tc>
+        <w:tc>
+          <w:tcPr>
+            <w:tcW w:w="3260" w:type="dxa"/>
+          </w:tcPr>
+          <w:p>
+            <w:pPr>
+              <w:pStyle w:val="ListParagraph"/>
+              <w:ind w:left="0"/>
+              <w:rPr>
+                <w:rFonts w:ascii="Calibri" w:eastAsia="Times New Roman" w:hAnsi="Calibri" w:cs="Calibri"/>
+                <w:color w:val="000000"/>
+                <w:kern w:val="0"/>
+                <w:sz w:val="28"/>
+                <w:szCs w:val="28"/>
+                <w:lang w:eastAsia="en-IN"/>
+                <w14:ligatures w14:val="none"/>
+              </w:rPr>
+            </w:pPr>
+            <w:r>
+              <w:rPr>
+                <w:rFonts w:ascii="Calibri" w:eastAsia="Times New Roman" w:hAnsi="Calibri" w:cs="Calibri"/>
+                <w:color w:val="000000"/>
+                <w:kern w:val="0"/>
+                <w:sz w:val="28"/>
+                <w:szCs w:val="28"/>
+                <w:lang w:eastAsia="en-IN"/>
+                <w14:ligatures w14:val="none"/>
+              </w:rPr>
+              <w:t>Updates</w:t>
+            </w:r>
+            <w:r>
+              <w:rPr>
+                <w:rFonts w:ascii="Calibri" w:eastAsia="Times New Roman" w:hAnsi="Calibri" w:cs="Calibri"/>
+                <w:color w:val="000000"/>
+                <w:kern w:val="0"/>
+                <w:sz w:val="28"/>
+                <w:szCs w:val="28"/>
+                <w:lang w:eastAsia="en-IN"/>
+                <w14:ligatures w14:val="none"/>
+              </w:rPr>
+              <w:t>/Change</w:t>
+            </w:r>
+            <w:r>
+              <w:rPr>
+                <w:rFonts w:ascii="Calibri" w:eastAsia="Times New Roman" w:hAnsi="Calibri" w:cs="Calibri"/>
+                <w:color w:val="000000"/>
+                <w:kern w:val="0"/>
+                <w:sz w:val="28"/>
+                <w:szCs w:val="28"/>
+                <w:lang w:eastAsia="en-IN"/>
+                <w14:ligatures w14:val="none"/>
+              </w:rPr>
+              <w:t xml:space="preserve"> an existing record in the internal table.</w:t>
+            </w:r>
+          </w:p>
+          <w:p>
+            <w:pPr>
+              <w:pStyle w:val="ListParagraph"/>
+              <w:ind w:left="0"/>
+              <w:rPr>
+                <w:rFonts w:ascii="Calibri" w:eastAsia="Times New Roman" w:hAnsi="Calibri" w:cs="Calibri"/>
+                <w:color w:val="000000"/>
+                <w:kern w:val="0"/>
+                <w:sz w:val="28"/>
+                <w:szCs w:val="28"/>
+                <w:lang w:eastAsia="en-IN"/>
+                <w14:ligatures w14:val="none"/>
+              </w:rPr>
+            </w:pPr>
+            <w:r>
+              <w:rPr>
+                <w:rFonts w:ascii="Calibri" w:eastAsia="Times New Roman" w:hAnsi="Calibri" w:cs="Calibri"/>
+                <w:color w:val="000000"/>
+                <w:kern w:val="0"/>
+                <w:sz w:val="28"/>
+                <w:szCs w:val="28"/>
+                <w:lang w:eastAsia="en-IN"/>
+                <w14:ligatures w14:val="none"/>
+              </w:rPr>
+              <w:t>Used when changing existing data.</w:t>
+            </w:r>
+          </w:p>
+        </w:tc>
+      </w:tr>
+      <w:tr>
+        <w:tc>
+          <w:tcPr>
+            <w:tcW w:w="1724" w:type="dxa"/>
+          </w:tcPr>
+          <w:p>
+            <w:pPr>
+              <w:pStyle w:val="ListParagraph"/>
+              <w:ind w:left="0"/>
+              <w:rPr>
+                <w:rFonts w:ascii="Calibri" w:eastAsia="Times New Roman" w:hAnsi="Calibri" w:cs="Calibri"/>
+                <w:b/>
+                <w:bCs/>
+                <w:color w:val="000000"/>
+                <w:kern w:val="0"/>
+                <w:sz w:val="28"/>
+                <w:szCs w:val="28"/>
+                <w:lang w:eastAsia="en-IN"/>
+                <w14:ligatures w14:val="none"/>
+              </w:rPr>
+            </w:pPr>
+            <w:r>
+              <w:rPr>
+                <w:rFonts w:ascii="Calibri" w:eastAsia="Times New Roman" w:hAnsi="Calibri" w:cs="Calibri"/>
+                <w:b/>
+                <w:bCs/>
+                <w:color w:val="000000"/>
+                <w:kern w:val="0"/>
+                <w:sz w:val="28"/>
+                <w:szCs w:val="28"/>
+                <w:lang w:eastAsia="en-IN"/>
+                <w14:ligatures w14:val="none"/>
+              </w:rPr>
+              <w:t>DELETE</w:t>
+            </w:r>
+            <w:r>
+              <w:rPr>
+                <w:rFonts w:ascii="Calibri" w:eastAsia="Times New Roman" w:hAnsi="Calibri" w:cs="Calibri"/>
+                <w:b/>
+                <w:bCs/>
+                <w:color w:val="000000"/>
+                <w:kern w:val="0"/>
+                <w:sz w:val="28"/>
+                <w:szCs w:val="28"/>
+                <w:lang w:eastAsia="en-IN"/>
+                <w14:ligatures w14:val="none"/>
+              </w:rPr>
+              <w:t>.</w:t>
+            </w:r>
+          </w:p>
+          <w:p>
+            <w:pPr>
+              <w:pStyle w:val="ListParagraph"/>
+              <w:ind w:left="0"/>
+              <w:rPr>
+                <w:sz w:val="28"/>
+                <w:szCs w:val="28"/>
+              </w:rPr>
+            </w:pPr>
+            <w:r>
+              <w:rPr>
+                <w:sz w:val="28"/>
+                <w:szCs w:val="28"/>
+              </w:rPr>
+              <w:t>by index and by id</w:t>
+            </w:r>
+          </w:p>
+        </w:tc>
+        <w:tc>
+          <w:tcPr>
+            <w:tcW w:w="4939" w:type="dxa"/>
+          </w:tcPr>
+          <w:p>
+            <w:pPr>
+              <w:pStyle w:val="ListParagraph"/>
+              <w:ind w:left="0"/>
+              <w:rPr>
+                <w:rFonts w:ascii="Calibri" w:eastAsia="Times New Roman" w:hAnsi="Calibri" w:cs="Calibri"/>
+                <w:color w:val="000000"/>
+                <w:kern w:val="0"/>
+                <w:sz w:val="28"/>
+                <w:szCs w:val="28"/>
+                <w:lang w:eastAsia="en-IN"/>
+                <w14:ligatures w14:val="none"/>
+              </w:rPr>
+            </w:pPr>
+            <w:r>
+              <w:rPr>
+                <w:rFonts w:ascii="Calibri" w:eastAsia="Times New Roman" w:hAnsi="Calibri" w:cs="Calibri"/>
+                <w:color w:val="000000"/>
+                <w:kern w:val="0"/>
+                <w:sz w:val="28"/>
+                <w:szCs w:val="28"/>
+                <w:lang w:eastAsia="en-IN"/>
+                <w14:ligatures w14:val="none"/>
+              </w:rPr>
+              <w:t xml:space="preserve">DELETE </w:t>
+            </w:r>
+            <w:proofErr w:type="spellStart"/>
+            <w:r>
+              <w:rPr>
+                <w:rFonts w:ascii="Calibri" w:eastAsia="Times New Roman" w:hAnsi="Calibri" w:cs="Calibri"/>
+                <w:color w:val="000000"/>
+                <w:kern w:val="0"/>
+                <w:sz w:val="28"/>
+                <w:szCs w:val="28"/>
+                <w:lang w:eastAsia="en-IN"/>
+                <w14:ligatures w14:val="none"/>
+              </w:rPr>
+              <w:t>lt_student</w:t>
+            </w:r>
+            <w:proofErr w:type="spellEnd"/>
+            <w:r>
+              <w:rPr>
+                <w:rFonts w:ascii="Calibri" w:eastAsia="Times New Roman" w:hAnsi="Calibri" w:cs="Calibri"/>
+                <w:color w:val="000000"/>
+                <w:kern w:val="0"/>
+                <w:sz w:val="28"/>
+                <w:szCs w:val="28"/>
+                <w:lang w:eastAsia="en-IN"/>
+                <w14:ligatures w14:val="none"/>
+              </w:rPr>
+              <w:t xml:space="preserve"> INDEX 2.</w:t>
+            </w:r>
+          </w:p>
+          <w:p>
+            <w:pPr>
+              <w:pStyle w:val="ListParagraph"/>
+              <w:ind w:left="0"/>
+              <w:rPr>
+                <w:rFonts w:ascii="Calibri" w:eastAsia="Times New Roman" w:hAnsi="Calibri" w:cs="Calibri"/>
+                <w:color w:val="000000"/>
+                <w:kern w:val="0"/>
+                <w:sz w:val="28"/>
+                <w:szCs w:val="28"/>
+                <w:lang w:eastAsia="en-IN"/>
+                <w14:ligatures w14:val="none"/>
+              </w:rPr>
+            </w:pPr>
+            <w:r>
+              <w:rPr>
+                <w:rFonts w:ascii="Calibri" w:eastAsia="Times New Roman" w:hAnsi="Calibri" w:cs="Calibri"/>
+                <w:color w:val="000000"/>
+                <w:kern w:val="0"/>
+                <w:sz w:val="28"/>
+                <w:szCs w:val="28"/>
+                <w:lang w:eastAsia="en-IN"/>
+                <w14:ligatures w14:val="none"/>
+              </w:rPr>
+              <w:t>DELETE </w:t>
+            </w:r>
+            <w:proofErr w:type="spellStart"/>
+            <w:r>
+              <w:rPr>
+                <w:rFonts w:ascii="Calibri" w:eastAsia="Times New Roman" w:hAnsi="Calibri" w:cs="Calibri"/>
+                <w:color w:val="000000"/>
+                <w:kern w:val="0"/>
+                <w:sz w:val="28"/>
+                <w:szCs w:val="28"/>
+                <w:lang w:eastAsia="en-IN"/>
+                <w14:ligatures w14:val="none"/>
+              </w:rPr>
+              <w:t>lt_student</w:t>
+            </w:r>
+            <w:proofErr w:type="spellEnd"/>
+            <w:r>
+              <w:rPr>
+                <w:rFonts w:ascii="Calibri" w:eastAsia="Times New Roman" w:hAnsi="Calibri" w:cs="Calibri"/>
+                <w:color w:val="000000"/>
+                <w:kern w:val="0"/>
+                <w:sz w:val="28"/>
+                <w:szCs w:val="28"/>
+                <w:lang w:eastAsia="en-IN"/>
+                <w14:ligatures w14:val="none"/>
+              </w:rPr>
+              <w:t> WHERE </w:t>
+            </w:r>
+            <w:proofErr w:type="spellStart"/>
+            <w:r>
+              <w:rPr>
+                <w:rFonts w:ascii="Calibri" w:eastAsia="Times New Roman" w:hAnsi="Calibri" w:cs="Calibri"/>
+                <w:color w:val="000000"/>
+                <w:kern w:val="0"/>
+                <w:sz w:val="28"/>
+                <w:szCs w:val="28"/>
+                <w:lang w:eastAsia="en-IN"/>
+                <w14:ligatures w14:val="none"/>
+              </w:rPr>
+              <w:t>s_id</w:t>
+            </w:r>
+            <w:proofErr w:type="spellEnd"/>
+            <w:r>
+              <w:rPr>
+                <w:rFonts w:ascii="Calibri" w:eastAsia="Times New Roman" w:hAnsi="Calibri" w:cs="Calibri"/>
+                <w:color w:val="000000"/>
+                <w:kern w:val="0"/>
+                <w:sz w:val="28"/>
+                <w:szCs w:val="28"/>
+                <w:lang w:eastAsia="en-IN"/>
+                <w14:ligatures w14:val="none"/>
+              </w:rPr>
+              <w:t> = 002.</w:t>
+            </w:r>
+          </w:p>
+        </w:tc>
+        <w:tc>
+          <w:tcPr>
+            <w:tcW w:w="3260" w:type="dxa"/>
+          </w:tcPr>
+          <w:p>
+            <w:pPr>
+              <w:pStyle w:val="ListParagraph"/>
+              <w:ind w:left="0"/>
+              <w:rPr>
+                <w:rFonts w:ascii="Calibri" w:eastAsia="Times New Roman" w:hAnsi="Calibri" w:cs="Calibri"/>
+                <w:color w:val="000000"/>
+                <w:kern w:val="0"/>
+                <w:sz w:val="28"/>
+                <w:szCs w:val="28"/>
+                <w:lang w:eastAsia="en-IN"/>
+                <w14:ligatures w14:val="none"/>
+              </w:rPr>
+            </w:pPr>
+            <w:r>
+              <w:rPr>
+                <w:rFonts w:ascii="Calibri" w:eastAsia="Times New Roman" w:hAnsi="Calibri" w:cs="Calibri"/>
+                <w:color w:val="000000"/>
+                <w:kern w:val="0"/>
+                <w:sz w:val="28"/>
+                <w:szCs w:val="28"/>
+                <w:lang w:eastAsia="en-IN"/>
+                <w14:ligatures w14:val="none"/>
+              </w:rPr>
+              <w:t>Removes a record from the internal table.</w:t>
+            </w:r>
+          </w:p>
+          <w:p>
+            <w:pPr>
+              <w:pStyle w:val="ListParagraph"/>
+              <w:ind w:left="0"/>
+              <w:rPr>
+                <w:rFonts w:ascii="Calibri" w:eastAsia="Times New Roman" w:hAnsi="Calibri" w:cs="Calibri"/>
+                <w:color w:val="000000"/>
+                <w:kern w:val="0"/>
+                <w:sz w:val="28"/>
+                <w:szCs w:val="28"/>
+                <w:lang w:eastAsia="en-IN"/>
+                <w14:ligatures w14:val="none"/>
+              </w:rPr>
+            </w:pPr>
+            <w:r>
+              <w:rPr>
+                <w:rFonts w:ascii="Calibri" w:eastAsia="Times New Roman" w:hAnsi="Calibri" w:cs="Calibri"/>
+                <w:color w:val="000000"/>
+                <w:kern w:val="0"/>
+                <w:sz w:val="28"/>
+                <w:szCs w:val="28"/>
+                <w:lang w:eastAsia="en-IN"/>
+                <w14:ligatures w14:val="none"/>
+              </w:rPr>
+              <w:t>Used when removing unwanted records.</w:t>
+            </w:r>
+          </w:p>
+        </w:tc>
+      </w:tr>
+      <w:tr>
+        <w:tc>
+          <w:tcPr>
+            <w:tcW w:w="1724" w:type="dxa"/>
+          </w:tcPr>
+          <w:p>
+            <w:pPr>
+              <w:pStyle w:val="ListParagraph"/>
+              <w:ind w:left="0"/>
+              <w:rPr>
+                <w:rFonts w:ascii="Calibri" w:eastAsia="Times New Roman" w:hAnsi="Calibri" w:cs="Calibri"/>
+                <w:b/>
+                <w:bCs/>
+                <w:color w:val="000000"/>
+                <w:kern w:val="0"/>
+                <w:sz w:val="28"/>
+                <w:szCs w:val="28"/>
+                <w:lang w:eastAsia="en-IN"/>
+                <w14:ligatures w14:val="none"/>
+              </w:rPr>
+            </w:pPr>
+            <w:r>
+              <w:rPr>
+                <w:rFonts w:ascii="Calibri" w:eastAsia="Times New Roman" w:hAnsi="Calibri" w:cs="Calibri"/>
+                <w:b/>
+                <w:bCs/>
+                <w:color w:val="000000"/>
+                <w:kern w:val="0"/>
+                <w:sz w:val="28"/>
+                <w:szCs w:val="28"/>
+                <w:lang w:eastAsia="en-IN"/>
+                <w14:ligatures w14:val="none"/>
+              </w:rPr>
+              <w:t>SORT</w:t>
+            </w:r>
+            <w:r>
+              <w:rPr>
+                <w:rFonts w:ascii="Calibri" w:eastAsia="Times New Roman" w:hAnsi="Calibri" w:cs="Calibri"/>
+                <w:b/>
+                <w:bCs/>
+                <w:color w:val="000000"/>
+                <w:kern w:val="0"/>
+                <w:sz w:val="28"/>
+                <w:szCs w:val="28"/>
+                <w:lang w:eastAsia="en-IN"/>
+                <w14:ligatures w14:val="none"/>
+              </w:rPr>
+              <w:t>.</w:t>
+            </w:r>
+          </w:p>
+          <w:p>
+            <w:pPr>
+              <w:pStyle w:val="ListParagraph"/>
+              <w:ind w:left="0"/>
+              <w:rPr>
+                <w:rFonts w:ascii="Calibri" w:eastAsia="Times New Roman" w:hAnsi="Calibri" w:cs="Calibri"/>
+                <w:color w:val="000000"/>
+                <w:kern w:val="0"/>
+                <w:sz w:val="28"/>
+                <w:szCs w:val="28"/>
+                <w:lang w:eastAsia="en-IN"/>
+                <w14:ligatures w14:val="none"/>
+              </w:rPr>
+            </w:pPr>
+            <w:r>
+              <w:rPr>
+                <w:rFonts w:ascii="Calibri" w:eastAsia="Times New Roman" w:hAnsi="Calibri" w:cs="Calibri"/>
+                <w:color w:val="000000"/>
+                <w:kern w:val="0"/>
+                <w:sz w:val="28"/>
+                <w:szCs w:val="28"/>
+                <w:lang w:eastAsia="en-IN"/>
+                <w14:ligatures w14:val="none"/>
+              </w:rPr>
+              <w:t>ASCENDING and DESCENDING</w:t>
+            </w:r>
+          </w:p>
+        </w:tc>
+        <w:tc>
+          <w:tcPr>
+            <w:tcW w:w="4939" w:type="dxa"/>
+          </w:tcPr>
+          <w:p>
+            <w:pPr>
+              <w:pStyle w:val="ListParagraph"/>
+              <w:ind w:left="0"/>
+              <w:rPr>
+                <w:rFonts w:ascii="Calibri" w:eastAsia="Times New Roman" w:hAnsi="Calibri" w:cs="Calibri"/>
+                <w:color w:val="000000"/>
+                <w:kern w:val="0"/>
+                <w:sz w:val="28"/>
+                <w:szCs w:val="28"/>
+                <w:lang w:eastAsia="en-IN"/>
+                <w14:ligatures w14:val="none"/>
+              </w:rPr>
+            </w:pPr>
+            <w:r>
+              <w:rPr>
+                <w:rFonts w:ascii="Calibri" w:eastAsia="Times New Roman" w:hAnsi="Calibri" w:cs="Calibri"/>
+                <w:color w:val="000000"/>
+                <w:kern w:val="0"/>
+                <w:sz w:val="28"/>
+                <w:szCs w:val="28"/>
+                <w:lang w:eastAsia="en-IN"/>
+                <w14:ligatures w14:val="none"/>
+              </w:rPr>
+              <w:t xml:space="preserve">SORT </w:t>
+            </w:r>
+            <w:proofErr w:type="spellStart"/>
+            <w:r>
+              <w:rPr>
+                <w:rFonts w:ascii="Calibri" w:eastAsia="Times New Roman" w:hAnsi="Calibri" w:cs="Calibri"/>
+                <w:color w:val="000000"/>
+                <w:kern w:val="0"/>
+                <w:sz w:val="28"/>
+                <w:szCs w:val="28"/>
+                <w:lang w:eastAsia="en-IN"/>
+                <w14:ligatures w14:val="none"/>
+              </w:rPr>
+              <w:t>lt_student</w:t>
+            </w:r>
+            <w:proofErr w:type="spellEnd"/>
+            <w:r>
+              <w:rPr>
+                <w:rFonts w:ascii="Calibri" w:eastAsia="Times New Roman" w:hAnsi="Calibri" w:cs="Calibri"/>
+                <w:color w:val="000000"/>
+                <w:kern w:val="0"/>
+                <w:sz w:val="28"/>
+                <w:szCs w:val="28"/>
+                <w:lang w:eastAsia="en-IN"/>
+                <w14:ligatures w14:val="none"/>
+              </w:rPr>
+              <w:t xml:space="preserve"> ASCENDING.</w:t>
+            </w:r>
+          </w:p>
+          <w:p>
+            <w:pPr>
+              <w:pStyle w:val="ListParagraph"/>
+              <w:ind w:left="0"/>
+              <w:rPr>
+                <w:rFonts w:ascii="Calibri" w:eastAsia="Times New Roman" w:hAnsi="Calibri" w:cs="Calibri"/>
+                <w:color w:val="000000"/>
+                <w:kern w:val="0"/>
+                <w:sz w:val="28"/>
+                <w:szCs w:val="28"/>
+                <w:lang w:eastAsia="en-IN"/>
+                <w14:ligatures w14:val="none"/>
+              </w:rPr>
+            </w:pPr>
+            <w:r>
+              <w:rPr>
+                <w:rFonts w:ascii="Calibri" w:eastAsia="Times New Roman" w:hAnsi="Calibri" w:cs="Calibri"/>
+                <w:color w:val="000000"/>
+                <w:kern w:val="0"/>
+                <w:sz w:val="28"/>
+                <w:szCs w:val="28"/>
+                <w:lang w:eastAsia="en-IN"/>
+                <w14:ligatures w14:val="none"/>
+              </w:rPr>
+              <w:t>SO</w:t>
+            </w:r>
+            <w:r>
+              <w:rPr>
+                <w:rFonts w:ascii="Calibri" w:eastAsia="Times New Roman" w:hAnsi="Calibri" w:cs="Calibri"/>
+                <w:color w:val="000000"/>
+                <w:kern w:val="0"/>
+                <w:sz w:val="28"/>
+                <w:szCs w:val="28"/>
+                <w:lang w:eastAsia="en-IN"/>
+                <w14:ligatures w14:val="none"/>
+              </w:rPr>
+              <w:t>SORT </w:t>
+            </w:r>
+            <w:proofErr w:type="spellStart"/>
+            <w:r>
+              <w:rPr>
+                <w:rFonts w:ascii="Calibri" w:eastAsia="Times New Roman" w:hAnsi="Calibri" w:cs="Calibri"/>
+                <w:color w:val="000000"/>
+                <w:kern w:val="0"/>
+                <w:sz w:val="28"/>
+                <w:szCs w:val="28"/>
+                <w:lang w:eastAsia="en-IN"/>
+                <w14:ligatures w14:val="none"/>
+              </w:rPr>
+              <w:t>lt_student</w:t>
+            </w:r>
+            <w:proofErr w:type="spellEnd"/>
+            <w:r>
+              <w:rPr>
+                <w:rFonts w:ascii="Calibri" w:eastAsia="Times New Roman" w:hAnsi="Calibri" w:cs="Calibri"/>
+                <w:color w:val="000000"/>
+                <w:kern w:val="0"/>
+                <w:sz w:val="28"/>
+                <w:szCs w:val="28"/>
+                <w:lang w:eastAsia="en-IN"/>
+                <w14:ligatures w14:val="none"/>
+              </w:rPr>
+              <w:t> </w:t>
+            </w:r>
+            <w:r>
+              <w:rPr>
+                <w:rFonts w:ascii="Calibri" w:eastAsia="Times New Roman" w:hAnsi="Calibri" w:cs="Calibri"/>
+                <w:color w:val="000000"/>
+                <w:kern w:val="0"/>
+                <w:sz w:val="28"/>
+                <w:szCs w:val="28"/>
+                <w:lang w:eastAsia="en-IN"/>
+                <w14:ligatures w14:val="none"/>
+              </w:rPr>
+              <w:t>DES</w:t>
+            </w:r>
+            <w:r>
+              <w:rPr>
+                <w:rFonts w:ascii="Calibri" w:eastAsia="Times New Roman" w:hAnsi="Calibri" w:cs="Calibri"/>
+                <w:color w:val="000000"/>
+                <w:kern w:val="0"/>
+                <w:sz w:val="28"/>
+                <w:szCs w:val="28"/>
+                <w:lang w:eastAsia="en-IN"/>
+                <w14:ligatures w14:val="none"/>
+              </w:rPr>
+              <w:t xml:space="preserve">CENDING. </w:t>
+            </w:r>
+            <w:r>
+              <w:rPr>
+                <w:rFonts w:ascii="Calibri" w:eastAsia="Times New Roman" w:hAnsi="Calibri" w:cs="Calibri"/>
+                <w:color w:val="000000"/>
+                <w:kern w:val="0"/>
+                <w:sz w:val="28"/>
+                <w:szCs w:val="28"/>
+                <w:lang w:eastAsia="en-IN"/>
+                <w14:ligatures w14:val="none"/>
+              </w:rPr>
+              <w:t>SO</w:t>
+            </w:r>
+            <w:r>
+              <w:rPr>
+                <w:rFonts w:ascii="Calibri" w:eastAsia="Times New Roman" w:hAnsi="Calibri" w:cs="Calibri"/>
+                <w:color w:val="000000"/>
+                <w:kern w:val="0"/>
+                <w:sz w:val="28"/>
+                <w:szCs w:val="28"/>
+                <w:lang w:eastAsia="en-IN"/>
+                <w14:ligatures w14:val="none"/>
+              </w:rPr>
+              <w:t>RT </w:t>
+            </w:r>
+            <w:proofErr w:type="spellStart"/>
+            <w:r>
+              <w:rPr>
+                <w:rFonts w:ascii="Calibri" w:eastAsia="Times New Roman" w:hAnsi="Calibri" w:cs="Calibri"/>
+                <w:color w:val="000000"/>
+                <w:kern w:val="0"/>
+                <w:sz w:val="28"/>
+                <w:szCs w:val="28"/>
+                <w:lang w:eastAsia="en-IN"/>
+                <w14:ligatures w14:val="none"/>
+              </w:rPr>
+              <w:t>lt_student</w:t>
+            </w:r>
+            <w:proofErr w:type="spellEnd"/>
+            <w:r>
+              <w:rPr>
+                <w:rFonts w:ascii="Calibri" w:eastAsia="Times New Roman" w:hAnsi="Calibri" w:cs="Calibri"/>
+                <w:color w:val="000000"/>
+                <w:kern w:val="0"/>
+                <w:sz w:val="28"/>
+                <w:szCs w:val="28"/>
+                <w:lang w:eastAsia="en-IN"/>
+                <w14:ligatures w14:val="none"/>
+              </w:rPr>
+              <w:t> BY </w:t>
+            </w:r>
+            <w:proofErr w:type="spellStart"/>
+            <w:r>
+              <w:rPr>
+                <w:rFonts w:ascii="Calibri" w:eastAsia="Times New Roman" w:hAnsi="Calibri" w:cs="Calibri"/>
+                <w:color w:val="000000"/>
+                <w:kern w:val="0"/>
+                <w:sz w:val="28"/>
+                <w:szCs w:val="28"/>
+                <w:lang w:eastAsia="en-IN"/>
+                <w14:ligatures w14:val="none"/>
+              </w:rPr>
+              <w:t>s_id</w:t>
+            </w:r>
+            <w:proofErr w:type="spellEnd"/>
+            <w:r>
+              <w:rPr>
+                <w:rFonts w:ascii="Calibri" w:eastAsia="Times New Roman" w:hAnsi="Calibri" w:cs="Calibri"/>
+                <w:color w:val="000000"/>
+                <w:kern w:val="0"/>
+                <w:sz w:val="28"/>
+                <w:szCs w:val="28"/>
+                <w:lang w:eastAsia="en-IN"/>
+                <w14:ligatures w14:val="none"/>
+              </w:rPr>
+              <w:t>.</w:t>
+            </w:r>
+          </w:p>
+        </w:tc>
+        <w:tc>
+          <w:tcPr>
+            <w:tcW w:w="3260" w:type="dxa"/>
+          </w:tcPr>
+          <w:p>
+            <w:pPr>
+              <w:pStyle w:val="ListParagraph"/>
+              <w:ind w:left="0"/>
+              <w:rPr>
+                <w:rFonts w:ascii="Calibri" w:eastAsia="Times New Roman" w:hAnsi="Calibri" w:cs="Calibri"/>
+                <w:color w:val="000000"/>
+                <w:kern w:val="0"/>
+                <w:sz w:val="28"/>
+                <w:szCs w:val="28"/>
+                <w:lang w:eastAsia="en-IN"/>
+                <w14:ligatures w14:val="none"/>
+              </w:rPr>
+            </w:pPr>
+            <w:r>
+              <w:rPr>
+                <w:rFonts w:ascii="Calibri" w:eastAsia="Times New Roman" w:hAnsi="Calibri" w:cs="Calibri"/>
+                <w:color w:val="000000"/>
+                <w:kern w:val="0"/>
+                <w:sz w:val="28"/>
+                <w:szCs w:val="28"/>
+                <w:lang w:eastAsia="en-IN"/>
+                <w14:ligatures w14:val="none"/>
+              </w:rPr>
+              <w:t>Sorts the internal table.</w:t>
+            </w:r>
+          </w:p>
+          <w:p>
+            <w:pPr>
+              <w:pStyle w:val="ListParagraph"/>
+              <w:ind w:left="0"/>
+              <w:rPr>
+                <w:rFonts w:ascii="Calibri" w:eastAsia="Times New Roman" w:hAnsi="Calibri" w:cs="Calibri"/>
+                <w:color w:val="000000"/>
+                <w:kern w:val="0"/>
+                <w:sz w:val="28"/>
+                <w:szCs w:val="28"/>
+                <w:lang w:eastAsia="en-IN"/>
+                <w14:ligatures w14:val="none"/>
+              </w:rPr>
+            </w:pPr>
+            <w:r>
+              <w:rPr>
+                <w:rFonts w:ascii="Calibri" w:eastAsia="Times New Roman" w:hAnsi="Calibri" w:cs="Calibri"/>
+                <w:color w:val="000000"/>
+                <w:kern w:val="0"/>
+                <w:sz w:val="28"/>
+                <w:szCs w:val="28"/>
+                <w:lang w:eastAsia="en-IN"/>
+                <w14:ligatures w14:val="none"/>
+              </w:rPr>
+              <w:t>Required when using binary search or ordered reports.</w:t>
+            </w:r>
+          </w:p>
+        </w:tc>
+      </w:tr>
+      <w:tr>
+        <w:tc>
+          <w:tcPr>
+            <w:tcW w:w="1724" w:type="dxa"/>
+          </w:tcPr>
+          <w:p>
+            <w:pPr>
+              <w:pStyle w:val="ListParagraph"/>
+              <w:ind w:left="0"/>
+              <w:rPr>
+                <w:rFonts w:ascii="Calibri" w:eastAsia="Times New Roman" w:hAnsi="Calibri" w:cs="Calibri"/>
+                <w:b/>
+                <w:bCs/>
+                <w:color w:val="000000"/>
+                <w:kern w:val="0"/>
+                <w:sz w:val="28"/>
+                <w:szCs w:val="28"/>
+                <w:lang w:eastAsia="en-IN"/>
+                <w14:ligatures w14:val="none"/>
+              </w:rPr>
+            </w:pPr>
+            <w:r>
+              <w:rPr>
+                <w:rFonts w:ascii="Calibri" w:eastAsia="Times New Roman" w:hAnsi="Calibri" w:cs="Calibri"/>
+                <w:b/>
+                <w:bCs/>
+                <w:color w:val="000000"/>
+                <w:kern w:val="0"/>
+                <w:sz w:val="28"/>
+                <w:szCs w:val="28"/>
+                <w:lang w:eastAsia="en-IN"/>
+                <w14:ligatures w14:val="none"/>
+              </w:rPr>
+              <w:t>CLEAR</w:t>
+            </w:r>
+            <w:r>
+              <w:rPr>
+                <w:rFonts w:ascii="Calibri" w:eastAsia="Times New Roman" w:hAnsi="Calibri" w:cs="Calibri"/>
+                <w:b/>
+                <w:bCs/>
+                <w:color w:val="000000"/>
+                <w:kern w:val="0"/>
+                <w:sz w:val="28"/>
+                <w:szCs w:val="28"/>
+                <w:lang w:eastAsia="en-IN"/>
+                <w14:ligatures w14:val="none"/>
+              </w:rPr>
+              <w:t>.</w:t>
+            </w:r>
+          </w:p>
+          <w:p>
+            <w:pPr>
+              <w:pStyle w:val="ListParagraph"/>
+              <w:ind w:left="0"/>
+              <w:rPr>
+                <w:rFonts w:ascii="Calibri" w:eastAsia="Times New Roman" w:hAnsi="Calibri" w:cs="Calibri"/>
+                <w:color w:val="000000"/>
+                <w:kern w:val="0"/>
+                <w:sz w:val="28"/>
+                <w:szCs w:val="28"/>
+                <w:lang w:eastAsia="en-IN"/>
+                <w14:ligatures w14:val="none"/>
+              </w:rPr>
+            </w:pPr>
+            <w:r>
+              <w:rPr>
+                <w:rFonts w:ascii="Calibri" w:eastAsia="Times New Roman" w:hAnsi="Calibri" w:cs="Calibri"/>
+                <w:b/>
+                <w:bCs/>
+                <w:color w:val="000000"/>
+                <w:kern w:val="0"/>
+                <w:sz w:val="28"/>
+                <w:szCs w:val="28"/>
+                <w:lang w:eastAsia="en-IN"/>
+                <w14:ligatures w14:val="none"/>
+              </w:rPr>
+              <w:t>REFRESH</w:t>
+            </w:r>
+            <w:r>
+              <w:rPr>
+                <w:rFonts w:ascii="Calibri" w:eastAsia="Times New Roman" w:hAnsi="Calibri" w:cs="Calibri"/>
+                <w:b/>
+                <w:bCs/>
+                <w:color w:val="000000"/>
+                <w:kern w:val="0"/>
+                <w:sz w:val="28"/>
+                <w:szCs w:val="28"/>
+                <w:lang w:eastAsia="en-IN"/>
+                <w14:ligatures w14:val="none"/>
+              </w:rPr>
+              <w:t>.</w:t>
+            </w:r>
+          </w:p>
+        </w:tc>
+        <w:tc>
+          <w:tcPr>
+            <w:tcW w:w="4939" w:type="dxa"/>
+          </w:tcPr>
+          <w:p>
+            <w:pPr>
+              <w:pStyle w:val="ListParagraph"/>
+              <w:ind w:left="0"/>
+              <w:rPr>
+                <w:rFonts w:ascii="Calibri" w:eastAsia="Times New Roman" w:hAnsi="Calibri" w:cs="Calibri"/>
+                <w:color w:val="000000"/>
+                <w:kern w:val="0"/>
+                <w:sz w:val="28"/>
+                <w:szCs w:val="28"/>
+                <w:lang w:eastAsia="en-IN"/>
+                <w14:ligatures w14:val="none"/>
+              </w:rPr>
+            </w:pPr>
+            <w:r>
+              <w:rPr>
+                <w:rFonts w:ascii="Calibri" w:eastAsia="Times New Roman" w:hAnsi="Calibri" w:cs="Calibri"/>
+                <w:color w:val="000000"/>
+                <w:kern w:val="0"/>
+                <w:sz w:val="28"/>
+                <w:szCs w:val="28"/>
+                <w:lang w:eastAsia="en-IN"/>
+                <w14:ligatures w14:val="none"/>
+              </w:rPr>
+              <w:t xml:space="preserve">CLEAR </w:t>
+            </w:r>
+            <w:proofErr w:type="spellStart"/>
+            <w:r>
+              <w:rPr>
+                <w:rFonts w:ascii="Calibri" w:eastAsia="Times New Roman" w:hAnsi="Calibri" w:cs="Calibri"/>
+                <w:color w:val="000000"/>
+                <w:kern w:val="0"/>
+                <w:sz w:val="28"/>
+                <w:szCs w:val="28"/>
+                <w:lang w:eastAsia="en-IN"/>
+                <w14:ligatures w14:val="none"/>
+              </w:rPr>
+              <w:t>lt</w:t>
+            </w:r>
+            <w:r>
+              <w:rPr>
+                <w:rFonts w:ascii="Calibri" w:eastAsia="Times New Roman" w:hAnsi="Calibri" w:cs="Calibri"/>
+                <w:color w:val="000000"/>
+                <w:kern w:val="0"/>
+                <w:sz w:val="28"/>
+                <w:szCs w:val="28"/>
+                <w:lang w:eastAsia="en-IN"/>
+                <w14:ligatures w14:val="none"/>
+              </w:rPr>
+              <w:t>_student</w:t>
+            </w:r>
+            <w:proofErr w:type="spellEnd"/>
+            <w:r>
+              <w:rPr>
+                <w:rFonts w:ascii="Calibri" w:eastAsia="Times New Roman" w:hAnsi="Calibri" w:cs="Calibri"/>
+                <w:color w:val="000000"/>
+                <w:kern w:val="0"/>
+                <w:sz w:val="28"/>
+                <w:szCs w:val="28"/>
+                <w:lang w:eastAsia="en-IN"/>
+                <w14:ligatures w14:val="none"/>
+              </w:rPr>
+              <w:t>.</w:t>
+            </w:r>
+          </w:p>
+          <w:p>
+            <w:pPr>
+              <w:pStyle w:val="ListParagraph"/>
+              <w:ind w:left="0"/>
+              <w:rPr>
+                <w:rFonts w:ascii="Calibri" w:eastAsia="Times New Roman" w:hAnsi="Calibri" w:cs="Calibri"/>
+                <w:color w:val="000000"/>
+                <w:kern w:val="0"/>
+                <w:sz w:val="28"/>
+                <w:szCs w:val="28"/>
+                <w:lang w:eastAsia="en-IN"/>
+                <w14:ligatures w14:val="none"/>
+              </w:rPr>
+            </w:pPr>
+            <w:r>
+              <w:rPr>
+                <w:rFonts w:ascii="Calibri" w:eastAsia="Times New Roman" w:hAnsi="Calibri" w:cs="Calibri"/>
+                <w:color w:val="000000"/>
+                <w:kern w:val="0"/>
+                <w:sz w:val="28"/>
+                <w:szCs w:val="28"/>
+                <w:lang w:eastAsia="en-IN"/>
+                <w14:ligatures w14:val="none"/>
+              </w:rPr>
+              <w:t xml:space="preserve">REFRESH </w:t>
+            </w:r>
+            <w:proofErr w:type="spellStart"/>
+            <w:r>
+              <w:rPr>
+                <w:rFonts w:ascii="Calibri" w:eastAsia="Times New Roman" w:hAnsi="Calibri" w:cs="Calibri"/>
+                <w:color w:val="000000"/>
+                <w:kern w:val="0"/>
+                <w:sz w:val="28"/>
+                <w:szCs w:val="28"/>
+                <w:lang w:eastAsia="en-IN"/>
+                <w14:ligatures w14:val="none"/>
+              </w:rPr>
+              <w:t>l</w:t>
+            </w:r>
+            <w:r>
+              <w:rPr>
+                <w:rFonts w:ascii="Calibri" w:eastAsia="Times New Roman" w:hAnsi="Calibri" w:cs="Calibri"/>
+                <w:color w:val="000000"/>
+                <w:kern w:val="0"/>
+                <w:sz w:val="28"/>
+                <w:szCs w:val="28"/>
+                <w:lang w:eastAsia="en-IN"/>
+                <w14:ligatures w14:val="none"/>
+              </w:rPr>
+              <w:t>t_student</w:t>
+            </w:r>
+            <w:proofErr w:type="spellEnd"/>
+            <w:r>
+              <w:rPr>
+                <w:rFonts w:ascii="Calibri" w:eastAsia="Times New Roman" w:hAnsi="Calibri" w:cs="Calibri"/>
+                <w:color w:val="000000"/>
+                <w:kern w:val="0"/>
+                <w:sz w:val="28"/>
+                <w:szCs w:val="28"/>
+                <w:lang w:eastAsia="en-IN"/>
+                <w14:ligatures w14:val="none"/>
+              </w:rPr>
+              <w:t>.</w:t>
+            </w:r>
+          </w:p>
+        </w:tc>
+        <w:tc>
+          <w:tcPr>
+            <w:tcW w:w="3260" w:type="dxa"/>
+          </w:tcPr>
+          <w:p>
+            <w:pPr>
+              <w:pStyle w:val="ListParagraph"/>
+              <w:ind w:left="0"/>
+              <w:rPr>
+                <w:rFonts w:ascii="Calibri" w:eastAsia="Times New Roman" w:hAnsi="Calibri" w:cs="Calibri"/>
+                <w:color w:val="000000"/>
+                <w:kern w:val="0"/>
+                <w:sz w:val="28"/>
+                <w:szCs w:val="28"/>
+                <w:lang w:eastAsia="en-IN"/>
+                <w14:ligatures w14:val="none"/>
+              </w:rPr>
+            </w:pPr>
+            <w:r>
+              <w:rPr>
+                <w:rFonts w:ascii="Calibri" w:eastAsia="Times New Roman" w:hAnsi="Calibri" w:cs="Calibri"/>
+                <w:color w:val="000000"/>
+                <w:kern w:val="0"/>
+                <w:sz w:val="28"/>
+                <w:szCs w:val="28"/>
+                <w:lang w:eastAsia="en-IN"/>
+                <w14:ligatures w14:val="none"/>
+              </w:rPr>
+              <w:t>Clears the work area value.</w:t>
+            </w:r>
+          </w:p>
+          <w:p>
+            <w:pPr>
+              <w:pStyle w:val="ListParagraph"/>
+              <w:ind w:left="0"/>
+              <w:rPr>
+                <w:rFonts w:ascii="Calibri" w:eastAsia="Times New Roman" w:hAnsi="Calibri" w:cs="Calibri"/>
+                <w:color w:val="000000"/>
+                <w:kern w:val="0"/>
+                <w:sz w:val="28"/>
+                <w:szCs w:val="28"/>
+                <w:lang w:eastAsia="en-IN"/>
+                <w14:ligatures w14:val="none"/>
+              </w:rPr>
+            </w:pPr>
+            <w:r>
+              <w:rPr>
+                <w:rFonts w:ascii="Calibri" w:eastAsia="Times New Roman" w:hAnsi="Calibri" w:cs="Calibri"/>
+                <w:color w:val="000000"/>
+                <w:kern w:val="0"/>
+                <w:sz w:val="28"/>
+                <w:szCs w:val="28"/>
+                <w:lang w:eastAsia="en-IN"/>
+                <w14:ligatures w14:val="none"/>
+              </w:rPr>
+              <w:t>Deletes all rows from the internal table.</w:t>
+            </w:r>
+          </w:p>
+        </w:tc>
+      </w:tr>
+      <w:tr>
+        <w:tc>
+          <w:tcPr>
+            <w:tcW w:w="1724" w:type="dxa"/>
+          </w:tcPr>
+          <w:p>
+            <w:pPr>
+              <w:pStyle w:val="ListParagraph"/>
+              <w:ind w:left="0"/>
+              <w:rPr>
+                <w:rFonts w:ascii="Calibri" w:eastAsia="Times New Roman" w:hAnsi="Calibri" w:cs="Calibri"/>
+                <w:b/>
+                <w:bCs/>
+                <w:color w:val="000000"/>
+                <w:kern w:val="0"/>
+                <w:sz w:val="28"/>
+                <w:szCs w:val="28"/>
+                <w:lang w:eastAsia="en-IN"/>
+                <w14:ligatures w14:val="none"/>
+              </w:rPr>
+            </w:pPr>
+            <w:r>
+              <w:rPr>
+                <w:rFonts w:ascii="Calibri" w:eastAsia="Times New Roman" w:hAnsi="Calibri" w:cs="Calibri"/>
+                <w:b/>
+                <w:bCs/>
+                <w:color w:val="000000"/>
+                <w:kern w:val="0"/>
+                <w:sz w:val="28"/>
+                <w:szCs w:val="28"/>
+                <w:lang w:eastAsia="en-IN"/>
+                <w14:ligatures w14:val="none"/>
+              </w:rPr>
+              <w:t>LOOP.</w:t>
+            </w:r>
+          </w:p>
+        </w:tc>
+        <w:tc>
+          <w:tcPr>
+            <w:tcW w:w="4939" w:type="dxa"/>
+          </w:tcPr>
+          <w:p>
+            <w:pPr>
+              <w:pStyle w:val="ListParagraph"/>
+              <w:ind w:left="0"/>
+              <w:rPr>
+                <w:rFonts w:ascii="Calibri" w:eastAsia="Times New Roman" w:hAnsi="Calibri" w:cs="Calibri"/>
+                <w:color w:val="000000"/>
+                <w:kern w:val="0"/>
+                <w:sz w:val="28"/>
+                <w:szCs w:val="28"/>
+                <w:lang w:eastAsia="en-IN"/>
+                <w14:ligatures w14:val="none"/>
+              </w:rPr>
+            </w:pPr>
+            <w:r>
+              <w:rPr>
+                <w:rFonts w:ascii="Calibri" w:eastAsia="Times New Roman" w:hAnsi="Calibri" w:cs="Calibri"/>
+                <w:color w:val="000000"/>
+                <w:kern w:val="0"/>
+                <w:sz w:val="28"/>
+                <w:szCs w:val="28"/>
+                <w:lang w:eastAsia="en-IN"/>
+                <w14:ligatures w14:val="none"/>
+              </w:rPr>
+              <w:t>LOOP AT </w:t>
+            </w:r>
+            <w:proofErr w:type="spellStart"/>
+            <w:r>
+              <w:rPr>
+                <w:rFonts w:ascii="Calibri" w:eastAsia="Times New Roman" w:hAnsi="Calibri" w:cs="Calibri"/>
+                <w:color w:val="000000"/>
+                <w:kern w:val="0"/>
+                <w:sz w:val="28"/>
+                <w:szCs w:val="28"/>
+                <w:lang w:eastAsia="en-IN"/>
+                <w14:ligatures w14:val="none"/>
+              </w:rPr>
+              <w:t>lt_student</w:t>
+            </w:r>
+            <w:proofErr w:type="spellEnd"/>
+            <w:r>
+              <w:rPr>
+                <w:rFonts w:ascii="Calibri" w:eastAsia="Times New Roman" w:hAnsi="Calibri" w:cs="Calibri"/>
+                <w:color w:val="000000"/>
+                <w:kern w:val="0"/>
+                <w:sz w:val="28"/>
+                <w:szCs w:val="28"/>
+                <w:lang w:eastAsia="en-IN"/>
+                <w14:ligatures w14:val="none"/>
+              </w:rPr>
+              <w:t> INTO </w:t>
+            </w:r>
+            <w:proofErr w:type="spellStart"/>
+            <w:r>
+              <w:rPr>
+                <w:rFonts w:ascii="Calibri" w:eastAsia="Times New Roman" w:hAnsi="Calibri" w:cs="Calibri"/>
+                <w:color w:val="000000"/>
+                <w:kern w:val="0"/>
+                <w:sz w:val="28"/>
+                <w:szCs w:val="28"/>
+                <w:lang w:eastAsia="en-IN"/>
+                <w14:ligatures w14:val="none"/>
+              </w:rPr>
+              <w:t>wa_student</w:t>
+            </w:r>
+            <w:proofErr w:type="spellEnd"/>
+            <w:r>
+              <w:rPr>
+                <w:rFonts w:ascii="Calibri" w:eastAsia="Times New Roman" w:hAnsi="Calibri" w:cs="Calibri"/>
+                <w:color w:val="000000"/>
+                <w:kern w:val="0"/>
+                <w:sz w:val="28"/>
+                <w:szCs w:val="28"/>
+                <w:lang w:eastAsia="en-IN"/>
+                <w14:ligatures w14:val="none"/>
+              </w:rPr>
+              <w:t>.</w:t>
+            </w:r>
+            <w:r>
+              <w:rPr>
+                <w:rFonts w:ascii="Calibri" w:eastAsia="Times New Roman" w:hAnsi="Calibri" w:cs="Calibri"/>
+                <w:color w:val="000000"/>
+                <w:kern w:val="0"/>
+                <w:sz w:val="28"/>
+                <w:szCs w:val="28"/>
+                <w:lang w:eastAsia="en-IN"/>
+                <w14:ligatures w14:val="none"/>
+              </w:rPr>
+              <w:br/>
+              <w:t>WRITE : / </w:t>
+            </w:r>
+            <w:proofErr w:type="spellStart"/>
+            <w:r>
+              <w:rPr>
+                <w:rFonts w:ascii="Calibri" w:eastAsia="Times New Roman" w:hAnsi="Calibri" w:cs="Calibri"/>
+                <w:color w:val="000000"/>
+                <w:kern w:val="0"/>
+                <w:sz w:val="28"/>
+                <w:szCs w:val="28"/>
+                <w:lang w:eastAsia="en-IN"/>
+                <w14:ligatures w14:val="none"/>
+              </w:rPr>
+              <w:t>wa_student</w:t>
+            </w:r>
+            <w:proofErr w:type="spellEnd"/>
+            <w:r>
+              <w:rPr>
+                <w:rFonts w:ascii="Calibri" w:eastAsia="Times New Roman" w:hAnsi="Calibri" w:cs="Calibri"/>
+                <w:color w:val="000000"/>
+                <w:kern w:val="0"/>
+                <w:sz w:val="28"/>
+                <w:szCs w:val="28"/>
+                <w:lang w:eastAsia="en-IN"/>
+                <w14:ligatures w14:val="none"/>
+              </w:rPr>
+              <w:t>.</w:t>
+            </w:r>
+            <w:r>
+              <w:rPr>
+                <w:rFonts w:ascii="Calibri" w:eastAsia="Times New Roman" w:hAnsi="Calibri" w:cs="Calibri"/>
+                <w:color w:val="000000"/>
+                <w:kern w:val="0"/>
+                <w:sz w:val="28"/>
+                <w:szCs w:val="28"/>
+                <w:lang w:eastAsia="en-IN"/>
+                <w14:ligatures w14:val="none"/>
+              </w:rPr>
+              <w:br/>
+              <w:t>ENDLOOP.</w:t>
+            </w:r>
+          </w:p>
+        </w:tc>
+        <w:tc>
+          <w:tcPr>
+            <w:tcW w:w="3260" w:type="dxa"/>
+          </w:tcPr>
+          <w:p>
+            <w:pPr>
+              <w:pStyle w:val="ListParagraph"/>
+              <w:ind w:left="0"/>
+              <w:rPr>
+                <w:rFonts w:ascii="Calibri" w:eastAsia="Times New Roman" w:hAnsi="Calibri" w:cs="Calibri"/>
+                <w:color w:val="000000"/>
+                <w:kern w:val="0"/>
+                <w:sz w:val="28"/>
+                <w:szCs w:val="28"/>
+                <w:lang w:eastAsia="en-IN"/>
+                <w14:ligatures w14:val="none"/>
+              </w:rPr>
+            </w:pPr>
+            <w:r>
+              <w:rPr>
+                <w:rFonts w:ascii="Calibri" w:eastAsia="Times New Roman" w:hAnsi="Calibri" w:cs="Calibri"/>
+                <w:color w:val="000000"/>
+                <w:kern w:val="0"/>
+                <w:sz w:val="28"/>
+                <w:szCs w:val="28"/>
+                <w:lang w:eastAsia="en-IN"/>
+                <w14:ligatures w14:val="none"/>
+              </w:rPr>
+              <w:t>LOOP is used to read each row of an internal table one by one and process the data.</w:t>
+            </w:r>
+          </w:p>
+        </w:tc>
+      </w:tr>
+      <w:tr>
+        <w:tc>
+          <w:tcPr>
+            <w:tcW w:w="1724" w:type="dxa"/>
+          </w:tcPr>
+          <w:p>
+            <w:pPr>
+              <w:pStyle w:val="ListParagraph"/>
+              <w:ind w:left="0"/>
+              <w:rPr>
+                <w:rFonts w:ascii="Calibri" w:eastAsia="Times New Roman" w:hAnsi="Calibri" w:cs="Calibri"/>
+                <w:b/>
+                <w:bCs/>
+                <w:color w:val="000000"/>
+                <w:kern w:val="0"/>
+                <w:sz w:val="28"/>
+                <w:szCs w:val="28"/>
+                <w:lang w:eastAsia="en-IN"/>
+                <w14:ligatures w14:val="none"/>
+              </w:rPr>
+            </w:pPr>
+            <w:r>
+              <w:rPr>
+                <w:rFonts w:ascii="Calibri" w:eastAsia="Times New Roman" w:hAnsi="Calibri" w:cs="Calibri"/>
+                <w:b/>
+                <w:bCs/>
+                <w:color w:val="000000"/>
+                <w:kern w:val="0"/>
+                <w:sz w:val="28"/>
+                <w:szCs w:val="28"/>
+                <w:lang w:eastAsia="en-IN"/>
+                <w14:ligatures w14:val="none"/>
+              </w:rPr>
+              <w:t xml:space="preserve">DESCRIBE </w:t>
+            </w:r>
+            <w:r>
+              <w:rPr>
+                <w:rFonts w:ascii="Calibri" w:eastAsia="Times New Roman" w:hAnsi="Calibri" w:cs="Calibri"/>
+                <w:b/>
+                <w:bCs/>
+                <w:color w:val="000000"/>
+                <w:kern w:val="0"/>
+                <w:sz w:val="28"/>
+                <w:szCs w:val="28"/>
+                <w:lang w:eastAsia="en-IN"/>
+                <w14:ligatures w14:val="none"/>
+              </w:rPr>
+              <w:t>TABLE</w:t>
+            </w:r>
+          </w:p>
+        </w:tc>
+        <w:tc>
+          <w:tcPr>
+            <w:tcW w:w="4939" w:type="dxa"/>
+          </w:tcPr>
+          <w:p>
+            <w:pPr>
+              <w:pStyle w:val="ListParagraph"/>
+              <w:ind w:left="0"/>
+              <w:rPr>
+                <w:rFonts w:ascii="Calibri" w:eastAsia="Times New Roman" w:hAnsi="Calibri" w:cs="Calibri"/>
+                <w:color w:val="000000"/>
+                <w:kern w:val="0"/>
+                <w:sz w:val="28"/>
+                <w:szCs w:val="28"/>
+                <w:lang w:eastAsia="en-IN"/>
+                <w14:ligatures w14:val="none"/>
+              </w:rPr>
+            </w:pPr>
+            <w:r>
+              <w:rPr>
+                <w:rFonts w:ascii="Calibri" w:eastAsia="Times New Roman" w:hAnsi="Calibri" w:cs="Calibri"/>
+                <w:color w:val="000000"/>
+                <w:kern w:val="0"/>
+                <w:sz w:val="28"/>
+                <w:szCs w:val="28"/>
+                <w:lang w:eastAsia="en-IN"/>
+                <w14:ligatures w14:val="none"/>
+              </w:rPr>
+              <w:t>DESCRIBE TABLE </w:t>
+            </w:r>
+            <w:proofErr w:type="spellStart"/>
+            <w:r>
+              <w:rPr>
+                <w:rFonts w:ascii="Calibri" w:eastAsia="Times New Roman" w:hAnsi="Calibri" w:cs="Calibri"/>
+                <w:color w:val="000000"/>
+                <w:kern w:val="0"/>
+                <w:sz w:val="28"/>
+                <w:szCs w:val="28"/>
+                <w:lang w:eastAsia="en-IN"/>
+                <w14:ligatures w14:val="none"/>
+              </w:rPr>
+              <w:t>lt_data</w:t>
+            </w:r>
+            <w:proofErr w:type="spellEnd"/>
+            <w:r>
+              <w:rPr>
+                <w:rFonts w:ascii="Calibri" w:eastAsia="Times New Roman" w:hAnsi="Calibri" w:cs="Calibri"/>
+                <w:color w:val="000000"/>
+                <w:kern w:val="0"/>
+                <w:sz w:val="28"/>
+                <w:szCs w:val="28"/>
+                <w:lang w:eastAsia="en-IN"/>
+                <w14:ligatures w14:val="none"/>
+              </w:rPr>
+              <w:t> LINES data(</w:t>
+            </w:r>
+            <w:proofErr w:type="spellStart"/>
+            <w:r>
+              <w:rPr>
+                <w:rFonts w:ascii="Calibri" w:eastAsia="Times New Roman" w:hAnsi="Calibri" w:cs="Calibri"/>
+                <w:color w:val="000000"/>
+                <w:kern w:val="0"/>
+                <w:sz w:val="28"/>
+                <w:szCs w:val="28"/>
+                <w:lang w:eastAsia="en-IN"/>
+                <w14:ligatures w14:val="none"/>
+              </w:rPr>
+              <w:t>lv_lines</w:t>
+            </w:r>
+            <w:proofErr w:type="spellEnd"/>
+            <w:r>
+              <w:rPr>
+                <w:rFonts w:ascii="Calibri" w:eastAsia="Times New Roman" w:hAnsi="Calibri" w:cs="Calibri"/>
+                <w:color w:val="000000"/>
+                <w:kern w:val="0"/>
+                <w:sz w:val="28"/>
+                <w:szCs w:val="28"/>
+                <w:lang w:eastAsia="en-IN"/>
+                <w14:ligatures w14:val="none"/>
+              </w:rPr>
+              <w:t>).</w:t>
+            </w:r>
+            <w:r>
+              <w:rPr>
+                <w:rFonts w:ascii="Calibri" w:eastAsia="Times New Roman" w:hAnsi="Calibri" w:cs="Calibri"/>
+                <w:color w:val="000000"/>
+                <w:kern w:val="0"/>
+                <w:sz w:val="28"/>
+                <w:szCs w:val="28"/>
+                <w:lang w:eastAsia="en-IN"/>
+                <w14:ligatures w14:val="none"/>
+              </w:rPr>
+              <w:br/>
+              <w:t>DESCRIBE TABLE </w:t>
+            </w:r>
+            <w:proofErr w:type="spellStart"/>
+            <w:r>
+              <w:rPr>
+                <w:rFonts w:ascii="Calibri" w:eastAsia="Times New Roman" w:hAnsi="Calibri" w:cs="Calibri"/>
+                <w:color w:val="000000"/>
+                <w:kern w:val="0"/>
+                <w:sz w:val="28"/>
+                <w:szCs w:val="28"/>
+                <w:lang w:eastAsia="en-IN"/>
+                <w14:ligatures w14:val="none"/>
+              </w:rPr>
+              <w:t>lt_data</w:t>
+            </w:r>
+            <w:proofErr w:type="spellEnd"/>
+            <w:r>
+              <w:rPr>
+                <w:rFonts w:ascii="Calibri" w:eastAsia="Times New Roman" w:hAnsi="Calibri" w:cs="Calibri"/>
+                <w:color w:val="000000"/>
+                <w:kern w:val="0"/>
+                <w:sz w:val="28"/>
+                <w:szCs w:val="28"/>
+                <w:lang w:eastAsia="en-IN"/>
+                <w14:ligatures w14:val="none"/>
+              </w:rPr>
+              <w:t> kind data(</w:t>
+            </w:r>
+            <w:proofErr w:type="spellStart"/>
+            <w:r>
+              <w:rPr>
+                <w:rFonts w:ascii="Calibri" w:eastAsia="Times New Roman" w:hAnsi="Calibri" w:cs="Calibri"/>
+                <w:color w:val="000000"/>
+                <w:kern w:val="0"/>
+                <w:sz w:val="28"/>
+                <w:szCs w:val="28"/>
+                <w:lang w:eastAsia="en-IN"/>
+                <w14:ligatures w14:val="none"/>
+              </w:rPr>
+              <w:t>lv_kind</w:t>
+            </w:r>
+            <w:proofErr w:type="spellEnd"/>
+            <w:r>
+              <w:rPr>
+                <w:rFonts w:ascii="Calibri" w:eastAsia="Times New Roman" w:hAnsi="Calibri" w:cs="Calibri"/>
+                <w:color w:val="000000"/>
+                <w:kern w:val="0"/>
+                <w:sz w:val="28"/>
+                <w:szCs w:val="28"/>
+                <w:lang w:eastAsia="en-IN"/>
+                <w14:ligatures w14:val="none"/>
+              </w:rPr>
+              <w:t>).</w:t>
+            </w:r>
+            <w:r>
+              <w:rPr>
+                <w:rFonts w:ascii="Calibri" w:eastAsia="Times New Roman" w:hAnsi="Calibri" w:cs="Calibri"/>
+                <w:color w:val="000000"/>
+                <w:kern w:val="0"/>
+                <w:sz w:val="28"/>
+                <w:szCs w:val="28"/>
+                <w:lang w:eastAsia="en-IN"/>
+                <w14:ligatures w14:val="none"/>
+              </w:rPr>
+              <w:br/>
+              <w:t>DESCRIBE TABLE </w:t>
+            </w:r>
+            <w:proofErr w:type="spellStart"/>
+            <w:r>
+              <w:rPr>
+                <w:rFonts w:ascii="Calibri" w:eastAsia="Times New Roman" w:hAnsi="Calibri" w:cs="Calibri"/>
+                <w:color w:val="000000"/>
+                <w:kern w:val="0"/>
+                <w:sz w:val="28"/>
+                <w:szCs w:val="28"/>
+                <w:lang w:eastAsia="en-IN"/>
+                <w14:ligatures w14:val="none"/>
+              </w:rPr>
+              <w:t>lt_data</w:t>
+            </w:r>
+            <w:proofErr w:type="spellEnd"/>
+            <w:r>
+              <w:rPr>
+                <w:rFonts w:ascii="Calibri" w:eastAsia="Times New Roman" w:hAnsi="Calibri" w:cs="Calibri"/>
+                <w:color w:val="000000"/>
+                <w:kern w:val="0"/>
+                <w:sz w:val="28"/>
+                <w:szCs w:val="28"/>
+                <w:lang w:eastAsia="en-IN"/>
+                <w14:ligatures w14:val="none"/>
+              </w:rPr>
+              <w:t> OCCURS data(</w:t>
+            </w:r>
+            <w:proofErr w:type="spellStart"/>
+            <w:r>
+              <w:rPr>
+                <w:rFonts w:ascii="Calibri" w:eastAsia="Times New Roman" w:hAnsi="Calibri" w:cs="Calibri"/>
+                <w:color w:val="000000"/>
+                <w:kern w:val="0"/>
+                <w:sz w:val="28"/>
+                <w:szCs w:val="28"/>
+                <w:lang w:eastAsia="en-IN"/>
+                <w14:ligatures w14:val="none"/>
+              </w:rPr>
+              <w:t>lv_occurs</w:t>
+            </w:r>
+            <w:proofErr w:type="spellEnd"/>
+            <w:r>
+              <w:rPr>
+                <w:rFonts w:ascii="Calibri" w:eastAsia="Times New Roman" w:hAnsi="Calibri" w:cs="Calibri"/>
+                <w:color w:val="000000"/>
+                <w:kern w:val="0"/>
+                <w:sz w:val="28"/>
+                <w:szCs w:val="28"/>
+                <w:lang w:eastAsia="en-IN"/>
+                <w14:ligatures w14:val="none"/>
+              </w:rPr>
+              <w:t>).</w:t>
+            </w:r>
+            <w:r>
+              <w:rPr>
+                <w:rFonts w:ascii="Calibri" w:eastAsia="Times New Roman" w:hAnsi="Calibri" w:cs="Calibri"/>
+                <w:color w:val="000000"/>
+                <w:kern w:val="0"/>
+                <w:sz w:val="28"/>
+                <w:szCs w:val="28"/>
+                <w:lang w:eastAsia="en-IN"/>
+                <w14:ligatures w14:val="none"/>
+              </w:rPr>
+              <w:br/>
+              <w:t>write : / </w:t>
+            </w:r>
+            <w:proofErr w:type="spellStart"/>
+            <w:r>
+              <w:rPr>
+                <w:rFonts w:ascii="Calibri" w:eastAsia="Times New Roman" w:hAnsi="Calibri" w:cs="Calibri"/>
+                <w:color w:val="000000"/>
+                <w:kern w:val="0"/>
+                <w:sz w:val="28"/>
+                <w:szCs w:val="28"/>
+                <w:lang w:eastAsia="en-IN"/>
+                <w14:ligatures w14:val="none"/>
+              </w:rPr>
+              <w:t>lv_lines</w:t>
+            </w:r>
+            <w:proofErr w:type="spellEnd"/>
+            <w:r>
+              <w:rPr>
+                <w:rFonts w:ascii="Calibri" w:eastAsia="Times New Roman" w:hAnsi="Calibri" w:cs="Calibri"/>
+                <w:color w:val="000000"/>
+                <w:kern w:val="0"/>
+                <w:sz w:val="28"/>
+                <w:szCs w:val="28"/>
+                <w:lang w:eastAsia="en-IN"/>
+                <w14:ligatures w14:val="none"/>
+              </w:rPr>
+              <w:t> , </w:t>
+            </w:r>
+            <w:proofErr w:type="spellStart"/>
+            <w:r>
+              <w:rPr>
+                <w:rFonts w:ascii="Calibri" w:eastAsia="Times New Roman" w:hAnsi="Calibri" w:cs="Calibri"/>
+                <w:color w:val="000000"/>
+                <w:kern w:val="0"/>
+                <w:sz w:val="28"/>
+                <w:szCs w:val="28"/>
+                <w:lang w:eastAsia="en-IN"/>
+                <w14:ligatures w14:val="none"/>
+              </w:rPr>
+              <w:t>lv_kind,lv_occurs</w:t>
+            </w:r>
+            <w:proofErr w:type="spellEnd"/>
+            <w:r>
+              <w:rPr>
+                <w:rFonts w:ascii="Calibri" w:eastAsia="Times New Roman" w:hAnsi="Calibri" w:cs="Calibri"/>
+                <w:color w:val="000000"/>
+                <w:kern w:val="0"/>
+                <w:sz w:val="28"/>
+                <w:szCs w:val="28"/>
+                <w:lang w:eastAsia="en-IN"/>
+                <w14:ligatures w14:val="none"/>
+              </w:rPr>
+              <w:t>.</w:t>
+            </w:r>
+          </w:p>
+        </w:tc>
+        <w:tc>
+          <w:tcPr>
+            <w:tcW w:w="3260" w:type="dxa"/>
+          </w:tcPr>
+          <w:p>
+            <w:pPr>
+              <w:pStyle w:val="ListParagraph"/>
+              <w:ind w:left="0"/>
+              <w:rPr>
+                <w:rFonts w:ascii="Calibri" w:eastAsia="Times New Roman" w:hAnsi="Calibri" w:cs="Calibri"/>
+                <w:color w:val="000000"/>
+                <w:kern w:val="0"/>
+                <w:sz w:val="28"/>
+                <w:szCs w:val="28"/>
+                <w:lang w:eastAsia="en-IN"/>
+                <w14:ligatures w14:val="none"/>
+              </w:rPr>
+            </w:pPr>
+            <w:r>
+              <w:rPr>
+                <w:rFonts w:ascii="Calibri" w:eastAsia="Times New Roman" w:hAnsi="Calibri" w:cs="Calibri"/>
+                <w:color w:val="000000"/>
+                <w:kern w:val="0"/>
+                <w:sz w:val="28"/>
+                <w:szCs w:val="28"/>
+                <w:lang w:eastAsia="en-IN"/>
+                <w14:ligatures w14:val="none"/>
+              </w:rPr>
+              <w:t>Describes:-</w:t>
+            </w:r>
+          </w:p>
+          <w:p>
+            <w:pPr>
+              <w:pStyle w:val="ListParagraph"/>
+              <w:ind w:left="0"/>
+              <w:rPr>
+                <w:rFonts w:ascii="Calibri" w:eastAsia="Times New Roman" w:hAnsi="Calibri" w:cs="Calibri"/>
+                <w:color w:val="000000"/>
+                <w:kern w:val="0"/>
+                <w:sz w:val="28"/>
+                <w:szCs w:val="28"/>
+                <w:lang w:eastAsia="en-IN"/>
+                <w14:ligatures w14:val="none"/>
+              </w:rPr>
+            </w:pPr>
+            <w:r>
+              <w:rPr>
+                <w:rFonts w:ascii="Calibri" w:eastAsia="Times New Roman" w:hAnsi="Calibri" w:cs="Calibri"/>
+                <w:color w:val="000000"/>
+                <w:kern w:val="0"/>
+                <w:sz w:val="28"/>
+                <w:szCs w:val="28"/>
+                <w:lang w:eastAsia="en-IN"/>
+                <w14:ligatures w14:val="none"/>
+              </w:rPr>
+              <w:t>Total number of records</w:t>
+            </w:r>
+            <w:r>
+              <w:rPr>
+                <w:rFonts w:ascii="Calibri" w:eastAsia="Times New Roman" w:hAnsi="Calibri" w:cs="Calibri"/>
+                <w:color w:val="000000"/>
+                <w:kern w:val="0"/>
+                <w:sz w:val="28"/>
+                <w:szCs w:val="28"/>
+                <w:lang w:eastAsia="en-IN"/>
+                <w14:ligatures w14:val="none"/>
+              </w:rPr>
+              <w:t>.</w:t>
+            </w:r>
+          </w:p>
+          <w:p>
+            <w:pPr>
+              <w:pStyle w:val="ListParagraph"/>
+              <w:ind w:left="0"/>
+              <w:rPr>
+                <w:rFonts w:ascii="Calibri" w:eastAsia="Times New Roman" w:hAnsi="Calibri" w:cs="Calibri"/>
+                <w:color w:val="000000"/>
+                <w:kern w:val="0"/>
+                <w:sz w:val="28"/>
+                <w:szCs w:val="28"/>
+                <w:lang w:eastAsia="en-IN"/>
+                <w14:ligatures w14:val="none"/>
+              </w:rPr>
+            </w:pPr>
+            <w:r>
+              <w:rPr>
+                <w:rFonts w:ascii="Calibri" w:eastAsia="Times New Roman" w:hAnsi="Calibri" w:cs="Calibri"/>
+                <w:color w:val="000000"/>
+                <w:kern w:val="0"/>
+                <w:sz w:val="28"/>
+                <w:szCs w:val="28"/>
+                <w:lang w:eastAsia="en-IN"/>
+                <w14:ligatures w14:val="none"/>
+              </w:rPr>
+              <w:t>Table type</w:t>
+            </w:r>
+            <w:r>
+              <w:rPr>
+                <w:rFonts w:ascii="Calibri" w:eastAsia="Times New Roman" w:hAnsi="Calibri" w:cs="Calibri"/>
+                <w:color w:val="000000"/>
+                <w:kern w:val="0"/>
+                <w:sz w:val="28"/>
+                <w:szCs w:val="28"/>
+                <w:lang w:eastAsia="en-IN"/>
+                <w14:ligatures w14:val="none"/>
+              </w:rPr>
+              <w:t>(T,S,H).</w:t>
+            </w:r>
+          </w:p>
+          <w:p>
+            <w:pPr>
+              <w:pStyle w:val="ListParagraph"/>
+              <w:ind w:left="0"/>
+              <w:rPr>
+                <w:rFonts w:ascii="Calibri" w:eastAsia="Times New Roman" w:hAnsi="Calibri" w:cs="Calibri"/>
+                <w:color w:val="000000"/>
+                <w:kern w:val="0"/>
+                <w:sz w:val="28"/>
+                <w:szCs w:val="28"/>
+                <w:lang w:eastAsia="en-IN"/>
+                <w14:ligatures w14:val="none"/>
+              </w:rPr>
+            </w:pPr>
+            <w:r>
+              <w:rPr>
+                <w:rFonts w:ascii="Calibri" w:eastAsia="Times New Roman" w:hAnsi="Calibri" w:cs="Calibri"/>
+                <w:color w:val="000000"/>
+                <w:kern w:val="0"/>
+                <w:sz w:val="28"/>
+                <w:szCs w:val="28"/>
+                <w:lang w:eastAsia="en-IN"/>
+                <w14:ligatures w14:val="none"/>
+              </w:rPr>
+              <w:t>Displaying total entries in reports</w:t>
+            </w:r>
+            <w:r>
+              <w:rPr>
+                <w:rFonts w:ascii="Calibri" w:eastAsia="Times New Roman" w:hAnsi="Calibri" w:cs="Calibri"/>
+                <w:color w:val="000000"/>
+                <w:kern w:val="0"/>
+                <w:sz w:val="28"/>
+                <w:szCs w:val="28"/>
+                <w:lang w:eastAsia="en-IN"/>
+                <w14:ligatures w14:val="none"/>
+              </w:rPr>
+              <w:t>.</w:t>
+            </w:r>
+          </w:p>
+          <w:p>
+            <w:pPr>
+              <w:pStyle w:val="ListParagraph"/>
+              <w:ind w:left="0"/>
+              <w:rPr>
+                <w:rFonts w:ascii="Calibri" w:eastAsia="Times New Roman" w:hAnsi="Calibri" w:cs="Calibri"/>
+                <w:color w:val="000000"/>
+                <w:kern w:val="0"/>
+                <w:sz w:val="28"/>
+                <w:szCs w:val="28"/>
+                <w:lang w:eastAsia="en-IN"/>
+                <w14:ligatures w14:val="none"/>
+              </w:rPr>
+            </w:pPr>
+          </w:p>
+        </w:tc>
+      </w:tr>
+    </w:tbl>
+    <w:p>
+      <w:pPr>
+        <w:pStyle w:val="ListParagraph"/>
+        <w:spacing w:after="0" w:line="240" w:lineRule="auto"/>
+        <w:ind w:left="360"/>
+        <w:rPr>
+          <w:rFonts w:ascii="Calibri" w:eastAsia="Times New Roman" w:hAnsi="Calibri" w:cs="Calibri"/>
+          <w:b/>
+          <w:bCs/>
+          <w:color w:val="000000"/>
           <w:kern w:val="0"/>
           <w:sz w:val="28"/>
           <w:szCs w:val="28"/>
@@ -3618,7 +6538,6 @@
   <w:style w:type="character" w:default="1" w:styleId="DefaultParagraphFont">
     <w:name w:val="Default Paragraph Font"/>
     <w:uiPriority w:val="1"/>
-    <w:semiHidden/>
     <w:unhideWhenUsed/>
   </w:style>
   <w:style w:type="table" w:default="1" w:styleId="TableNormal">
@@ -3932,6 +6851,25 @@
       <w:spacing w:val="5"/>
     </w:rPr>
   </w:style>
+  <w:style w:type="table" w:styleId="TableGrid">
+    <w:name w:val="Table Grid"/>
+    <w:basedOn w:val="TableNormal"/>
+    <w:uiPriority w:val="39"/>
+    <w:rsid w:val="004A738A"/>
+    <w:pPr>
+      <w:spacing w:after="0" w:line="240" w:lineRule="auto"/>
+    </w:pPr>
+    <w:tblPr>
+      <w:tblBorders>
+        <w:top w:val="single" w:sz="4" w:space="0" w:color="auto"/>
+        <w:left w:val="single" w:sz="4" w:space="0" w:color="auto"/>
+        <w:bottom w:val="single" w:sz="4" w:space="0" w:color="auto"/>
+        <w:right w:val="single" w:sz="4" w:space="0" w:color="auto"/>
+        <w:insideH w:val="single" w:sz="4" w:space="0" w:color="auto"/>
+        <w:insideV w:val="single" w:sz="4" w:space="0" w:color="auto"/>
+      </w:tblBorders>
+    </w:tblPr>
+  </w:style>
 </w:styles>
 </file>
 

--- a/Assignment 17.docx
+++ b/Assignment 17.docx
@@ -512,37 +512,7 @@
           <w:lang w:eastAsia="en-IN"/>
           <w14:ligatures w14:val="none"/>
         </w:rPr>
-        <w:t>REFRESH </w:t>
-      </w:r>
-      <w:proofErr w:type="spellStart"/>
-      <w:r>
-        <w:rPr>
-          <w:rFonts w:eastAsia="Times New Roman" w:cstheme="minorHAnsi"/>
-          <w:b/>
-          <w:bCs/>
-          <w:color w:val="242424"/>
-          <w:kern w:val="0"/>
-          <w:sz w:val="28"/>
-          <w:szCs w:val="28"/>
-          <w:lang w:eastAsia="en-IN"/>
-          <w14:ligatures w14:val="none"/>
-        </w:rPr>
-        <w:t>lt_student</w:t>
-      </w:r>
-      <w:proofErr w:type="spellEnd"/>
-      <w:r>
-        <w:rPr>
-          <w:rFonts w:eastAsia="Times New Roman" w:cstheme="minorHAnsi"/>
-          <w:b/>
-          <w:bCs/>
-          <w:color w:val="242424"/>
-          <w:kern w:val="0"/>
-          <w:sz w:val="28"/>
-          <w:szCs w:val="28"/>
-          <w:lang w:eastAsia="en-IN"/>
-          <w14:ligatures w14:val="none"/>
-        </w:rPr>
-        <w:t xml:space="preserve">.  </w:t>
+        <w:t xml:space="preserve">REFRESH lt_student.  </w:t>
       </w:r>
       <w:r>
         <w:rPr>
@@ -646,37 +616,7 @@
           <w:lang w:eastAsia="en-IN"/>
           <w14:ligatures w14:val="none"/>
         </w:rPr>
-        <w:t xml:space="preserve">REFRESH </w:t>
-      </w:r>
-      <w:proofErr w:type="spellStart"/>
-      <w:r>
-        <w:rPr>
-          <w:rFonts w:eastAsia="Times New Roman" w:cstheme="minorHAnsi"/>
-          <w:b/>
-          <w:bCs/>
-          <w:color w:val="242424"/>
-          <w:kern w:val="0"/>
-          <w:sz w:val="28"/>
-          <w:szCs w:val="28"/>
-          <w:lang w:eastAsia="en-IN"/>
-          <w14:ligatures w14:val="none"/>
-        </w:rPr>
-        <w:t>lt_student</w:t>
-      </w:r>
-      <w:proofErr w:type="spellEnd"/>
-      <w:r>
-        <w:rPr>
-          <w:rFonts w:eastAsia="Times New Roman" w:cstheme="minorHAnsi"/>
-          <w:b/>
-          <w:bCs/>
-          <w:color w:val="242424"/>
-          <w:kern w:val="0"/>
-          <w:sz w:val="28"/>
-          <w:szCs w:val="28"/>
-          <w:lang w:eastAsia="en-IN"/>
-          <w14:ligatures w14:val="none"/>
-        </w:rPr>
-        <w:t>.</w:t>
+        <w:t>REFRESH lt_student.</w:t>
       </w:r>
     </w:p>
     <w:p>
@@ -3207,22 +3147,8 @@
                 <w:lang w:eastAsia="en-IN"/>
                 <w14:ligatures w14:val="none"/>
               </w:rPr>
-              <w:t xml:space="preserve">APPEND </w:t>
-            </w:r>
-            <w:proofErr w:type="spellStart"/>
-            <w:r>
-              <w:rPr>
-                <w:rFonts w:ascii="Calibri" w:eastAsia="Times New Roman" w:hAnsi="Calibri" w:cs="Calibri"/>
-                <w:color w:val="000000"/>
-                <w:kern w:val="0"/>
-                <w:sz w:val="28"/>
-                <w:szCs w:val="28"/>
-                <w:lang w:eastAsia="en-IN"/>
-                <w14:ligatures w14:val="none"/>
-              </w:rPr>
-              <w:t>wa_student</w:t>
-            </w:r>
-            <w:proofErr w:type="spellEnd"/>
+              <w:t>APPEND wa_student</w:t>
+            </w:r>
             <w:r>
               <w:rPr>
                 <w:rFonts w:ascii="Calibri" w:eastAsia="Times New Roman" w:hAnsi="Calibri" w:cs="Calibri"/>
@@ -3247,7 +3173,6 @@
               </w:rPr>
               <w:t xml:space="preserve">TO </w:t>
             </w:r>
-            <w:proofErr w:type="spellStart"/>
             <w:r>
               <w:rPr>
                 <w:rFonts w:ascii="Calibri" w:eastAsia="Times New Roman" w:hAnsi="Calibri" w:cs="Calibri"/>
@@ -3270,20 +3195,7 @@
                 <w:lang w:eastAsia="en-IN"/>
                 <w14:ligatures w14:val="none"/>
               </w:rPr>
-              <w:t>t_student</w:t>
-            </w:r>
-            <w:proofErr w:type="spellEnd"/>
-            <w:r>
-              <w:rPr>
-                <w:rFonts w:ascii="Calibri" w:eastAsia="Times New Roman" w:hAnsi="Calibri" w:cs="Calibri"/>
-                <w:color w:val="000000"/>
-                <w:kern w:val="0"/>
-                <w:sz w:val="28"/>
-                <w:szCs w:val="28"/>
-                <w:lang w:eastAsia="en-IN"/>
-                <w14:ligatures w14:val="none"/>
-              </w:rPr>
-              <w:t>.</w:t>
+              <w:t>t_student.</w:t>
             </w:r>
           </w:p>
         </w:tc>
@@ -3441,35 +3353,8 @@
                 <w:lang w:eastAsia="en-IN"/>
                 <w14:ligatures w14:val="none"/>
               </w:rPr>
-              <w:t xml:space="preserve">INSERT </w:t>
-            </w:r>
-            <w:proofErr w:type="spellStart"/>
-            <w:r>
-              <w:rPr>
-                <w:rFonts w:ascii="Calibri" w:eastAsia="Times New Roman" w:hAnsi="Calibri" w:cs="Calibri"/>
-                <w:color w:val="000000"/>
-                <w:kern w:val="0"/>
-                <w:sz w:val="28"/>
-                <w:szCs w:val="28"/>
-                <w:lang w:eastAsia="en-IN"/>
-                <w14:ligatures w14:val="none"/>
-              </w:rPr>
-              <w:t>wa_student</w:t>
-            </w:r>
-            <w:proofErr w:type="spellEnd"/>
-            <w:r>
-              <w:rPr>
-                <w:rFonts w:ascii="Calibri" w:eastAsia="Times New Roman" w:hAnsi="Calibri" w:cs="Calibri"/>
-                <w:color w:val="000000"/>
-                <w:kern w:val="0"/>
-                <w:sz w:val="28"/>
-                <w:szCs w:val="28"/>
-                <w:lang w:eastAsia="en-IN"/>
-                <w14:ligatures w14:val="none"/>
-              </w:rPr>
-              <w:t xml:space="preserve"> INTO </w:t>
-            </w:r>
-            <w:proofErr w:type="spellStart"/>
+              <w:t xml:space="preserve">INSERT wa_student INTO </w:t>
+            </w:r>
             <w:r>
               <w:rPr>
                 <w:rFonts w:ascii="Calibri" w:eastAsia="Times New Roman" w:hAnsi="Calibri" w:cs="Calibri"/>
@@ -3492,20 +3377,7 @@
                 <w:lang w:eastAsia="en-IN"/>
                 <w14:ligatures w14:val="none"/>
               </w:rPr>
-              <w:t>t_student</w:t>
-            </w:r>
-            <w:proofErr w:type="spellEnd"/>
-            <w:r>
-              <w:rPr>
-                <w:rFonts w:ascii="Calibri" w:eastAsia="Times New Roman" w:hAnsi="Calibri" w:cs="Calibri"/>
-                <w:color w:val="000000"/>
-                <w:kern w:val="0"/>
-                <w:sz w:val="28"/>
-                <w:szCs w:val="28"/>
-                <w:lang w:eastAsia="en-IN"/>
-                <w14:ligatures w14:val="none"/>
-              </w:rPr>
-              <w:t xml:space="preserve"> INDEX 2.</w:t>
+              <w:t>t_student INDEX 2.</w:t>
             </w:r>
           </w:p>
         </w:tc>
@@ -3689,7 +3561,6 @@
               </w:rPr>
               <w:t xml:space="preserve">MODIFY </w:t>
             </w:r>
-            <w:proofErr w:type="spellStart"/>
             <w:r>
               <w:rPr>
                 <w:rFonts w:ascii="Calibri" w:eastAsia="Times New Roman" w:hAnsi="Calibri" w:cs="Calibri"/>
@@ -3712,46 +3583,7 @@
                 <w:lang w:eastAsia="en-IN"/>
                 <w14:ligatures w14:val="none"/>
               </w:rPr>
-              <w:t>t_student</w:t>
-            </w:r>
-            <w:proofErr w:type="spellEnd"/>
-            <w:r>
-              <w:rPr>
-                <w:rFonts w:ascii="Calibri" w:eastAsia="Times New Roman" w:hAnsi="Calibri" w:cs="Calibri"/>
-                <w:color w:val="000000"/>
-                <w:kern w:val="0"/>
-                <w:sz w:val="28"/>
-                <w:szCs w:val="28"/>
-                <w:lang w:eastAsia="en-IN"/>
-                <w14:ligatures w14:val="none"/>
-              </w:rPr>
-              <w:t xml:space="preserve"> FROM </w:t>
-            </w:r>
-            <w:proofErr w:type="spellStart"/>
-            <w:r>
-              <w:rPr>
-                <w:rFonts w:ascii="Calibri" w:eastAsia="Times New Roman" w:hAnsi="Calibri" w:cs="Calibri"/>
-                <w:color w:val="000000"/>
-                <w:kern w:val="0"/>
-                <w:sz w:val="28"/>
-                <w:szCs w:val="28"/>
-                <w:lang w:eastAsia="en-IN"/>
-                <w14:ligatures w14:val="none"/>
-              </w:rPr>
-              <w:t>wa_student</w:t>
-            </w:r>
-            <w:proofErr w:type="spellEnd"/>
-            <w:r>
-              <w:rPr>
-                <w:rFonts w:ascii="Calibri" w:eastAsia="Times New Roman" w:hAnsi="Calibri" w:cs="Calibri"/>
-                <w:color w:val="000000"/>
-                <w:kern w:val="0"/>
-                <w:sz w:val="28"/>
-                <w:szCs w:val="28"/>
-                <w:lang w:eastAsia="en-IN"/>
-                <w14:ligatures w14:val="none"/>
-              </w:rPr>
-              <w:t xml:space="preserve"> INDEX 2.</w:t>
+              <w:t>t_student FROM wa_student INDEX 2.</w:t>
             </w:r>
           </w:p>
           <w:p>
@@ -3793,111 +3625,7 @@
                 <w:lang w:eastAsia="en-IN"/>
                 <w14:ligatures w14:val="none"/>
               </w:rPr>
-              <w:t xml:space="preserve">MODIFY </w:t>
-            </w:r>
-            <w:proofErr w:type="spellStart"/>
-            <w:r>
-              <w:rPr>
-                <w:rFonts w:ascii="Calibri" w:eastAsia="Times New Roman" w:hAnsi="Calibri" w:cs="Calibri"/>
-                <w:color w:val="000000"/>
-                <w:kern w:val="0"/>
-                <w:sz w:val="28"/>
-                <w:szCs w:val="28"/>
-                <w:lang w:eastAsia="en-IN"/>
-                <w14:ligatures w14:val="none"/>
-              </w:rPr>
-              <w:t>lt_student</w:t>
-            </w:r>
-            <w:proofErr w:type="spellEnd"/>
-            <w:r>
-              <w:rPr>
-                <w:rFonts w:ascii="Calibri" w:eastAsia="Times New Roman" w:hAnsi="Calibri" w:cs="Calibri"/>
-                <w:color w:val="000000"/>
-                <w:kern w:val="0"/>
-                <w:sz w:val="28"/>
-                <w:szCs w:val="28"/>
-                <w:lang w:eastAsia="en-IN"/>
-                <w14:ligatures w14:val="none"/>
-              </w:rPr>
-              <w:t xml:space="preserve"> FROM </w:t>
-            </w:r>
-            <w:proofErr w:type="spellStart"/>
-            <w:r>
-              <w:rPr>
-                <w:rFonts w:ascii="Calibri" w:eastAsia="Times New Roman" w:hAnsi="Calibri" w:cs="Calibri"/>
-                <w:color w:val="000000"/>
-                <w:kern w:val="0"/>
-                <w:sz w:val="28"/>
-                <w:szCs w:val="28"/>
-                <w:lang w:eastAsia="en-IN"/>
-                <w14:ligatures w14:val="none"/>
-              </w:rPr>
-              <w:t>wa_student</w:t>
-            </w:r>
-            <w:proofErr w:type="spellEnd"/>
-            <w:r>
-              <w:rPr>
-                <w:rFonts w:ascii="Calibri" w:eastAsia="Times New Roman" w:hAnsi="Calibri" w:cs="Calibri"/>
-                <w:color w:val="000000"/>
-                <w:kern w:val="0"/>
-                <w:sz w:val="28"/>
-                <w:szCs w:val="28"/>
-                <w:lang w:eastAsia="en-IN"/>
-                <w14:ligatures w14:val="none"/>
-              </w:rPr>
-              <w:t xml:space="preserve"> TRANSPORTING </w:t>
-            </w:r>
-            <w:proofErr w:type="spellStart"/>
-            <w:r>
-              <w:rPr>
-                <w:rFonts w:ascii="Calibri" w:eastAsia="Times New Roman" w:hAnsi="Calibri" w:cs="Calibri"/>
-                <w:color w:val="000000"/>
-                <w:kern w:val="0"/>
-                <w:sz w:val="28"/>
-                <w:szCs w:val="28"/>
-                <w:lang w:eastAsia="en-IN"/>
-                <w14:ligatures w14:val="none"/>
-              </w:rPr>
-              <w:t>s_name</w:t>
-            </w:r>
-            <w:proofErr w:type="spellEnd"/>
-            <w:r>
-              <w:rPr>
-                <w:rFonts w:ascii="Calibri" w:eastAsia="Times New Roman" w:hAnsi="Calibri" w:cs="Calibri"/>
-                <w:color w:val="000000"/>
-                <w:kern w:val="0"/>
-                <w:sz w:val="28"/>
-                <w:szCs w:val="28"/>
-                <w:lang w:eastAsia="en-IN"/>
-                <w14:ligatures w14:val="none"/>
-              </w:rPr>
-              <w:t xml:space="preserve"> WHERE </w:t>
-            </w:r>
-            <w:proofErr w:type="spellStart"/>
-            <w:r>
-              <w:rPr>
-                <w:rFonts w:ascii="Calibri" w:eastAsia="Times New Roman" w:hAnsi="Calibri" w:cs="Calibri"/>
-                <w:color w:val="000000"/>
-                <w:kern w:val="0"/>
-                <w:sz w:val="28"/>
-                <w:szCs w:val="28"/>
-                <w:lang w:eastAsia="en-IN"/>
-                <w14:ligatures w14:val="none"/>
-              </w:rPr>
-              <w:t>s_id</w:t>
-            </w:r>
-            <w:proofErr w:type="spellEnd"/>
-            <w:r>
-              <w:rPr>
-                <w:rFonts w:ascii="Calibri" w:eastAsia="Times New Roman" w:hAnsi="Calibri" w:cs="Calibri"/>
-                <w:color w:val="000000"/>
-                <w:kern w:val="0"/>
-                <w:sz w:val="28"/>
-                <w:szCs w:val="28"/>
-                <w:lang w:eastAsia="en-IN"/>
-                <w14:ligatures w14:val="none"/>
-              </w:rPr>
-              <w:t xml:space="preserve"> = 001.</w:t>
+              <w:t>MODIFY lt_student FROM wa_student TRANSPORTING s_name WHERE s_id = 001.</w:t>
             </w:r>
           </w:p>
         </w:tc>
@@ -4081,33 +3809,7 @@
                 <w:lang w:eastAsia="en-IN"/>
                 <w14:ligatures w14:val="none"/>
               </w:rPr>
-              <w:t xml:space="preserve">DELETE </w:t>
-            </w:r>
-            <w:proofErr w:type="spellStart"/>
-            <w:r>
-              <w:rPr>
-                <w:rFonts w:ascii="Calibri" w:eastAsia="Times New Roman" w:hAnsi="Calibri" w:cs="Calibri"/>
-                <w:color w:val="000000"/>
-                <w:kern w:val="0"/>
-                <w:sz w:val="28"/>
-                <w:szCs w:val="28"/>
-                <w:lang w:eastAsia="en-IN"/>
-                <w14:ligatures w14:val="none"/>
-              </w:rPr>
-              <w:t>lt_student</w:t>
-            </w:r>
-            <w:proofErr w:type="spellEnd"/>
-            <w:r>
-              <w:rPr>
-                <w:rFonts w:ascii="Calibri" w:eastAsia="Times New Roman" w:hAnsi="Calibri" w:cs="Calibri"/>
-                <w:color w:val="000000"/>
-                <w:kern w:val="0"/>
-                <w:sz w:val="28"/>
-                <w:szCs w:val="28"/>
-                <w:lang w:eastAsia="en-IN"/>
-                <w14:ligatures w14:val="none"/>
-              </w:rPr>
-              <w:t xml:space="preserve"> INDEX 2.</w:t>
+              <w:t>DELETE lt_student INDEX 2.</w:t>
             </w:r>
           </w:p>
           <w:p>
@@ -4134,59 +3836,7 @@
                 <w:lang w:eastAsia="en-IN"/>
                 <w14:ligatures w14:val="none"/>
               </w:rPr>
-              <w:t>DELETE </w:t>
-            </w:r>
-            <w:proofErr w:type="spellStart"/>
-            <w:r>
-              <w:rPr>
-                <w:rFonts w:ascii="Calibri" w:eastAsia="Times New Roman" w:hAnsi="Calibri" w:cs="Calibri"/>
-                <w:color w:val="000000"/>
-                <w:kern w:val="0"/>
-                <w:sz w:val="28"/>
-                <w:szCs w:val="28"/>
-                <w:lang w:eastAsia="en-IN"/>
-                <w14:ligatures w14:val="none"/>
-              </w:rPr>
-              <w:t>lt_student</w:t>
-            </w:r>
-            <w:proofErr w:type="spellEnd"/>
-            <w:r>
-              <w:rPr>
-                <w:rFonts w:ascii="Calibri" w:eastAsia="Times New Roman" w:hAnsi="Calibri" w:cs="Calibri"/>
-                <w:color w:val="000000"/>
-                <w:kern w:val="0"/>
-                <w:sz w:val="28"/>
-                <w:szCs w:val="28"/>
-                <w:lang w:eastAsia="en-IN"/>
-                <w14:ligatures w14:val="none"/>
-              </w:rPr>
-              <w:t> WHERE </w:t>
-            </w:r>
-            <w:proofErr w:type="spellStart"/>
-            <w:r>
-              <w:rPr>
-                <w:rFonts w:ascii="Calibri" w:eastAsia="Times New Roman" w:hAnsi="Calibri" w:cs="Calibri"/>
-                <w:color w:val="000000"/>
-                <w:kern w:val="0"/>
-                <w:sz w:val="28"/>
-                <w:szCs w:val="28"/>
-                <w:lang w:eastAsia="en-IN"/>
-                <w14:ligatures w14:val="none"/>
-              </w:rPr>
-              <w:t>s_id</w:t>
-            </w:r>
-            <w:proofErr w:type="spellEnd"/>
-            <w:r>
-              <w:rPr>
-                <w:rFonts w:ascii="Calibri" w:eastAsia="Times New Roman" w:hAnsi="Calibri" w:cs="Calibri"/>
-                <w:color w:val="000000"/>
-                <w:kern w:val="0"/>
-                <w:sz w:val="28"/>
-                <w:szCs w:val="28"/>
-                <w:lang w:eastAsia="en-IN"/>
-                <w14:ligatures w14:val="none"/>
-              </w:rPr>
-              <w:t> = 002.</w:t>
+              <w:t>DELETE lt_student WHERE s_id = 002.</w:t>
             </w:r>
           </w:p>
         </w:tc>
@@ -4356,33 +4006,7 @@
                 <w:lang w:eastAsia="en-IN"/>
                 <w14:ligatures w14:val="none"/>
               </w:rPr>
-              <w:t xml:space="preserve">SORT </w:t>
-            </w:r>
-            <w:proofErr w:type="spellStart"/>
-            <w:r>
-              <w:rPr>
-                <w:rFonts w:ascii="Calibri" w:eastAsia="Times New Roman" w:hAnsi="Calibri" w:cs="Calibri"/>
-                <w:color w:val="000000"/>
-                <w:kern w:val="0"/>
-                <w:sz w:val="28"/>
-                <w:szCs w:val="28"/>
-                <w:lang w:eastAsia="en-IN"/>
-                <w14:ligatures w14:val="none"/>
-              </w:rPr>
-              <w:t>lt_student</w:t>
-            </w:r>
-            <w:proofErr w:type="spellEnd"/>
-            <w:r>
-              <w:rPr>
-                <w:rFonts w:ascii="Calibri" w:eastAsia="Times New Roman" w:hAnsi="Calibri" w:cs="Calibri"/>
-                <w:color w:val="000000"/>
-                <w:kern w:val="0"/>
-                <w:sz w:val="28"/>
-                <w:szCs w:val="28"/>
-                <w:lang w:eastAsia="en-IN"/>
-                <w14:ligatures w14:val="none"/>
-              </w:rPr>
-              <w:t xml:space="preserve"> ASCENDING.</w:t>
+              <w:t>SORT lt_student ASCENDING.</w:t>
             </w:r>
           </w:p>
           <w:p>
@@ -4421,33 +4045,7 @@
                 <w:lang w:eastAsia="en-IN"/>
                 <w14:ligatures w14:val="none"/>
               </w:rPr>
-              <w:t>SORT </w:t>
-            </w:r>
-            <w:proofErr w:type="spellStart"/>
-            <w:r>
-              <w:rPr>
-                <w:rFonts w:ascii="Calibri" w:eastAsia="Times New Roman" w:hAnsi="Calibri" w:cs="Calibri"/>
-                <w:color w:val="000000"/>
-                <w:kern w:val="0"/>
-                <w:sz w:val="28"/>
-                <w:szCs w:val="28"/>
-                <w:lang w:eastAsia="en-IN"/>
-                <w14:ligatures w14:val="none"/>
-              </w:rPr>
-              <w:t>lt_student</w:t>
-            </w:r>
-            <w:proofErr w:type="spellEnd"/>
-            <w:r>
-              <w:rPr>
-                <w:rFonts w:ascii="Calibri" w:eastAsia="Times New Roman" w:hAnsi="Calibri" w:cs="Calibri"/>
-                <w:color w:val="000000"/>
-                <w:kern w:val="0"/>
-                <w:sz w:val="28"/>
-                <w:szCs w:val="28"/>
-                <w:lang w:eastAsia="en-IN"/>
-                <w14:ligatures w14:val="none"/>
-              </w:rPr>
-              <w:t> </w:t>
+              <w:t>SORT lt_student </w:t>
             </w:r>
             <w:r>
               <w:rPr>
@@ -4495,59 +4093,7 @@
                 <w:lang w:eastAsia="en-IN"/>
                 <w14:ligatures w14:val="none"/>
               </w:rPr>
-              <w:t>RT </w:t>
-            </w:r>
-            <w:proofErr w:type="spellStart"/>
-            <w:r>
-              <w:rPr>
-                <w:rFonts w:ascii="Calibri" w:eastAsia="Times New Roman" w:hAnsi="Calibri" w:cs="Calibri"/>
-                <w:color w:val="000000"/>
-                <w:kern w:val="0"/>
-                <w:sz w:val="28"/>
-                <w:szCs w:val="28"/>
-                <w:lang w:eastAsia="en-IN"/>
-                <w14:ligatures w14:val="none"/>
-              </w:rPr>
-              <w:t>lt_student</w:t>
-            </w:r>
-            <w:proofErr w:type="spellEnd"/>
-            <w:r>
-              <w:rPr>
-                <w:rFonts w:ascii="Calibri" w:eastAsia="Times New Roman" w:hAnsi="Calibri" w:cs="Calibri"/>
-                <w:color w:val="000000"/>
-                <w:kern w:val="0"/>
-                <w:sz w:val="28"/>
-                <w:szCs w:val="28"/>
-                <w:lang w:eastAsia="en-IN"/>
-                <w14:ligatures w14:val="none"/>
-              </w:rPr>
-              <w:t> BY </w:t>
-            </w:r>
-            <w:proofErr w:type="spellStart"/>
-            <w:r>
-              <w:rPr>
-                <w:rFonts w:ascii="Calibri" w:eastAsia="Times New Roman" w:hAnsi="Calibri" w:cs="Calibri"/>
-                <w:color w:val="000000"/>
-                <w:kern w:val="0"/>
-                <w:sz w:val="28"/>
-                <w:szCs w:val="28"/>
-                <w:lang w:eastAsia="en-IN"/>
-                <w14:ligatures w14:val="none"/>
-              </w:rPr>
-              <w:t>s_id</w:t>
-            </w:r>
-            <w:proofErr w:type="spellEnd"/>
-            <w:r>
-              <w:rPr>
-                <w:rFonts w:ascii="Calibri" w:eastAsia="Times New Roman" w:hAnsi="Calibri" w:cs="Calibri"/>
-                <w:color w:val="000000"/>
-                <w:kern w:val="0"/>
-                <w:sz w:val="28"/>
-                <w:szCs w:val="28"/>
-                <w:lang w:eastAsia="en-IN"/>
-                <w14:ligatures w14:val="none"/>
-              </w:rPr>
-              <w:t>.</w:t>
+              <w:t>RT lt_student BY s_id.</w:t>
             </w:r>
           </w:p>
         </w:tc>
@@ -4735,7 +4281,6 @@
               </w:rPr>
               <w:t xml:space="preserve">CLEAR </w:t>
             </w:r>
-            <w:proofErr w:type="spellStart"/>
             <w:r>
               <w:rPr>
                 <w:rFonts w:ascii="Calibri" w:eastAsia="Times New Roman" w:hAnsi="Calibri" w:cs="Calibri"/>
@@ -4758,20 +4303,7 @@
                 <w:lang w:eastAsia="en-IN"/>
                 <w14:ligatures w14:val="none"/>
               </w:rPr>
-              <w:t>_student</w:t>
-            </w:r>
-            <w:proofErr w:type="spellEnd"/>
-            <w:r>
-              <w:rPr>
-                <w:rFonts w:ascii="Calibri" w:eastAsia="Times New Roman" w:hAnsi="Calibri" w:cs="Calibri"/>
-                <w:color w:val="000000"/>
-                <w:kern w:val="0"/>
-                <w:sz w:val="28"/>
-                <w:szCs w:val="28"/>
-                <w:lang w:eastAsia="en-IN"/>
-                <w14:ligatures w14:val="none"/>
-              </w:rPr>
-              <w:t>.</w:t>
+              <w:t>_student.</w:t>
             </w:r>
           </w:p>
           <w:p>
@@ -4800,7 +4332,6 @@
               </w:rPr>
               <w:t xml:space="preserve">REFRESH </w:t>
             </w:r>
-            <w:proofErr w:type="spellStart"/>
             <w:r>
               <w:rPr>
                 <w:rFonts w:ascii="Calibri" w:eastAsia="Times New Roman" w:hAnsi="Calibri" w:cs="Calibri"/>
@@ -4823,20 +4354,7 @@
                 <w:lang w:eastAsia="en-IN"/>
                 <w14:ligatures w14:val="none"/>
               </w:rPr>
-              <w:t>t_student</w:t>
-            </w:r>
-            <w:proofErr w:type="spellEnd"/>
-            <w:r>
-              <w:rPr>
-                <w:rFonts w:ascii="Calibri" w:eastAsia="Times New Roman" w:hAnsi="Calibri" w:cs="Calibri"/>
-                <w:color w:val="000000"/>
-                <w:kern w:val="0"/>
-                <w:sz w:val="28"/>
-                <w:szCs w:val="28"/>
-                <w:lang w:eastAsia="en-IN"/>
-                <w14:ligatures w14:val="none"/>
-              </w:rPr>
-              <w:t>.</w:t>
+              <w:t>t_student.</w:t>
             </w:r>
           </w:p>
         </w:tc>
@@ -4965,59 +4483,7 @@
                 <w:lang w:eastAsia="en-IN"/>
                 <w14:ligatures w14:val="none"/>
               </w:rPr>
-              <w:t>LOOP AT </w:t>
-            </w:r>
-            <w:proofErr w:type="spellStart"/>
-            <w:r>
-              <w:rPr>
-                <w:rFonts w:ascii="Calibri" w:eastAsia="Times New Roman" w:hAnsi="Calibri" w:cs="Calibri"/>
-                <w:color w:val="000000"/>
-                <w:kern w:val="0"/>
-                <w:sz w:val="28"/>
-                <w:szCs w:val="28"/>
-                <w:lang w:eastAsia="en-IN"/>
-                <w14:ligatures w14:val="none"/>
-              </w:rPr>
-              <w:t>lt_student</w:t>
-            </w:r>
-            <w:proofErr w:type="spellEnd"/>
-            <w:r>
-              <w:rPr>
-                <w:rFonts w:ascii="Calibri" w:eastAsia="Times New Roman" w:hAnsi="Calibri" w:cs="Calibri"/>
-                <w:color w:val="000000"/>
-                <w:kern w:val="0"/>
-                <w:sz w:val="28"/>
-                <w:szCs w:val="28"/>
-                <w:lang w:eastAsia="en-IN"/>
-                <w14:ligatures w14:val="none"/>
-              </w:rPr>
-              <w:t> INTO </w:t>
-            </w:r>
-            <w:proofErr w:type="spellStart"/>
-            <w:r>
-              <w:rPr>
-                <w:rFonts w:ascii="Calibri" w:eastAsia="Times New Roman" w:hAnsi="Calibri" w:cs="Calibri"/>
-                <w:color w:val="000000"/>
-                <w:kern w:val="0"/>
-                <w:sz w:val="28"/>
-                <w:szCs w:val="28"/>
-                <w:lang w:eastAsia="en-IN"/>
-                <w14:ligatures w14:val="none"/>
-              </w:rPr>
-              <w:t>wa_student</w:t>
-            </w:r>
-            <w:proofErr w:type="spellEnd"/>
-            <w:r>
-              <w:rPr>
-                <w:rFonts w:ascii="Calibri" w:eastAsia="Times New Roman" w:hAnsi="Calibri" w:cs="Calibri"/>
-                <w:color w:val="000000"/>
-                <w:kern w:val="0"/>
-                <w:sz w:val="28"/>
-                <w:szCs w:val="28"/>
-                <w:lang w:eastAsia="en-IN"/>
-                <w14:ligatures w14:val="none"/>
-              </w:rPr>
-              <w:t>.</w:t>
+              <w:t>LOOP AT lt_student INTO wa_student.</w:t>
             </w:r>
             <w:r>
               <w:rPr>
@@ -5030,33 +4496,7 @@
                 <w14:ligatures w14:val="none"/>
               </w:rPr>
               <w:br/>
-              <w:t>WRITE : / </w:t>
-            </w:r>
-            <w:proofErr w:type="spellStart"/>
-            <w:r>
-              <w:rPr>
-                <w:rFonts w:ascii="Calibri" w:eastAsia="Times New Roman" w:hAnsi="Calibri" w:cs="Calibri"/>
-                <w:color w:val="000000"/>
-                <w:kern w:val="0"/>
-                <w:sz w:val="28"/>
-                <w:szCs w:val="28"/>
-                <w:lang w:eastAsia="en-IN"/>
-                <w14:ligatures w14:val="none"/>
-              </w:rPr>
-              <w:t>wa_student</w:t>
-            </w:r>
-            <w:proofErr w:type="spellEnd"/>
-            <w:r>
-              <w:rPr>
-                <w:rFonts w:ascii="Calibri" w:eastAsia="Times New Roman" w:hAnsi="Calibri" w:cs="Calibri"/>
-                <w:color w:val="000000"/>
-                <w:kern w:val="0"/>
-                <w:sz w:val="28"/>
-                <w:szCs w:val="28"/>
-                <w:lang w:eastAsia="en-IN"/>
-                <w14:ligatures w14:val="none"/>
-              </w:rPr>
-              <w:t>.</w:t>
+              <w:t>WRITE : / wa_student.</w:t>
             </w:r>
             <w:r>
               <w:rPr>
@@ -5185,59 +4625,7 @@
                 <w:lang w:eastAsia="en-IN"/>
                 <w14:ligatures w14:val="none"/>
               </w:rPr>
-              <w:t>DESCRIBE TABLE </w:t>
-            </w:r>
-            <w:proofErr w:type="spellStart"/>
-            <w:r>
-              <w:rPr>
-                <w:rFonts w:ascii="Calibri" w:eastAsia="Times New Roman" w:hAnsi="Calibri" w:cs="Calibri"/>
-                <w:color w:val="000000"/>
-                <w:kern w:val="0"/>
-                <w:sz w:val="28"/>
-                <w:szCs w:val="28"/>
-                <w:lang w:eastAsia="en-IN"/>
-                <w14:ligatures w14:val="none"/>
-              </w:rPr>
-              <w:t>lt_data</w:t>
-            </w:r>
-            <w:proofErr w:type="spellEnd"/>
-            <w:r>
-              <w:rPr>
-                <w:rFonts w:ascii="Calibri" w:eastAsia="Times New Roman" w:hAnsi="Calibri" w:cs="Calibri"/>
-                <w:color w:val="000000"/>
-                <w:kern w:val="0"/>
-                <w:sz w:val="28"/>
-                <w:szCs w:val="28"/>
-                <w:lang w:eastAsia="en-IN"/>
-                <w14:ligatures w14:val="none"/>
-              </w:rPr>
-              <w:t> LINES data(</w:t>
-            </w:r>
-            <w:proofErr w:type="spellStart"/>
-            <w:r>
-              <w:rPr>
-                <w:rFonts w:ascii="Calibri" w:eastAsia="Times New Roman" w:hAnsi="Calibri" w:cs="Calibri"/>
-                <w:color w:val="000000"/>
-                <w:kern w:val="0"/>
-                <w:sz w:val="28"/>
-                <w:szCs w:val="28"/>
-                <w:lang w:eastAsia="en-IN"/>
-                <w14:ligatures w14:val="none"/>
-              </w:rPr>
-              <w:t>lv_lines</w:t>
-            </w:r>
-            <w:proofErr w:type="spellEnd"/>
-            <w:r>
-              <w:rPr>
-                <w:rFonts w:ascii="Calibri" w:eastAsia="Times New Roman" w:hAnsi="Calibri" w:cs="Calibri"/>
-                <w:color w:val="000000"/>
-                <w:kern w:val="0"/>
-                <w:sz w:val="28"/>
-                <w:szCs w:val="28"/>
-                <w:lang w:eastAsia="en-IN"/>
-                <w14:ligatures w14:val="none"/>
-              </w:rPr>
-              <w:t>).</w:t>
+              <w:t>DESCRIBE TABLE lt_data LINES data(lv_lines).</w:t>
             </w:r>
             <w:r>
               <w:rPr>
@@ -5250,59 +4638,7 @@
                 <w14:ligatures w14:val="none"/>
               </w:rPr>
               <w:br/>
-              <w:t>DESCRIBE TABLE </w:t>
-            </w:r>
-            <w:proofErr w:type="spellStart"/>
-            <w:r>
-              <w:rPr>
-                <w:rFonts w:ascii="Calibri" w:eastAsia="Times New Roman" w:hAnsi="Calibri" w:cs="Calibri"/>
-                <w:color w:val="000000"/>
-                <w:kern w:val="0"/>
-                <w:sz w:val="28"/>
-                <w:szCs w:val="28"/>
-                <w:lang w:eastAsia="en-IN"/>
-                <w14:ligatures w14:val="none"/>
-              </w:rPr>
-              <w:t>lt_data</w:t>
-            </w:r>
-            <w:proofErr w:type="spellEnd"/>
-            <w:r>
-              <w:rPr>
-                <w:rFonts w:ascii="Calibri" w:eastAsia="Times New Roman" w:hAnsi="Calibri" w:cs="Calibri"/>
-                <w:color w:val="000000"/>
-                <w:kern w:val="0"/>
-                <w:sz w:val="28"/>
-                <w:szCs w:val="28"/>
-                <w:lang w:eastAsia="en-IN"/>
-                <w14:ligatures w14:val="none"/>
-              </w:rPr>
-              <w:t> kind data(</w:t>
-            </w:r>
-            <w:proofErr w:type="spellStart"/>
-            <w:r>
-              <w:rPr>
-                <w:rFonts w:ascii="Calibri" w:eastAsia="Times New Roman" w:hAnsi="Calibri" w:cs="Calibri"/>
-                <w:color w:val="000000"/>
-                <w:kern w:val="0"/>
-                <w:sz w:val="28"/>
-                <w:szCs w:val="28"/>
-                <w:lang w:eastAsia="en-IN"/>
-                <w14:ligatures w14:val="none"/>
-              </w:rPr>
-              <w:t>lv_kind</w:t>
-            </w:r>
-            <w:proofErr w:type="spellEnd"/>
-            <w:r>
-              <w:rPr>
-                <w:rFonts w:ascii="Calibri" w:eastAsia="Times New Roman" w:hAnsi="Calibri" w:cs="Calibri"/>
-                <w:color w:val="000000"/>
-                <w:kern w:val="0"/>
-                <w:sz w:val="28"/>
-                <w:szCs w:val="28"/>
-                <w:lang w:eastAsia="en-IN"/>
-                <w14:ligatures w14:val="none"/>
-              </w:rPr>
-              <w:t>).</w:t>
+              <w:t>DESCRIBE TABLE lt_data kind data(lv_kind).</w:t>
             </w:r>
             <w:r>
               <w:rPr>
@@ -5315,59 +4651,7 @@
                 <w14:ligatures w14:val="none"/>
               </w:rPr>
               <w:br/>
-              <w:t>DESCRIBE TABLE </w:t>
-            </w:r>
-            <w:proofErr w:type="spellStart"/>
-            <w:r>
-              <w:rPr>
-                <w:rFonts w:ascii="Calibri" w:eastAsia="Times New Roman" w:hAnsi="Calibri" w:cs="Calibri"/>
-                <w:color w:val="000000"/>
-                <w:kern w:val="0"/>
-                <w:sz w:val="28"/>
-                <w:szCs w:val="28"/>
-                <w:lang w:eastAsia="en-IN"/>
-                <w14:ligatures w14:val="none"/>
-              </w:rPr>
-              <w:t>lt_data</w:t>
-            </w:r>
-            <w:proofErr w:type="spellEnd"/>
-            <w:r>
-              <w:rPr>
-                <w:rFonts w:ascii="Calibri" w:eastAsia="Times New Roman" w:hAnsi="Calibri" w:cs="Calibri"/>
-                <w:color w:val="000000"/>
-                <w:kern w:val="0"/>
-                <w:sz w:val="28"/>
-                <w:szCs w:val="28"/>
-                <w:lang w:eastAsia="en-IN"/>
-                <w14:ligatures w14:val="none"/>
-              </w:rPr>
-              <w:t> OCCURS data(</w:t>
-            </w:r>
-            <w:proofErr w:type="spellStart"/>
-            <w:r>
-              <w:rPr>
-                <w:rFonts w:ascii="Calibri" w:eastAsia="Times New Roman" w:hAnsi="Calibri" w:cs="Calibri"/>
-                <w:color w:val="000000"/>
-                <w:kern w:val="0"/>
-                <w:sz w:val="28"/>
-                <w:szCs w:val="28"/>
-                <w:lang w:eastAsia="en-IN"/>
-                <w14:ligatures w14:val="none"/>
-              </w:rPr>
-              <w:t>lv_occurs</w:t>
-            </w:r>
-            <w:proofErr w:type="spellEnd"/>
-            <w:r>
-              <w:rPr>
-                <w:rFonts w:ascii="Calibri" w:eastAsia="Times New Roman" w:hAnsi="Calibri" w:cs="Calibri"/>
-                <w:color w:val="000000"/>
-                <w:kern w:val="0"/>
-                <w:sz w:val="28"/>
-                <w:szCs w:val="28"/>
-                <w:lang w:eastAsia="en-IN"/>
-                <w14:ligatures w14:val="none"/>
-              </w:rPr>
-              <w:t>).</w:t>
+              <w:t>DESCRIBE TABLE lt_data OCCURS data(lv_occurs).</w:t>
             </w:r>
             <w:r>
               <w:rPr>
@@ -5380,59 +4664,30 @@
                 <w14:ligatures w14:val="none"/>
               </w:rPr>
               <w:br/>
-              <w:t>write : / </w:t>
-            </w:r>
-            <w:proofErr w:type="spellStart"/>
-            <w:r>
-              <w:rPr>
-                <w:rFonts w:ascii="Calibri" w:eastAsia="Times New Roman" w:hAnsi="Calibri" w:cs="Calibri"/>
-                <w:color w:val="000000"/>
-                <w:kern w:val="0"/>
-                <w:sz w:val="28"/>
-                <w:szCs w:val="28"/>
-                <w:lang w:eastAsia="en-IN"/>
-                <w14:ligatures w14:val="none"/>
-              </w:rPr>
-              <w:t>lv_lines</w:t>
-            </w:r>
-            <w:proofErr w:type="spellEnd"/>
-            <w:r>
-              <w:rPr>
-                <w:rFonts w:ascii="Calibri" w:eastAsia="Times New Roman" w:hAnsi="Calibri" w:cs="Calibri"/>
-                <w:color w:val="000000"/>
-                <w:kern w:val="0"/>
-                <w:sz w:val="28"/>
-                <w:szCs w:val="28"/>
-                <w:lang w:eastAsia="en-IN"/>
-                <w14:ligatures w14:val="none"/>
-              </w:rPr>
-              <w:t> , </w:t>
-            </w:r>
-            <w:proofErr w:type="spellStart"/>
-            <w:r>
-              <w:rPr>
-                <w:rFonts w:ascii="Calibri" w:eastAsia="Times New Roman" w:hAnsi="Calibri" w:cs="Calibri"/>
-                <w:color w:val="000000"/>
-                <w:kern w:val="0"/>
-                <w:sz w:val="28"/>
-                <w:szCs w:val="28"/>
-                <w:lang w:eastAsia="en-IN"/>
-                <w14:ligatures w14:val="none"/>
-              </w:rPr>
-              <w:t>lv_kind,lv_occurs</w:t>
-            </w:r>
-            <w:proofErr w:type="spellEnd"/>
-            <w:r>
-              <w:rPr>
-                <w:rFonts w:ascii="Calibri" w:eastAsia="Times New Roman" w:hAnsi="Calibri" w:cs="Calibri"/>
-                <w:color w:val="000000"/>
-                <w:kern w:val="0"/>
-                <w:sz w:val="28"/>
-                <w:szCs w:val="28"/>
-                <w:lang w:eastAsia="en-IN"/>
-                <w14:ligatures w14:val="none"/>
-              </w:rPr>
-              <w:t>.</w:t>
+            </w:r>
+            <w:r>
+              <w:rPr>
+                <w:rFonts w:ascii="Calibri" w:eastAsia="Times New Roman" w:hAnsi="Calibri" w:cs="Calibri"/>
+                <w:color w:val="000000"/>
+                <w:kern w:val="0"/>
+                <w:sz w:val="28"/>
+                <w:szCs w:val="28"/>
+                <w:lang w:eastAsia="en-IN"/>
+                <w14:ligatures w14:val="none"/>
+              </w:rPr>
+              <w:t>WRITE</w:t>
+            </w:r>
+            <w:r>
+              <w:rPr>
+                <w:rFonts w:ascii="Calibri" w:eastAsia="Times New Roman" w:hAnsi="Calibri" w:cs="Calibri"/>
+                <w:color w:val="000000"/>
+                <w:kern w:val="0"/>
+                <w:sz w:val="28"/>
+                <w:szCs w:val="28"/>
+                <w:lang w:eastAsia="en-IN"/>
+                <w14:ligatures w14:val="none"/>
+              </w:rPr>
+              <w:t> : / lv_lines , lv_kind,lv_occurs.</w:t>
             </w:r>
           </w:p>
         </w:tc>

--- a/Assignment 17.docx
+++ b/Assignment 17.docx
@@ -230,19 +230,45 @@
           <w:lang w:eastAsia="en-IN"/>
           <w14:ligatures w14:val="none"/>
         </w:rPr>
-        <w:t xml:space="preserve">Standard internal table program </w:t>
-      </w:r>
-      <w:r>
-        <w:rPr>
-          <w:rFonts w:eastAsia="Times New Roman" w:cstheme="minorHAnsi"/>
-          <w:color w:val="242424"/>
-          <w:kern w:val="0"/>
-          <w:sz w:val="28"/>
-          <w:szCs w:val="28"/>
-          <w:lang w:eastAsia="en-IN"/>
-          <w14:ligatures w14:val="none"/>
-        </w:rPr>
-        <w:t>:-</w:t>
+        <w:t xml:space="preserve">Standard internal table </w:t>
+      </w:r>
+      <w:proofErr w:type="gramStart"/>
+      <w:r>
+        <w:rPr>
+          <w:rFonts w:eastAsia="Times New Roman" w:cstheme="minorHAnsi"/>
+          <w:color w:val="242424"/>
+          <w:kern w:val="0"/>
+          <w:sz w:val="28"/>
+          <w:szCs w:val="28"/>
+          <w:lang w:eastAsia="en-IN"/>
+          <w14:ligatures w14:val="none"/>
+        </w:rPr>
+        <w:t xml:space="preserve">program </w:t>
+      </w:r>
+      <w:r>
+        <w:rPr>
+          <w:rFonts w:eastAsia="Times New Roman" w:cstheme="minorHAnsi"/>
+          <w:color w:val="242424"/>
+          <w:kern w:val="0"/>
+          <w:sz w:val="28"/>
+          <w:szCs w:val="28"/>
+          <w:lang w:eastAsia="en-IN"/>
+          <w14:ligatures w14:val="none"/>
+        </w:rPr>
+        <w:t>:</w:t>
+      </w:r>
+      <w:proofErr w:type="gramEnd"/>
+      <w:r>
+        <w:rPr>
+          <w:rFonts w:eastAsia="Times New Roman" w:cstheme="minorHAnsi"/>
+          <w:color w:val="242424"/>
+          <w:kern w:val="0"/>
+          <w:sz w:val="28"/>
+          <w:szCs w:val="28"/>
+          <w:lang w:eastAsia="en-IN"/>
+          <w14:ligatures w14:val="none"/>
+        </w:rPr>
+        <w:t>-</w:t>
       </w:r>
     </w:p>
     <w:p>
@@ -335,6 +361,7 @@
           <w14:ligatures w14:val="none"/>
         </w:rPr>
       </w:pPr>
+      <w:proofErr w:type="gramStart"/>
       <w:r>
         <w:rPr>
           <w:rFonts w:eastAsia="Times New Roman" w:cstheme="minorHAnsi"/>
@@ -347,6 +374,7 @@
         </w:rPr>
         <w:t>Output:-</w:t>
       </w:r>
+      <w:proofErr w:type="gramEnd"/>
     </w:p>
     <w:p>
       <w:pPr>
@@ -512,7 +540,37 @@
           <w:lang w:eastAsia="en-IN"/>
           <w14:ligatures w14:val="none"/>
         </w:rPr>
-        <w:t xml:space="preserve">REFRESH lt_student.  </w:t>
+        <w:t>REFRESH </w:t>
+      </w:r>
+      <w:proofErr w:type="spellStart"/>
+      <w:r>
+        <w:rPr>
+          <w:rFonts w:eastAsia="Times New Roman" w:cstheme="minorHAnsi"/>
+          <w:b/>
+          <w:bCs/>
+          <w:color w:val="242424"/>
+          <w:kern w:val="0"/>
+          <w:sz w:val="28"/>
+          <w:szCs w:val="28"/>
+          <w:lang w:eastAsia="en-IN"/>
+          <w14:ligatures w14:val="none"/>
+        </w:rPr>
+        <w:t>lt_student</w:t>
+      </w:r>
+      <w:proofErr w:type="spellEnd"/>
+      <w:r>
+        <w:rPr>
+          <w:rFonts w:eastAsia="Times New Roman" w:cstheme="minorHAnsi"/>
+          <w:b/>
+          <w:bCs/>
+          <w:color w:val="242424"/>
+          <w:kern w:val="0"/>
+          <w:sz w:val="28"/>
+          <w:szCs w:val="28"/>
+          <w:lang w:eastAsia="en-IN"/>
+          <w14:ligatures w14:val="none"/>
+        </w:rPr>
+        <w:t xml:space="preserve">.  </w:t>
       </w:r>
       <w:r>
         <w:rPr>
@@ -557,7 +615,33 @@
           <w:lang w:eastAsia="en-IN"/>
           <w14:ligatures w14:val="none"/>
         </w:rPr>
-        <w:t>Only field name are displayed</w:t>
+        <w:t xml:space="preserve">Only field name </w:t>
+      </w:r>
+      <w:proofErr w:type="gramStart"/>
+      <w:r>
+        <w:rPr>
+          <w:rFonts w:eastAsia="Times New Roman" w:cstheme="minorHAnsi"/>
+          <w:color w:val="242424"/>
+          <w:kern w:val="0"/>
+          <w:sz w:val="28"/>
+          <w:szCs w:val="28"/>
+          <w:lang w:eastAsia="en-IN"/>
+          <w14:ligatures w14:val="none"/>
+        </w:rPr>
+        <w:t>are</w:t>
+      </w:r>
+      <w:proofErr w:type="gramEnd"/>
+      <w:r>
+        <w:rPr>
+          <w:rFonts w:eastAsia="Times New Roman" w:cstheme="minorHAnsi"/>
+          <w:color w:val="242424"/>
+          <w:kern w:val="0"/>
+          <w:sz w:val="28"/>
+          <w:szCs w:val="28"/>
+          <w:lang w:eastAsia="en-IN"/>
+          <w14:ligatures w14:val="none"/>
+        </w:rPr>
+        <w:t xml:space="preserve"> displayed</w:t>
       </w:r>
       <w:r>
         <w:rPr>
@@ -616,7 +700,37 @@
           <w:lang w:eastAsia="en-IN"/>
           <w14:ligatures w14:val="none"/>
         </w:rPr>
-        <w:t>REFRESH lt_student.</w:t>
+        <w:t xml:space="preserve">REFRESH </w:t>
+      </w:r>
+      <w:proofErr w:type="spellStart"/>
+      <w:r>
+        <w:rPr>
+          <w:rFonts w:eastAsia="Times New Roman" w:cstheme="minorHAnsi"/>
+          <w:b/>
+          <w:bCs/>
+          <w:color w:val="242424"/>
+          <w:kern w:val="0"/>
+          <w:sz w:val="28"/>
+          <w:szCs w:val="28"/>
+          <w:lang w:eastAsia="en-IN"/>
+          <w14:ligatures w14:val="none"/>
+        </w:rPr>
+        <w:t>lt_student</w:t>
+      </w:r>
+      <w:proofErr w:type="spellEnd"/>
+      <w:r>
+        <w:rPr>
+          <w:rFonts w:eastAsia="Times New Roman" w:cstheme="minorHAnsi"/>
+          <w:b/>
+          <w:bCs/>
+          <w:color w:val="242424"/>
+          <w:kern w:val="0"/>
+          <w:sz w:val="28"/>
+          <w:szCs w:val="28"/>
+          <w:lang w:eastAsia="en-IN"/>
+          <w14:ligatures w14:val="none"/>
+        </w:rPr>
+        <w:t>.</w:t>
       </w:r>
     </w:p>
     <w:p>
@@ -918,19 +1032,45 @@
           <w:lang w:eastAsia="en-IN"/>
           <w14:ligatures w14:val="none"/>
         </w:rPr>
-        <w:t xml:space="preserve">Sorted internal table program </w:t>
-      </w:r>
-      <w:r>
-        <w:rPr>
-          <w:rFonts w:eastAsia="Times New Roman" w:cstheme="minorHAnsi"/>
-          <w:color w:val="242424"/>
-          <w:kern w:val="0"/>
-          <w:sz w:val="28"/>
-          <w:szCs w:val="28"/>
-          <w:lang w:eastAsia="en-IN"/>
-          <w14:ligatures w14:val="none"/>
-        </w:rPr>
-        <w:t>:-</w:t>
+        <w:t xml:space="preserve">Sorted internal table </w:t>
+      </w:r>
+      <w:proofErr w:type="gramStart"/>
+      <w:r>
+        <w:rPr>
+          <w:rFonts w:eastAsia="Times New Roman" w:cstheme="minorHAnsi"/>
+          <w:color w:val="242424"/>
+          <w:kern w:val="0"/>
+          <w:sz w:val="28"/>
+          <w:szCs w:val="28"/>
+          <w:lang w:eastAsia="en-IN"/>
+          <w14:ligatures w14:val="none"/>
+        </w:rPr>
+        <w:t xml:space="preserve">program </w:t>
+      </w:r>
+      <w:r>
+        <w:rPr>
+          <w:rFonts w:eastAsia="Times New Roman" w:cstheme="minorHAnsi"/>
+          <w:color w:val="242424"/>
+          <w:kern w:val="0"/>
+          <w:sz w:val="28"/>
+          <w:szCs w:val="28"/>
+          <w:lang w:eastAsia="en-IN"/>
+          <w14:ligatures w14:val="none"/>
+        </w:rPr>
+        <w:t>:</w:t>
+      </w:r>
+      <w:proofErr w:type="gramEnd"/>
+      <w:r>
+        <w:rPr>
+          <w:rFonts w:eastAsia="Times New Roman" w:cstheme="minorHAnsi"/>
+          <w:color w:val="242424"/>
+          <w:kern w:val="0"/>
+          <w:sz w:val="28"/>
+          <w:szCs w:val="28"/>
+          <w:lang w:eastAsia="en-IN"/>
+          <w14:ligatures w14:val="none"/>
+        </w:rPr>
+        <w:t>-</w:t>
       </w:r>
     </w:p>
     <w:p>
@@ -1015,6 +1155,7 @@
           <w14:ligatures w14:val="none"/>
         </w:rPr>
       </w:pPr>
+      <w:proofErr w:type="gramStart"/>
       <w:r>
         <w:rPr>
           <w:rFonts w:eastAsia="Times New Roman" w:cstheme="minorHAnsi"/>
@@ -1027,6 +1168,7 @@
         </w:rPr>
         <w:t>Output:-</w:t>
       </w:r>
+      <w:proofErr w:type="gramEnd"/>
     </w:p>
     <w:p>
       <w:pPr>
@@ -1162,7 +1304,33 @@
           <w:lang w:eastAsia="en-IN"/>
           <w14:ligatures w14:val="none"/>
         </w:rPr>
-        <w:t>Values are displayed in sorted order(Ascending order).</w:t>
+        <w:t xml:space="preserve">Values are displayed in sorted </w:t>
+      </w:r>
+      <w:proofErr w:type="gramStart"/>
+      <w:r>
+        <w:rPr>
+          <w:rFonts w:eastAsia="Times New Roman" w:cstheme="minorHAnsi"/>
+          <w:color w:val="242424"/>
+          <w:kern w:val="0"/>
+          <w:sz w:val="28"/>
+          <w:szCs w:val="28"/>
+          <w:lang w:eastAsia="en-IN"/>
+          <w14:ligatures w14:val="none"/>
+        </w:rPr>
+        <w:t>order(</w:t>
+      </w:r>
+      <w:proofErr w:type="gramEnd"/>
+      <w:r>
+        <w:rPr>
+          <w:rFonts w:eastAsia="Times New Roman" w:cstheme="minorHAnsi"/>
+          <w:color w:val="242424"/>
+          <w:kern w:val="0"/>
+          <w:sz w:val="28"/>
+          <w:szCs w:val="28"/>
+          <w:lang w:eastAsia="en-IN"/>
+          <w14:ligatures w14:val="none"/>
+        </w:rPr>
+        <w:t>Ascending order).</w:t>
       </w:r>
     </w:p>
     <w:p>
@@ -1392,19 +1560,45 @@
           <w:lang w:eastAsia="en-IN"/>
           <w14:ligatures w14:val="none"/>
         </w:rPr>
-        <w:t xml:space="preserve"> internal table program </w:t>
-      </w:r>
-      <w:r>
-        <w:rPr>
-          <w:rFonts w:eastAsia="Times New Roman" w:cstheme="minorHAnsi"/>
-          <w:color w:val="242424"/>
-          <w:kern w:val="0"/>
-          <w:sz w:val="28"/>
-          <w:szCs w:val="28"/>
-          <w:lang w:eastAsia="en-IN"/>
-          <w14:ligatures w14:val="none"/>
-        </w:rPr>
-        <w:t>:-</w:t>
+        <w:t xml:space="preserve"> internal table </w:t>
+      </w:r>
+      <w:proofErr w:type="gramStart"/>
+      <w:r>
+        <w:rPr>
+          <w:rFonts w:eastAsia="Times New Roman" w:cstheme="minorHAnsi"/>
+          <w:color w:val="242424"/>
+          <w:kern w:val="0"/>
+          <w:sz w:val="28"/>
+          <w:szCs w:val="28"/>
+          <w:lang w:eastAsia="en-IN"/>
+          <w14:ligatures w14:val="none"/>
+        </w:rPr>
+        <w:t xml:space="preserve">program </w:t>
+      </w:r>
+      <w:r>
+        <w:rPr>
+          <w:rFonts w:eastAsia="Times New Roman" w:cstheme="minorHAnsi"/>
+          <w:color w:val="242424"/>
+          <w:kern w:val="0"/>
+          <w:sz w:val="28"/>
+          <w:szCs w:val="28"/>
+          <w:lang w:eastAsia="en-IN"/>
+          <w14:ligatures w14:val="none"/>
+        </w:rPr>
+        <w:t>:</w:t>
+      </w:r>
+      <w:proofErr w:type="gramEnd"/>
+      <w:r>
+        <w:rPr>
+          <w:rFonts w:eastAsia="Times New Roman" w:cstheme="minorHAnsi"/>
+          <w:color w:val="242424"/>
+          <w:kern w:val="0"/>
+          <w:sz w:val="28"/>
+          <w:szCs w:val="28"/>
+          <w:lang w:eastAsia="en-IN"/>
+          <w14:ligatures w14:val="none"/>
+        </w:rPr>
+        <w:t>-</w:t>
       </w:r>
     </w:p>
     <w:p>
@@ -1497,6 +1691,7 @@
           <w14:ligatures w14:val="none"/>
         </w:rPr>
       </w:pPr>
+      <w:proofErr w:type="gramStart"/>
       <w:r>
         <w:rPr>
           <w:rFonts w:eastAsia="Times New Roman" w:cstheme="minorHAnsi"/>
@@ -1509,6 +1704,7 @@
         </w:rPr>
         <w:t>Output:-</w:t>
       </w:r>
+      <w:proofErr w:type="gramEnd"/>
     </w:p>
     <w:p>
       <w:pPr>
@@ -1741,6 +1937,7 @@
           <w14:ligatures w14:val="none"/>
         </w:rPr>
       </w:pPr>
+      <w:proofErr w:type="gramStart"/>
       <w:r>
         <w:rPr>
           <w:rFonts w:eastAsia="Times New Roman" w:cstheme="minorHAnsi"/>
@@ -1765,6 +1962,7 @@
         </w:rPr>
         <w:t>-</w:t>
       </w:r>
+      <w:proofErr w:type="gramEnd"/>
     </w:p>
     <w:p>
       <w:pPr>
@@ -1850,6 +2048,7 @@
           <w14:ligatures w14:val="none"/>
         </w:rPr>
       </w:pPr>
+      <w:proofErr w:type="gramStart"/>
       <w:r>
         <w:rPr>
           <w:rFonts w:eastAsia="Times New Roman" w:cstheme="minorHAnsi"/>
@@ -1862,6 +2061,7 @@
         </w:rPr>
         <w:t>Output:-</w:t>
       </w:r>
+      <w:proofErr w:type="gramEnd"/>
     </w:p>
     <w:p>
       <w:pPr>
@@ -2069,6 +2269,7 @@
           <w14:ligatures w14:val="none"/>
         </w:rPr>
       </w:pPr>
+      <w:proofErr w:type="gramStart"/>
       <w:r>
         <w:rPr>
           <w:rFonts w:eastAsia="Times New Roman" w:cstheme="minorHAnsi"/>
@@ -2081,6 +2282,7 @@
         </w:rPr>
         <w:t>Program:-</w:t>
       </w:r>
+      <w:proofErr w:type="gramEnd"/>
     </w:p>
     <w:p>
       <w:pPr>
@@ -2224,17 +2426,31 @@
           <w14:ligatures w14:val="none"/>
         </w:rPr>
       </w:pPr>
-      <w:r>
-        <w:rPr>
-          <w:rFonts w:eastAsia="Times New Roman" w:cstheme="minorHAnsi"/>
-          <w:color w:val="242424"/>
-          <w:kern w:val="0"/>
-          <w:sz w:val="28"/>
-          <w:szCs w:val="28"/>
-          <w:lang w:eastAsia="en-IN"/>
-          <w14:ligatures w14:val="none"/>
-        </w:rPr>
-        <w:t>Output :-</w:t>
+      <w:proofErr w:type="gramStart"/>
+      <w:r>
+        <w:rPr>
+          <w:rFonts w:eastAsia="Times New Roman" w:cstheme="minorHAnsi"/>
+          <w:color w:val="242424"/>
+          <w:kern w:val="0"/>
+          <w:sz w:val="28"/>
+          <w:szCs w:val="28"/>
+          <w:lang w:eastAsia="en-IN"/>
+          <w14:ligatures w14:val="none"/>
+        </w:rPr>
+        <w:t>Output :</w:t>
+      </w:r>
+      <w:proofErr w:type="gramEnd"/>
+      <w:r>
+        <w:rPr>
+          <w:rFonts w:eastAsia="Times New Roman" w:cstheme="minorHAnsi"/>
+          <w:color w:val="242424"/>
+          <w:kern w:val="0"/>
+          <w:sz w:val="28"/>
+          <w:szCs w:val="28"/>
+          <w:lang w:eastAsia="en-IN"/>
+          <w14:ligatures w14:val="none"/>
+        </w:rPr>
+        <w:t>-</w:t>
       </w:r>
     </w:p>
     <w:p>
@@ -2435,17 +2651,31 @@
           <w14:ligatures w14:val="none"/>
         </w:rPr>
       </w:pPr>
-      <w:r>
-        <w:rPr>
-          <w:rFonts w:eastAsia="Times New Roman" w:cstheme="minorHAnsi"/>
-          <w:color w:val="242424"/>
-          <w:kern w:val="0"/>
-          <w:sz w:val="28"/>
-          <w:szCs w:val="28"/>
-          <w:lang w:eastAsia="en-IN"/>
-          <w14:ligatures w14:val="none"/>
-        </w:rPr>
-        <w:t>Program :-</w:t>
+      <w:proofErr w:type="gramStart"/>
+      <w:r>
+        <w:rPr>
+          <w:rFonts w:eastAsia="Times New Roman" w:cstheme="minorHAnsi"/>
+          <w:color w:val="242424"/>
+          <w:kern w:val="0"/>
+          <w:sz w:val="28"/>
+          <w:szCs w:val="28"/>
+          <w:lang w:eastAsia="en-IN"/>
+          <w14:ligatures w14:val="none"/>
+        </w:rPr>
+        <w:t>Program :</w:t>
+      </w:r>
+      <w:proofErr w:type="gramEnd"/>
+      <w:r>
+        <w:rPr>
+          <w:rFonts w:eastAsia="Times New Roman" w:cstheme="minorHAnsi"/>
+          <w:color w:val="242424"/>
+          <w:kern w:val="0"/>
+          <w:sz w:val="28"/>
+          <w:szCs w:val="28"/>
+          <w:lang w:eastAsia="en-IN"/>
+          <w14:ligatures w14:val="none"/>
+        </w:rPr>
+        <w:t>-</w:t>
       </w:r>
     </w:p>
     <w:p>
@@ -2604,6 +2834,7 @@
           <w14:ligatures w14:val="none"/>
         </w:rPr>
       </w:pPr>
+      <w:proofErr w:type="gramStart"/>
       <w:r>
         <w:rPr>
           <w:rFonts w:eastAsia="Times New Roman" w:cstheme="minorHAnsi"/>
@@ -2616,6 +2847,7 @@
         </w:rPr>
         <w:t>Output:-</w:t>
       </w:r>
+      <w:proofErr w:type="gramEnd"/>
     </w:p>
     <w:p>
       <w:pPr>
@@ -2948,20 +3180,23 @@
     <w:tbl>
       <w:tblPr>
         <w:tblStyle w:val="TableGrid"/>
-        <w:tblW w:w="9923" w:type="dxa"/>
+        <w:tblW w:w="9961" w:type="dxa"/>
         <w:tblInd w:w="-5" w:type="dxa"/>
         <w:tblLayout w:type="fixed"/>
         <w:tblLook w:val="04A0" w:firstRow="1" w:lastRow="0" w:firstColumn="1" w:lastColumn="0" w:noHBand="0" w:noVBand="1"/>
       </w:tblPr>
       <w:tblGrid>
-        <w:gridCol w:w="1724"/>
-        <w:gridCol w:w="4939"/>
-        <w:gridCol w:w="3260"/>
+        <w:gridCol w:w="1730"/>
+        <w:gridCol w:w="4958"/>
+        <w:gridCol w:w="3273"/>
       </w:tblGrid>
       <w:tr>
+        <w:trPr>
+          <w:trHeight w:val="335"/>
+        </w:trPr>
         <w:tc>
           <w:tcPr>
-            <w:tcW w:w="1724" w:type="dxa"/>
+            <w:tcW w:w="1730" w:type="dxa"/>
           </w:tcPr>
           <w:p>
             <w:pPr>
@@ -2997,7 +3232,7 @@
         </w:tc>
         <w:tc>
           <w:tcPr>
-            <w:tcW w:w="4939" w:type="dxa"/>
+            <w:tcW w:w="4958" w:type="dxa"/>
           </w:tcPr>
           <w:p>
             <w:pPr>
@@ -3033,7 +3268,7 @@
         </w:tc>
         <w:tc>
           <w:tcPr>
-            <w:tcW w:w="3260" w:type="dxa"/>
+            <w:tcW w:w="3273" w:type="dxa"/>
           </w:tcPr>
           <w:p>
             <w:pPr>
@@ -3069,9 +3304,12 @@
         </w:tc>
       </w:tr>
       <w:tr>
+        <w:trPr>
+          <w:trHeight w:val="1384"/>
+        </w:trPr>
         <w:tc>
           <w:tcPr>
-            <w:tcW w:w="1724" w:type="dxa"/>
+            <w:tcW w:w="1730" w:type="dxa"/>
           </w:tcPr>
           <w:p>
             <w:pPr>
@@ -3121,7 +3359,7 @@
         </w:tc>
         <w:tc>
           <w:tcPr>
-            <w:tcW w:w="4939" w:type="dxa"/>
+            <w:tcW w:w="4958" w:type="dxa"/>
           </w:tcPr>
           <w:p>
             <w:pPr>
@@ -3147,8 +3385,22 @@
                 <w:lang w:eastAsia="en-IN"/>
                 <w14:ligatures w14:val="none"/>
               </w:rPr>
-              <w:t>APPEND wa_student</w:t>
-            </w:r>
+              <w:t xml:space="preserve">APPEND </w:t>
+            </w:r>
+            <w:proofErr w:type="spellStart"/>
+            <w:r>
+              <w:rPr>
+                <w:rFonts w:ascii="Calibri" w:eastAsia="Times New Roman" w:hAnsi="Calibri" w:cs="Calibri"/>
+                <w:color w:val="000000"/>
+                <w:kern w:val="0"/>
+                <w:sz w:val="28"/>
+                <w:szCs w:val="28"/>
+                <w:lang w:eastAsia="en-IN"/>
+                <w14:ligatures w14:val="none"/>
+              </w:rPr>
+              <w:t>wa_student</w:t>
+            </w:r>
+            <w:proofErr w:type="spellEnd"/>
             <w:r>
               <w:rPr>
                 <w:rFonts w:ascii="Calibri" w:eastAsia="Times New Roman" w:hAnsi="Calibri" w:cs="Calibri"/>
@@ -3173,6 +3425,7 @@
               </w:rPr>
               <w:t xml:space="preserve">TO </w:t>
             </w:r>
+            <w:proofErr w:type="spellStart"/>
             <w:r>
               <w:rPr>
                 <w:rFonts w:ascii="Calibri" w:eastAsia="Times New Roman" w:hAnsi="Calibri" w:cs="Calibri"/>
@@ -3195,13 +3448,26 @@
                 <w:lang w:eastAsia="en-IN"/>
                 <w14:ligatures w14:val="none"/>
               </w:rPr>
-              <w:t>t_student.</w:t>
+              <w:t>t_student</w:t>
+            </w:r>
+            <w:proofErr w:type="spellEnd"/>
+            <w:r>
+              <w:rPr>
+                <w:rFonts w:ascii="Calibri" w:eastAsia="Times New Roman" w:hAnsi="Calibri" w:cs="Calibri"/>
+                <w:color w:val="000000"/>
+                <w:kern w:val="0"/>
+                <w:sz w:val="28"/>
+                <w:szCs w:val="28"/>
+                <w:lang w:eastAsia="en-IN"/>
+                <w14:ligatures w14:val="none"/>
+              </w:rPr>
+              <w:t>.</w:t>
             </w:r>
           </w:p>
         </w:tc>
         <w:tc>
           <w:tcPr>
-            <w:tcW w:w="3260" w:type="dxa"/>
+            <w:tcW w:w="3273" w:type="dxa"/>
           </w:tcPr>
           <w:p>
             <w:pPr>
@@ -3260,9 +3526,12 @@
         </w:tc>
       </w:tr>
       <w:tr>
+        <w:trPr>
+          <w:trHeight w:val="1371"/>
+        </w:trPr>
         <w:tc>
           <w:tcPr>
-            <w:tcW w:w="1724" w:type="dxa"/>
+            <w:tcW w:w="1730" w:type="dxa"/>
           </w:tcPr>
           <w:p>
             <w:pPr>
@@ -3327,7 +3596,7 @@
         </w:tc>
         <w:tc>
           <w:tcPr>
-            <w:tcW w:w="4939" w:type="dxa"/>
+            <w:tcW w:w="4958" w:type="dxa"/>
           </w:tcPr>
           <w:p>
             <w:pPr>
@@ -3353,8 +3622,35 @@
                 <w:lang w:eastAsia="en-IN"/>
                 <w14:ligatures w14:val="none"/>
               </w:rPr>
-              <w:t xml:space="preserve">INSERT wa_student INTO </w:t>
-            </w:r>
+              <w:t xml:space="preserve">INSERT </w:t>
+            </w:r>
+            <w:proofErr w:type="spellStart"/>
+            <w:r>
+              <w:rPr>
+                <w:rFonts w:ascii="Calibri" w:eastAsia="Times New Roman" w:hAnsi="Calibri" w:cs="Calibri"/>
+                <w:color w:val="000000"/>
+                <w:kern w:val="0"/>
+                <w:sz w:val="28"/>
+                <w:szCs w:val="28"/>
+                <w:lang w:eastAsia="en-IN"/>
+                <w14:ligatures w14:val="none"/>
+              </w:rPr>
+              <w:t>wa_student</w:t>
+            </w:r>
+            <w:proofErr w:type="spellEnd"/>
+            <w:r>
+              <w:rPr>
+                <w:rFonts w:ascii="Calibri" w:eastAsia="Times New Roman" w:hAnsi="Calibri" w:cs="Calibri"/>
+                <w:color w:val="000000"/>
+                <w:kern w:val="0"/>
+                <w:sz w:val="28"/>
+                <w:szCs w:val="28"/>
+                <w:lang w:eastAsia="en-IN"/>
+                <w14:ligatures w14:val="none"/>
+              </w:rPr>
+              <w:t xml:space="preserve"> INTO </w:t>
+            </w:r>
+            <w:proofErr w:type="spellStart"/>
             <w:r>
               <w:rPr>
                 <w:rFonts w:ascii="Calibri" w:eastAsia="Times New Roman" w:hAnsi="Calibri" w:cs="Calibri"/>
@@ -3377,13 +3673,26 @@
                 <w:lang w:eastAsia="en-IN"/>
                 <w14:ligatures w14:val="none"/>
               </w:rPr>
-              <w:t>t_student INDEX 2.</w:t>
+              <w:t>t_student</w:t>
+            </w:r>
+            <w:proofErr w:type="spellEnd"/>
+            <w:r>
+              <w:rPr>
+                <w:rFonts w:ascii="Calibri" w:eastAsia="Times New Roman" w:hAnsi="Calibri" w:cs="Calibri"/>
+                <w:color w:val="000000"/>
+                <w:kern w:val="0"/>
+                <w:sz w:val="28"/>
+                <w:szCs w:val="28"/>
+                <w:lang w:eastAsia="en-IN"/>
+                <w14:ligatures w14:val="none"/>
+              </w:rPr>
+              <w:t xml:space="preserve"> INDEX 2.</w:t>
             </w:r>
           </w:p>
         </w:tc>
         <w:tc>
           <w:tcPr>
-            <w:tcW w:w="3260" w:type="dxa"/>
+            <w:tcW w:w="3273" w:type="dxa"/>
           </w:tcPr>
           <w:p>
             <w:pPr>
@@ -3454,9 +3763,12 @@
         </w:tc>
       </w:tr>
       <w:tr>
+        <w:trPr>
+          <w:trHeight w:val="1922"/>
+        </w:trPr>
         <w:tc>
           <w:tcPr>
-            <w:tcW w:w="1724" w:type="dxa"/>
+            <w:tcW w:w="1730" w:type="dxa"/>
           </w:tcPr>
           <w:p>
             <w:pPr>
@@ -3533,7 +3845,7 @@
         </w:tc>
         <w:tc>
           <w:tcPr>
-            <w:tcW w:w="4939" w:type="dxa"/>
+            <w:tcW w:w="4958" w:type="dxa"/>
           </w:tcPr>
           <w:p>
             <w:pPr>
@@ -3561,6 +3873,7 @@
               </w:rPr>
               <w:t xml:space="preserve">MODIFY </w:t>
             </w:r>
+            <w:proofErr w:type="spellStart"/>
             <w:r>
               <w:rPr>
                 <w:rFonts w:ascii="Calibri" w:eastAsia="Times New Roman" w:hAnsi="Calibri" w:cs="Calibri"/>
@@ -3583,7 +3896,46 @@
                 <w:lang w:eastAsia="en-IN"/>
                 <w14:ligatures w14:val="none"/>
               </w:rPr>
-              <w:t>t_student FROM wa_student INDEX 2.</w:t>
+              <w:t>t_student</w:t>
+            </w:r>
+            <w:proofErr w:type="spellEnd"/>
+            <w:r>
+              <w:rPr>
+                <w:rFonts w:ascii="Calibri" w:eastAsia="Times New Roman" w:hAnsi="Calibri" w:cs="Calibri"/>
+                <w:color w:val="000000"/>
+                <w:kern w:val="0"/>
+                <w:sz w:val="28"/>
+                <w:szCs w:val="28"/>
+                <w:lang w:eastAsia="en-IN"/>
+                <w14:ligatures w14:val="none"/>
+              </w:rPr>
+              <w:t xml:space="preserve"> FROM </w:t>
+            </w:r>
+            <w:proofErr w:type="spellStart"/>
+            <w:r>
+              <w:rPr>
+                <w:rFonts w:ascii="Calibri" w:eastAsia="Times New Roman" w:hAnsi="Calibri" w:cs="Calibri"/>
+                <w:color w:val="000000"/>
+                <w:kern w:val="0"/>
+                <w:sz w:val="28"/>
+                <w:szCs w:val="28"/>
+                <w:lang w:eastAsia="en-IN"/>
+                <w14:ligatures w14:val="none"/>
+              </w:rPr>
+              <w:t>wa_student</w:t>
+            </w:r>
+            <w:proofErr w:type="spellEnd"/>
+            <w:r>
+              <w:rPr>
+                <w:rFonts w:ascii="Calibri" w:eastAsia="Times New Roman" w:hAnsi="Calibri" w:cs="Calibri"/>
+                <w:color w:val="000000"/>
+                <w:kern w:val="0"/>
+                <w:sz w:val="28"/>
+                <w:szCs w:val="28"/>
+                <w:lang w:eastAsia="en-IN"/>
+                <w14:ligatures w14:val="none"/>
+              </w:rPr>
+              <w:t xml:space="preserve"> INDEX 2.</w:t>
             </w:r>
           </w:p>
           <w:p>
@@ -3625,13 +3977,117 @@
                 <w:lang w:eastAsia="en-IN"/>
                 <w14:ligatures w14:val="none"/>
               </w:rPr>
-              <w:t>MODIFY lt_student FROM wa_student TRANSPORTING s_name WHERE s_id = 001.</w:t>
+              <w:t xml:space="preserve">MODIFY </w:t>
+            </w:r>
+            <w:proofErr w:type="spellStart"/>
+            <w:r>
+              <w:rPr>
+                <w:rFonts w:ascii="Calibri" w:eastAsia="Times New Roman" w:hAnsi="Calibri" w:cs="Calibri"/>
+                <w:color w:val="000000"/>
+                <w:kern w:val="0"/>
+                <w:sz w:val="28"/>
+                <w:szCs w:val="28"/>
+                <w:lang w:eastAsia="en-IN"/>
+                <w14:ligatures w14:val="none"/>
+              </w:rPr>
+              <w:t>lt_student</w:t>
+            </w:r>
+            <w:proofErr w:type="spellEnd"/>
+            <w:r>
+              <w:rPr>
+                <w:rFonts w:ascii="Calibri" w:eastAsia="Times New Roman" w:hAnsi="Calibri" w:cs="Calibri"/>
+                <w:color w:val="000000"/>
+                <w:kern w:val="0"/>
+                <w:sz w:val="28"/>
+                <w:szCs w:val="28"/>
+                <w:lang w:eastAsia="en-IN"/>
+                <w14:ligatures w14:val="none"/>
+              </w:rPr>
+              <w:t xml:space="preserve"> FROM </w:t>
+            </w:r>
+            <w:proofErr w:type="spellStart"/>
+            <w:r>
+              <w:rPr>
+                <w:rFonts w:ascii="Calibri" w:eastAsia="Times New Roman" w:hAnsi="Calibri" w:cs="Calibri"/>
+                <w:color w:val="000000"/>
+                <w:kern w:val="0"/>
+                <w:sz w:val="28"/>
+                <w:szCs w:val="28"/>
+                <w:lang w:eastAsia="en-IN"/>
+                <w14:ligatures w14:val="none"/>
+              </w:rPr>
+              <w:t>wa_student</w:t>
+            </w:r>
+            <w:proofErr w:type="spellEnd"/>
+            <w:r>
+              <w:rPr>
+                <w:rFonts w:ascii="Calibri" w:eastAsia="Times New Roman" w:hAnsi="Calibri" w:cs="Calibri"/>
+                <w:color w:val="000000"/>
+                <w:kern w:val="0"/>
+                <w:sz w:val="28"/>
+                <w:szCs w:val="28"/>
+                <w:lang w:eastAsia="en-IN"/>
+                <w14:ligatures w14:val="none"/>
+              </w:rPr>
+              <w:t xml:space="preserve"> TRANSPORTING </w:t>
+            </w:r>
+            <w:proofErr w:type="spellStart"/>
+            <w:r>
+              <w:rPr>
+                <w:rFonts w:ascii="Calibri" w:eastAsia="Times New Roman" w:hAnsi="Calibri" w:cs="Calibri"/>
+                <w:color w:val="000000"/>
+                <w:kern w:val="0"/>
+                <w:sz w:val="28"/>
+                <w:szCs w:val="28"/>
+                <w:lang w:eastAsia="en-IN"/>
+                <w14:ligatures w14:val="none"/>
+              </w:rPr>
+              <w:t>s_name</w:t>
+            </w:r>
+            <w:proofErr w:type="spellEnd"/>
+            <w:r>
+              <w:rPr>
+                <w:rFonts w:ascii="Calibri" w:eastAsia="Times New Roman" w:hAnsi="Calibri" w:cs="Calibri"/>
+                <w:color w:val="000000"/>
+                <w:kern w:val="0"/>
+                <w:sz w:val="28"/>
+                <w:szCs w:val="28"/>
+                <w:lang w:eastAsia="en-IN"/>
+                <w14:ligatures w14:val="none"/>
+              </w:rPr>
+              <w:t xml:space="preserve"> WHERE </w:t>
+            </w:r>
+            <w:proofErr w:type="spellStart"/>
+            <w:r>
+              <w:rPr>
+                <w:rFonts w:ascii="Calibri" w:eastAsia="Times New Roman" w:hAnsi="Calibri" w:cs="Calibri"/>
+                <w:color w:val="000000"/>
+                <w:kern w:val="0"/>
+                <w:sz w:val="28"/>
+                <w:szCs w:val="28"/>
+                <w:lang w:eastAsia="en-IN"/>
+                <w14:ligatures w14:val="none"/>
+              </w:rPr>
+              <w:t>s_id</w:t>
+            </w:r>
+            <w:proofErr w:type="spellEnd"/>
+            <w:r>
+              <w:rPr>
+                <w:rFonts w:ascii="Calibri" w:eastAsia="Times New Roman" w:hAnsi="Calibri" w:cs="Calibri"/>
+                <w:color w:val="000000"/>
+                <w:kern w:val="0"/>
+                <w:sz w:val="28"/>
+                <w:szCs w:val="28"/>
+                <w:lang w:eastAsia="en-IN"/>
+                <w14:ligatures w14:val="none"/>
+              </w:rPr>
+              <w:t xml:space="preserve"> = 001.</w:t>
             </w:r>
           </w:p>
         </w:tc>
         <w:tc>
           <w:tcPr>
-            <w:tcW w:w="3260" w:type="dxa"/>
+            <w:tcW w:w="3273" w:type="dxa"/>
           </w:tcPr>
           <w:p>
             <w:pPr>
@@ -3714,9 +4170,12 @@
         </w:tc>
       </w:tr>
       <w:tr>
+        <w:trPr>
+          <w:trHeight w:val="1371"/>
+        </w:trPr>
         <w:tc>
           <w:tcPr>
-            <w:tcW w:w="1724" w:type="dxa"/>
+            <w:tcW w:w="1730" w:type="dxa"/>
           </w:tcPr>
           <w:p>
             <w:pPr>
@@ -3783,7 +4242,7 @@
         </w:tc>
         <w:tc>
           <w:tcPr>
-            <w:tcW w:w="4939" w:type="dxa"/>
+            <w:tcW w:w="4958" w:type="dxa"/>
           </w:tcPr>
           <w:p>
             <w:pPr>
@@ -3809,7 +4268,33 @@
                 <w:lang w:eastAsia="en-IN"/>
                 <w14:ligatures w14:val="none"/>
               </w:rPr>
-              <w:t>DELETE lt_student INDEX 2.</w:t>
+              <w:t xml:space="preserve">DELETE </w:t>
+            </w:r>
+            <w:proofErr w:type="spellStart"/>
+            <w:r>
+              <w:rPr>
+                <w:rFonts w:ascii="Calibri" w:eastAsia="Times New Roman" w:hAnsi="Calibri" w:cs="Calibri"/>
+                <w:color w:val="000000"/>
+                <w:kern w:val="0"/>
+                <w:sz w:val="28"/>
+                <w:szCs w:val="28"/>
+                <w:lang w:eastAsia="en-IN"/>
+                <w14:ligatures w14:val="none"/>
+              </w:rPr>
+              <w:t>lt_student</w:t>
+            </w:r>
+            <w:proofErr w:type="spellEnd"/>
+            <w:r>
+              <w:rPr>
+                <w:rFonts w:ascii="Calibri" w:eastAsia="Times New Roman" w:hAnsi="Calibri" w:cs="Calibri"/>
+                <w:color w:val="000000"/>
+                <w:kern w:val="0"/>
+                <w:sz w:val="28"/>
+                <w:szCs w:val="28"/>
+                <w:lang w:eastAsia="en-IN"/>
+                <w14:ligatures w14:val="none"/>
+              </w:rPr>
+              <w:t xml:space="preserve"> INDEX 2.</w:t>
             </w:r>
           </w:p>
           <w:p>
@@ -3836,13 +4321,65 @@
                 <w:lang w:eastAsia="en-IN"/>
                 <w14:ligatures w14:val="none"/>
               </w:rPr>
-              <w:t>DELETE lt_student WHERE s_id = 002.</w:t>
+              <w:t>DELETE </w:t>
+            </w:r>
+            <w:proofErr w:type="spellStart"/>
+            <w:r>
+              <w:rPr>
+                <w:rFonts w:ascii="Calibri" w:eastAsia="Times New Roman" w:hAnsi="Calibri" w:cs="Calibri"/>
+                <w:color w:val="000000"/>
+                <w:kern w:val="0"/>
+                <w:sz w:val="28"/>
+                <w:szCs w:val="28"/>
+                <w:lang w:eastAsia="en-IN"/>
+                <w14:ligatures w14:val="none"/>
+              </w:rPr>
+              <w:t>lt_student</w:t>
+            </w:r>
+            <w:proofErr w:type="spellEnd"/>
+            <w:r>
+              <w:rPr>
+                <w:rFonts w:ascii="Calibri" w:eastAsia="Times New Roman" w:hAnsi="Calibri" w:cs="Calibri"/>
+                <w:color w:val="000000"/>
+                <w:kern w:val="0"/>
+                <w:sz w:val="28"/>
+                <w:szCs w:val="28"/>
+                <w:lang w:eastAsia="en-IN"/>
+                <w14:ligatures w14:val="none"/>
+              </w:rPr>
+              <w:t> WHERE </w:t>
+            </w:r>
+            <w:proofErr w:type="spellStart"/>
+            <w:r>
+              <w:rPr>
+                <w:rFonts w:ascii="Calibri" w:eastAsia="Times New Roman" w:hAnsi="Calibri" w:cs="Calibri"/>
+                <w:color w:val="000000"/>
+                <w:kern w:val="0"/>
+                <w:sz w:val="28"/>
+                <w:szCs w:val="28"/>
+                <w:lang w:eastAsia="en-IN"/>
+                <w14:ligatures w14:val="none"/>
+              </w:rPr>
+              <w:t>s_id</w:t>
+            </w:r>
+            <w:proofErr w:type="spellEnd"/>
+            <w:r>
+              <w:rPr>
+                <w:rFonts w:ascii="Calibri" w:eastAsia="Times New Roman" w:hAnsi="Calibri" w:cs="Calibri"/>
+                <w:color w:val="000000"/>
+                <w:kern w:val="0"/>
+                <w:sz w:val="28"/>
+                <w:szCs w:val="28"/>
+                <w:lang w:eastAsia="en-IN"/>
+                <w14:ligatures w14:val="none"/>
+              </w:rPr>
+              <w:t> = 002.</w:t>
             </w:r>
           </w:p>
         </w:tc>
         <w:tc>
           <w:tcPr>
-            <w:tcW w:w="3260" w:type="dxa"/>
+            <w:tcW w:w="3273" w:type="dxa"/>
           </w:tcPr>
           <w:p>
             <w:pPr>
@@ -3901,9 +4438,12 @@
         </w:tc>
       </w:tr>
       <w:tr>
+        <w:trPr>
+          <w:trHeight w:val="1371"/>
+        </w:trPr>
         <w:tc>
           <w:tcPr>
-            <w:tcW w:w="1724" w:type="dxa"/>
+            <w:tcW w:w="1730" w:type="dxa"/>
           </w:tcPr>
           <w:p>
             <w:pPr>
@@ -3980,7 +4520,7 @@
         </w:tc>
         <w:tc>
           <w:tcPr>
-            <w:tcW w:w="4939" w:type="dxa"/>
+            <w:tcW w:w="4958" w:type="dxa"/>
           </w:tcPr>
           <w:p>
             <w:pPr>
@@ -4006,7 +4546,33 @@
                 <w:lang w:eastAsia="en-IN"/>
                 <w14:ligatures w14:val="none"/>
               </w:rPr>
-              <w:t>SORT lt_student ASCENDING.</w:t>
+              <w:t xml:space="preserve">SORT </w:t>
+            </w:r>
+            <w:proofErr w:type="spellStart"/>
+            <w:r>
+              <w:rPr>
+                <w:rFonts w:ascii="Calibri" w:eastAsia="Times New Roman" w:hAnsi="Calibri" w:cs="Calibri"/>
+                <w:color w:val="000000"/>
+                <w:kern w:val="0"/>
+                <w:sz w:val="28"/>
+                <w:szCs w:val="28"/>
+                <w:lang w:eastAsia="en-IN"/>
+                <w14:ligatures w14:val="none"/>
+              </w:rPr>
+              <w:t>lt_student</w:t>
+            </w:r>
+            <w:proofErr w:type="spellEnd"/>
+            <w:r>
+              <w:rPr>
+                <w:rFonts w:ascii="Calibri" w:eastAsia="Times New Roman" w:hAnsi="Calibri" w:cs="Calibri"/>
+                <w:color w:val="000000"/>
+                <w:kern w:val="0"/>
+                <w:sz w:val="28"/>
+                <w:szCs w:val="28"/>
+                <w:lang w:eastAsia="en-IN"/>
+                <w14:ligatures w14:val="none"/>
+              </w:rPr>
+              <w:t xml:space="preserve"> ASCENDING.</w:t>
             </w:r>
           </w:p>
           <w:p>
@@ -4045,7 +4611,33 @@
                 <w:lang w:eastAsia="en-IN"/>
                 <w14:ligatures w14:val="none"/>
               </w:rPr>
-              <w:t>SORT lt_student </w:t>
+              <w:t>SORT </w:t>
+            </w:r>
+            <w:proofErr w:type="spellStart"/>
+            <w:r>
+              <w:rPr>
+                <w:rFonts w:ascii="Calibri" w:eastAsia="Times New Roman" w:hAnsi="Calibri" w:cs="Calibri"/>
+                <w:color w:val="000000"/>
+                <w:kern w:val="0"/>
+                <w:sz w:val="28"/>
+                <w:szCs w:val="28"/>
+                <w:lang w:eastAsia="en-IN"/>
+                <w14:ligatures w14:val="none"/>
+              </w:rPr>
+              <w:t>lt_student</w:t>
+            </w:r>
+            <w:proofErr w:type="spellEnd"/>
+            <w:r>
+              <w:rPr>
+                <w:rFonts w:ascii="Calibri" w:eastAsia="Times New Roman" w:hAnsi="Calibri" w:cs="Calibri"/>
+                <w:color w:val="000000"/>
+                <w:kern w:val="0"/>
+                <w:sz w:val="28"/>
+                <w:szCs w:val="28"/>
+                <w:lang w:eastAsia="en-IN"/>
+                <w14:ligatures w14:val="none"/>
+              </w:rPr>
+              <w:t> </w:t>
             </w:r>
             <w:r>
               <w:rPr>
@@ -4093,13 +4685,65 @@
                 <w:lang w:eastAsia="en-IN"/>
                 <w14:ligatures w14:val="none"/>
               </w:rPr>
-              <w:t>RT lt_student BY s_id.</w:t>
+              <w:t>RT </w:t>
+            </w:r>
+            <w:proofErr w:type="spellStart"/>
+            <w:r>
+              <w:rPr>
+                <w:rFonts w:ascii="Calibri" w:eastAsia="Times New Roman" w:hAnsi="Calibri" w:cs="Calibri"/>
+                <w:color w:val="000000"/>
+                <w:kern w:val="0"/>
+                <w:sz w:val="28"/>
+                <w:szCs w:val="28"/>
+                <w:lang w:eastAsia="en-IN"/>
+                <w14:ligatures w14:val="none"/>
+              </w:rPr>
+              <w:t>lt_student</w:t>
+            </w:r>
+            <w:proofErr w:type="spellEnd"/>
+            <w:r>
+              <w:rPr>
+                <w:rFonts w:ascii="Calibri" w:eastAsia="Times New Roman" w:hAnsi="Calibri" w:cs="Calibri"/>
+                <w:color w:val="000000"/>
+                <w:kern w:val="0"/>
+                <w:sz w:val="28"/>
+                <w:szCs w:val="28"/>
+                <w:lang w:eastAsia="en-IN"/>
+                <w14:ligatures w14:val="none"/>
+              </w:rPr>
+              <w:t> BY </w:t>
+            </w:r>
+            <w:proofErr w:type="spellStart"/>
+            <w:r>
+              <w:rPr>
+                <w:rFonts w:ascii="Calibri" w:eastAsia="Times New Roman" w:hAnsi="Calibri" w:cs="Calibri"/>
+                <w:color w:val="000000"/>
+                <w:kern w:val="0"/>
+                <w:sz w:val="28"/>
+                <w:szCs w:val="28"/>
+                <w:lang w:eastAsia="en-IN"/>
+                <w14:ligatures w14:val="none"/>
+              </w:rPr>
+              <w:t>s_id</w:t>
+            </w:r>
+            <w:proofErr w:type="spellEnd"/>
+            <w:r>
+              <w:rPr>
+                <w:rFonts w:ascii="Calibri" w:eastAsia="Times New Roman" w:hAnsi="Calibri" w:cs="Calibri"/>
+                <w:color w:val="000000"/>
+                <w:kern w:val="0"/>
+                <w:sz w:val="28"/>
+                <w:szCs w:val="28"/>
+                <w:lang w:eastAsia="en-IN"/>
+                <w14:ligatures w14:val="none"/>
+              </w:rPr>
+              <w:t>.</w:t>
             </w:r>
           </w:p>
         </w:tc>
         <w:tc>
           <w:tcPr>
-            <w:tcW w:w="3260" w:type="dxa"/>
+            <w:tcW w:w="3273" w:type="dxa"/>
           </w:tcPr>
           <w:p>
             <w:pPr>
@@ -4158,9 +4802,12 @@
         </w:tc>
       </w:tr>
       <w:tr>
+        <w:trPr>
+          <w:trHeight w:val="1371"/>
+        </w:trPr>
         <w:tc>
           <w:tcPr>
-            <w:tcW w:w="1724" w:type="dxa"/>
+            <w:tcW w:w="1730" w:type="dxa"/>
           </w:tcPr>
           <w:p>
             <w:pPr>
@@ -4253,7 +4900,7 @@
         </w:tc>
         <w:tc>
           <w:tcPr>
-            <w:tcW w:w="4939" w:type="dxa"/>
+            <w:tcW w:w="4958" w:type="dxa"/>
           </w:tcPr>
           <w:p>
             <w:pPr>
@@ -4281,6 +4928,7 @@
               </w:rPr>
               <w:t xml:space="preserve">CLEAR </w:t>
             </w:r>
+            <w:proofErr w:type="spellStart"/>
             <w:r>
               <w:rPr>
                 <w:rFonts w:ascii="Calibri" w:eastAsia="Times New Roman" w:hAnsi="Calibri" w:cs="Calibri"/>
@@ -4303,7 +4951,20 @@
                 <w:lang w:eastAsia="en-IN"/>
                 <w14:ligatures w14:val="none"/>
               </w:rPr>
-              <w:t>_student.</w:t>
+              <w:t>_student</w:t>
+            </w:r>
+            <w:proofErr w:type="spellEnd"/>
+            <w:r>
+              <w:rPr>
+                <w:rFonts w:ascii="Calibri" w:eastAsia="Times New Roman" w:hAnsi="Calibri" w:cs="Calibri"/>
+                <w:color w:val="000000"/>
+                <w:kern w:val="0"/>
+                <w:sz w:val="28"/>
+                <w:szCs w:val="28"/>
+                <w:lang w:eastAsia="en-IN"/>
+                <w14:ligatures w14:val="none"/>
+              </w:rPr>
+              <w:t>.</w:t>
             </w:r>
           </w:p>
           <w:p>
@@ -4332,6 +4993,7 @@
               </w:rPr>
               <w:t xml:space="preserve">REFRESH </w:t>
             </w:r>
+            <w:proofErr w:type="spellStart"/>
             <w:r>
               <w:rPr>
                 <w:rFonts w:ascii="Calibri" w:eastAsia="Times New Roman" w:hAnsi="Calibri" w:cs="Calibri"/>
@@ -4354,13 +5016,26 @@
                 <w:lang w:eastAsia="en-IN"/>
                 <w14:ligatures w14:val="none"/>
               </w:rPr>
-              <w:t>t_student.</w:t>
+              <w:t>t_student</w:t>
+            </w:r>
+            <w:proofErr w:type="spellEnd"/>
+            <w:r>
+              <w:rPr>
+                <w:rFonts w:ascii="Calibri" w:eastAsia="Times New Roman" w:hAnsi="Calibri" w:cs="Calibri"/>
+                <w:color w:val="000000"/>
+                <w:kern w:val="0"/>
+                <w:sz w:val="28"/>
+                <w:szCs w:val="28"/>
+                <w:lang w:eastAsia="en-IN"/>
+                <w14:ligatures w14:val="none"/>
+              </w:rPr>
+              <w:t>.</w:t>
             </w:r>
           </w:p>
         </w:tc>
         <w:tc>
           <w:tcPr>
-            <w:tcW w:w="3260" w:type="dxa"/>
+            <w:tcW w:w="3273" w:type="dxa"/>
           </w:tcPr>
           <w:p>
             <w:pPr>
@@ -4419,9 +5094,12 @@
         </w:tc>
       </w:tr>
       <w:tr>
+        <w:trPr>
+          <w:trHeight w:val="1384"/>
+        </w:trPr>
         <w:tc>
           <w:tcPr>
-            <w:tcW w:w="1724" w:type="dxa"/>
+            <w:tcW w:w="1730" w:type="dxa"/>
           </w:tcPr>
           <w:p>
             <w:pPr>
@@ -4457,7 +5135,7 @@
         </w:tc>
         <w:tc>
           <w:tcPr>
-            <w:tcW w:w="4939" w:type="dxa"/>
+            <w:tcW w:w="4958" w:type="dxa"/>
           </w:tcPr>
           <w:p>
             <w:pPr>
@@ -4483,7 +5161,59 @@
                 <w:lang w:eastAsia="en-IN"/>
                 <w14:ligatures w14:val="none"/>
               </w:rPr>
-              <w:t>LOOP AT lt_student INTO wa_student.</w:t>
+              <w:t>LOOP AT </w:t>
+            </w:r>
+            <w:proofErr w:type="spellStart"/>
+            <w:r>
+              <w:rPr>
+                <w:rFonts w:ascii="Calibri" w:eastAsia="Times New Roman" w:hAnsi="Calibri" w:cs="Calibri"/>
+                <w:color w:val="000000"/>
+                <w:kern w:val="0"/>
+                <w:sz w:val="28"/>
+                <w:szCs w:val="28"/>
+                <w:lang w:eastAsia="en-IN"/>
+                <w14:ligatures w14:val="none"/>
+              </w:rPr>
+              <w:t>lt_student</w:t>
+            </w:r>
+            <w:proofErr w:type="spellEnd"/>
+            <w:r>
+              <w:rPr>
+                <w:rFonts w:ascii="Calibri" w:eastAsia="Times New Roman" w:hAnsi="Calibri" w:cs="Calibri"/>
+                <w:color w:val="000000"/>
+                <w:kern w:val="0"/>
+                <w:sz w:val="28"/>
+                <w:szCs w:val="28"/>
+                <w:lang w:eastAsia="en-IN"/>
+                <w14:ligatures w14:val="none"/>
+              </w:rPr>
+              <w:t> INTO </w:t>
+            </w:r>
+            <w:proofErr w:type="spellStart"/>
+            <w:r>
+              <w:rPr>
+                <w:rFonts w:ascii="Calibri" w:eastAsia="Times New Roman" w:hAnsi="Calibri" w:cs="Calibri"/>
+                <w:color w:val="000000"/>
+                <w:kern w:val="0"/>
+                <w:sz w:val="28"/>
+                <w:szCs w:val="28"/>
+                <w:lang w:eastAsia="en-IN"/>
+                <w14:ligatures w14:val="none"/>
+              </w:rPr>
+              <w:t>wa_student</w:t>
+            </w:r>
+            <w:proofErr w:type="spellEnd"/>
+            <w:r>
+              <w:rPr>
+                <w:rFonts w:ascii="Calibri" w:eastAsia="Times New Roman" w:hAnsi="Calibri" w:cs="Calibri"/>
+                <w:color w:val="000000"/>
+                <w:kern w:val="0"/>
+                <w:sz w:val="28"/>
+                <w:szCs w:val="28"/>
+                <w:lang w:eastAsia="en-IN"/>
+                <w14:ligatures w14:val="none"/>
+              </w:rPr>
+              <w:t>.</w:t>
             </w:r>
             <w:r>
               <w:rPr>
@@ -4496,7 +5226,58 @@
                 <w14:ligatures w14:val="none"/>
               </w:rPr>
               <w:br/>
-              <w:t>WRITE : / wa_student.</w:t>
+            </w:r>
+            <w:proofErr w:type="gramStart"/>
+            <w:r>
+              <w:rPr>
+                <w:rFonts w:ascii="Calibri" w:eastAsia="Times New Roman" w:hAnsi="Calibri" w:cs="Calibri"/>
+                <w:color w:val="000000"/>
+                <w:kern w:val="0"/>
+                <w:sz w:val="28"/>
+                <w:szCs w:val="28"/>
+                <w:lang w:eastAsia="en-IN"/>
+                <w14:ligatures w14:val="none"/>
+              </w:rPr>
+              <w:t>WRITE :</w:t>
+            </w:r>
+            <w:proofErr w:type="gramEnd"/>
+            <w:r>
+              <w:rPr>
+                <w:rFonts w:ascii="Calibri" w:eastAsia="Times New Roman" w:hAnsi="Calibri" w:cs="Calibri"/>
+                <w:color w:val="000000"/>
+                <w:kern w:val="0"/>
+                <w:sz w:val="28"/>
+                <w:szCs w:val="28"/>
+                <w:lang w:eastAsia="en-IN"/>
+                <w14:ligatures w14:val="none"/>
+              </w:rPr>
+              <w:t> / </w:t>
+            </w:r>
+            <w:proofErr w:type="spellStart"/>
+            <w:r>
+              <w:rPr>
+                <w:rFonts w:ascii="Calibri" w:eastAsia="Times New Roman" w:hAnsi="Calibri" w:cs="Calibri"/>
+                <w:color w:val="000000"/>
+                <w:kern w:val="0"/>
+                <w:sz w:val="28"/>
+                <w:szCs w:val="28"/>
+                <w:lang w:eastAsia="en-IN"/>
+                <w14:ligatures w14:val="none"/>
+              </w:rPr>
+              <w:t>wa_student</w:t>
+            </w:r>
+            <w:proofErr w:type="spellEnd"/>
+            <w:r>
+              <w:rPr>
+                <w:rFonts w:ascii="Calibri" w:eastAsia="Times New Roman" w:hAnsi="Calibri" w:cs="Calibri"/>
+                <w:color w:val="000000"/>
+                <w:kern w:val="0"/>
+                <w:sz w:val="28"/>
+                <w:szCs w:val="28"/>
+                <w:lang w:eastAsia="en-IN"/>
+                <w14:ligatures w14:val="none"/>
+              </w:rPr>
+              <w:t>.</w:t>
             </w:r>
             <w:r>
               <w:rPr>
@@ -4515,7 +5296,7 @@
         </w:tc>
         <w:tc>
           <w:tcPr>
-            <w:tcW w:w="3260" w:type="dxa"/>
+            <w:tcW w:w="3273" w:type="dxa"/>
           </w:tcPr>
           <w:p>
             <w:pPr>
@@ -4547,9 +5328,12 @@
         </w:tc>
       </w:tr>
       <w:tr>
+        <w:trPr>
+          <w:trHeight w:val="2406"/>
+        </w:trPr>
         <w:tc>
           <w:tcPr>
-            <w:tcW w:w="1724" w:type="dxa"/>
+            <w:tcW w:w="1730" w:type="dxa"/>
           </w:tcPr>
           <w:p>
             <w:pPr>
@@ -4599,7 +5383,7 @@
         </w:tc>
         <w:tc>
           <w:tcPr>
-            <w:tcW w:w="4939" w:type="dxa"/>
+            <w:tcW w:w="4958" w:type="dxa"/>
           </w:tcPr>
           <w:p>
             <w:pPr>
@@ -4625,7 +5409,59 @@
                 <w:lang w:eastAsia="en-IN"/>
                 <w14:ligatures w14:val="none"/>
               </w:rPr>
-              <w:t>DESCRIBE TABLE lt_data LINES data(lv_lines).</w:t>
+              <w:t>DESCRIBE TABLE </w:t>
+            </w:r>
+            <w:proofErr w:type="spellStart"/>
+            <w:r>
+              <w:rPr>
+                <w:rFonts w:ascii="Calibri" w:eastAsia="Times New Roman" w:hAnsi="Calibri" w:cs="Calibri"/>
+                <w:color w:val="000000"/>
+                <w:kern w:val="0"/>
+                <w:sz w:val="28"/>
+                <w:szCs w:val="28"/>
+                <w:lang w:eastAsia="en-IN"/>
+                <w14:ligatures w14:val="none"/>
+              </w:rPr>
+              <w:t>lt_data</w:t>
+            </w:r>
+            <w:proofErr w:type="spellEnd"/>
+            <w:r>
+              <w:rPr>
+                <w:rFonts w:ascii="Calibri" w:eastAsia="Times New Roman" w:hAnsi="Calibri" w:cs="Calibri"/>
+                <w:color w:val="000000"/>
+                <w:kern w:val="0"/>
+                <w:sz w:val="28"/>
+                <w:szCs w:val="28"/>
+                <w:lang w:eastAsia="en-IN"/>
+                <w14:ligatures w14:val="none"/>
+              </w:rPr>
+              <w:t> LINES data(</w:t>
+            </w:r>
+            <w:proofErr w:type="spellStart"/>
+            <w:r>
+              <w:rPr>
+                <w:rFonts w:ascii="Calibri" w:eastAsia="Times New Roman" w:hAnsi="Calibri" w:cs="Calibri"/>
+                <w:color w:val="000000"/>
+                <w:kern w:val="0"/>
+                <w:sz w:val="28"/>
+                <w:szCs w:val="28"/>
+                <w:lang w:eastAsia="en-IN"/>
+                <w14:ligatures w14:val="none"/>
+              </w:rPr>
+              <w:t>lv_lines</w:t>
+            </w:r>
+            <w:proofErr w:type="spellEnd"/>
+            <w:r>
+              <w:rPr>
+                <w:rFonts w:ascii="Calibri" w:eastAsia="Times New Roman" w:hAnsi="Calibri" w:cs="Calibri"/>
+                <w:color w:val="000000"/>
+                <w:kern w:val="0"/>
+                <w:sz w:val="28"/>
+                <w:szCs w:val="28"/>
+                <w:lang w:eastAsia="en-IN"/>
+                <w14:ligatures w14:val="none"/>
+              </w:rPr>
+              <w:t>).</w:t>
             </w:r>
             <w:r>
               <w:rPr>
@@ -4638,7 +5474,59 @@
                 <w14:ligatures w14:val="none"/>
               </w:rPr>
               <w:br/>
-              <w:t>DESCRIBE TABLE lt_data kind data(lv_kind).</w:t>
+              <w:t>DESCRIBE TABLE </w:t>
+            </w:r>
+            <w:proofErr w:type="spellStart"/>
+            <w:r>
+              <w:rPr>
+                <w:rFonts w:ascii="Calibri" w:eastAsia="Times New Roman" w:hAnsi="Calibri" w:cs="Calibri"/>
+                <w:color w:val="000000"/>
+                <w:kern w:val="0"/>
+                <w:sz w:val="28"/>
+                <w:szCs w:val="28"/>
+                <w:lang w:eastAsia="en-IN"/>
+                <w14:ligatures w14:val="none"/>
+              </w:rPr>
+              <w:t>lt_data</w:t>
+            </w:r>
+            <w:proofErr w:type="spellEnd"/>
+            <w:r>
+              <w:rPr>
+                <w:rFonts w:ascii="Calibri" w:eastAsia="Times New Roman" w:hAnsi="Calibri" w:cs="Calibri"/>
+                <w:color w:val="000000"/>
+                <w:kern w:val="0"/>
+                <w:sz w:val="28"/>
+                <w:szCs w:val="28"/>
+                <w:lang w:eastAsia="en-IN"/>
+                <w14:ligatures w14:val="none"/>
+              </w:rPr>
+              <w:t> kind data(</w:t>
+            </w:r>
+            <w:proofErr w:type="spellStart"/>
+            <w:r>
+              <w:rPr>
+                <w:rFonts w:ascii="Calibri" w:eastAsia="Times New Roman" w:hAnsi="Calibri" w:cs="Calibri"/>
+                <w:color w:val="000000"/>
+                <w:kern w:val="0"/>
+                <w:sz w:val="28"/>
+                <w:szCs w:val="28"/>
+                <w:lang w:eastAsia="en-IN"/>
+                <w14:ligatures w14:val="none"/>
+              </w:rPr>
+              <w:t>lv_kind</w:t>
+            </w:r>
+            <w:proofErr w:type="spellEnd"/>
+            <w:r>
+              <w:rPr>
+                <w:rFonts w:ascii="Calibri" w:eastAsia="Times New Roman" w:hAnsi="Calibri" w:cs="Calibri"/>
+                <w:color w:val="000000"/>
+                <w:kern w:val="0"/>
+                <w:sz w:val="28"/>
+                <w:szCs w:val="28"/>
+                <w:lang w:eastAsia="en-IN"/>
+                <w14:ligatures w14:val="none"/>
+              </w:rPr>
+              <w:t>).</w:t>
             </w:r>
             <w:r>
               <w:rPr>
@@ -4651,7 +5539,59 @@
                 <w14:ligatures w14:val="none"/>
               </w:rPr>
               <w:br/>
-              <w:t>DESCRIBE TABLE lt_data OCCURS data(lv_occurs).</w:t>
+              <w:t>DESCRIBE TABLE </w:t>
+            </w:r>
+            <w:proofErr w:type="spellStart"/>
+            <w:r>
+              <w:rPr>
+                <w:rFonts w:ascii="Calibri" w:eastAsia="Times New Roman" w:hAnsi="Calibri" w:cs="Calibri"/>
+                <w:color w:val="000000"/>
+                <w:kern w:val="0"/>
+                <w:sz w:val="28"/>
+                <w:szCs w:val="28"/>
+                <w:lang w:eastAsia="en-IN"/>
+                <w14:ligatures w14:val="none"/>
+              </w:rPr>
+              <w:t>lt_data</w:t>
+            </w:r>
+            <w:proofErr w:type="spellEnd"/>
+            <w:r>
+              <w:rPr>
+                <w:rFonts w:ascii="Calibri" w:eastAsia="Times New Roman" w:hAnsi="Calibri" w:cs="Calibri"/>
+                <w:color w:val="000000"/>
+                <w:kern w:val="0"/>
+                <w:sz w:val="28"/>
+                <w:szCs w:val="28"/>
+                <w:lang w:eastAsia="en-IN"/>
+                <w14:ligatures w14:val="none"/>
+              </w:rPr>
+              <w:t> OCCURS data(</w:t>
+            </w:r>
+            <w:proofErr w:type="spellStart"/>
+            <w:r>
+              <w:rPr>
+                <w:rFonts w:ascii="Calibri" w:eastAsia="Times New Roman" w:hAnsi="Calibri" w:cs="Calibri"/>
+                <w:color w:val="000000"/>
+                <w:kern w:val="0"/>
+                <w:sz w:val="28"/>
+                <w:szCs w:val="28"/>
+                <w:lang w:eastAsia="en-IN"/>
+                <w14:ligatures w14:val="none"/>
+              </w:rPr>
+              <w:t>lv_occurs</w:t>
+            </w:r>
+            <w:proofErr w:type="spellEnd"/>
+            <w:r>
+              <w:rPr>
+                <w:rFonts w:ascii="Calibri" w:eastAsia="Times New Roman" w:hAnsi="Calibri" w:cs="Calibri"/>
+                <w:color w:val="000000"/>
+                <w:kern w:val="0"/>
+                <w:sz w:val="28"/>
+                <w:szCs w:val="28"/>
+                <w:lang w:eastAsia="en-IN"/>
+                <w14:ligatures w14:val="none"/>
+              </w:rPr>
+              <w:t>).</w:t>
             </w:r>
             <w:r>
               <w:rPr>
@@ -4665,6 +5605,7 @@
               </w:rPr>
               <w:br/>
             </w:r>
+            <w:proofErr w:type="gramStart"/>
             <w:r>
               <w:rPr>
                 <w:rFonts w:ascii="Calibri" w:eastAsia="Times New Roman" w:hAnsi="Calibri" w:cs="Calibri"/>
@@ -4687,13 +5628,116 @@
                 <w:lang w:eastAsia="en-IN"/>
                 <w14:ligatures w14:val="none"/>
               </w:rPr>
-              <w:t> : / lv_lines , lv_kind,lv_occurs.</w:t>
+              <w:t> :</w:t>
+            </w:r>
+            <w:proofErr w:type="gramEnd"/>
+            <w:r>
+              <w:rPr>
+                <w:rFonts w:ascii="Calibri" w:eastAsia="Times New Roman" w:hAnsi="Calibri" w:cs="Calibri"/>
+                <w:color w:val="000000"/>
+                <w:kern w:val="0"/>
+                <w:sz w:val="28"/>
+                <w:szCs w:val="28"/>
+                <w:lang w:eastAsia="en-IN"/>
+                <w14:ligatures w14:val="none"/>
+              </w:rPr>
+              <w:t> / </w:t>
+            </w:r>
+            <w:proofErr w:type="spellStart"/>
+            <w:r>
+              <w:rPr>
+                <w:rFonts w:ascii="Calibri" w:eastAsia="Times New Roman" w:hAnsi="Calibri" w:cs="Calibri"/>
+                <w:color w:val="000000"/>
+                <w:kern w:val="0"/>
+                <w:sz w:val="28"/>
+                <w:szCs w:val="28"/>
+                <w:lang w:eastAsia="en-IN"/>
+                <w14:ligatures w14:val="none"/>
+              </w:rPr>
+              <w:t>lv_lines</w:t>
+            </w:r>
+            <w:proofErr w:type="spellEnd"/>
+            <w:r>
+              <w:rPr>
+                <w:rFonts w:ascii="Calibri" w:eastAsia="Times New Roman" w:hAnsi="Calibri" w:cs="Calibri"/>
+                <w:color w:val="000000"/>
+                <w:kern w:val="0"/>
+                <w:sz w:val="28"/>
+                <w:szCs w:val="28"/>
+                <w:lang w:eastAsia="en-IN"/>
+                <w14:ligatures w14:val="none"/>
+              </w:rPr>
+              <w:t>, </w:t>
+            </w:r>
+            <w:proofErr w:type="spellStart"/>
+            <w:r>
+              <w:rPr>
+                <w:rFonts w:ascii="Calibri" w:eastAsia="Times New Roman" w:hAnsi="Calibri" w:cs="Calibri"/>
+                <w:color w:val="000000"/>
+                <w:kern w:val="0"/>
+                <w:sz w:val="28"/>
+                <w:szCs w:val="28"/>
+                <w:lang w:eastAsia="en-IN"/>
+                <w14:ligatures w14:val="none"/>
+              </w:rPr>
+              <w:t>lv_kind</w:t>
+            </w:r>
+            <w:proofErr w:type="spellEnd"/>
+            <w:r>
+              <w:rPr>
+                <w:rFonts w:ascii="Calibri" w:eastAsia="Times New Roman" w:hAnsi="Calibri" w:cs="Calibri"/>
+                <w:color w:val="000000"/>
+                <w:kern w:val="0"/>
+                <w:sz w:val="28"/>
+                <w:szCs w:val="28"/>
+                <w:lang w:eastAsia="en-IN"/>
+                <w14:ligatures w14:val="none"/>
+              </w:rPr>
+              <w:t>,</w:t>
+            </w:r>
+            <w:r>
+              <w:rPr>
+                <w:rFonts w:ascii="Calibri" w:eastAsia="Times New Roman" w:hAnsi="Calibri" w:cs="Calibri"/>
+                <w:color w:val="000000"/>
+                <w:kern w:val="0"/>
+                <w:sz w:val="28"/>
+                <w:szCs w:val="28"/>
+                <w:lang w:eastAsia="en-IN"/>
+                <w14:ligatures w14:val="none"/>
+              </w:rPr>
+              <w:t xml:space="preserve"> </w:t>
+            </w:r>
+            <w:proofErr w:type="spellStart"/>
+            <w:r>
+              <w:rPr>
+                <w:rFonts w:ascii="Calibri" w:eastAsia="Times New Roman" w:hAnsi="Calibri" w:cs="Calibri"/>
+                <w:color w:val="000000"/>
+                <w:kern w:val="0"/>
+                <w:sz w:val="28"/>
+                <w:szCs w:val="28"/>
+                <w:lang w:eastAsia="en-IN"/>
+                <w14:ligatures w14:val="none"/>
+              </w:rPr>
+              <w:t>lv_occurs</w:t>
+            </w:r>
+            <w:proofErr w:type="spellEnd"/>
+            <w:r>
+              <w:rPr>
+                <w:rFonts w:ascii="Calibri" w:eastAsia="Times New Roman" w:hAnsi="Calibri" w:cs="Calibri"/>
+                <w:color w:val="000000"/>
+                <w:kern w:val="0"/>
+                <w:sz w:val="28"/>
+                <w:szCs w:val="28"/>
+                <w:lang w:eastAsia="en-IN"/>
+                <w14:ligatures w14:val="none"/>
+              </w:rPr>
+              <w:t>.</w:t>
             </w:r>
           </w:p>
         </w:tc>
         <w:tc>
           <w:tcPr>
-            <w:tcW w:w="3260" w:type="dxa"/>
+            <w:tcW w:w="3273" w:type="dxa"/>
           </w:tcPr>
           <w:p>
             <w:pPr>
@@ -4709,6 +5753,7 @@
                 <w14:ligatures w14:val="none"/>
               </w:rPr>
             </w:pPr>
+            <w:proofErr w:type="gramStart"/>
             <w:r>
               <w:rPr>
                 <w:rFonts w:ascii="Calibri" w:eastAsia="Times New Roman" w:hAnsi="Calibri" w:cs="Calibri"/>
@@ -4721,6 +5766,7 @@
               </w:rPr>
               <w:t>Describes:-</w:t>
             </w:r>
+            <w:proofErr w:type="gramEnd"/>
           </w:p>
           <w:p>
             <w:pPr>
@@ -4797,7 +5843,33 @@
                 <w:lang w:eastAsia="en-IN"/>
                 <w14:ligatures w14:val="none"/>
               </w:rPr>
-              <w:t>(T,S,H).</w:t>
+              <w:t>(</w:t>
+            </w:r>
+            <w:proofErr w:type="gramStart"/>
+            <w:r>
+              <w:rPr>
+                <w:rFonts w:ascii="Calibri" w:eastAsia="Times New Roman" w:hAnsi="Calibri" w:cs="Calibri"/>
+                <w:color w:val="000000"/>
+                <w:kern w:val="0"/>
+                <w:sz w:val="28"/>
+                <w:szCs w:val="28"/>
+                <w:lang w:eastAsia="en-IN"/>
+                <w14:ligatures w14:val="none"/>
+              </w:rPr>
+              <w:t>T,S</w:t>
+            </w:r>
+            <w:proofErr w:type="gramEnd"/>
+            <w:r>
+              <w:rPr>
+                <w:rFonts w:ascii="Calibri" w:eastAsia="Times New Roman" w:hAnsi="Calibri" w:cs="Calibri"/>
+                <w:color w:val="000000"/>
+                <w:kern w:val="0"/>
+                <w:sz w:val="28"/>
+                <w:szCs w:val="28"/>
+                <w:lang w:eastAsia="en-IN"/>
+                <w14:ligatures w14:val="none"/>
+              </w:rPr>
+              <w:t>,H).</w:t>
             </w:r>
           </w:p>
           <w:p>
@@ -4857,23 +5929,468 @@
         </w:tc>
       </w:tr>
     </w:tbl>
+    <w:tbl>
+      <w:tblPr>
+        <w:tblW w:w="13220" w:type="dxa"/>
+        <w:tblLook w:val="04A0" w:firstRow="1" w:lastRow="0" w:firstColumn="1" w:lastColumn="0" w:noHBand="0" w:noVBand="1"/>
+      </w:tblPr>
+      <w:tblGrid>
+        <w:gridCol w:w="13220"/>
+      </w:tblGrid>
+      <w:tr>
+        <w:trPr>
+          <w:trHeight w:val="360"/>
+        </w:trPr>
+        <w:tc>
+          <w:tcPr>
+            <w:tcW w:w="13220" w:type="dxa"/>
+            <w:tcBorders>
+              <w:top w:val="nil"/>
+              <w:left w:val="nil"/>
+              <w:bottom w:val="nil"/>
+              <w:right w:val="nil"/>
+            </w:tcBorders>
+            <w:noWrap/>
+            <w:vAlign w:val="bottom"/>
+            <w:hideMark/>
+          </w:tcPr>
+          <w:p>
+            <w:pPr>
+              <w:pStyle w:val="ListParagraph"/>
+              <w:numPr>
+                <w:ilvl w:val="0"/>
+                <w:numId w:val="2"/>
+              </w:numPr>
+              <w:spacing w:after="0" w:line="240" w:lineRule="auto"/>
+              <w:rPr>
+                <w:rFonts w:ascii="Calibri" w:eastAsia="Times New Roman" w:hAnsi="Calibri" w:cs="Calibri"/>
+                <w:b/>
+                <w:bCs/>
+                <w:color w:val="000000"/>
+                <w:kern w:val="0"/>
+                <w:sz w:val="28"/>
+                <w:szCs w:val="28"/>
+                <w:lang w:eastAsia="en-IN"/>
+                <w14:ligatures w14:val="none"/>
+              </w:rPr>
+            </w:pPr>
+            <w:r>
+              <w:rPr>
+                <w:rFonts w:ascii="Calibri" w:eastAsia="Times New Roman" w:hAnsi="Calibri" w:cs="Calibri"/>
+                <w:b/>
+                <w:bCs/>
+                <w:color w:val="000000"/>
+                <w:kern w:val="0"/>
+                <w:sz w:val="28"/>
+                <w:szCs w:val="28"/>
+                <w:lang w:eastAsia="en-IN"/>
+                <w14:ligatures w14:val="none"/>
+              </w:rPr>
+              <w:lastRenderedPageBreak/>
+              <w:t>Difference between Modify by Index and Transporting.</w:t>
+            </w:r>
+          </w:p>
+        </w:tc>
+      </w:tr>
+    </w:tbl>
     <w:p>
       <w:pPr>
         <w:pStyle w:val="ListParagraph"/>
-        <w:spacing w:after="0" w:line="240" w:lineRule="auto"/>
-        <w:ind w:left="360"/>
-        <w:rPr>
-          <w:rFonts w:ascii="Calibri" w:eastAsia="Times New Roman" w:hAnsi="Calibri" w:cs="Calibri"/>
+        <w:numPr>
+          <w:ilvl w:val="0"/>
+          <w:numId w:val="3"/>
+        </w:numPr>
+        <w:tabs>
+          <w:tab w:val="left" w:pos="3587"/>
+        </w:tabs>
+        <w:rPr>
           <w:b/>
           <w:bCs/>
-          <w:color w:val="000000"/>
-          <w:kern w:val="0"/>
-          <w:sz w:val="28"/>
-          <w:szCs w:val="28"/>
-          <w:lang w:eastAsia="en-IN"/>
-          <w14:ligatures w14:val="none"/>
-        </w:rPr>
-      </w:pPr>
+          <w:sz w:val="28"/>
+          <w:szCs w:val="28"/>
+          <w:lang w:eastAsia="en-IN"/>
+        </w:rPr>
+      </w:pPr>
+      <w:r>
+        <w:rPr>
+          <w:b/>
+          <w:bCs/>
+          <w:sz w:val="28"/>
+          <w:szCs w:val="28"/>
+          <w:lang w:eastAsia="en-IN"/>
+        </w:rPr>
+        <w:t>Modify by index:</w:t>
+      </w:r>
+    </w:p>
+    <w:p>
+      <w:pPr>
+        <w:pStyle w:val="ListParagraph"/>
+        <w:numPr>
+          <w:ilvl w:val="0"/>
+          <w:numId w:val="3"/>
+        </w:numPr>
+        <w:tabs>
+          <w:tab w:val="left" w:pos="3587"/>
+        </w:tabs>
+        <w:rPr>
+          <w:b/>
+          <w:bCs/>
+          <w:sz w:val="28"/>
+          <w:szCs w:val="28"/>
+          <w:lang w:eastAsia="en-IN"/>
+        </w:rPr>
+      </w:pPr>
+      <w:r>
+        <w:rPr>
+          <w:sz w:val="28"/>
+          <w:szCs w:val="28"/>
+          <w:lang w:eastAsia="en-IN"/>
+        </w:rPr>
+        <w:t>Using index record will be modified.</w:t>
+      </w:r>
+    </w:p>
+    <w:p>
+      <w:pPr>
+        <w:pStyle w:val="ListParagraph"/>
+        <w:numPr>
+          <w:ilvl w:val="0"/>
+          <w:numId w:val="3"/>
+        </w:numPr>
+        <w:tabs>
+          <w:tab w:val="left" w:pos="3587"/>
+        </w:tabs>
+        <w:rPr>
+          <w:sz w:val="28"/>
+          <w:szCs w:val="28"/>
+          <w:lang w:eastAsia="en-IN"/>
+        </w:rPr>
+      </w:pPr>
+      <w:r>
+        <w:rPr>
+          <w:sz w:val="28"/>
+          <w:szCs w:val="28"/>
+          <w:lang w:eastAsia="en-IN"/>
+        </w:rPr>
+        <w:t>U</w:t>
+      </w:r>
+      <w:r>
+        <w:rPr>
+          <w:sz w:val="28"/>
+          <w:szCs w:val="28"/>
+          <w:lang w:eastAsia="en-IN"/>
+        </w:rPr>
+        <w:t>pdate the entire row of an internal table at a specific index position.</w:t>
+      </w:r>
+    </w:p>
+    <w:p>
+      <w:pPr>
+        <w:pStyle w:val="ListParagraph"/>
+        <w:numPr>
+          <w:ilvl w:val="0"/>
+          <w:numId w:val="3"/>
+        </w:numPr>
+        <w:tabs>
+          <w:tab w:val="left" w:pos="3587"/>
+        </w:tabs>
+        <w:rPr>
+          <w:sz w:val="28"/>
+          <w:szCs w:val="28"/>
+          <w:lang w:eastAsia="en-IN"/>
+        </w:rPr>
+      </w:pPr>
+      <w:r>
+        <w:rPr>
+          <w:sz w:val="28"/>
+          <w:szCs w:val="28"/>
+          <w:lang w:eastAsia="en-IN"/>
+        </w:rPr>
+        <w:t xml:space="preserve">When you use MODIFY </w:t>
+      </w:r>
+      <w:r>
+        <w:rPr>
+          <w:sz w:val="28"/>
+          <w:szCs w:val="28"/>
+          <w:lang w:eastAsia="en-IN"/>
+        </w:rPr>
+        <w:t xml:space="preserve">BY </w:t>
+      </w:r>
+      <w:r>
+        <w:rPr>
+          <w:sz w:val="28"/>
+          <w:szCs w:val="28"/>
+          <w:lang w:eastAsia="en-IN"/>
+        </w:rPr>
+        <w:t>INDEX, the system replaces all fields of that row with the values from the work area.</w:t>
+      </w:r>
+    </w:p>
+    <w:p>
+      <w:pPr>
+        <w:pStyle w:val="ListParagraph"/>
+        <w:numPr>
+          <w:ilvl w:val="0"/>
+          <w:numId w:val="3"/>
+        </w:numPr>
+        <w:tabs>
+          <w:tab w:val="left" w:pos="3587"/>
+        </w:tabs>
+        <w:rPr>
+          <w:sz w:val="28"/>
+          <w:szCs w:val="28"/>
+          <w:lang w:eastAsia="en-IN"/>
+        </w:rPr>
+      </w:pPr>
+      <w:r>
+        <w:rPr>
+          <w:sz w:val="28"/>
+          <w:szCs w:val="28"/>
+          <w:lang w:eastAsia="en-IN"/>
+        </w:rPr>
+        <w:t xml:space="preserve">Example: </w:t>
+      </w:r>
+      <w:r>
+        <w:rPr>
+          <w:sz w:val="28"/>
+          <w:szCs w:val="28"/>
+          <w:lang w:eastAsia="en-IN"/>
+        </w:rPr>
+        <w:t xml:space="preserve">MODIFY </w:t>
+      </w:r>
+      <w:proofErr w:type="spellStart"/>
+      <w:r>
+        <w:rPr>
+          <w:sz w:val="28"/>
+          <w:szCs w:val="28"/>
+          <w:lang w:eastAsia="en-IN"/>
+        </w:rPr>
+        <w:t>lt_student</w:t>
+      </w:r>
+      <w:proofErr w:type="spellEnd"/>
+      <w:r>
+        <w:rPr>
+          <w:sz w:val="28"/>
+          <w:szCs w:val="28"/>
+          <w:lang w:eastAsia="en-IN"/>
+        </w:rPr>
+        <w:t xml:space="preserve"> FROM </w:t>
+      </w:r>
+      <w:proofErr w:type="spellStart"/>
+      <w:r>
+        <w:rPr>
+          <w:sz w:val="28"/>
+          <w:szCs w:val="28"/>
+          <w:lang w:eastAsia="en-IN"/>
+        </w:rPr>
+        <w:t>wa_student</w:t>
+      </w:r>
+      <w:proofErr w:type="spellEnd"/>
+      <w:r>
+        <w:rPr>
+          <w:sz w:val="28"/>
+          <w:szCs w:val="28"/>
+          <w:lang w:eastAsia="en-IN"/>
+        </w:rPr>
+        <w:t xml:space="preserve"> INDEX 1.</w:t>
+      </w:r>
+    </w:p>
+    <w:p>
+      <w:pPr>
+        <w:pStyle w:val="ListParagraph"/>
+        <w:numPr>
+          <w:ilvl w:val="0"/>
+          <w:numId w:val="3"/>
+        </w:numPr>
+        <w:tabs>
+          <w:tab w:val="left" w:pos="3587"/>
+        </w:tabs>
+        <w:rPr>
+          <w:sz w:val="28"/>
+          <w:szCs w:val="28"/>
+          <w:lang w:eastAsia="en-IN"/>
+        </w:rPr>
+      </w:pPr>
+      <w:r>
+        <w:rPr>
+          <w:b/>
+          <w:bCs/>
+          <w:sz w:val="28"/>
+          <w:szCs w:val="28"/>
+          <w:lang w:eastAsia="en-IN"/>
+        </w:rPr>
+        <w:t>By TRANSPORTING</w:t>
+      </w:r>
+      <w:r>
+        <w:rPr>
+          <w:b/>
+          <w:bCs/>
+          <w:sz w:val="28"/>
+          <w:szCs w:val="28"/>
+          <w:lang w:eastAsia="en-IN"/>
+        </w:rPr>
+        <w:t>:</w:t>
+      </w:r>
+    </w:p>
+    <w:p>
+      <w:pPr>
+        <w:pStyle w:val="ListParagraph"/>
+        <w:numPr>
+          <w:ilvl w:val="0"/>
+          <w:numId w:val="3"/>
+        </w:numPr>
+        <w:tabs>
+          <w:tab w:val="left" w:pos="3587"/>
+        </w:tabs>
+        <w:rPr>
+          <w:sz w:val="28"/>
+          <w:szCs w:val="28"/>
+          <w:lang w:eastAsia="en-IN"/>
+        </w:rPr>
+      </w:pPr>
+      <w:r>
+        <w:rPr>
+          <w:sz w:val="28"/>
+          <w:szCs w:val="28"/>
+          <w:lang w:eastAsia="en-IN"/>
+        </w:rPr>
+        <w:t xml:space="preserve">MODIFY </w:t>
+      </w:r>
+      <w:r>
+        <w:rPr>
+          <w:sz w:val="28"/>
+          <w:szCs w:val="28"/>
+          <w:lang w:eastAsia="en-IN"/>
+        </w:rPr>
+        <w:t xml:space="preserve">   FROM   </w:t>
+      </w:r>
+      <w:r>
+        <w:rPr>
+          <w:sz w:val="28"/>
+          <w:szCs w:val="28"/>
+          <w:lang w:eastAsia="en-IN"/>
+        </w:rPr>
+        <w:t>TRANSPORTING is used to update only specific fields of a record in an internal table.</w:t>
+      </w:r>
+    </w:p>
+    <w:p>
+      <w:pPr>
+        <w:pStyle w:val="ListParagraph"/>
+        <w:numPr>
+          <w:ilvl w:val="0"/>
+          <w:numId w:val="3"/>
+        </w:numPr>
+        <w:tabs>
+          <w:tab w:val="left" w:pos="3587"/>
+        </w:tabs>
+        <w:rPr>
+          <w:sz w:val="28"/>
+          <w:szCs w:val="28"/>
+          <w:lang w:eastAsia="en-IN"/>
+        </w:rPr>
+      </w:pPr>
+      <w:r>
+        <w:rPr>
+          <w:sz w:val="28"/>
+          <w:szCs w:val="28"/>
+          <w:lang w:eastAsia="en-IN"/>
+        </w:rPr>
+        <w:t>Instead of replacing the whole row, it changes only the mentioned fields, keeping other fields unchanged.</w:t>
+      </w:r>
+      <w:r>
+        <w:rPr>
+          <w:sz w:val="28"/>
+          <w:szCs w:val="28"/>
+          <w:lang w:eastAsia="en-IN"/>
+        </w:rPr>
+        <w:br/>
+      </w:r>
+    </w:p>
+    <w:p>
+      <w:pPr>
+        <w:pStyle w:val="ListParagraph"/>
+        <w:numPr>
+          <w:ilvl w:val="0"/>
+          <w:numId w:val="3"/>
+        </w:numPr>
+        <w:tabs>
+          <w:tab w:val="left" w:pos="3587"/>
+        </w:tabs>
+        <w:rPr>
+          <w:sz w:val="28"/>
+          <w:szCs w:val="28"/>
+          <w:lang w:eastAsia="en-IN"/>
+        </w:rPr>
+      </w:pPr>
+      <w:r>
+        <w:rPr>
+          <w:b/>
+          <w:bCs/>
+          <w:sz w:val="28"/>
+          <w:szCs w:val="28"/>
+          <w:lang w:eastAsia="en-IN"/>
+        </w:rPr>
+        <w:t>MODIFY BY INDEX</w:t>
+      </w:r>
+      <w:r>
+        <w:rPr>
+          <w:sz w:val="28"/>
+          <w:szCs w:val="28"/>
+          <w:lang w:eastAsia="en-IN"/>
+        </w:rPr>
+        <w:t xml:space="preserve"> updates the </w:t>
+      </w:r>
+      <w:r>
+        <w:rPr>
+          <w:b/>
+          <w:bCs/>
+          <w:sz w:val="28"/>
+          <w:szCs w:val="28"/>
+          <w:lang w:eastAsia="en-IN"/>
+        </w:rPr>
+        <w:t>entire row of an internal table</w:t>
+      </w:r>
+      <w:r>
+        <w:rPr>
+          <w:sz w:val="28"/>
+          <w:szCs w:val="28"/>
+          <w:lang w:eastAsia="en-IN"/>
+        </w:rPr>
+        <w:t xml:space="preserve">, while </w:t>
+      </w:r>
+      <w:r>
+        <w:rPr>
+          <w:b/>
+          <w:bCs/>
+          <w:sz w:val="28"/>
+          <w:szCs w:val="28"/>
+          <w:lang w:eastAsia="en-IN"/>
+        </w:rPr>
+        <w:t>MODIFY TRANSPORTING</w:t>
+      </w:r>
+      <w:r>
+        <w:rPr>
+          <w:sz w:val="28"/>
+          <w:szCs w:val="28"/>
+          <w:lang w:eastAsia="en-IN"/>
+        </w:rPr>
+        <w:t xml:space="preserve"> updates </w:t>
+      </w:r>
+      <w:r>
+        <w:rPr>
+          <w:b/>
+          <w:bCs/>
+          <w:sz w:val="28"/>
+          <w:szCs w:val="28"/>
+          <w:lang w:eastAsia="en-IN"/>
+        </w:rPr>
+        <w:t>only specific fields without affecting other fields</w:t>
+      </w:r>
+      <w:r>
+        <w:rPr>
+          <w:sz w:val="28"/>
+          <w:szCs w:val="28"/>
+          <w:lang w:eastAsia="en-IN"/>
+        </w:rPr>
+        <w:t>.</w:t>
+      </w:r>
     </w:p>
     <w:sectPr>
       <w:pgSz w:w="11906" w:h="16838"/>

--- a/Assignment 17.docx
+++ b/Assignment 17.docx
@@ -1705,6 +1705,18 @@
         <w:t>Output:-</w:t>
       </w:r>
       <w:proofErr w:type="gramEnd"/>
+      <w:r>
+        <w:rPr>
+          <w:rFonts w:eastAsia="Times New Roman" w:cstheme="minorHAnsi"/>
+          <w:color w:val="242424"/>
+          <w:kern w:val="0"/>
+          <w:sz w:val="28"/>
+          <w:szCs w:val="28"/>
+          <w:lang w:eastAsia="en-IN"/>
+          <w14:ligatures w14:val="none"/>
+        </w:rPr>
+        <w:t xml:space="preserve"> </w:t>
+      </w:r>
     </w:p>
     <w:p>
       <w:pPr>
@@ -1994,10 +2006,10 @@
           <w14:ligatures w14:val="none"/>
         </w:rPr>
         <w:drawing>
-          <wp:inline distT="0" distB="0" distL="0" distR="0" wp14:anchorId="21750780" wp14:editId="4EC816C3">
-            <wp:extent cx="5189220" cy="4462523"/>
+          <wp:inline distT="0" distB="0" distL="0" distR="0" wp14:anchorId="4E514D7E" wp14:editId="45DFD27E">
+            <wp:extent cx="5562600" cy="3379098"/>
             <wp:effectExtent l="0" t="0" r="0" b="0"/>
-            <wp:docPr id="611741381" name="Picture 1"/>
+            <wp:docPr id="218102702" name="Picture 1"/>
             <wp:cNvGraphicFramePr>
               <a:graphicFrameLocks xmlns:a="http://schemas.openxmlformats.org/drawingml/2006/main" noChangeAspect="1"/>
             </wp:cNvGraphicFramePr>
@@ -2005,7 +2017,7 @@
               <a:graphicData uri="http://schemas.openxmlformats.org/drawingml/2006/picture">
                 <pic:pic xmlns:pic="http://schemas.openxmlformats.org/drawingml/2006/picture">
                   <pic:nvPicPr>
-                    <pic:cNvPr id="611741381" name=""/>
+                    <pic:cNvPr id="218102702" name=""/>
                     <pic:cNvPicPr/>
                   </pic:nvPicPr>
                   <pic:blipFill>
@@ -2017,7 +2029,7 @@
                   <pic:spPr>
                     <a:xfrm>
                       <a:off x="0" y="0"/>
-                      <a:ext cx="5197833" cy="4469930"/>
+                      <a:ext cx="5565730" cy="3380999"/>
                     </a:xfrm>
                     <a:prstGeom prst="rect">
                       <a:avLst/>
@@ -2083,20 +2095,13 @@
       </w:pPr>
       <w:r>
         <w:rPr>
-          <w:rFonts w:eastAsia="Times New Roman" w:cstheme="minorHAnsi"/>
           <w:noProof/>
-          <w:color w:val="242424"/>
-          <w:kern w:val="0"/>
-          <w:sz w:val="28"/>
-          <w:szCs w:val="28"/>
-          <w:lang w:eastAsia="en-IN"/>
-          <w14:ligatures w14:val="none"/>
         </w:rPr>
         <w:drawing>
-          <wp:inline distT="0" distB="0" distL="0" distR="0" wp14:anchorId="48197ECC" wp14:editId="29C30062">
-            <wp:extent cx="5198534" cy="1124832"/>
-            <wp:effectExtent l="0" t="0" r="2540" b="0"/>
-            <wp:docPr id="1995857057" name="Picture 1"/>
+          <wp:inline distT="0" distB="0" distL="0" distR="0" wp14:anchorId="4D55DE8B" wp14:editId="326EF1E2">
+            <wp:extent cx="2631678" cy="1710267"/>
+            <wp:effectExtent l="0" t="0" r="0" b="4445"/>
+            <wp:docPr id="797596976" name="Picture 1"/>
             <wp:cNvGraphicFramePr>
               <a:graphicFrameLocks xmlns:a="http://schemas.openxmlformats.org/drawingml/2006/main" noChangeAspect="1"/>
             </wp:cNvGraphicFramePr>
@@ -2104,7 +2109,7 @@
               <a:graphicData uri="http://schemas.openxmlformats.org/drawingml/2006/picture">
                 <pic:pic xmlns:pic="http://schemas.openxmlformats.org/drawingml/2006/picture">
                   <pic:nvPicPr>
-                    <pic:cNvPr id="1995857057" name=""/>
+                    <pic:cNvPr id="797596976" name=""/>
                     <pic:cNvPicPr/>
                   </pic:nvPicPr>
                   <pic:blipFill>
@@ -2116,7 +2121,7 @@
                   <pic:spPr>
                     <a:xfrm>
                       <a:off x="0" y="0"/>
-                      <a:ext cx="5592141" cy="1209999"/>
+                      <a:ext cx="2642561" cy="1717340"/>
                     </a:xfrm>
                     <a:prstGeom prst="rect">
                       <a:avLst/>
@@ -2128,6 +2133,22 @@
           </wp:inline>
         </w:drawing>
       </w:r>
+    </w:p>
+    <w:p>
+      <w:pPr>
+        <w:pStyle w:val="ListParagraph"/>
+        <w:spacing w:after="0" w:line="240" w:lineRule="auto"/>
+        <w:ind w:left="384"/>
+        <w:rPr>
+          <w:rFonts w:eastAsia="Times New Roman" w:cstheme="minorHAnsi"/>
+          <w:color w:val="242424"/>
+          <w:kern w:val="0"/>
+          <w:sz w:val="28"/>
+          <w:szCs w:val="28"/>
+          <w:lang w:eastAsia="en-IN"/>
+          <w14:ligatures w14:val="none"/>
+        </w:rPr>
+      </w:pPr>
     </w:p>
     <w:p>
       <w:pPr>
@@ -7310,6 +7331,7 @@
   <w:style w:type="character" w:default="1" w:styleId="DefaultParagraphFont">
     <w:name w:val="Default Paragraph Font"/>
     <w:uiPriority w:val="1"/>
+    <w:semiHidden/>
     <w:unhideWhenUsed/>
   </w:style>
   <w:style w:type="table" w:default="1" w:styleId="TableNormal">

--- a/Assignment 17.docx
+++ b/Assignment 17.docx
@@ -230,45 +230,19 @@
           <w:lang w:eastAsia="en-IN"/>
           <w14:ligatures w14:val="none"/>
         </w:rPr>
-        <w:t xml:space="preserve">Standard internal table </w:t>
-      </w:r>
-      <w:proofErr w:type="gramStart"/>
-      <w:r>
-        <w:rPr>
-          <w:rFonts w:eastAsia="Times New Roman" w:cstheme="minorHAnsi"/>
-          <w:color w:val="242424"/>
-          <w:kern w:val="0"/>
-          <w:sz w:val="28"/>
-          <w:szCs w:val="28"/>
-          <w:lang w:eastAsia="en-IN"/>
-          <w14:ligatures w14:val="none"/>
-        </w:rPr>
-        <w:t xml:space="preserve">program </w:t>
-      </w:r>
-      <w:r>
-        <w:rPr>
-          <w:rFonts w:eastAsia="Times New Roman" w:cstheme="minorHAnsi"/>
-          <w:color w:val="242424"/>
-          <w:kern w:val="0"/>
-          <w:sz w:val="28"/>
-          <w:szCs w:val="28"/>
-          <w:lang w:eastAsia="en-IN"/>
-          <w14:ligatures w14:val="none"/>
-        </w:rPr>
-        <w:t>:</w:t>
-      </w:r>
-      <w:proofErr w:type="gramEnd"/>
-      <w:r>
-        <w:rPr>
-          <w:rFonts w:eastAsia="Times New Roman" w:cstheme="minorHAnsi"/>
-          <w:color w:val="242424"/>
-          <w:kern w:val="0"/>
-          <w:sz w:val="28"/>
-          <w:szCs w:val="28"/>
-          <w:lang w:eastAsia="en-IN"/>
-          <w14:ligatures w14:val="none"/>
-        </w:rPr>
-        <w:t>-</w:t>
+        <w:t xml:space="preserve">Standard internal table program </w:t>
+      </w:r>
+      <w:r>
+        <w:rPr>
+          <w:rFonts w:eastAsia="Times New Roman" w:cstheme="minorHAnsi"/>
+          <w:color w:val="242424"/>
+          <w:kern w:val="0"/>
+          <w:sz w:val="28"/>
+          <w:szCs w:val="28"/>
+          <w:lang w:eastAsia="en-IN"/>
+          <w14:ligatures w14:val="none"/>
+        </w:rPr>
+        <w:t>:-</w:t>
       </w:r>
     </w:p>
     <w:p>
@@ -361,7 +335,6 @@
           <w14:ligatures w14:val="none"/>
         </w:rPr>
       </w:pPr>
-      <w:proofErr w:type="gramStart"/>
       <w:r>
         <w:rPr>
           <w:rFonts w:eastAsia="Times New Roman" w:cstheme="minorHAnsi"/>
@@ -374,7 +347,6 @@
         </w:rPr>
         <w:t>Output:-</w:t>
       </w:r>
-      <w:proofErr w:type="gramEnd"/>
     </w:p>
     <w:p>
       <w:pPr>
@@ -540,37 +512,7 @@
           <w:lang w:eastAsia="en-IN"/>
           <w14:ligatures w14:val="none"/>
         </w:rPr>
-        <w:t>REFRESH </w:t>
-      </w:r>
-      <w:proofErr w:type="spellStart"/>
-      <w:r>
-        <w:rPr>
-          <w:rFonts w:eastAsia="Times New Roman" w:cstheme="minorHAnsi"/>
-          <w:b/>
-          <w:bCs/>
-          <w:color w:val="242424"/>
-          <w:kern w:val="0"/>
-          <w:sz w:val="28"/>
-          <w:szCs w:val="28"/>
-          <w:lang w:eastAsia="en-IN"/>
-          <w14:ligatures w14:val="none"/>
-        </w:rPr>
-        <w:t>lt_student</w:t>
-      </w:r>
-      <w:proofErr w:type="spellEnd"/>
-      <w:r>
-        <w:rPr>
-          <w:rFonts w:eastAsia="Times New Roman" w:cstheme="minorHAnsi"/>
-          <w:b/>
-          <w:bCs/>
-          <w:color w:val="242424"/>
-          <w:kern w:val="0"/>
-          <w:sz w:val="28"/>
-          <w:szCs w:val="28"/>
-          <w:lang w:eastAsia="en-IN"/>
-          <w14:ligatures w14:val="none"/>
-        </w:rPr>
-        <w:t xml:space="preserve">.  </w:t>
+        <w:t xml:space="preserve">REFRESH lt_student.  </w:t>
       </w:r>
       <w:r>
         <w:rPr>
@@ -615,33 +557,7 @@
           <w:lang w:eastAsia="en-IN"/>
           <w14:ligatures w14:val="none"/>
         </w:rPr>
-        <w:t xml:space="preserve">Only field name </w:t>
-      </w:r>
-      <w:proofErr w:type="gramStart"/>
-      <w:r>
-        <w:rPr>
-          <w:rFonts w:eastAsia="Times New Roman" w:cstheme="minorHAnsi"/>
-          <w:color w:val="242424"/>
-          <w:kern w:val="0"/>
-          <w:sz w:val="28"/>
-          <w:szCs w:val="28"/>
-          <w:lang w:eastAsia="en-IN"/>
-          <w14:ligatures w14:val="none"/>
-        </w:rPr>
-        <w:t>are</w:t>
-      </w:r>
-      <w:proofErr w:type="gramEnd"/>
-      <w:r>
-        <w:rPr>
-          <w:rFonts w:eastAsia="Times New Roman" w:cstheme="minorHAnsi"/>
-          <w:color w:val="242424"/>
-          <w:kern w:val="0"/>
-          <w:sz w:val="28"/>
-          <w:szCs w:val="28"/>
-          <w:lang w:eastAsia="en-IN"/>
-          <w14:ligatures w14:val="none"/>
-        </w:rPr>
-        <w:t xml:space="preserve"> displayed</w:t>
+        <w:t>Only field name are displayed</w:t>
       </w:r>
       <w:r>
         <w:rPr>
@@ -700,37 +616,7 @@
           <w:lang w:eastAsia="en-IN"/>
           <w14:ligatures w14:val="none"/>
         </w:rPr>
-        <w:t xml:space="preserve">REFRESH </w:t>
-      </w:r>
-      <w:proofErr w:type="spellStart"/>
-      <w:r>
-        <w:rPr>
-          <w:rFonts w:eastAsia="Times New Roman" w:cstheme="minorHAnsi"/>
-          <w:b/>
-          <w:bCs/>
-          <w:color w:val="242424"/>
-          <w:kern w:val="0"/>
-          <w:sz w:val="28"/>
-          <w:szCs w:val="28"/>
-          <w:lang w:eastAsia="en-IN"/>
-          <w14:ligatures w14:val="none"/>
-        </w:rPr>
-        <w:t>lt_student</w:t>
-      </w:r>
-      <w:proofErr w:type="spellEnd"/>
-      <w:r>
-        <w:rPr>
-          <w:rFonts w:eastAsia="Times New Roman" w:cstheme="minorHAnsi"/>
-          <w:b/>
-          <w:bCs/>
-          <w:color w:val="242424"/>
-          <w:kern w:val="0"/>
-          <w:sz w:val="28"/>
-          <w:szCs w:val="28"/>
-          <w:lang w:eastAsia="en-IN"/>
-          <w14:ligatures w14:val="none"/>
-        </w:rPr>
-        <w:t>.</w:t>
+        <w:t>REFRESH lt_student.</w:t>
       </w:r>
     </w:p>
     <w:p>
@@ -1032,45 +918,19 @@
           <w:lang w:eastAsia="en-IN"/>
           <w14:ligatures w14:val="none"/>
         </w:rPr>
-        <w:t xml:space="preserve">Sorted internal table </w:t>
-      </w:r>
-      <w:proofErr w:type="gramStart"/>
-      <w:r>
-        <w:rPr>
-          <w:rFonts w:eastAsia="Times New Roman" w:cstheme="minorHAnsi"/>
-          <w:color w:val="242424"/>
-          <w:kern w:val="0"/>
-          <w:sz w:val="28"/>
-          <w:szCs w:val="28"/>
-          <w:lang w:eastAsia="en-IN"/>
-          <w14:ligatures w14:val="none"/>
-        </w:rPr>
-        <w:t xml:space="preserve">program </w:t>
-      </w:r>
-      <w:r>
-        <w:rPr>
-          <w:rFonts w:eastAsia="Times New Roman" w:cstheme="minorHAnsi"/>
-          <w:color w:val="242424"/>
-          <w:kern w:val="0"/>
-          <w:sz w:val="28"/>
-          <w:szCs w:val="28"/>
-          <w:lang w:eastAsia="en-IN"/>
-          <w14:ligatures w14:val="none"/>
-        </w:rPr>
-        <w:t>:</w:t>
-      </w:r>
-      <w:proofErr w:type="gramEnd"/>
-      <w:r>
-        <w:rPr>
-          <w:rFonts w:eastAsia="Times New Roman" w:cstheme="minorHAnsi"/>
-          <w:color w:val="242424"/>
-          <w:kern w:val="0"/>
-          <w:sz w:val="28"/>
-          <w:szCs w:val="28"/>
-          <w:lang w:eastAsia="en-IN"/>
-          <w14:ligatures w14:val="none"/>
-        </w:rPr>
-        <w:t>-</w:t>
+        <w:t xml:space="preserve">Sorted internal table program </w:t>
+      </w:r>
+      <w:r>
+        <w:rPr>
+          <w:rFonts w:eastAsia="Times New Roman" w:cstheme="minorHAnsi"/>
+          <w:color w:val="242424"/>
+          <w:kern w:val="0"/>
+          <w:sz w:val="28"/>
+          <w:szCs w:val="28"/>
+          <w:lang w:eastAsia="en-IN"/>
+          <w14:ligatures w14:val="none"/>
+        </w:rPr>
+        <w:t>:-</w:t>
       </w:r>
     </w:p>
     <w:p>
@@ -1099,9 +959,9 @@
           <w:noProof/>
         </w:rPr>
         <w:drawing>
-          <wp:inline distT="0" distB="0" distL="0" distR="0" wp14:anchorId="7B98CEC9" wp14:editId="180B44D5">
-            <wp:extent cx="5059818" cy="4137660"/>
-            <wp:effectExtent l="0" t="0" r="7620" b="0"/>
+          <wp:inline distT="0" distB="0" distL="0" distR="0" wp14:anchorId="7B98CEC9" wp14:editId="4C7A9301">
+            <wp:extent cx="5404338" cy="4419392"/>
+            <wp:effectExtent l="0" t="0" r="6350" b="635"/>
             <wp:docPr id="1666198822" name="Picture 1"/>
             <wp:cNvGraphicFramePr>
               <a:graphicFrameLocks xmlns:a="http://schemas.openxmlformats.org/drawingml/2006/main" noChangeAspect="1"/>
@@ -1122,7 +982,7 @@
                   <pic:spPr>
                     <a:xfrm>
                       <a:off x="0" y="0"/>
-                      <a:ext cx="5060775" cy="4138443"/>
+                      <a:ext cx="5436730" cy="4445881"/>
                     </a:xfrm>
                     <a:prstGeom prst="rect">
                       <a:avLst/>
@@ -1155,20 +1015,19 @@
           <w14:ligatures w14:val="none"/>
         </w:rPr>
       </w:pPr>
-      <w:proofErr w:type="gramStart"/>
-      <w:r>
-        <w:rPr>
-          <w:rFonts w:eastAsia="Times New Roman" w:cstheme="minorHAnsi"/>
-          <w:color w:val="242424"/>
-          <w:kern w:val="0"/>
-          <w:sz w:val="28"/>
-          <w:szCs w:val="28"/>
-          <w:lang w:eastAsia="en-IN"/>
-          <w14:ligatures w14:val="none"/>
-        </w:rPr>
+      <w:r>
+        <w:rPr>
+          <w:rFonts w:eastAsia="Times New Roman" w:cstheme="minorHAnsi"/>
+          <w:color w:val="242424"/>
+          <w:kern w:val="0"/>
+          <w:sz w:val="28"/>
+          <w:szCs w:val="28"/>
+          <w:lang w:eastAsia="en-IN"/>
+          <w14:ligatures w14:val="none"/>
+        </w:rPr>
+        <w:lastRenderedPageBreak/>
         <w:t>Output:-</w:t>
       </w:r>
-      <w:proofErr w:type="gramEnd"/>
     </w:p>
     <w:p>
       <w:pPr>
@@ -1203,7 +1062,6 @@
           <w:lang w:eastAsia="en-IN"/>
           <w14:ligatures w14:val="none"/>
         </w:rPr>
-        <w:lastRenderedPageBreak/>
         <w:drawing>
           <wp:inline distT="0" distB="0" distL="0" distR="0" wp14:anchorId="049AC70B" wp14:editId="5672F197">
             <wp:extent cx="2981458" cy="1874520"/>
@@ -1304,33 +1162,7 @@
           <w:lang w:eastAsia="en-IN"/>
           <w14:ligatures w14:val="none"/>
         </w:rPr>
-        <w:t xml:space="preserve">Values are displayed in sorted </w:t>
-      </w:r>
-      <w:proofErr w:type="gramStart"/>
-      <w:r>
-        <w:rPr>
-          <w:rFonts w:eastAsia="Times New Roman" w:cstheme="minorHAnsi"/>
-          <w:color w:val="242424"/>
-          <w:kern w:val="0"/>
-          <w:sz w:val="28"/>
-          <w:szCs w:val="28"/>
-          <w:lang w:eastAsia="en-IN"/>
-          <w14:ligatures w14:val="none"/>
-        </w:rPr>
-        <w:t>order(</w:t>
-      </w:r>
-      <w:proofErr w:type="gramEnd"/>
-      <w:r>
-        <w:rPr>
-          <w:rFonts w:eastAsia="Times New Roman" w:cstheme="minorHAnsi"/>
-          <w:color w:val="242424"/>
-          <w:kern w:val="0"/>
-          <w:sz w:val="28"/>
-          <w:szCs w:val="28"/>
-          <w:lang w:eastAsia="en-IN"/>
-          <w14:ligatures w14:val="none"/>
-        </w:rPr>
-        <w:t>Ascending order).</w:t>
+        <w:t>Values are displayed in sorted order(Ascending order).</w:t>
       </w:r>
     </w:p>
     <w:p>
@@ -1560,45 +1392,19 @@
           <w:lang w:eastAsia="en-IN"/>
           <w14:ligatures w14:val="none"/>
         </w:rPr>
-        <w:t xml:space="preserve"> internal table </w:t>
-      </w:r>
-      <w:proofErr w:type="gramStart"/>
-      <w:r>
-        <w:rPr>
-          <w:rFonts w:eastAsia="Times New Roman" w:cstheme="minorHAnsi"/>
-          <w:color w:val="242424"/>
-          <w:kern w:val="0"/>
-          <w:sz w:val="28"/>
-          <w:szCs w:val="28"/>
-          <w:lang w:eastAsia="en-IN"/>
-          <w14:ligatures w14:val="none"/>
-        </w:rPr>
-        <w:t xml:space="preserve">program </w:t>
-      </w:r>
-      <w:r>
-        <w:rPr>
-          <w:rFonts w:eastAsia="Times New Roman" w:cstheme="minorHAnsi"/>
-          <w:color w:val="242424"/>
-          <w:kern w:val="0"/>
-          <w:sz w:val="28"/>
-          <w:szCs w:val="28"/>
-          <w:lang w:eastAsia="en-IN"/>
-          <w14:ligatures w14:val="none"/>
-        </w:rPr>
-        <w:t>:</w:t>
-      </w:r>
-      <w:proofErr w:type="gramEnd"/>
-      <w:r>
-        <w:rPr>
-          <w:rFonts w:eastAsia="Times New Roman" w:cstheme="minorHAnsi"/>
-          <w:color w:val="242424"/>
-          <w:kern w:val="0"/>
-          <w:sz w:val="28"/>
-          <w:szCs w:val="28"/>
-          <w:lang w:eastAsia="en-IN"/>
-          <w14:ligatures w14:val="none"/>
-        </w:rPr>
-        <w:t>-</w:t>
+        <w:t xml:space="preserve"> internal table program </w:t>
+      </w:r>
+      <w:r>
+        <w:rPr>
+          <w:rFonts w:eastAsia="Times New Roman" w:cstheme="minorHAnsi"/>
+          <w:color w:val="242424"/>
+          <w:kern w:val="0"/>
+          <w:sz w:val="28"/>
+          <w:szCs w:val="28"/>
+          <w:lang w:eastAsia="en-IN"/>
+          <w14:ligatures w14:val="none"/>
+        </w:rPr>
+        <w:t>:-</w:t>
       </w:r>
     </w:p>
     <w:p>
@@ -1691,7 +1497,6 @@
           <w14:ligatures w14:val="none"/>
         </w:rPr>
       </w:pPr>
-      <w:proofErr w:type="gramStart"/>
       <w:r>
         <w:rPr>
           <w:rFonts w:eastAsia="Times New Roman" w:cstheme="minorHAnsi"/>
@@ -1704,7 +1509,6 @@
         </w:rPr>
         <w:t>Output:-</w:t>
       </w:r>
-      <w:proofErr w:type="gramEnd"/>
       <w:r>
         <w:rPr>
           <w:rFonts w:eastAsia="Times New Roman" w:cstheme="minorHAnsi"/>
@@ -1949,7 +1753,6 @@
           <w14:ligatures w14:val="none"/>
         </w:rPr>
       </w:pPr>
-      <w:proofErr w:type="gramStart"/>
       <w:r>
         <w:rPr>
           <w:rFonts w:eastAsia="Times New Roman" w:cstheme="minorHAnsi"/>
@@ -1974,7 +1777,6 @@
         </w:rPr>
         <w:t>-</w:t>
       </w:r>
-      <w:proofErr w:type="gramEnd"/>
     </w:p>
     <w:p>
       <w:pPr>
@@ -2060,7 +1862,6 @@
           <w14:ligatures w14:val="none"/>
         </w:rPr>
       </w:pPr>
-      <w:proofErr w:type="gramStart"/>
       <w:r>
         <w:rPr>
           <w:rFonts w:eastAsia="Times New Roman" w:cstheme="minorHAnsi"/>
@@ -2073,7 +1874,6 @@
         </w:rPr>
         <w:t>Output:-</w:t>
       </w:r>
-      <w:proofErr w:type="gramEnd"/>
     </w:p>
     <w:p>
       <w:pPr>
@@ -2290,7 +2090,6 @@
           <w14:ligatures w14:val="none"/>
         </w:rPr>
       </w:pPr>
-      <w:proofErr w:type="gramStart"/>
       <w:r>
         <w:rPr>
           <w:rFonts w:eastAsia="Times New Roman" w:cstheme="minorHAnsi"/>
@@ -2303,7 +2102,6 @@
         </w:rPr>
         <w:t>Program:-</w:t>
       </w:r>
-      <w:proofErr w:type="gramEnd"/>
     </w:p>
     <w:p>
       <w:pPr>
@@ -2447,31 +2245,17 @@
           <w14:ligatures w14:val="none"/>
         </w:rPr>
       </w:pPr>
-      <w:proofErr w:type="gramStart"/>
-      <w:r>
-        <w:rPr>
-          <w:rFonts w:eastAsia="Times New Roman" w:cstheme="minorHAnsi"/>
-          <w:color w:val="242424"/>
-          <w:kern w:val="0"/>
-          <w:sz w:val="28"/>
-          <w:szCs w:val="28"/>
-          <w:lang w:eastAsia="en-IN"/>
-          <w14:ligatures w14:val="none"/>
-        </w:rPr>
-        <w:t>Output :</w:t>
-      </w:r>
-      <w:proofErr w:type="gramEnd"/>
-      <w:r>
-        <w:rPr>
-          <w:rFonts w:eastAsia="Times New Roman" w:cstheme="minorHAnsi"/>
-          <w:color w:val="242424"/>
-          <w:kern w:val="0"/>
-          <w:sz w:val="28"/>
-          <w:szCs w:val="28"/>
-          <w:lang w:eastAsia="en-IN"/>
-          <w14:ligatures w14:val="none"/>
-        </w:rPr>
-        <w:t>-</w:t>
+      <w:r>
+        <w:rPr>
+          <w:rFonts w:eastAsia="Times New Roman" w:cstheme="minorHAnsi"/>
+          <w:color w:val="242424"/>
+          <w:kern w:val="0"/>
+          <w:sz w:val="28"/>
+          <w:szCs w:val="28"/>
+          <w:lang w:eastAsia="en-IN"/>
+          <w14:ligatures w14:val="none"/>
+        </w:rPr>
+        <w:t>Output :-</w:t>
       </w:r>
     </w:p>
     <w:p>
@@ -2672,31 +2456,17 @@
           <w14:ligatures w14:val="none"/>
         </w:rPr>
       </w:pPr>
-      <w:proofErr w:type="gramStart"/>
-      <w:r>
-        <w:rPr>
-          <w:rFonts w:eastAsia="Times New Roman" w:cstheme="minorHAnsi"/>
-          <w:color w:val="242424"/>
-          <w:kern w:val="0"/>
-          <w:sz w:val="28"/>
-          <w:szCs w:val="28"/>
-          <w:lang w:eastAsia="en-IN"/>
-          <w14:ligatures w14:val="none"/>
-        </w:rPr>
-        <w:t>Program :</w:t>
-      </w:r>
-      <w:proofErr w:type="gramEnd"/>
-      <w:r>
-        <w:rPr>
-          <w:rFonts w:eastAsia="Times New Roman" w:cstheme="minorHAnsi"/>
-          <w:color w:val="242424"/>
-          <w:kern w:val="0"/>
-          <w:sz w:val="28"/>
-          <w:szCs w:val="28"/>
-          <w:lang w:eastAsia="en-IN"/>
-          <w14:ligatures w14:val="none"/>
-        </w:rPr>
-        <w:t>-</w:t>
+      <w:r>
+        <w:rPr>
+          <w:rFonts w:eastAsia="Times New Roman" w:cstheme="minorHAnsi"/>
+          <w:color w:val="242424"/>
+          <w:kern w:val="0"/>
+          <w:sz w:val="28"/>
+          <w:szCs w:val="28"/>
+          <w:lang w:eastAsia="en-IN"/>
+          <w14:ligatures w14:val="none"/>
+        </w:rPr>
+        <w:t>Program :-</w:t>
       </w:r>
     </w:p>
     <w:p>
@@ -2855,7 +2625,6 @@
           <w14:ligatures w14:val="none"/>
         </w:rPr>
       </w:pPr>
-      <w:proofErr w:type="gramStart"/>
       <w:r>
         <w:rPr>
           <w:rFonts w:eastAsia="Times New Roman" w:cstheme="minorHAnsi"/>
@@ -2868,7 +2637,6 @@
         </w:rPr>
         <w:t>Output:-</w:t>
       </w:r>
-      <w:proofErr w:type="gramEnd"/>
     </w:p>
     <w:p>
       <w:pPr>
@@ -3406,22 +3174,8 @@
                 <w:lang w:eastAsia="en-IN"/>
                 <w14:ligatures w14:val="none"/>
               </w:rPr>
-              <w:t xml:space="preserve">APPEND </w:t>
-            </w:r>
-            <w:proofErr w:type="spellStart"/>
-            <w:r>
-              <w:rPr>
-                <w:rFonts w:ascii="Calibri" w:eastAsia="Times New Roman" w:hAnsi="Calibri" w:cs="Calibri"/>
-                <w:color w:val="000000"/>
-                <w:kern w:val="0"/>
-                <w:sz w:val="28"/>
-                <w:szCs w:val="28"/>
-                <w:lang w:eastAsia="en-IN"/>
-                <w14:ligatures w14:val="none"/>
-              </w:rPr>
-              <w:t>wa_student</w:t>
-            </w:r>
-            <w:proofErr w:type="spellEnd"/>
+              <w:t>APPEND wa_student</w:t>
+            </w:r>
             <w:r>
               <w:rPr>
                 <w:rFonts w:ascii="Calibri" w:eastAsia="Times New Roman" w:hAnsi="Calibri" w:cs="Calibri"/>
@@ -3446,7 +3200,6 @@
               </w:rPr>
               <w:t xml:space="preserve">TO </w:t>
             </w:r>
-            <w:proofErr w:type="spellStart"/>
             <w:r>
               <w:rPr>
                 <w:rFonts w:ascii="Calibri" w:eastAsia="Times New Roman" w:hAnsi="Calibri" w:cs="Calibri"/>
@@ -3469,20 +3222,7 @@
                 <w:lang w:eastAsia="en-IN"/>
                 <w14:ligatures w14:val="none"/>
               </w:rPr>
-              <w:t>t_student</w:t>
-            </w:r>
-            <w:proofErr w:type="spellEnd"/>
-            <w:r>
-              <w:rPr>
-                <w:rFonts w:ascii="Calibri" w:eastAsia="Times New Roman" w:hAnsi="Calibri" w:cs="Calibri"/>
-                <w:color w:val="000000"/>
-                <w:kern w:val="0"/>
-                <w:sz w:val="28"/>
-                <w:szCs w:val="28"/>
-                <w:lang w:eastAsia="en-IN"/>
-                <w14:ligatures w14:val="none"/>
-              </w:rPr>
-              <w:t>.</w:t>
+              <w:t>t_student.</w:t>
             </w:r>
           </w:p>
         </w:tc>
@@ -3643,35 +3383,8 @@
                 <w:lang w:eastAsia="en-IN"/>
                 <w14:ligatures w14:val="none"/>
               </w:rPr>
-              <w:t xml:space="preserve">INSERT </w:t>
-            </w:r>
-            <w:proofErr w:type="spellStart"/>
-            <w:r>
-              <w:rPr>
-                <w:rFonts w:ascii="Calibri" w:eastAsia="Times New Roman" w:hAnsi="Calibri" w:cs="Calibri"/>
-                <w:color w:val="000000"/>
-                <w:kern w:val="0"/>
-                <w:sz w:val="28"/>
-                <w:szCs w:val="28"/>
-                <w:lang w:eastAsia="en-IN"/>
-                <w14:ligatures w14:val="none"/>
-              </w:rPr>
-              <w:t>wa_student</w:t>
-            </w:r>
-            <w:proofErr w:type="spellEnd"/>
-            <w:r>
-              <w:rPr>
-                <w:rFonts w:ascii="Calibri" w:eastAsia="Times New Roman" w:hAnsi="Calibri" w:cs="Calibri"/>
-                <w:color w:val="000000"/>
-                <w:kern w:val="0"/>
-                <w:sz w:val="28"/>
-                <w:szCs w:val="28"/>
-                <w:lang w:eastAsia="en-IN"/>
-                <w14:ligatures w14:val="none"/>
-              </w:rPr>
-              <w:t xml:space="preserve"> INTO </w:t>
-            </w:r>
-            <w:proofErr w:type="spellStart"/>
+              <w:t xml:space="preserve">INSERT wa_student INTO </w:t>
+            </w:r>
             <w:r>
               <w:rPr>
                 <w:rFonts w:ascii="Calibri" w:eastAsia="Times New Roman" w:hAnsi="Calibri" w:cs="Calibri"/>
@@ -3694,20 +3407,7 @@
                 <w:lang w:eastAsia="en-IN"/>
                 <w14:ligatures w14:val="none"/>
               </w:rPr>
-              <w:t>t_student</w:t>
-            </w:r>
-            <w:proofErr w:type="spellEnd"/>
-            <w:r>
-              <w:rPr>
-                <w:rFonts w:ascii="Calibri" w:eastAsia="Times New Roman" w:hAnsi="Calibri" w:cs="Calibri"/>
-                <w:color w:val="000000"/>
-                <w:kern w:val="0"/>
-                <w:sz w:val="28"/>
-                <w:szCs w:val="28"/>
-                <w:lang w:eastAsia="en-IN"/>
-                <w14:ligatures w14:val="none"/>
-              </w:rPr>
-              <w:t xml:space="preserve"> INDEX 2.</w:t>
+              <w:t>t_student INDEX 2.</w:t>
             </w:r>
           </w:p>
         </w:tc>
@@ -3894,7 +3594,6 @@
               </w:rPr>
               <w:t xml:space="preserve">MODIFY </w:t>
             </w:r>
-            <w:proofErr w:type="spellStart"/>
             <w:r>
               <w:rPr>
                 <w:rFonts w:ascii="Calibri" w:eastAsia="Times New Roman" w:hAnsi="Calibri" w:cs="Calibri"/>
@@ -3917,46 +3616,7 @@
                 <w:lang w:eastAsia="en-IN"/>
                 <w14:ligatures w14:val="none"/>
               </w:rPr>
-              <w:t>t_student</w:t>
-            </w:r>
-            <w:proofErr w:type="spellEnd"/>
-            <w:r>
-              <w:rPr>
-                <w:rFonts w:ascii="Calibri" w:eastAsia="Times New Roman" w:hAnsi="Calibri" w:cs="Calibri"/>
-                <w:color w:val="000000"/>
-                <w:kern w:val="0"/>
-                <w:sz w:val="28"/>
-                <w:szCs w:val="28"/>
-                <w:lang w:eastAsia="en-IN"/>
-                <w14:ligatures w14:val="none"/>
-              </w:rPr>
-              <w:t xml:space="preserve"> FROM </w:t>
-            </w:r>
-            <w:proofErr w:type="spellStart"/>
-            <w:r>
-              <w:rPr>
-                <w:rFonts w:ascii="Calibri" w:eastAsia="Times New Roman" w:hAnsi="Calibri" w:cs="Calibri"/>
-                <w:color w:val="000000"/>
-                <w:kern w:val="0"/>
-                <w:sz w:val="28"/>
-                <w:szCs w:val="28"/>
-                <w:lang w:eastAsia="en-IN"/>
-                <w14:ligatures w14:val="none"/>
-              </w:rPr>
-              <w:t>wa_student</w:t>
-            </w:r>
-            <w:proofErr w:type="spellEnd"/>
-            <w:r>
-              <w:rPr>
-                <w:rFonts w:ascii="Calibri" w:eastAsia="Times New Roman" w:hAnsi="Calibri" w:cs="Calibri"/>
-                <w:color w:val="000000"/>
-                <w:kern w:val="0"/>
-                <w:sz w:val="28"/>
-                <w:szCs w:val="28"/>
-                <w:lang w:eastAsia="en-IN"/>
-                <w14:ligatures w14:val="none"/>
-              </w:rPr>
-              <w:t xml:space="preserve"> INDEX 2.</w:t>
+              <w:t>t_student FROM wa_student INDEX 2.</w:t>
             </w:r>
           </w:p>
           <w:p>
@@ -3998,111 +3658,7 @@
                 <w:lang w:eastAsia="en-IN"/>
                 <w14:ligatures w14:val="none"/>
               </w:rPr>
-              <w:t xml:space="preserve">MODIFY </w:t>
-            </w:r>
-            <w:proofErr w:type="spellStart"/>
-            <w:r>
-              <w:rPr>
-                <w:rFonts w:ascii="Calibri" w:eastAsia="Times New Roman" w:hAnsi="Calibri" w:cs="Calibri"/>
-                <w:color w:val="000000"/>
-                <w:kern w:val="0"/>
-                <w:sz w:val="28"/>
-                <w:szCs w:val="28"/>
-                <w:lang w:eastAsia="en-IN"/>
-                <w14:ligatures w14:val="none"/>
-              </w:rPr>
-              <w:t>lt_student</w:t>
-            </w:r>
-            <w:proofErr w:type="spellEnd"/>
-            <w:r>
-              <w:rPr>
-                <w:rFonts w:ascii="Calibri" w:eastAsia="Times New Roman" w:hAnsi="Calibri" w:cs="Calibri"/>
-                <w:color w:val="000000"/>
-                <w:kern w:val="0"/>
-                <w:sz w:val="28"/>
-                <w:szCs w:val="28"/>
-                <w:lang w:eastAsia="en-IN"/>
-                <w14:ligatures w14:val="none"/>
-              </w:rPr>
-              <w:t xml:space="preserve"> FROM </w:t>
-            </w:r>
-            <w:proofErr w:type="spellStart"/>
-            <w:r>
-              <w:rPr>
-                <w:rFonts w:ascii="Calibri" w:eastAsia="Times New Roman" w:hAnsi="Calibri" w:cs="Calibri"/>
-                <w:color w:val="000000"/>
-                <w:kern w:val="0"/>
-                <w:sz w:val="28"/>
-                <w:szCs w:val="28"/>
-                <w:lang w:eastAsia="en-IN"/>
-                <w14:ligatures w14:val="none"/>
-              </w:rPr>
-              <w:t>wa_student</w:t>
-            </w:r>
-            <w:proofErr w:type="spellEnd"/>
-            <w:r>
-              <w:rPr>
-                <w:rFonts w:ascii="Calibri" w:eastAsia="Times New Roman" w:hAnsi="Calibri" w:cs="Calibri"/>
-                <w:color w:val="000000"/>
-                <w:kern w:val="0"/>
-                <w:sz w:val="28"/>
-                <w:szCs w:val="28"/>
-                <w:lang w:eastAsia="en-IN"/>
-                <w14:ligatures w14:val="none"/>
-              </w:rPr>
-              <w:t xml:space="preserve"> TRANSPORTING </w:t>
-            </w:r>
-            <w:proofErr w:type="spellStart"/>
-            <w:r>
-              <w:rPr>
-                <w:rFonts w:ascii="Calibri" w:eastAsia="Times New Roman" w:hAnsi="Calibri" w:cs="Calibri"/>
-                <w:color w:val="000000"/>
-                <w:kern w:val="0"/>
-                <w:sz w:val="28"/>
-                <w:szCs w:val="28"/>
-                <w:lang w:eastAsia="en-IN"/>
-                <w14:ligatures w14:val="none"/>
-              </w:rPr>
-              <w:t>s_name</w:t>
-            </w:r>
-            <w:proofErr w:type="spellEnd"/>
-            <w:r>
-              <w:rPr>
-                <w:rFonts w:ascii="Calibri" w:eastAsia="Times New Roman" w:hAnsi="Calibri" w:cs="Calibri"/>
-                <w:color w:val="000000"/>
-                <w:kern w:val="0"/>
-                <w:sz w:val="28"/>
-                <w:szCs w:val="28"/>
-                <w:lang w:eastAsia="en-IN"/>
-                <w14:ligatures w14:val="none"/>
-              </w:rPr>
-              <w:t xml:space="preserve"> WHERE </w:t>
-            </w:r>
-            <w:proofErr w:type="spellStart"/>
-            <w:r>
-              <w:rPr>
-                <w:rFonts w:ascii="Calibri" w:eastAsia="Times New Roman" w:hAnsi="Calibri" w:cs="Calibri"/>
-                <w:color w:val="000000"/>
-                <w:kern w:val="0"/>
-                <w:sz w:val="28"/>
-                <w:szCs w:val="28"/>
-                <w:lang w:eastAsia="en-IN"/>
-                <w14:ligatures w14:val="none"/>
-              </w:rPr>
-              <w:t>s_id</w:t>
-            </w:r>
-            <w:proofErr w:type="spellEnd"/>
-            <w:r>
-              <w:rPr>
-                <w:rFonts w:ascii="Calibri" w:eastAsia="Times New Roman" w:hAnsi="Calibri" w:cs="Calibri"/>
-                <w:color w:val="000000"/>
-                <w:kern w:val="0"/>
-                <w:sz w:val="28"/>
-                <w:szCs w:val="28"/>
-                <w:lang w:eastAsia="en-IN"/>
-                <w14:ligatures w14:val="none"/>
-              </w:rPr>
-              <w:t xml:space="preserve"> = 001.</w:t>
+              <w:t>MODIFY lt_student FROM wa_student TRANSPORTING s_name WHERE s_id = 001.</w:t>
             </w:r>
           </w:p>
         </w:tc>
@@ -4289,33 +3845,7 @@
                 <w:lang w:eastAsia="en-IN"/>
                 <w14:ligatures w14:val="none"/>
               </w:rPr>
-              <w:t xml:space="preserve">DELETE </w:t>
-            </w:r>
-            <w:proofErr w:type="spellStart"/>
-            <w:r>
-              <w:rPr>
-                <w:rFonts w:ascii="Calibri" w:eastAsia="Times New Roman" w:hAnsi="Calibri" w:cs="Calibri"/>
-                <w:color w:val="000000"/>
-                <w:kern w:val="0"/>
-                <w:sz w:val="28"/>
-                <w:szCs w:val="28"/>
-                <w:lang w:eastAsia="en-IN"/>
-                <w14:ligatures w14:val="none"/>
-              </w:rPr>
-              <w:t>lt_student</w:t>
-            </w:r>
-            <w:proofErr w:type="spellEnd"/>
-            <w:r>
-              <w:rPr>
-                <w:rFonts w:ascii="Calibri" w:eastAsia="Times New Roman" w:hAnsi="Calibri" w:cs="Calibri"/>
-                <w:color w:val="000000"/>
-                <w:kern w:val="0"/>
-                <w:sz w:val="28"/>
-                <w:szCs w:val="28"/>
-                <w:lang w:eastAsia="en-IN"/>
-                <w14:ligatures w14:val="none"/>
-              </w:rPr>
-              <w:t xml:space="preserve"> INDEX 2.</w:t>
+              <w:t>DELETE lt_student INDEX 2.</w:t>
             </w:r>
           </w:p>
           <w:p>
@@ -4342,59 +3872,7 @@
                 <w:lang w:eastAsia="en-IN"/>
                 <w14:ligatures w14:val="none"/>
               </w:rPr>
-              <w:t>DELETE </w:t>
-            </w:r>
-            <w:proofErr w:type="spellStart"/>
-            <w:r>
-              <w:rPr>
-                <w:rFonts w:ascii="Calibri" w:eastAsia="Times New Roman" w:hAnsi="Calibri" w:cs="Calibri"/>
-                <w:color w:val="000000"/>
-                <w:kern w:val="0"/>
-                <w:sz w:val="28"/>
-                <w:szCs w:val="28"/>
-                <w:lang w:eastAsia="en-IN"/>
-                <w14:ligatures w14:val="none"/>
-              </w:rPr>
-              <w:t>lt_student</w:t>
-            </w:r>
-            <w:proofErr w:type="spellEnd"/>
-            <w:r>
-              <w:rPr>
-                <w:rFonts w:ascii="Calibri" w:eastAsia="Times New Roman" w:hAnsi="Calibri" w:cs="Calibri"/>
-                <w:color w:val="000000"/>
-                <w:kern w:val="0"/>
-                <w:sz w:val="28"/>
-                <w:szCs w:val="28"/>
-                <w:lang w:eastAsia="en-IN"/>
-                <w14:ligatures w14:val="none"/>
-              </w:rPr>
-              <w:t> WHERE </w:t>
-            </w:r>
-            <w:proofErr w:type="spellStart"/>
-            <w:r>
-              <w:rPr>
-                <w:rFonts w:ascii="Calibri" w:eastAsia="Times New Roman" w:hAnsi="Calibri" w:cs="Calibri"/>
-                <w:color w:val="000000"/>
-                <w:kern w:val="0"/>
-                <w:sz w:val="28"/>
-                <w:szCs w:val="28"/>
-                <w:lang w:eastAsia="en-IN"/>
-                <w14:ligatures w14:val="none"/>
-              </w:rPr>
-              <w:t>s_id</w:t>
-            </w:r>
-            <w:proofErr w:type="spellEnd"/>
-            <w:r>
-              <w:rPr>
-                <w:rFonts w:ascii="Calibri" w:eastAsia="Times New Roman" w:hAnsi="Calibri" w:cs="Calibri"/>
-                <w:color w:val="000000"/>
-                <w:kern w:val="0"/>
-                <w:sz w:val="28"/>
-                <w:szCs w:val="28"/>
-                <w:lang w:eastAsia="en-IN"/>
-                <w14:ligatures w14:val="none"/>
-              </w:rPr>
-              <w:t> = 002.</w:t>
+              <w:t>DELETE lt_student WHERE s_id = 002.</w:t>
             </w:r>
           </w:p>
         </w:tc>
@@ -4567,33 +4045,7 @@
                 <w:lang w:eastAsia="en-IN"/>
                 <w14:ligatures w14:val="none"/>
               </w:rPr>
-              <w:t xml:space="preserve">SORT </w:t>
-            </w:r>
-            <w:proofErr w:type="spellStart"/>
-            <w:r>
-              <w:rPr>
-                <w:rFonts w:ascii="Calibri" w:eastAsia="Times New Roman" w:hAnsi="Calibri" w:cs="Calibri"/>
-                <w:color w:val="000000"/>
-                <w:kern w:val="0"/>
-                <w:sz w:val="28"/>
-                <w:szCs w:val="28"/>
-                <w:lang w:eastAsia="en-IN"/>
-                <w14:ligatures w14:val="none"/>
-              </w:rPr>
-              <w:t>lt_student</w:t>
-            </w:r>
-            <w:proofErr w:type="spellEnd"/>
-            <w:r>
-              <w:rPr>
-                <w:rFonts w:ascii="Calibri" w:eastAsia="Times New Roman" w:hAnsi="Calibri" w:cs="Calibri"/>
-                <w:color w:val="000000"/>
-                <w:kern w:val="0"/>
-                <w:sz w:val="28"/>
-                <w:szCs w:val="28"/>
-                <w:lang w:eastAsia="en-IN"/>
-                <w14:ligatures w14:val="none"/>
-              </w:rPr>
-              <w:t xml:space="preserve"> ASCENDING.</w:t>
+              <w:t>SORT lt_student ASCENDING.</w:t>
             </w:r>
           </w:p>
           <w:p>
@@ -4632,33 +4084,7 @@
                 <w:lang w:eastAsia="en-IN"/>
                 <w14:ligatures w14:val="none"/>
               </w:rPr>
-              <w:t>SORT </w:t>
-            </w:r>
-            <w:proofErr w:type="spellStart"/>
-            <w:r>
-              <w:rPr>
-                <w:rFonts w:ascii="Calibri" w:eastAsia="Times New Roman" w:hAnsi="Calibri" w:cs="Calibri"/>
-                <w:color w:val="000000"/>
-                <w:kern w:val="0"/>
-                <w:sz w:val="28"/>
-                <w:szCs w:val="28"/>
-                <w:lang w:eastAsia="en-IN"/>
-                <w14:ligatures w14:val="none"/>
-              </w:rPr>
-              <w:t>lt_student</w:t>
-            </w:r>
-            <w:proofErr w:type="spellEnd"/>
-            <w:r>
-              <w:rPr>
-                <w:rFonts w:ascii="Calibri" w:eastAsia="Times New Roman" w:hAnsi="Calibri" w:cs="Calibri"/>
-                <w:color w:val="000000"/>
-                <w:kern w:val="0"/>
-                <w:sz w:val="28"/>
-                <w:szCs w:val="28"/>
-                <w:lang w:eastAsia="en-IN"/>
-                <w14:ligatures w14:val="none"/>
-              </w:rPr>
-              <w:t> </w:t>
+              <w:t>SORT lt_student </w:t>
             </w:r>
             <w:r>
               <w:rPr>
@@ -4706,59 +4132,7 @@
                 <w:lang w:eastAsia="en-IN"/>
                 <w14:ligatures w14:val="none"/>
               </w:rPr>
-              <w:t>RT </w:t>
-            </w:r>
-            <w:proofErr w:type="spellStart"/>
-            <w:r>
-              <w:rPr>
-                <w:rFonts w:ascii="Calibri" w:eastAsia="Times New Roman" w:hAnsi="Calibri" w:cs="Calibri"/>
-                <w:color w:val="000000"/>
-                <w:kern w:val="0"/>
-                <w:sz w:val="28"/>
-                <w:szCs w:val="28"/>
-                <w:lang w:eastAsia="en-IN"/>
-                <w14:ligatures w14:val="none"/>
-              </w:rPr>
-              <w:t>lt_student</w:t>
-            </w:r>
-            <w:proofErr w:type="spellEnd"/>
-            <w:r>
-              <w:rPr>
-                <w:rFonts w:ascii="Calibri" w:eastAsia="Times New Roman" w:hAnsi="Calibri" w:cs="Calibri"/>
-                <w:color w:val="000000"/>
-                <w:kern w:val="0"/>
-                <w:sz w:val="28"/>
-                <w:szCs w:val="28"/>
-                <w:lang w:eastAsia="en-IN"/>
-                <w14:ligatures w14:val="none"/>
-              </w:rPr>
-              <w:t> BY </w:t>
-            </w:r>
-            <w:proofErr w:type="spellStart"/>
-            <w:r>
-              <w:rPr>
-                <w:rFonts w:ascii="Calibri" w:eastAsia="Times New Roman" w:hAnsi="Calibri" w:cs="Calibri"/>
-                <w:color w:val="000000"/>
-                <w:kern w:val="0"/>
-                <w:sz w:val="28"/>
-                <w:szCs w:val="28"/>
-                <w:lang w:eastAsia="en-IN"/>
-                <w14:ligatures w14:val="none"/>
-              </w:rPr>
-              <w:t>s_id</w:t>
-            </w:r>
-            <w:proofErr w:type="spellEnd"/>
-            <w:r>
-              <w:rPr>
-                <w:rFonts w:ascii="Calibri" w:eastAsia="Times New Roman" w:hAnsi="Calibri" w:cs="Calibri"/>
-                <w:color w:val="000000"/>
-                <w:kern w:val="0"/>
-                <w:sz w:val="28"/>
-                <w:szCs w:val="28"/>
-                <w:lang w:eastAsia="en-IN"/>
-                <w14:ligatures w14:val="none"/>
-              </w:rPr>
-              <w:t>.</w:t>
+              <w:t>RT lt_student BY s_id.</w:t>
             </w:r>
           </w:p>
         </w:tc>
@@ -4949,7 +4323,6 @@
               </w:rPr>
               <w:t xml:space="preserve">CLEAR </w:t>
             </w:r>
-            <w:proofErr w:type="spellStart"/>
             <w:r>
               <w:rPr>
                 <w:rFonts w:ascii="Calibri" w:eastAsia="Times New Roman" w:hAnsi="Calibri" w:cs="Calibri"/>
@@ -4972,20 +4345,7 @@
                 <w:lang w:eastAsia="en-IN"/>
                 <w14:ligatures w14:val="none"/>
               </w:rPr>
-              <w:t>_student</w:t>
-            </w:r>
-            <w:proofErr w:type="spellEnd"/>
-            <w:r>
-              <w:rPr>
-                <w:rFonts w:ascii="Calibri" w:eastAsia="Times New Roman" w:hAnsi="Calibri" w:cs="Calibri"/>
-                <w:color w:val="000000"/>
-                <w:kern w:val="0"/>
-                <w:sz w:val="28"/>
-                <w:szCs w:val="28"/>
-                <w:lang w:eastAsia="en-IN"/>
-                <w14:ligatures w14:val="none"/>
-              </w:rPr>
-              <w:t>.</w:t>
+              <w:t>_student.</w:t>
             </w:r>
           </w:p>
           <w:p>
@@ -5014,7 +4374,6 @@
               </w:rPr>
               <w:t xml:space="preserve">REFRESH </w:t>
             </w:r>
-            <w:proofErr w:type="spellStart"/>
             <w:r>
               <w:rPr>
                 <w:rFonts w:ascii="Calibri" w:eastAsia="Times New Roman" w:hAnsi="Calibri" w:cs="Calibri"/>
@@ -5037,20 +4396,7 @@
                 <w:lang w:eastAsia="en-IN"/>
                 <w14:ligatures w14:val="none"/>
               </w:rPr>
-              <w:t>t_student</w:t>
-            </w:r>
-            <w:proofErr w:type="spellEnd"/>
-            <w:r>
-              <w:rPr>
-                <w:rFonts w:ascii="Calibri" w:eastAsia="Times New Roman" w:hAnsi="Calibri" w:cs="Calibri"/>
-                <w:color w:val="000000"/>
-                <w:kern w:val="0"/>
-                <w:sz w:val="28"/>
-                <w:szCs w:val="28"/>
-                <w:lang w:eastAsia="en-IN"/>
-                <w14:ligatures w14:val="none"/>
-              </w:rPr>
-              <w:t>.</w:t>
+              <w:t>t_student.</w:t>
             </w:r>
           </w:p>
         </w:tc>
@@ -5182,59 +4528,7 @@
                 <w:lang w:eastAsia="en-IN"/>
                 <w14:ligatures w14:val="none"/>
               </w:rPr>
-              <w:t>LOOP AT </w:t>
-            </w:r>
-            <w:proofErr w:type="spellStart"/>
-            <w:r>
-              <w:rPr>
-                <w:rFonts w:ascii="Calibri" w:eastAsia="Times New Roman" w:hAnsi="Calibri" w:cs="Calibri"/>
-                <w:color w:val="000000"/>
-                <w:kern w:val="0"/>
-                <w:sz w:val="28"/>
-                <w:szCs w:val="28"/>
-                <w:lang w:eastAsia="en-IN"/>
-                <w14:ligatures w14:val="none"/>
-              </w:rPr>
-              <w:t>lt_student</w:t>
-            </w:r>
-            <w:proofErr w:type="spellEnd"/>
-            <w:r>
-              <w:rPr>
-                <w:rFonts w:ascii="Calibri" w:eastAsia="Times New Roman" w:hAnsi="Calibri" w:cs="Calibri"/>
-                <w:color w:val="000000"/>
-                <w:kern w:val="0"/>
-                <w:sz w:val="28"/>
-                <w:szCs w:val="28"/>
-                <w:lang w:eastAsia="en-IN"/>
-                <w14:ligatures w14:val="none"/>
-              </w:rPr>
-              <w:t> INTO </w:t>
-            </w:r>
-            <w:proofErr w:type="spellStart"/>
-            <w:r>
-              <w:rPr>
-                <w:rFonts w:ascii="Calibri" w:eastAsia="Times New Roman" w:hAnsi="Calibri" w:cs="Calibri"/>
-                <w:color w:val="000000"/>
-                <w:kern w:val="0"/>
-                <w:sz w:val="28"/>
-                <w:szCs w:val="28"/>
-                <w:lang w:eastAsia="en-IN"/>
-                <w14:ligatures w14:val="none"/>
-              </w:rPr>
-              <w:t>wa_student</w:t>
-            </w:r>
-            <w:proofErr w:type="spellEnd"/>
-            <w:r>
-              <w:rPr>
-                <w:rFonts w:ascii="Calibri" w:eastAsia="Times New Roman" w:hAnsi="Calibri" w:cs="Calibri"/>
-                <w:color w:val="000000"/>
-                <w:kern w:val="0"/>
-                <w:sz w:val="28"/>
-                <w:szCs w:val="28"/>
-                <w:lang w:eastAsia="en-IN"/>
-                <w14:ligatures w14:val="none"/>
-              </w:rPr>
-              <w:t>.</w:t>
+              <w:t>LOOP AT lt_student INTO wa_student.</w:t>
             </w:r>
             <w:r>
               <w:rPr>
@@ -5247,58 +4541,7 @@
                 <w14:ligatures w14:val="none"/>
               </w:rPr>
               <w:br/>
-            </w:r>
-            <w:proofErr w:type="gramStart"/>
-            <w:r>
-              <w:rPr>
-                <w:rFonts w:ascii="Calibri" w:eastAsia="Times New Roman" w:hAnsi="Calibri" w:cs="Calibri"/>
-                <w:color w:val="000000"/>
-                <w:kern w:val="0"/>
-                <w:sz w:val="28"/>
-                <w:szCs w:val="28"/>
-                <w:lang w:eastAsia="en-IN"/>
-                <w14:ligatures w14:val="none"/>
-              </w:rPr>
-              <w:t>WRITE :</w:t>
-            </w:r>
-            <w:proofErr w:type="gramEnd"/>
-            <w:r>
-              <w:rPr>
-                <w:rFonts w:ascii="Calibri" w:eastAsia="Times New Roman" w:hAnsi="Calibri" w:cs="Calibri"/>
-                <w:color w:val="000000"/>
-                <w:kern w:val="0"/>
-                <w:sz w:val="28"/>
-                <w:szCs w:val="28"/>
-                <w:lang w:eastAsia="en-IN"/>
-                <w14:ligatures w14:val="none"/>
-              </w:rPr>
-              <w:t> / </w:t>
-            </w:r>
-            <w:proofErr w:type="spellStart"/>
-            <w:r>
-              <w:rPr>
-                <w:rFonts w:ascii="Calibri" w:eastAsia="Times New Roman" w:hAnsi="Calibri" w:cs="Calibri"/>
-                <w:color w:val="000000"/>
-                <w:kern w:val="0"/>
-                <w:sz w:val="28"/>
-                <w:szCs w:val="28"/>
-                <w:lang w:eastAsia="en-IN"/>
-                <w14:ligatures w14:val="none"/>
-              </w:rPr>
-              <w:t>wa_student</w:t>
-            </w:r>
-            <w:proofErr w:type="spellEnd"/>
-            <w:r>
-              <w:rPr>
-                <w:rFonts w:ascii="Calibri" w:eastAsia="Times New Roman" w:hAnsi="Calibri" w:cs="Calibri"/>
-                <w:color w:val="000000"/>
-                <w:kern w:val="0"/>
-                <w:sz w:val="28"/>
-                <w:szCs w:val="28"/>
-                <w:lang w:eastAsia="en-IN"/>
-                <w14:ligatures w14:val="none"/>
-              </w:rPr>
-              <w:t>.</w:t>
+              <w:t>WRITE : / wa_student.</w:t>
             </w:r>
             <w:r>
               <w:rPr>
@@ -5430,59 +4673,7 @@
                 <w:lang w:eastAsia="en-IN"/>
                 <w14:ligatures w14:val="none"/>
               </w:rPr>
-              <w:t>DESCRIBE TABLE </w:t>
-            </w:r>
-            <w:proofErr w:type="spellStart"/>
-            <w:r>
-              <w:rPr>
-                <w:rFonts w:ascii="Calibri" w:eastAsia="Times New Roman" w:hAnsi="Calibri" w:cs="Calibri"/>
-                <w:color w:val="000000"/>
-                <w:kern w:val="0"/>
-                <w:sz w:val="28"/>
-                <w:szCs w:val="28"/>
-                <w:lang w:eastAsia="en-IN"/>
-                <w14:ligatures w14:val="none"/>
-              </w:rPr>
-              <w:t>lt_data</w:t>
-            </w:r>
-            <w:proofErr w:type="spellEnd"/>
-            <w:r>
-              <w:rPr>
-                <w:rFonts w:ascii="Calibri" w:eastAsia="Times New Roman" w:hAnsi="Calibri" w:cs="Calibri"/>
-                <w:color w:val="000000"/>
-                <w:kern w:val="0"/>
-                <w:sz w:val="28"/>
-                <w:szCs w:val="28"/>
-                <w:lang w:eastAsia="en-IN"/>
-                <w14:ligatures w14:val="none"/>
-              </w:rPr>
-              <w:t> LINES data(</w:t>
-            </w:r>
-            <w:proofErr w:type="spellStart"/>
-            <w:r>
-              <w:rPr>
-                <w:rFonts w:ascii="Calibri" w:eastAsia="Times New Roman" w:hAnsi="Calibri" w:cs="Calibri"/>
-                <w:color w:val="000000"/>
-                <w:kern w:val="0"/>
-                <w:sz w:val="28"/>
-                <w:szCs w:val="28"/>
-                <w:lang w:eastAsia="en-IN"/>
-                <w14:ligatures w14:val="none"/>
-              </w:rPr>
-              <w:t>lv_lines</w:t>
-            </w:r>
-            <w:proofErr w:type="spellEnd"/>
-            <w:r>
-              <w:rPr>
-                <w:rFonts w:ascii="Calibri" w:eastAsia="Times New Roman" w:hAnsi="Calibri" w:cs="Calibri"/>
-                <w:color w:val="000000"/>
-                <w:kern w:val="0"/>
-                <w:sz w:val="28"/>
-                <w:szCs w:val="28"/>
-                <w:lang w:eastAsia="en-IN"/>
-                <w14:ligatures w14:val="none"/>
-              </w:rPr>
-              <w:t>).</w:t>
+              <w:t>DESCRIBE TABLE lt_data LINES data(lv_lines).</w:t>
             </w:r>
             <w:r>
               <w:rPr>
@@ -5495,59 +4686,7 @@
                 <w14:ligatures w14:val="none"/>
               </w:rPr>
               <w:br/>
-              <w:t>DESCRIBE TABLE </w:t>
-            </w:r>
-            <w:proofErr w:type="spellStart"/>
-            <w:r>
-              <w:rPr>
-                <w:rFonts w:ascii="Calibri" w:eastAsia="Times New Roman" w:hAnsi="Calibri" w:cs="Calibri"/>
-                <w:color w:val="000000"/>
-                <w:kern w:val="0"/>
-                <w:sz w:val="28"/>
-                <w:szCs w:val="28"/>
-                <w:lang w:eastAsia="en-IN"/>
-                <w14:ligatures w14:val="none"/>
-              </w:rPr>
-              <w:t>lt_data</w:t>
-            </w:r>
-            <w:proofErr w:type="spellEnd"/>
-            <w:r>
-              <w:rPr>
-                <w:rFonts w:ascii="Calibri" w:eastAsia="Times New Roman" w:hAnsi="Calibri" w:cs="Calibri"/>
-                <w:color w:val="000000"/>
-                <w:kern w:val="0"/>
-                <w:sz w:val="28"/>
-                <w:szCs w:val="28"/>
-                <w:lang w:eastAsia="en-IN"/>
-                <w14:ligatures w14:val="none"/>
-              </w:rPr>
-              <w:t> kind data(</w:t>
-            </w:r>
-            <w:proofErr w:type="spellStart"/>
-            <w:r>
-              <w:rPr>
-                <w:rFonts w:ascii="Calibri" w:eastAsia="Times New Roman" w:hAnsi="Calibri" w:cs="Calibri"/>
-                <w:color w:val="000000"/>
-                <w:kern w:val="0"/>
-                <w:sz w:val="28"/>
-                <w:szCs w:val="28"/>
-                <w:lang w:eastAsia="en-IN"/>
-                <w14:ligatures w14:val="none"/>
-              </w:rPr>
-              <w:t>lv_kind</w:t>
-            </w:r>
-            <w:proofErr w:type="spellEnd"/>
-            <w:r>
-              <w:rPr>
-                <w:rFonts w:ascii="Calibri" w:eastAsia="Times New Roman" w:hAnsi="Calibri" w:cs="Calibri"/>
-                <w:color w:val="000000"/>
-                <w:kern w:val="0"/>
-                <w:sz w:val="28"/>
-                <w:szCs w:val="28"/>
-                <w:lang w:eastAsia="en-IN"/>
-                <w14:ligatures w14:val="none"/>
-              </w:rPr>
-              <w:t>).</w:t>
+              <w:t>DESCRIBE TABLE lt_data kind data(lv_kind).</w:t>
             </w:r>
             <w:r>
               <w:rPr>
@@ -5560,59 +4699,7 @@
                 <w14:ligatures w14:val="none"/>
               </w:rPr>
               <w:br/>
-              <w:t>DESCRIBE TABLE </w:t>
-            </w:r>
-            <w:proofErr w:type="spellStart"/>
-            <w:r>
-              <w:rPr>
-                <w:rFonts w:ascii="Calibri" w:eastAsia="Times New Roman" w:hAnsi="Calibri" w:cs="Calibri"/>
-                <w:color w:val="000000"/>
-                <w:kern w:val="0"/>
-                <w:sz w:val="28"/>
-                <w:szCs w:val="28"/>
-                <w:lang w:eastAsia="en-IN"/>
-                <w14:ligatures w14:val="none"/>
-              </w:rPr>
-              <w:t>lt_data</w:t>
-            </w:r>
-            <w:proofErr w:type="spellEnd"/>
-            <w:r>
-              <w:rPr>
-                <w:rFonts w:ascii="Calibri" w:eastAsia="Times New Roman" w:hAnsi="Calibri" w:cs="Calibri"/>
-                <w:color w:val="000000"/>
-                <w:kern w:val="0"/>
-                <w:sz w:val="28"/>
-                <w:szCs w:val="28"/>
-                <w:lang w:eastAsia="en-IN"/>
-                <w14:ligatures w14:val="none"/>
-              </w:rPr>
-              <w:t> OCCURS data(</w:t>
-            </w:r>
-            <w:proofErr w:type="spellStart"/>
-            <w:r>
-              <w:rPr>
-                <w:rFonts w:ascii="Calibri" w:eastAsia="Times New Roman" w:hAnsi="Calibri" w:cs="Calibri"/>
-                <w:color w:val="000000"/>
-                <w:kern w:val="0"/>
-                <w:sz w:val="28"/>
-                <w:szCs w:val="28"/>
-                <w:lang w:eastAsia="en-IN"/>
-                <w14:ligatures w14:val="none"/>
-              </w:rPr>
-              <w:t>lv_occurs</w:t>
-            </w:r>
-            <w:proofErr w:type="spellEnd"/>
-            <w:r>
-              <w:rPr>
-                <w:rFonts w:ascii="Calibri" w:eastAsia="Times New Roman" w:hAnsi="Calibri" w:cs="Calibri"/>
-                <w:color w:val="000000"/>
-                <w:kern w:val="0"/>
-                <w:sz w:val="28"/>
-                <w:szCs w:val="28"/>
-                <w:lang w:eastAsia="en-IN"/>
-                <w14:ligatures w14:val="none"/>
-              </w:rPr>
-              <w:t>).</w:t>
+              <w:t>DESCRIBE TABLE lt_data OCCURS data(lv_occurs).</w:t>
             </w:r>
             <w:r>
               <w:rPr>
@@ -5626,7 +4713,6 @@
               </w:rPr>
               <w:br/>
             </w:r>
-            <w:proofErr w:type="gramStart"/>
             <w:r>
               <w:rPr>
                 <w:rFonts w:ascii="Calibri" w:eastAsia="Times New Roman" w:hAnsi="Calibri" w:cs="Calibri"/>
@@ -5649,72 +4735,7 @@
                 <w:lang w:eastAsia="en-IN"/>
                 <w14:ligatures w14:val="none"/>
               </w:rPr>
-              <w:t> :</w:t>
-            </w:r>
-            <w:proofErr w:type="gramEnd"/>
-            <w:r>
-              <w:rPr>
-                <w:rFonts w:ascii="Calibri" w:eastAsia="Times New Roman" w:hAnsi="Calibri" w:cs="Calibri"/>
-                <w:color w:val="000000"/>
-                <w:kern w:val="0"/>
-                <w:sz w:val="28"/>
-                <w:szCs w:val="28"/>
-                <w:lang w:eastAsia="en-IN"/>
-                <w14:ligatures w14:val="none"/>
-              </w:rPr>
-              <w:t> / </w:t>
-            </w:r>
-            <w:proofErr w:type="spellStart"/>
-            <w:r>
-              <w:rPr>
-                <w:rFonts w:ascii="Calibri" w:eastAsia="Times New Roman" w:hAnsi="Calibri" w:cs="Calibri"/>
-                <w:color w:val="000000"/>
-                <w:kern w:val="0"/>
-                <w:sz w:val="28"/>
-                <w:szCs w:val="28"/>
-                <w:lang w:eastAsia="en-IN"/>
-                <w14:ligatures w14:val="none"/>
-              </w:rPr>
-              <w:t>lv_lines</w:t>
-            </w:r>
-            <w:proofErr w:type="spellEnd"/>
-            <w:r>
-              <w:rPr>
-                <w:rFonts w:ascii="Calibri" w:eastAsia="Times New Roman" w:hAnsi="Calibri" w:cs="Calibri"/>
-                <w:color w:val="000000"/>
-                <w:kern w:val="0"/>
-                <w:sz w:val="28"/>
-                <w:szCs w:val="28"/>
-                <w:lang w:eastAsia="en-IN"/>
-                <w14:ligatures w14:val="none"/>
-              </w:rPr>
-              <w:t>, </w:t>
-            </w:r>
-            <w:proofErr w:type="spellStart"/>
-            <w:r>
-              <w:rPr>
-                <w:rFonts w:ascii="Calibri" w:eastAsia="Times New Roman" w:hAnsi="Calibri" w:cs="Calibri"/>
-                <w:color w:val="000000"/>
-                <w:kern w:val="0"/>
-                <w:sz w:val="28"/>
-                <w:szCs w:val="28"/>
-                <w:lang w:eastAsia="en-IN"/>
-                <w14:ligatures w14:val="none"/>
-              </w:rPr>
-              <w:t>lv_kind</w:t>
-            </w:r>
-            <w:proofErr w:type="spellEnd"/>
-            <w:r>
-              <w:rPr>
-                <w:rFonts w:ascii="Calibri" w:eastAsia="Times New Roman" w:hAnsi="Calibri" w:cs="Calibri"/>
-                <w:color w:val="000000"/>
-                <w:kern w:val="0"/>
-                <w:sz w:val="28"/>
-                <w:szCs w:val="28"/>
-                <w:lang w:eastAsia="en-IN"/>
-                <w14:ligatures w14:val="none"/>
-              </w:rPr>
-              <w:t>,</w:t>
+              <w:t> : / lv_lines, lv_kind,</w:t>
             </w:r>
             <w:r>
               <w:rPr>
@@ -5728,31 +4749,17 @@
               </w:rPr>
               <w:t xml:space="preserve"> </w:t>
             </w:r>
-            <w:proofErr w:type="spellStart"/>
-            <w:r>
-              <w:rPr>
-                <w:rFonts w:ascii="Calibri" w:eastAsia="Times New Roman" w:hAnsi="Calibri" w:cs="Calibri"/>
-                <w:color w:val="000000"/>
-                <w:kern w:val="0"/>
-                <w:sz w:val="28"/>
-                <w:szCs w:val="28"/>
-                <w:lang w:eastAsia="en-IN"/>
-                <w14:ligatures w14:val="none"/>
-              </w:rPr>
-              <w:t>lv_occurs</w:t>
-            </w:r>
-            <w:proofErr w:type="spellEnd"/>
-            <w:r>
-              <w:rPr>
-                <w:rFonts w:ascii="Calibri" w:eastAsia="Times New Roman" w:hAnsi="Calibri" w:cs="Calibri"/>
-                <w:color w:val="000000"/>
-                <w:kern w:val="0"/>
-                <w:sz w:val="28"/>
-                <w:szCs w:val="28"/>
-                <w:lang w:eastAsia="en-IN"/>
-                <w14:ligatures w14:val="none"/>
-              </w:rPr>
-              <w:t>.</w:t>
+            <w:r>
+              <w:rPr>
+                <w:rFonts w:ascii="Calibri" w:eastAsia="Times New Roman" w:hAnsi="Calibri" w:cs="Calibri"/>
+                <w:color w:val="000000"/>
+                <w:kern w:val="0"/>
+                <w:sz w:val="28"/>
+                <w:szCs w:val="28"/>
+                <w:lang w:eastAsia="en-IN"/>
+                <w14:ligatures w14:val="none"/>
+              </w:rPr>
+              <w:t>lv_occurs.</w:t>
             </w:r>
           </w:p>
         </w:tc>
@@ -5774,7 +4781,6 @@
                 <w14:ligatures w14:val="none"/>
               </w:rPr>
             </w:pPr>
-            <w:proofErr w:type="gramStart"/>
             <w:r>
               <w:rPr>
                 <w:rFonts w:ascii="Calibri" w:eastAsia="Times New Roman" w:hAnsi="Calibri" w:cs="Calibri"/>
@@ -5787,7 +4793,6 @@
               </w:rPr>
               <w:t>Describes:-</w:t>
             </w:r>
-            <w:proofErr w:type="gramEnd"/>
           </w:p>
           <w:p>
             <w:pPr>
@@ -5864,33 +4869,7 @@
                 <w:lang w:eastAsia="en-IN"/>
                 <w14:ligatures w14:val="none"/>
               </w:rPr>
-              <w:t>(</w:t>
-            </w:r>
-            <w:proofErr w:type="gramStart"/>
-            <w:r>
-              <w:rPr>
-                <w:rFonts w:ascii="Calibri" w:eastAsia="Times New Roman" w:hAnsi="Calibri" w:cs="Calibri"/>
-                <w:color w:val="000000"/>
-                <w:kern w:val="0"/>
-                <w:sz w:val="28"/>
-                <w:szCs w:val="28"/>
-                <w:lang w:eastAsia="en-IN"/>
-                <w14:ligatures w14:val="none"/>
-              </w:rPr>
-              <w:t>T,S</w:t>
-            </w:r>
-            <w:proofErr w:type="gramEnd"/>
-            <w:r>
-              <w:rPr>
-                <w:rFonts w:ascii="Calibri" w:eastAsia="Times New Roman" w:hAnsi="Calibri" w:cs="Calibri"/>
-                <w:color w:val="000000"/>
-                <w:kern w:val="0"/>
-                <w:sz w:val="28"/>
-                <w:szCs w:val="28"/>
-                <w:lang w:eastAsia="en-IN"/>
-                <w14:ligatures w14:val="none"/>
-              </w:rPr>
-              <w:t>,H).</w:t>
+              <w:t>(T,S,H).</w:t>
             </w:r>
           </w:p>
           <w:p>
@@ -6174,43 +5153,7 @@
           <w:szCs w:val="28"/>
           <w:lang w:eastAsia="en-IN"/>
         </w:rPr>
-        <w:t xml:space="preserve">MODIFY </w:t>
-      </w:r>
-      <w:proofErr w:type="spellStart"/>
-      <w:r>
-        <w:rPr>
-          <w:sz w:val="28"/>
-          <w:szCs w:val="28"/>
-          <w:lang w:eastAsia="en-IN"/>
-        </w:rPr>
-        <w:t>lt_student</w:t>
-      </w:r>
-      <w:proofErr w:type="spellEnd"/>
-      <w:r>
-        <w:rPr>
-          <w:sz w:val="28"/>
-          <w:szCs w:val="28"/>
-          <w:lang w:eastAsia="en-IN"/>
-        </w:rPr>
-        <w:t xml:space="preserve"> FROM </w:t>
-      </w:r>
-      <w:proofErr w:type="spellStart"/>
-      <w:r>
-        <w:rPr>
-          <w:sz w:val="28"/>
-          <w:szCs w:val="28"/>
-          <w:lang w:eastAsia="en-IN"/>
-        </w:rPr>
-        <w:t>wa_student</w:t>
-      </w:r>
-      <w:proofErr w:type="spellEnd"/>
-      <w:r>
-        <w:rPr>
-          <w:sz w:val="28"/>
-          <w:szCs w:val="28"/>
-          <w:lang w:eastAsia="en-IN"/>
-        </w:rPr>
-        <w:t xml:space="preserve"> INDEX 1.</w:t>
+        <w:t>MODIFY lt_student FROM wa_student INDEX 1.</w:t>
       </w:r>
     </w:p>
     <w:p>
